--- a/Doc/画意.docx
+++ b/Doc/画意.docx
@@ -14045,12 +14045,6 @@
             <w:insideH w:val="single" w:color="auto" w:sz="4" w:space="0"/>
             <w:insideV w:val="single" w:color="auto" w:sz="4" w:space="0"/>
           </w:tblBorders>
-          <w:tblCellMar>
-            <w:top w:w="0" w:type="dxa"/>
-            <w:left w:w="108" w:type="dxa"/>
-            <w:bottom w:w="0" w:type="dxa"/>
-            <w:right w:w="108" w:type="dxa"/>
-          </w:tblCellMar>
         </w:tblPrEx>
         <w:trPr>
           <w:trHeight w:val="397" w:hRule="atLeast"/>
@@ -14564,6 +14558,633 @@
           <w:lang w:val="en-US" w:eastAsia="zh-CN"/>
         </w:rPr>
         <w:t>问题四</w:t>
+      </w:r>
+    </w:p>
+    <w:tbl>
+      <w:tblPr>
+        <w:tblStyle w:val="13"/>
+        <w:tblW w:w="0" w:type="auto"/>
+        <w:tblInd w:w="0" w:type="dxa"/>
+        <w:tblBorders>
+          <w:top w:val="single" w:color="auto" w:sz="4" w:space="0"/>
+          <w:left w:val="single" w:color="auto" w:sz="4" w:space="0"/>
+          <w:bottom w:val="single" w:color="auto" w:sz="4" w:space="0"/>
+          <w:right w:val="single" w:color="auto" w:sz="4" w:space="0"/>
+          <w:insideH w:val="single" w:color="auto" w:sz="4" w:space="0"/>
+          <w:insideV w:val="single" w:color="auto" w:sz="4" w:space="0"/>
+        </w:tblBorders>
+        <w:tblLayout w:type="autofit"/>
+        <w:tblCellMar>
+          <w:top w:w="0" w:type="dxa"/>
+          <w:left w:w="108" w:type="dxa"/>
+          <w:bottom w:w="0" w:type="dxa"/>
+          <w:right w:w="108" w:type="dxa"/>
+        </w:tblCellMar>
+      </w:tblPr>
+      <w:tblGrid>
+        <w:gridCol w:w="1420"/>
+        <w:gridCol w:w="7102"/>
+      </w:tblGrid>
+      <w:tr>
+        <w:tblPrEx>
+          <w:tblBorders>
+            <w:top w:val="single" w:color="auto" w:sz="4" w:space="0"/>
+            <w:left w:val="single" w:color="auto" w:sz="4" w:space="0"/>
+            <w:bottom w:val="single" w:color="auto" w:sz="4" w:space="0"/>
+            <w:right w:val="single" w:color="auto" w:sz="4" w:space="0"/>
+            <w:insideH w:val="single" w:color="auto" w:sz="4" w:space="0"/>
+            <w:insideV w:val="single" w:color="auto" w:sz="4" w:space="0"/>
+          </w:tblBorders>
+        </w:tblPrEx>
+        <w:trPr>
+          <w:trHeight w:val="397" w:hRule="atLeast"/>
+        </w:trPr>
+        <w:tc>
+          <w:tcPr>
+            <w:tcW w:w="1420" w:type="dxa"/>
+            <w:tcBorders>
+              <w:top w:val="single" w:color="000000" w:sz="12" w:space="0"/>
+              <w:left w:val="nil"/>
+              <w:bottom w:val="single" w:color="000000" w:sz="4" w:space="0"/>
+              <w:right w:val="nil"/>
+              <w:tl2br w:val="nil"/>
+            </w:tcBorders>
+            <w:shd w:val="clear" w:color="auto" w:fill="FFFFFF"/>
+            <w:vAlign w:val="center"/>
+          </w:tcPr>
+          <w:p>
+            <w:pPr>
+              <w:pageBreakBefore w:val="0"/>
+              <w:kinsoku/>
+              <w:wordWrap/>
+              <w:overflowPunct/>
+              <w:topLinePunct w:val="0"/>
+              <w:autoSpaceDE/>
+              <w:autoSpaceDN/>
+              <w:bidi w:val="0"/>
+              <w:adjustRightInd/>
+              <w:snapToGrid/>
+              <w:spacing w:line="240" w:lineRule="auto"/>
+              <w:jc w:val="center"/>
+              <w:textAlignment w:val="auto"/>
+              <w:rPr>
+                <w:rFonts w:hint="eastAsia" w:ascii="黑体" w:hAnsi="黑体" w:cs="黑体"/>
+                <w:b w:val="0"/>
+                <w:color w:val="000000"/>
+                <w:sz w:val="28"/>
+                <w:szCs w:val="28"/>
+                <w:lang w:val="en-US" w:eastAsia="zh-CN"/>
+              </w:rPr>
+            </w:pPr>
+            <w:r>
+              <w:rPr>
+                <w:rFonts w:hint="eastAsia" w:ascii="黑体" w:hAnsi="黑体" w:eastAsia="黑体" w:cs="黑体"/>
+                <w:b w:val="0"/>
+                <w:color w:val="000000"/>
+                <w:sz w:val="28"/>
+                <w:szCs w:val="28"/>
+                <w:vertAlign w:val="baseline"/>
+                <w:lang w:val="en-US" w:eastAsia="zh-CN"/>
+              </w:rPr>
+              <w:t>要素</w:t>
+            </w:r>
+          </w:p>
+        </w:tc>
+        <w:tc>
+          <w:tcPr>
+            <w:tcW w:w="7102" w:type="dxa"/>
+            <w:tcBorders>
+              <w:top w:val="single" w:color="000000" w:sz="12" w:space="0"/>
+              <w:left w:val="nil"/>
+              <w:bottom w:val="single" w:color="000000" w:sz="4" w:space="0"/>
+              <w:right w:val="nil"/>
+            </w:tcBorders>
+            <w:shd w:val="clear" w:color="auto" w:fill="FFFFFF"/>
+            <w:vAlign w:val="center"/>
+          </w:tcPr>
+          <w:p>
+            <w:pPr>
+              <w:pageBreakBefore w:val="0"/>
+              <w:kinsoku/>
+              <w:wordWrap/>
+              <w:overflowPunct/>
+              <w:topLinePunct w:val="0"/>
+              <w:autoSpaceDE/>
+              <w:autoSpaceDN/>
+              <w:bidi w:val="0"/>
+              <w:adjustRightInd/>
+              <w:snapToGrid/>
+              <w:spacing w:line="240" w:lineRule="auto"/>
+              <w:jc w:val="center"/>
+              <w:textAlignment w:val="auto"/>
+              <w:rPr>
+                <w:rFonts w:hint="eastAsia" w:ascii="黑体" w:hAnsi="黑体" w:cs="黑体"/>
+                <w:b w:val="0"/>
+                <w:color w:val="000000"/>
+                <w:sz w:val="28"/>
+                <w:szCs w:val="28"/>
+                <w:lang w:val="en-US" w:eastAsia="zh-CN"/>
+              </w:rPr>
+            </w:pPr>
+            <w:r>
+              <w:rPr>
+                <w:rFonts w:hint="eastAsia" w:ascii="黑体" w:hAnsi="黑体" w:eastAsia="黑体" w:cs="黑体"/>
+                <w:sz w:val="28"/>
+                <w:szCs w:val="28"/>
+                <w:lang w:val="en-US" w:eastAsia="zh-CN"/>
+              </w:rPr>
+              <w:t>描述</w:t>
+            </w:r>
+          </w:p>
+        </w:tc>
+      </w:tr>
+      <w:tr>
+        <w:tblPrEx>
+          <w:tblBorders>
+            <w:top w:val="single" w:color="auto" w:sz="4" w:space="0"/>
+            <w:left w:val="single" w:color="auto" w:sz="4" w:space="0"/>
+            <w:bottom w:val="single" w:color="auto" w:sz="4" w:space="0"/>
+            <w:right w:val="single" w:color="auto" w:sz="4" w:space="0"/>
+            <w:insideH w:val="single" w:color="auto" w:sz="4" w:space="0"/>
+            <w:insideV w:val="single" w:color="auto" w:sz="4" w:space="0"/>
+          </w:tblBorders>
+          <w:tblCellMar>
+            <w:top w:w="0" w:type="dxa"/>
+            <w:left w:w="108" w:type="dxa"/>
+            <w:bottom w:w="0" w:type="dxa"/>
+            <w:right w:w="108" w:type="dxa"/>
+          </w:tblCellMar>
+        </w:tblPrEx>
+        <w:trPr>
+          <w:trHeight w:val="397" w:hRule="atLeast"/>
+        </w:trPr>
+        <w:tc>
+          <w:tcPr>
+            <w:tcW w:w="1420" w:type="dxa"/>
+            <w:tcBorders>
+              <w:top w:val="single" w:color="000000" w:sz="4" w:space="0"/>
+              <w:left w:val="nil"/>
+              <w:bottom w:val="nil"/>
+              <w:right w:val="nil"/>
+            </w:tcBorders>
+            <w:shd w:val="clear" w:color="auto" w:fill="FFFFFF"/>
+            <w:vAlign w:val="center"/>
+          </w:tcPr>
+          <w:p>
+            <w:pPr>
+              <w:pageBreakBefore w:val="0"/>
+              <w:kinsoku/>
+              <w:wordWrap/>
+              <w:overflowPunct/>
+              <w:topLinePunct w:val="0"/>
+              <w:autoSpaceDE/>
+              <w:autoSpaceDN/>
+              <w:bidi w:val="0"/>
+              <w:adjustRightInd/>
+              <w:snapToGrid/>
+              <w:spacing w:line="240" w:lineRule="auto"/>
+              <w:jc w:val="center"/>
+              <w:textAlignment w:val="auto"/>
+              <w:rPr>
+                <w:rFonts w:hint="eastAsia" w:ascii="黑体" w:hAnsi="黑体" w:cs="黑体"/>
+                <w:b w:val="0"/>
+                <w:color w:val="000000"/>
+                <w:sz w:val="28"/>
+                <w:szCs w:val="28"/>
+                <w:lang w:val="en-US" w:eastAsia="zh-CN"/>
+              </w:rPr>
+            </w:pPr>
+            <w:r>
+              <w:rPr>
+                <w:rFonts w:hint="eastAsia" w:asciiTheme="minorEastAsia" w:hAnsiTheme="minorEastAsia" w:cstheme="minorEastAsia"/>
+                <w:b w:val="0"/>
+                <w:color w:val="000000"/>
+                <w:sz w:val="28"/>
+                <w:szCs w:val="28"/>
+                <w:vertAlign w:val="baseline"/>
+                <w:lang w:val="en-US" w:eastAsia="zh-CN"/>
+              </w:rPr>
+              <w:t>问题</w:t>
+            </w:r>
+          </w:p>
+        </w:tc>
+        <w:tc>
+          <w:tcPr>
+            <w:tcW w:w="7102" w:type="dxa"/>
+            <w:tcBorders>
+              <w:top w:val="single" w:color="000000" w:sz="4" w:space="0"/>
+              <w:left w:val="nil"/>
+              <w:bottom w:val="nil"/>
+              <w:right w:val="nil"/>
+            </w:tcBorders>
+            <w:shd w:val="clear" w:color="auto" w:fill="FFFFFF"/>
+            <w:vAlign w:val="center"/>
+          </w:tcPr>
+          <w:p>
+            <w:pPr>
+              <w:pageBreakBefore w:val="0"/>
+              <w:kinsoku/>
+              <w:wordWrap/>
+              <w:overflowPunct/>
+              <w:topLinePunct w:val="0"/>
+              <w:autoSpaceDE/>
+              <w:autoSpaceDN/>
+              <w:bidi w:val="0"/>
+              <w:adjustRightInd/>
+              <w:snapToGrid/>
+              <w:spacing w:line="240" w:lineRule="auto"/>
+              <w:jc w:val="left"/>
+              <w:textAlignment w:val="auto"/>
+              <w:rPr>
+                <w:rFonts w:hint="default" w:ascii="黑体" w:hAnsi="黑体" w:cs="黑体"/>
+                <w:b w:val="0"/>
+                <w:color w:val="000000"/>
+                <w:sz w:val="28"/>
+                <w:szCs w:val="28"/>
+                <w:lang w:val="en-US" w:eastAsia="zh-CN"/>
+              </w:rPr>
+            </w:pPr>
+            <w:r>
+              <w:rPr>
+                <w:rFonts w:hint="eastAsia" w:ascii="黑体" w:hAnsi="黑体" w:cs="黑体"/>
+                <w:b w:val="0"/>
+                <w:color w:val="000000"/>
+                <w:sz w:val="28"/>
+                <w:szCs w:val="28"/>
+                <w:lang w:val="en-US" w:eastAsia="zh-CN"/>
+              </w:rPr>
+              <w:t>娱乐活动少，或拉不到人一起玩</w:t>
+            </w:r>
+          </w:p>
+        </w:tc>
+      </w:tr>
+      <w:tr>
+        <w:tblPrEx>
+          <w:tblBorders>
+            <w:top w:val="single" w:color="auto" w:sz="4" w:space="0"/>
+            <w:left w:val="single" w:color="auto" w:sz="4" w:space="0"/>
+            <w:bottom w:val="single" w:color="auto" w:sz="4" w:space="0"/>
+            <w:right w:val="single" w:color="auto" w:sz="4" w:space="0"/>
+            <w:insideH w:val="single" w:color="auto" w:sz="4" w:space="0"/>
+            <w:insideV w:val="single" w:color="auto" w:sz="4" w:space="0"/>
+          </w:tblBorders>
+          <w:tblCellMar>
+            <w:top w:w="0" w:type="dxa"/>
+            <w:left w:w="108" w:type="dxa"/>
+            <w:bottom w:w="0" w:type="dxa"/>
+            <w:right w:w="108" w:type="dxa"/>
+          </w:tblCellMar>
+        </w:tblPrEx>
+        <w:trPr>
+          <w:trHeight w:val="397" w:hRule="atLeast"/>
+        </w:trPr>
+        <w:tc>
+          <w:tcPr>
+            <w:tcW w:w="1420" w:type="dxa"/>
+            <w:tcBorders>
+              <w:top w:val="nil"/>
+              <w:left w:val="nil"/>
+              <w:bottom w:val="nil"/>
+              <w:right w:val="nil"/>
+            </w:tcBorders>
+            <w:shd w:val="clear" w:color="auto" w:fill="FFFFFF"/>
+            <w:vAlign w:val="center"/>
+          </w:tcPr>
+          <w:p>
+            <w:pPr>
+              <w:pageBreakBefore w:val="0"/>
+              <w:kinsoku/>
+              <w:wordWrap/>
+              <w:overflowPunct/>
+              <w:topLinePunct w:val="0"/>
+              <w:autoSpaceDE/>
+              <w:autoSpaceDN/>
+              <w:bidi w:val="0"/>
+              <w:adjustRightInd/>
+              <w:snapToGrid/>
+              <w:spacing w:line="240" w:lineRule="auto"/>
+              <w:jc w:val="center"/>
+              <w:textAlignment w:val="auto"/>
+              <w:rPr>
+                <w:rFonts w:hint="eastAsia" w:ascii="黑体" w:hAnsi="黑体" w:cs="黑体"/>
+                <w:b w:val="0"/>
+                <w:color w:val="000000"/>
+                <w:sz w:val="28"/>
+                <w:szCs w:val="28"/>
+                <w:lang w:val="en-US" w:eastAsia="zh-CN"/>
+              </w:rPr>
+            </w:pPr>
+            <w:r>
+              <w:rPr>
+                <w:rFonts w:hint="eastAsia" w:asciiTheme="minorEastAsia" w:hAnsiTheme="minorEastAsia" w:cstheme="minorEastAsia"/>
+                <w:b w:val="0"/>
+                <w:color w:val="000000"/>
+                <w:sz w:val="28"/>
+                <w:szCs w:val="28"/>
+                <w:vertAlign w:val="baseline"/>
+                <w:lang w:val="en-US" w:eastAsia="zh-CN"/>
+              </w:rPr>
+              <w:t>影响</w:t>
+            </w:r>
+          </w:p>
+        </w:tc>
+        <w:tc>
+          <w:tcPr>
+            <w:tcW w:w="7102" w:type="dxa"/>
+            <w:tcBorders>
+              <w:top w:val="nil"/>
+              <w:left w:val="nil"/>
+              <w:bottom w:val="nil"/>
+              <w:right w:val="nil"/>
+            </w:tcBorders>
+            <w:shd w:val="clear" w:color="auto" w:fill="FFFFFF"/>
+            <w:vAlign w:val="center"/>
+          </w:tcPr>
+          <w:p>
+            <w:pPr>
+              <w:pageBreakBefore w:val="0"/>
+              <w:kinsoku/>
+              <w:wordWrap/>
+              <w:overflowPunct/>
+              <w:topLinePunct w:val="0"/>
+              <w:autoSpaceDE/>
+              <w:autoSpaceDN/>
+              <w:bidi w:val="0"/>
+              <w:adjustRightInd/>
+              <w:snapToGrid/>
+              <w:spacing w:line="240" w:lineRule="auto"/>
+              <w:jc w:val="left"/>
+              <w:textAlignment w:val="auto"/>
+              <w:rPr>
+                <w:rFonts w:hint="default" w:ascii="黑体" w:hAnsi="黑体" w:cs="黑体"/>
+                <w:b w:val="0"/>
+                <w:color w:val="000000"/>
+                <w:sz w:val="28"/>
+                <w:szCs w:val="28"/>
+                <w:lang w:val="en-US" w:eastAsia="zh-CN"/>
+              </w:rPr>
+            </w:pPr>
+            <w:r>
+              <w:rPr>
+                <w:rFonts w:hint="eastAsia" w:ascii="黑体" w:hAnsi="黑体" w:cs="黑体"/>
+                <w:b w:val="0"/>
+                <w:color w:val="000000"/>
+                <w:sz w:val="28"/>
+                <w:szCs w:val="28"/>
+                <w:lang w:val="en-US" w:eastAsia="zh-CN"/>
+              </w:rPr>
+              <w:t>降低</w:t>
+            </w:r>
+            <w:r>
+              <w:rPr>
+                <w:rFonts w:hint="eastAsia" w:ascii="黑体" w:hAnsi="黑体" w:cs="黑体"/>
+                <w:b/>
+                <w:bCs/>
+                <w:color w:val="000000"/>
+                <w:sz w:val="28"/>
+                <w:szCs w:val="28"/>
+                <w:lang w:val="en-US" w:eastAsia="zh-CN"/>
+              </w:rPr>
+              <w:t>用户</w:t>
+            </w:r>
+            <w:r>
+              <w:rPr>
+                <w:rFonts w:hint="eastAsia" w:ascii="黑体" w:hAnsi="黑体" w:cs="黑体"/>
+                <w:b w:val="0"/>
+                <w:color w:val="000000"/>
+                <w:sz w:val="28"/>
+                <w:szCs w:val="28"/>
+                <w:lang w:val="en-US" w:eastAsia="zh-CN"/>
+              </w:rPr>
+              <w:t>的乐趣，造成用户流失</w:t>
+            </w:r>
+          </w:p>
+        </w:tc>
+      </w:tr>
+      <w:tr>
+        <w:tblPrEx>
+          <w:tblBorders>
+            <w:top w:val="single" w:color="auto" w:sz="4" w:space="0"/>
+            <w:left w:val="single" w:color="auto" w:sz="4" w:space="0"/>
+            <w:bottom w:val="single" w:color="auto" w:sz="4" w:space="0"/>
+            <w:right w:val="single" w:color="auto" w:sz="4" w:space="0"/>
+            <w:insideH w:val="single" w:color="auto" w:sz="4" w:space="0"/>
+            <w:insideV w:val="single" w:color="auto" w:sz="4" w:space="0"/>
+          </w:tblBorders>
+          <w:tblCellMar>
+            <w:top w:w="0" w:type="dxa"/>
+            <w:left w:w="108" w:type="dxa"/>
+            <w:bottom w:w="0" w:type="dxa"/>
+            <w:right w:w="108" w:type="dxa"/>
+          </w:tblCellMar>
+        </w:tblPrEx>
+        <w:trPr>
+          <w:trHeight w:val="397" w:hRule="atLeast"/>
+        </w:trPr>
+        <w:tc>
+          <w:tcPr>
+            <w:tcW w:w="1420" w:type="dxa"/>
+            <w:tcBorders>
+              <w:top w:val="nil"/>
+              <w:left w:val="nil"/>
+              <w:bottom w:val="single" w:color="000000" w:sz="12" w:space="0"/>
+              <w:right w:val="nil"/>
+            </w:tcBorders>
+            <w:shd w:val="clear" w:color="auto" w:fill="FFFFFF"/>
+            <w:vAlign w:val="center"/>
+          </w:tcPr>
+          <w:p>
+            <w:pPr>
+              <w:pageBreakBefore w:val="0"/>
+              <w:kinsoku/>
+              <w:wordWrap/>
+              <w:overflowPunct/>
+              <w:topLinePunct w:val="0"/>
+              <w:autoSpaceDE/>
+              <w:autoSpaceDN/>
+              <w:bidi w:val="0"/>
+              <w:adjustRightInd/>
+              <w:snapToGrid/>
+              <w:spacing w:line="240" w:lineRule="auto"/>
+              <w:jc w:val="center"/>
+              <w:textAlignment w:val="auto"/>
+              <w:rPr>
+                <w:rFonts w:hint="eastAsia" w:ascii="黑体" w:hAnsi="黑体" w:cs="黑体"/>
+                <w:b w:val="0"/>
+                <w:color w:val="000000"/>
+                <w:sz w:val="28"/>
+                <w:szCs w:val="28"/>
+                <w:lang w:val="en-US" w:eastAsia="zh-CN"/>
+              </w:rPr>
+            </w:pPr>
+            <w:r>
+              <w:rPr>
+                <w:rFonts w:hint="eastAsia" w:asciiTheme="minorEastAsia" w:hAnsiTheme="minorEastAsia" w:cstheme="minorEastAsia"/>
+                <w:b w:val="0"/>
+                <w:color w:val="000000"/>
+                <w:sz w:val="28"/>
+                <w:szCs w:val="28"/>
+                <w:vertAlign w:val="baseline"/>
+                <w:lang w:val="en-US" w:eastAsia="zh-CN"/>
+              </w:rPr>
+              <w:t>方案</w:t>
+            </w:r>
+          </w:p>
+        </w:tc>
+        <w:tc>
+          <w:tcPr>
+            <w:tcW w:w="7102" w:type="dxa"/>
+            <w:tcBorders>
+              <w:top w:val="nil"/>
+              <w:left w:val="nil"/>
+              <w:bottom w:val="single" w:color="000000" w:sz="12" w:space="0"/>
+              <w:right w:val="nil"/>
+            </w:tcBorders>
+            <w:shd w:val="clear" w:color="auto" w:fill="FFFFFF"/>
+            <w:vAlign w:val="center"/>
+          </w:tcPr>
+          <w:p>
+            <w:pPr>
+              <w:pageBreakBefore w:val="0"/>
+              <w:kinsoku/>
+              <w:wordWrap/>
+              <w:overflowPunct/>
+              <w:topLinePunct w:val="0"/>
+              <w:autoSpaceDE/>
+              <w:autoSpaceDN/>
+              <w:bidi w:val="0"/>
+              <w:adjustRightInd/>
+              <w:snapToGrid/>
+              <w:spacing w:line="240" w:lineRule="auto"/>
+              <w:jc w:val="left"/>
+              <w:textAlignment w:val="auto"/>
+              <w:rPr>
+                <w:rFonts w:hint="default" w:ascii="黑体" w:hAnsi="黑体" w:cs="黑体"/>
+                <w:b w:val="0"/>
+                <w:color w:val="000000"/>
+                <w:sz w:val="28"/>
+                <w:szCs w:val="28"/>
+                <w:lang w:val="en-US" w:eastAsia="zh-CN"/>
+              </w:rPr>
+            </w:pPr>
+            <w:r>
+              <w:rPr>
+                <w:rFonts w:hint="eastAsia" w:ascii="黑体" w:hAnsi="黑体" w:cs="黑体"/>
+                <w:b w:val="0"/>
+                <w:color w:val="000000"/>
+                <w:sz w:val="28"/>
+                <w:szCs w:val="28"/>
+                <w:lang w:val="en-US" w:eastAsia="zh-CN"/>
+              </w:rPr>
+              <w:t>建立活动机制，用户可以自由发布活动，和其他用户一起参与活动；提供一些小游戏，并能容纳一定数量的人一起游玩</w:t>
+            </w:r>
+          </w:p>
+        </w:tc>
+      </w:tr>
+    </w:tbl>
+    <w:p>
+      <w:pPr>
+        <w:pageBreakBefore w:val="0"/>
+        <w:kinsoku/>
+        <w:wordWrap/>
+        <w:overflowPunct/>
+        <w:topLinePunct w:val="0"/>
+        <w:autoSpaceDE/>
+        <w:autoSpaceDN/>
+        <w:bidi w:val="0"/>
+        <w:adjustRightInd/>
+        <w:snapToGrid/>
+        <w:spacing w:line="240" w:lineRule="auto"/>
+        <w:textAlignment w:val="auto"/>
+        <w:rPr>
+          <w:rFonts w:hint="eastAsia" w:ascii="黑体" w:hAnsi="黑体" w:cs="黑体"/>
+          <w:sz w:val="24"/>
+          <w:szCs w:val="24"/>
+          <w:lang w:val="en-US" w:eastAsia="zh-CN"/>
+        </w:rPr>
+      </w:pPr>
+    </w:p>
+    <w:p>
+      <w:pPr>
+        <w:pStyle w:val="4"/>
+        <w:pageBreakBefore w:val="0"/>
+        <w:kinsoku/>
+        <w:wordWrap/>
+        <w:overflowPunct/>
+        <w:topLinePunct w:val="0"/>
+        <w:autoSpaceDE/>
+        <w:autoSpaceDN/>
+        <w:bidi w:val="0"/>
+        <w:adjustRightInd/>
+        <w:snapToGrid/>
+        <w:spacing w:line="240" w:lineRule="auto"/>
+        <w:textAlignment w:val="auto"/>
+        <w:rPr>
+          <w:rFonts w:hint="eastAsia"/>
+          <w:sz w:val="28"/>
+          <w:szCs w:val="28"/>
+          <w:lang w:val="en-US" w:eastAsia="zh-CN"/>
+        </w:rPr>
+      </w:pPr>
+      <w:bookmarkStart w:id="10" w:name="_Toc21770"/>
+      <w:r>
+        <w:rPr>
+          <w:rFonts w:hint="default" w:ascii="Arial" w:hAnsi="Arial" w:cs="Arial"/>
+          <w:sz w:val="28"/>
+          <w:szCs w:val="28"/>
+          <w:lang w:val="en-US" w:eastAsia="zh-CN"/>
+        </w:rPr>
+        <w:t>2.2.2</w:t>
+      </w:r>
+      <w:r>
+        <w:rPr>
+          <w:rFonts w:hint="eastAsia"/>
+          <w:sz w:val="28"/>
+          <w:szCs w:val="28"/>
+          <w:lang w:val="en-US" w:eastAsia="zh-CN"/>
+        </w:rPr>
+        <w:t xml:space="preserve"> </w:t>
+      </w:r>
+      <w:r>
+        <w:rPr>
+          <w:rFonts w:hint="eastAsia" w:asciiTheme="majorEastAsia" w:hAnsiTheme="majorEastAsia" w:eastAsiaTheme="majorEastAsia" w:cstheme="majorEastAsia"/>
+          <w:sz w:val="28"/>
+          <w:szCs w:val="28"/>
+          <w:lang w:val="en-US" w:eastAsia="zh-CN"/>
+        </w:rPr>
+        <w:t>交易方面</w:t>
+      </w:r>
+      <w:bookmarkEnd w:id="10"/>
+    </w:p>
+    <w:p>
+      <w:pPr>
+        <w:pageBreakBefore w:val="0"/>
+        <w:kinsoku/>
+        <w:wordWrap/>
+        <w:overflowPunct/>
+        <w:topLinePunct w:val="0"/>
+        <w:autoSpaceDE/>
+        <w:autoSpaceDN/>
+        <w:bidi w:val="0"/>
+        <w:adjustRightInd/>
+        <w:snapToGrid/>
+        <w:spacing w:line="240" w:lineRule="auto"/>
+        <w:textAlignment w:val="auto"/>
+        <w:rPr>
+          <w:rFonts w:hint="eastAsia" w:ascii="黑体" w:hAnsi="黑体" w:cs="黑体"/>
+          <w:sz w:val="28"/>
+          <w:szCs w:val="28"/>
+          <w:lang w:val="en-US" w:eastAsia="zh-CN"/>
+        </w:rPr>
+      </w:pPr>
+      <w:r>
+        <w:rPr>
+          <w:rFonts w:hint="eastAsia" w:ascii="黑体" w:hAnsi="黑体" w:cs="黑体"/>
+          <w:sz w:val="28"/>
+          <w:szCs w:val="28"/>
+          <w:lang w:val="en-US" w:eastAsia="zh-CN"/>
+        </w:rPr>
+        <w:t>问题一</w:t>
       </w:r>
     </w:p>
     <w:tbl>
@@ -14641,8 +15262,6 @@
               <w:textAlignment w:val="auto"/>
               <w:rPr>
                 <w:rFonts w:hint="eastAsia" w:ascii="黑体" w:hAnsi="黑体" w:cs="黑体"/>
-                <w:b w:val="0"/>
-                <w:color w:val="000000"/>
                 <w:sz w:val="28"/>
                 <w:szCs w:val="28"/>
                 <w:lang w:val="en-US" w:eastAsia="zh-CN"/>
@@ -14691,8 +15310,6 @@
               <w:textAlignment w:val="auto"/>
               <w:rPr>
                 <w:rFonts w:hint="eastAsia" w:ascii="黑体" w:hAnsi="黑体" w:cs="黑体"/>
-                <w:b w:val="0"/>
-                <w:color w:val="000000"/>
                 <w:sz w:val="28"/>
                 <w:szCs w:val="28"/>
                 <w:lang w:val="en-US" w:eastAsia="zh-CN"/>
@@ -14701,8 +15318,11 @@
             <w:r>
               <w:rPr>
                 <w:rFonts w:hint="eastAsia" w:ascii="黑体" w:hAnsi="黑体" w:eastAsia="黑体" w:cs="黑体"/>
-                <w:sz w:val="28"/>
-                <w:szCs w:val="28"/>
+                <w:b w:val="0"/>
+                <w:color w:val="000000"/>
+                <w:sz w:val="28"/>
+                <w:szCs w:val="28"/>
+                <w:vertAlign w:val="baseline"/>
                 <w:lang w:val="en-US" w:eastAsia="zh-CN"/>
               </w:rPr>
               <w:t>描述</w:t>
@@ -14759,638 +15379,6 @@
               <w:textAlignment w:val="auto"/>
               <w:rPr>
                 <w:rFonts w:hint="eastAsia" w:ascii="黑体" w:hAnsi="黑体" w:cs="黑体"/>
-                <w:b w:val="0"/>
-                <w:color w:val="000000"/>
-                <w:sz w:val="28"/>
-                <w:szCs w:val="28"/>
-                <w:lang w:val="en-US" w:eastAsia="zh-CN"/>
-              </w:rPr>
-            </w:pPr>
-            <w:r>
-              <w:rPr>
-                <w:rFonts w:hint="eastAsia" w:asciiTheme="minorEastAsia" w:hAnsiTheme="minorEastAsia" w:cstheme="minorEastAsia"/>
-                <w:b w:val="0"/>
-                <w:color w:val="000000"/>
-                <w:sz w:val="28"/>
-                <w:szCs w:val="28"/>
-                <w:vertAlign w:val="baseline"/>
-                <w:lang w:val="en-US" w:eastAsia="zh-CN"/>
-              </w:rPr>
-              <w:t>问题</w:t>
-            </w:r>
-          </w:p>
-        </w:tc>
-        <w:tc>
-          <w:tcPr>
-            <w:tcW w:w="7102" w:type="dxa"/>
-            <w:tcBorders>
-              <w:top w:val="single" w:color="000000" w:sz="4" w:space="0"/>
-              <w:left w:val="nil"/>
-              <w:bottom w:val="nil"/>
-              <w:right w:val="nil"/>
-            </w:tcBorders>
-            <w:shd w:val="clear" w:color="auto" w:fill="FFFFFF"/>
-            <w:vAlign w:val="center"/>
-          </w:tcPr>
-          <w:p>
-            <w:pPr>
-              <w:pageBreakBefore w:val="0"/>
-              <w:kinsoku/>
-              <w:wordWrap/>
-              <w:overflowPunct/>
-              <w:topLinePunct w:val="0"/>
-              <w:autoSpaceDE/>
-              <w:autoSpaceDN/>
-              <w:bidi w:val="0"/>
-              <w:adjustRightInd/>
-              <w:snapToGrid/>
-              <w:spacing w:line="240" w:lineRule="auto"/>
-              <w:jc w:val="left"/>
-              <w:textAlignment w:val="auto"/>
-              <w:rPr>
-                <w:rFonts w:hint="default" w:ascii="黑体" w:hAnsi="黑体" w:cs="黑体"/>
-                <w:b w:val="0"/>
-                <w:color w:val="000000"/>
-                <w:sz w:val="28"/>
-                <w:szCs w:val="28"/>
-                <w:lang w:val="en-US" w:eastAsia="zh-CN"/>
-              </w:rPr>
-            </w:pPr>
-            <w:r>
-              <w:rPr>
-                <w:rFonts w:hint="eastAsia" w:ascii="黑体" w:hAnsi="黑体" w:cs="黑体"/>
-                <w:b w:val="0"/>
-                <w:color w:val="000000"/>
-                <w:sz w:val="28"/>
-                <w:szCs w:val="28"/>
-                <w:lang w:val="en-US" w:eastAsia="zh-CN"/>
-              </w:rPr>
-              <w:t>娱乐活动少，或拉不到人一起玩</w:t>
-            </w:r>
-          </w:p>
-        </w:tc>
-      </w:tr>
-      <w:tr>
-        <w:tblPrEx>
-          <w:tblBorders>
-            <w:top w:val="single" w:color="auto" w:sz="4" w:space="0"/>
-            <w:left w:val="single" w:color="auto" w:sz="4" w:space="0"/>
-            <w:bottom w:val="single" w:color="auto" w:sz="4" w:space="0"/>
-            <w:right w:val="single" w:color="auto" w:sz="4" w:space="0"/>
-            <w:insideH w:val="single" w:color="auto" w:sz="4" w:space="0"/>
-            <w:insideV w:val="single" w:color="auto" w:sz="4" w:space="0"/>
-          </w:tblBorders>
-          <w:tblCellMar>
-            <w:top w:w="0" w:type="dxa"/>
-            <w:left w:w="108" w:type="dxa"/>
-            <w:bottom w:w="0" w:type="dxa"/>
-            <w:right w:w="108" w:type="dxa"/>
-          </w:tblCellMar>
-        </w:tblPrEx>
-        <w:trPr>
-          <w:trHeight w:val="397" w:hRule="atLeast"/>
-        </w:trPr>
-        <w:tc>
-          <w:tcPr>
-            <w:tcW w:w="1420" w:type="dxa"/>
-            <w:tcBorders>
-              <w:top w:val="nil"/>
-              <w:left w:val="nil"/>
-              <w:bottom w:val="nil"/>
-              <w:right w:val="nil"/>
-            </w:tcBorders>
-            <w:shd w:val="clear" w:color="auto" w:fill="FFFFFF"/>
-            <w:vAlign w:val="center"/>
-          </w:tcPr>
-          <w:p>
-            <w:pPr>
-              <w:pageBreakBefore w:val="0"/>
-              <w:kinsoku/>
-              <w:wordWrap/>
-              <w:overflowPunct/>
-              <w:topLinePunct w:val="0"/>
-              <w:autoSpaceDE/>
-              <w:autoSpaceDN/>
-              <w:bidi w:val="0"/>
-              <w:adjustRightInd/>
-              <w:snapToGrid/>
-              <w:spacing w:line="240" w:lineRule="auto"/>
-              <w:jc w:val="center"/>
-              <w:textAlignment w:val="auto"/>
-              <w:rPr>
-                <w:rFonts w:hint="eastAsia" w:ascii="黑体" w:hAnsi="黑体" w:cs="黑体"/>
-                <w:b w:val="0"/>
-                <w:color w:val="000000"/>
-                <w:sz w:val="28"/>
-                <w:szCs w:val="28"/>
-                <w:lang w:val="en-US" w:eastAsia="zh-CN"/>
-              </w:rPr>
-            </w:pPr>
-            <w:r>
-              <w:rPr>
-                <w:rFonts w:hint="eastAsia" w:asciiTheme="minorEastAsia" w:hAnsiTheme="minorEastAsia" w:cstheme="minorEastAsia"/>
-                <w:b w:val="0"/>
-                <w:color w:val="000000"/>
-                <w:sz w:val="28"/>
-                <w:szCs w:val="28"/>
-                <w:vertAlign w:val="baseline"/>
-                <w:lang w:val="en-US" w:eastAsia="zh-CN"/>
-              </w:rPr>
-              <w:t>影响</w:t>
-            </w:r>
-          </w:p>
-        </w:tc>
-        <w:tc>
-          <w:tcPr>
-            <w:tcW w:w="7102" w:type="dxa"/>
-            <w:tcBorders>
-              <w:top w:val="nil"/>
-              <w:left w:val="nil"/>
-              <w:bottom w:val="nil"/>
-              <w:right w:val="nil"/>
-            </w:tcBorders>
-            <w:shd w:val="clear" w:color="auto" w:fill="FFFFFF"/>
-            <w:vAlign w:val="center"/>
-          </w:tcPr>
-          <w:p>
-            <w:pPr>
-              <w:pageBreakBefore w:val="0"/>
-              <w:kinsoku/>
-              <w:wordWrap/>
-              <w:overflowPunct/>
-              <w:topLinePunct w:val="0"/>
-              <w:autoSpaceDE/>
-              <w:autoSpaceDN/>
-              <w:bidi w:val="0"/>
-              <w:adjustRightInd/>
-              <w:snapToGrid/>
-              <w:spacing w:line="240" w:lineRule="auto"/>
-              <w:jc w:val="left"/>
-              <w:textAlignment w:val="auto"/>
-              <w:rPr>
-                <w:rFonts w:hint="default" w:ascii="黑体" w:hAnsi="黑体" w:cs="黑体"/>
-                <w:b w:val="0"/>
-                <w:color w:val="000000"/>
-                <w:sz w:val="28"/>
-                <w:szCs w:val="28"/>
-                <w:lang w:val="en-US" w:eastAsia="zh-CN"/>
-              </w:rPr>
-            </w:pPr>
-            <w:r>
-              <w:rPr>
-                <w:rFonts w:hint="eastAsia" w:ascii="黑体" w:hAnsi="黑体" w:cs="黑体"/>
-                <w:b w:val="0"/>
-                <w:color w:val="000000"/>
-                <w:sz w:val="28"/>
-                <w:szCs w:val="28"/>
-                <w:lang w:val="en-US" w:eastAsia="zh-CN"/>
-              </w:rPr>
-              <w:t>降低</w:t>
-            </w:r>
-            <w:r>
-              <w:rPr>
-                <w:rFonts w:hint="eastAsia" w:ascii="黑体" w:hAnsi="黑体" w:cs="黑体"/>
-                <w:b/>
-                <w:bCs/>
-                <w:color w:val="000000"/>
-                <w:sz w:val="28"/>
-                <w:szCs w:val="28"/>
-                <w:lang w:val="en-US" w:eastAsia="zh-CN"/>
-              </w:rPr>
-              <w:t>用户</w:t>
-            </w:r>
-            <w:r>
-              <w:rPr>
-                <w:rFonts w:hint="eastAsia" w:ascii="黑体" w:hAnsi="黑体" w:cs="黑体"/>
-                <w:b w:val="0"/>
-                <w:color w:val="000000"/>
-                <w:sz w:val="28"/>
-                <w:szCs w:val="28"/>
-                <w:lang w:val="en-US" w:eastAsia="zh-CN"/>
-              </w:rPr>
-              <w:t>的乐趣，造成用户流失</w:t>
-            </w:r>
-          </w:p>
-        </w:tc>
-      </w:tr>
-      <w:tr>
-        <w:tblPrEx>
-          <w:tblBorders>
-            <w:top w:val="single" w:color="auto" w:sz="4" w:space="0"/>
-            <w:left w:val="single" w:color="auto" w:sz="4" w:space="0"/>
-            <w:bottom w:val="single" w:color="auto" w:sz="4" w:space="0"/>
-            <w:right w:val="single" w:color="auto" w:sz="4" w:space="0"/>
-            <w:insideH w:val="single" w:color="auto" w:sz="4" w:space="0"/>
-            <w:insideV w:val="single" w:color="auto" w:sz="4" w:space="0"/>
-          </w:tblBorders>
-          <w:tblCellMar>
-            <w:top w:w="0" w:type="dxa"/>
-            <w:left w:w="108" w:type="dxa"/>
-            <w:bottom w:w="0" w:type="dxa"/>
-            <w:right w:w="108" w:type="dxa"/>
-          </w:tblCellMar>
-        </w:tblPrEx>
-        <w:trPr>
-          <w:trHeight w:val="397" w:hRule="atLeast"/>
-        </w:trPr>
-        <w:tc>
-          <w:tcPr>
-            <w:tcW w:w="1420" w:type="dxa"/>
-            <w:tcBorders>
-              <w:top w:val="nil"/>
-              <w:left w:val="nil"/>
-              <w:bottom w:val="single" w:color="000000" w:sz="12" w:space="0"/>
-              <w:right w:val="nil"/>
-            </w:tcBorders>
-            <w:shd w:val="clear" w:color="auto" w:fill="FFFFFF"/>
-            <w:vAlign w:val="center"/>
-          </w:tcPr>
-          <w:p>
-            <w:pPr>
-              <w:pageBreakBefore w:val="0"/>
-              <w:kinsoku/>
-              <w:wordWrap/>
-              <w:overflowPunct/>
-              <w:topLinePunct w:val="0"/>
-              <w:autoSpaceDE/>
-              <w:autoSpaceDN/>
-              <w:bidi w:val="0"/>
-              <w:adjustRightInd/>
-              <w:snapToGrid/>
-              <w:spacing w:line="240" w:lineRule="auto"/>
-              <w:jc w:val="center"/>
-              <w:textAlignment w:val="auto"/>
-              <w:rPr>
-                <w:rFonts w:hint="eastAsia" w:ascii="黑体" w:hAnsi="黑体" w:cs="黑体"/>
-                <w:b w:val="0"/>
-                <w:color w:val="000000"/>
-                <w:sz w:val="28"/>
-                <w:szCs w:val="28"/>
-                <w:lang w:val="en-US" w:eastAsia="zh-CN"/>
-              </w:rPr>
-            </w:pPr>
-            <w:r>
-              <w:rPr>
-                <w:rFonts w:hint="eastAsia" w:asciiTheme="minorEastAsia" w:hAnsiTheme="minorEastAsia" w:cstheme="minorEastAsia"/>
-                <w:b w:val="0"/>
-                <w:color w:val="000000"/>
-                <w:sz w:val="28"/>
-                <w:szCs w:val="28"/>
-                <w:vertAlign w:val="baseline"/>
-                <w:lang w:val="en-US" w:eastAsia="zh-CN"/>
-              </w:rPr>
-              <w:t>方案</w:t>
-            </w:r>
-          </w:p>
-        </w:tc>
-        <w:tc>
-          <w:tcPr>
-            <w:tcW w:w="7102" w:type="dxa"/>
-            <w:tcBorders>
-              <w:top w:val="nil"/>
-              <w:left w:val="nil"/>
-              <w:bottom w:val="single" w:color="000000" w:sz="12" w:space="0"/>
-              <w:right w:val="nil"/>
-            </w:tcBorders>
-            <w:shd w:val="clear" w:color="auto" w:fill="FFFFFF"/>
-            <w:vAlign w:val="center"/>
-          </w:tcPr>
-          <w:p>
-            <w:pPr>
-              <w:pageBreakBefore w:val="0"/>
-              <w:kinsoku/>
-              <w:wordWrap/>
-              <w:overflowPunct/>
-              <w:topLinePunct w:val="0"/>
-              <w:autoSpaceDE/>
-              <w:autoSpaceDN/>
-              <w:bidi w:val="0"/>
-              <w:adjustRightInd/>
-              <w:snapToGrid/>
-              <w:spacing w:line="240" w:lineRule="auto"/>
-              <w:jc w:val="left"/>
-              <w:textAlignment w:val="auto"/>
-              <w:rPr>
-                <w:rFonts w:hint="default" w:ascii="黑体" w:hAnsi="黑体" w:cs="黑体"/>
-                <w:b w:val="0"/>
-                <w:color w:val="000000"/>
-                <w:sz w:val="28"/>
-                <w:szCs w:val="28"/>
-                <w:lang w:val="en-US" w:eastAsia="zh-CN"/>
-              </w:rPr>
-            </w:pPr>
-            <w:r>
-              <w:rPr>
-                <w:rFonts w:hint="eastAsia" w:ascii="黑体" w:hAnsi="黑体" w:cs="黑体"/>
-                <w:b w:val="0"/>
-                <w:color w:val="000000"/>
-                <w:sz w:val="28"/>
-                <w:szCs w:val="28"/>
-                <w:lang w:val="en-US" w:eastAsia="zh-CN"/>
-              </w:rPr>
-              <w:t>建立活动机制，用户可以自由发布活动，和其他用户一起参与活动；提供一些小游戏，并能容纳一定数量的人一起游玩</w:t>
-            </w:r>
-          </w:p>
-        </w:tc>
-      </w:tr>
-    </w:tbl>
-    <w:p>
-      <w:pPr>
-        <w:pageBreakBefore w:val="0"/>
-        <w:kinsoku/>
-        <w:wordWrap/>
-        <w:overflowPunct/>
-        <w:topLinePunct w:val="0"/>
-        <w:autoSpaceDE/>
-        <w:autoSpaceDN/>
-        <w:bidi w:val="0"/>
-        <w:adjustRightInd/>
-        <w:snapToGrid/>
-        <w:spacing w:line="240" w:lineRule="auto"/>
-        <w:textAlignment w:val="auto"/>
-        <w:rPr>
-          <w:rFonts w:hint="eastAsia" w:ascii="黑体" w:hAnsi="黑体" w:cs="黑体"/>
-          <w:sz w:val="24"/>
-          <w:szCs w:val="24"/>
-          <w:lang w:val="en-US" w:eastAsia="zh-CN"/>
-        </w:rPr>
-      </w:pPr>
-    </w:p>
-    <w:p>
-      <w:pPr>
-        <w:pStyle w:val="4"/>
-        <w:pageBreakBefore w:val="0"/>
-        <w:kinsoku/>
-        <w:wordWrap/>
-        <w:overflowPunct/>
-        <w:topLinePunct w:val="0"/>
-        <w:autoSpaceDE/>
-        <w:autoSpaceDN/>
-        <w:bidi w:val="0"/>
-        <w:adjustRightInd/>
-        <w:snapToGrid/>
-        <w:spacing w:line="240" w:lineRule="auto"/>
-        <w:textAlignment w:val="auto"/>
-        <w:rPr>
-          <w:rFonts w:hint="eastAsia"/>
-          <w:sz w:val="28"/>
-          <w:szCs w:val="28"/>
-          <w:lang w:val="en-US" w:eastAsia="zh-CN"/>
-        </w:rPr>
-      </w:pPr>
-      <w:bookmarkStart w:id="10" w:name="_Toc21770"/>
-      <w:r>
-        <w:rPr>
-          <w:rFonts w:hint="default" w:ascii="Arial" w:hAnsi="Arial" w:cs="Arial"/>
-          <w:sz w:val="28"/>
-          <w:szCs w:val="28"/>
-          <w:lang w:val="en-US" w:eastAsia="zh-CN"/>
-        </w:rPr>
-        <w:t>2.2.2</w:t>
-      </w:r>
-      <w:r>
-        <w:rPr>
-          <w:rFonts w:hint="eastAsia"/>
-          <w:sz w:val="28"/>
-          <w:szCs w:val="28"/>
-          <w:lang w:val="en-US" w:eastAsia="zh-CN"/>
-        </w:rPr>
-        <w:t xml:space="preserve"> </w:t>
-      </w:r>
-      <w:r>
-        <w:rPr>
-          <w:rFonts w:hint="eastAsia" w:asciiTheme="majorEastAsia" w:hAnsiTheme="majorEastAsia" w:eastAsiaTheme="majorEastAsia" w:cstheme="majorEastAsia"/>
-          <w:sz w:val="28"/>
-          <w:szCs w:val="28"/>
-          <w:lang w:val="en-US" w:eastAsia="zh-CN"/>
-        </w:rPr>
-        <w:t>交易方面</w:t>
-      </w:r>
-      <w:bookmarkEnd w:id="10"/>
-    </w:p>
-    <w:p>
-      <w:pPr>
-        <w:pageBreakBefore w:val="0"/>
-        <w:kinsoku/>
-        <w:wordWrap/>
-        <w:overflowPunct/>
-        <w:topLinePunct w:val="0"/>
-        <w:autoSpaceDE/>
-        <w:autoSpaceDN/>
-        <w:bidi w:val="0"/>
-        <w:adjustRightInd/>
-        <w:snapToGrid/>
-        <w:spacing w:line="240" w:lineRule="auto"/>
-        <w:textAlignment w:val="auto"/>
-        <w:rPr>
-          <w:rFonts w:hint="eastAsia" w:ascii="黑体" w:hAnsi="黑体" w:cs="黑体"/>
-          <w:sz w:val="28"/>
-          <w:szCs w:val="28"/>
-          <w:lang w:val="en-US" w:eastAsia="zh-CN"/>
-        </w:rPr>
-      </w:pPr>
-      <w:r>
-        <w:rPr>
-          <w:rFonts w:hint="eastAsia" w:ascii="黑体" w:hAnsi="黑体" w:cs="黑体"/>
-          <w:sz w:val="28"/>
-          <w:szCs w:val="28"/>
-          <w:lang w:val="en-US" w:eastAsia="zh-CN"/>
-        </w:rPr>
-        <w:t>问题一</w:t>
-      </w:r>
-    </w:p>
-    <w:tbl>
-      <w:tblPr>
-        <w:tblStyle w:val="13"/>
-        <w:tblW w:w="0" w:type="auto"/>
-        <w:tblInd w:w="0" w:type="dxa"/>
-        <w:tblBorders>
-          <w:top w:val="single" w:color="auto" w:sz="4" w:space="0"/>
-          <w:left w:val="single" w:color="auto" w:sz="4" w:space="0"/>
-          <w:bottom w:val="single" w:color="auto" w:sz="4" w:space="0"/>
-          <w:right w:val="single" w:color="auto" w:sz="4" w:space="0"/>
-          <w:insideH w:val="single" w:color="auto" w:sz="4" w:space="0"/>
-          <w:insideV w:val="single" w:color="auto" w:sz="4" w:space="0"/>
-        </w:tblBorders>
-        <w:tblLayout w:type="autofit"/>
-        <w:tblCellMar>
-          <w:top w:w="0" w:type="dxa"/>
-          <w:left w:w="108" w:type="dxa"/>
-          <w:bottom w:w="0" w:type="dxa"/>
-          <w:right w:w="108" w:type="dxa"/>
-        </w:tblCellMar>
-      </w:tblPr>
-      <w:tblGrid>
-        <w:gridCol w:w="1420"/>
-        <w:gridCol w:w="7102"/>
-      </w:tblGrid>
-      <w:tr>
-        <w:tblPrEx>
-          <w:tblBorders>
-            <w:top w:val="single" w:color="auto" w:sz="4" w:space="0"/>
-            <w:left w:val="single" w:color="auto" w:sz="4" w:space="0"/>
-            <w:bottom w:val="single" w:color="auto" w:sz="4" w:space="0"/>
-            <w:right w:val="single" w:color="auto" w:sz="4" w:space="0"/>
-            <w:insideH w:val="single" w:color="auto" w:sz="4" w:space="0"/>
-            <w:insideV w:val="single" w:color="auto" w:sz="4" w:space="0"/>
-          </w:tblBorders>
-          <w:tblCellMar>
-            <w:top w:w="0" w:type="dxa"/>
-            <w:left w:w="108" w:type="dxa"/>
-            <w:bottom w:w="0" w:type="dxa"/>
-            <w:right w:w="108" w:type="dxa"/>
-          </w:tblCellMar>
-        </w:tblPrEx>
-        <w:trPr>
-          <w:trHeight w:val="397" w:hRule="atLeast"/>
-        </w:trPr>
-        <w:tc>
-          <w:tcPr>
-            <w:tcW w:w="1420" w:type="dxa"/>
-            <w:tcBorders>
-              <w:top w:val="single" w:color="000000" w:sz="12" w:space="0"/>
-              <w:left w:val="nil"/>
-              <w:bottom w:val="single" w:color="000000" w:sz="4" w:space="0"/>
-              <w:right w:val="nil"/>
-              <w:tl2br w:val="nil"/>
-            </w:tcBorders>
-            <w:shd w:val="clear" w:color="auto" w:fill="FFFFFF"/>
-            <w:vAlign w:val="center"/>
-          </w:tcPr>
-          <w:p>
-            <w:pPr>
-              <w:pageBreakBefore w:val="0"/>
-              <w:kinsoku/>
-              <w:wordWrap/>
-              <w:overflowPunct/>
-              <w:topLinePunct w:val="0"/>
-              <w:autoSpaceDE/>
-              <w:autoSpaceDN/>
-              <w:bidi w:val="0"/>
-              <w:adjustRightInd/>
-              <w:snapToGrid/>
-              <w:spacing w:line="240" w:lineRule="auto"/>
-              <w:jc w:val="center"/>
-              <w:textAlignment w:val="auto"/>
-              <w:rPr>
-                <w:rFonts w:hint="eastAsia" w:ascii="黑体" w:hAnsi="黑体" w:cs="黑体"/>
-                <w:sz w:val="28"/>
-                <w:szCs w:val="28"/>
-                <w:lang w:val="en-US" w:eastAsia="zh-CN"/>
-              </w:rPr>
-            </w:pPr>
-            <w:r>
-              <w:rPr>
-                <w:rFonts w:hint="eastAsia" w:ascii="黑体" w:hAnsi="黑体" w:eastAsia="黑体" w:cs="黑体"/>
-                <w:b w:val="0"/>
-                <w:color w:val="000000"/>
-                <w:sz w:val="28"/>
-                <w:szCs w:val="28"/>
-                <w:vertAlign w:val="baseline"/>
-                <w:lang w:val="en-US" w:eastAsia="zh-CN"/>
-              </w:rPr>
-              <w:t>要素</w:t>
-            </w:r>
-          </w:p>
-        </w:tc>
-        <w:tc>
-          <w:tcPr>
-            <w:tcW w:w="7102" w:type="dxa"/>
-            <w:tcBorders>
-              <w:top w:val="single" w:color="000000" w:sz="12" w:space="0"/>
-              <w:left w:val="nil"/>
-              <w:bottom w:val="single" w:color="000000" w:sz="4" w:space="0"/>
-              <w:right w:val="nil"/>
-            </w:tcBorders>
-            <w:shd w:val="clear" w:color="auto" w:fill="FFFFFF"/>
-            <w:vAlign w:val="center"/>
-          </w:tcPr>
-          <w:p>
-            <w:pPr>
-              <w:pageBreakBefore w:val="0"/>
-              <w:kinsoku/>
-              <w:wordWrap/>
-              <w:overflowPunct/>
-              <w:topLinePunct w:val="0"/>
-              <w:autoSpaceDE/>
-              <w:autoSpaceDN/>
-              <w:bidi w:val="0"/>
-              <w:adjustRightInd/>
-              <w:snapToGrid/>
-              <w:spacing w:line="240" w:lineRule="auto"/>
-              <w:jc w:val="center"/>
-              <w:textAlignment w:val="auto"/>
-              <w:rPr>
-                <w:rFonts w:hint="eastAsia" w:ascii="黑体" w:hAnsi="黑体" w:cs="黑体"/>
-                <w:sz w:val="28"/>
-                <w:szCs w:val="28"/>
-                <w:lang w:val="en-US" w:eastAsia="zh-CN"/>
-              </w:rPr>
-            </w:pPr>
-            <w:r>
-              <w:rPr>
-                <w:rFonts w:hint="eastAsia" w:ascii="黑体" w:hAnsi="黑体" w:eastAsia="黑体" w:cs="黑体"/>
-                <w:b w:val="0"/>
-                <w:color w:val="000000"/>
-                <w:sz w:val="28"/>
-                <w:szCs w:val="28"/>
-                <w:vertAlign w:val="baseline"/>
-                <w:lang w:val="en-US" w:eastAsia="zh-CN"/>
-              </w:rPr>
-              <w:t>描述</w:t>
-            </w:r>
-          </w:p>
-        </w:tc>
-      </w:tr>
-      <w:tr>
-        <w:tblPrEx>
-          <w:tblBorders>
-            <w:top w:val="single" w:color="auto" w:sz="4" w:space="0"/>
-            <w:left w:val="single" w:color="auto" w:sz="4" w:space="0"/>
-            <w:bottom w:val="single" w:color="auto" w:sz="4" w:space="0"/>
-            <w:right w:val="single" w:color="auto" w:sz="4" w:space="0"/>
-            <w:insideH w:val="single" w:color="auto" w:sz="4" w:space="0"/>
-            <w:insideV w:val="single" w:color="auto" w:sz="4" w:space="0"/>
-          </w:tblBorders>
-          <w:tblCellMar>
-            <w:top w:w="0" w:type="dxa"/>
-            <w:left w:w="108" w:type="dxa"/>
-            <w:bottom w:w="0" w:type="dxa"/>
-            <w:right w:w="108" w:type="dxa"/>
-          </w:tblCellMar>
-        </w:tblPrEx>
-        <w:trPr>
-          <w:trHeight w:val="397" w:hRule="atLeast"/>
-        </w:trPr>
-        <w:tc>
-          <w:tcPr>
-            <w:tcW w:w="1420" w:type="dxa"/>
-            <w:tcBorders>
-              <w:top w:val="single" w:color="000000" w:sz="4" w:space="0"/>
-              <w:left w:val="nil"/>
-              <w:bottom w:val="nil"/>
-              <w:right w:val="nil"/>
-            </w:tcBorders>
-            <w:shd w:val="clear" w:color="auto" w:fill="FFFFFF"/>
-            <w:vAlign w:val="center"/>
-          </w:tcPr>
-          <w:p>
-            <w:pPr>
-              <w:pageBreakBefore w:val="0"/>
-              <w:kinsoku/>
-              <w:wordWrap/>
-              <w:overflowPunct/>
-              <w:topLinePunct w:val="0"/>
-              <w:autoSpaceDE/>
-              <w:autoSpaceDN/>
-              <w:bidi w:val="0"/>
-              <w:adjustRightInd/>
-              <w:snapToGrid/>
-              <w:spacing w:line="240" w:lineRule="auto"/>
-              <w:jc w:val="center"/>
-              <w:textAlignment w:val="auto"/>
-              <w:rPr>
-                <w:rFonts w:hint="eastAsia" w:ascii="黑体" w:hAnsi="黑体" w:cs="黑体"/>
                 <w:sz w:val="28"/>
                 <w:szCs w:val="28"/>
                 <w:lang w:val="en-US" w:eastAsia="zh-CN"/>
@@ -15804,12 +15792,6 @@
             <w:insideH w:val="single" w:color="auto" w:sz="4" w:space="0"/>
             <w:insideV w:val="single" w:color="auto" w:sz="4" w:space="0"/>
           </w:tblBorders>
-          <w:tblCellMar>
-            <w:top w:w="0" w:type="dxa"/>
-            <w:left w:w="108" w:type="dxa"/>
-            <w:bottom w:w="0" w:type="dxa"/>
-            <w:right w:w="108" w:type="dxa"/>
-          </w:tblCellMar>
         </w:tblPrEx>
         <w:trPr>
           <w:trHeight w:val="397" w:hRule="atLeast"/>
@@ -46388,8 +46370,6 @@
         </w:rPr>
         <w:t>图：</w:t>
       </w:r>
-      <w:bookmarkStart w:id="41" w:name="_GoBack"/>
-      <w:bookmarkEnd w:id="41"/>
     </w:p>
     <w:p>
       <w:pPr>
@@ -46786,7 +46766,7 @@
     </w:p>
     <w:p>
       <w:pPr>
-        <w:pStyle w:val="21"/>
+        <w:pStyle w:val="22"/>
         <w:bidi w:val="0"/>
         <w:rPr>
           <w:rFonts w:hint="default" w:asciiTheme="minorEastAsia" w:hAnsiTheme="minorEastAsia" w:cstheme="minorEastAsia"/>
@@ -46848,23 +46828,1005 @@
         <w:pStyle w:val="3"/>
         <w:bidi w:val="0"/>
         <w:rPr>
+          <w:rFonts w:hint="eastAsia"/>
+          <w:sz w:val="32"/>
+          <w:szCs w:val="32"/>
+          <w:lang w:val="en-US" w:eastAsia="zh-CN"/>
+        </w:rPr>
+      </w:pPr>
+      <w:bookmarkStart w:id="34" w:name="_Toc2873"/>
+      <w:r>
+        <w:rPr>
+          <w:rFonts w:hint="eastAsia"/>
+          <w:sz w:val="32"/>
+          <w:szCs w:val="32"/>
+          <w:lang w:val="en-US" w:eastAsia="zh-CN"/>
+        </w:rPr>
+        <w:t>5.1 架构</w:t>
+      </w:r>
+      <w:bookmarkEnd w:id="34"/>
+    </w:p>
+    <w:p>
+      <w:pPr>
+        <w:rPr>
+          <w:rFonts w:hint="eastAsia"/>
+          <w:sz w:val="32"/>
+          <w:szCs w:val="32"/>
+          <w:lang w:val="en-US" w:eastAsia="zh-CN"/>
+        </w:rPr>
+      </w:pPr>
+    </w:p>
+    <w:tbl>
+      <w:tblPr>
+        <w:tblW w:w="0" w:type="auto"/>
+        <w:tblInd w:w="-1401" w:type="dxa"/>
+        <w:tblBorders>
+          <w:top w:val="none" w:color="auto" w:sz="0" w:space="0"/>
+          <w:left w:val="none" w:color="auto" w:sz="0" w:space="0"/>
+          <w:bottom w:val="none" w:color="auto" w:sz="0" w:space="0"/>
+          <w:right w:val="none" w:color="auto" w:sz="0" w:space="0"/>
+          <w:insideH w:val="none" w:color="auto" w:sz="0" w:space="0"/>
+          <w:insideV w:val="none" w:color="auto" w:sz="0" w:space="0"/>
+        </w:tblBorders>
+        <w:shd w:val="clear" w:color="auto" w:fill="FFFFFF"/>
+        <w:tblLayout w:type="autofit"/>
+        <w:tblCellMar>
+          <w:top w:w="15" w:type="dxa"/>
+          <w:left w:w="15" w:type="dxa"/>
+          <w:bottom w:w="15" w:type="dxa"/>
+          <w:right w:w="15" w:type="dxa"/>
+        </w:tblCellMar>
+      </w:tblPr>
+      <w:tblGrid>
+        <w:gridCol w:w="2490"/>
+        <w:gridCol w:w="1335"/>
+        <w:gridCol w:w="4860"/>
+      </w:tblGrid>
+      <w:tr>
+        <w:tblPrEx>
+          <w:tblBorders>
+            <w:top w:val="none" w:color="auto" w:sz="0" w:space="0"/>
+            <w:left w:val="none" w:color="auto" w:sz="0" w:space="0"/>
+            <w:bottom w:val="none" w:color="auto" w:sz="0" w:space="0"/>
+            <w:right w:val="none" w:color="auto" w:sz="0" w:space="0"/>
+            <w:insideH w:val="none" w:color="auto" w:sz="0" w:space="0"/>
+            <w:insideV w:val="none" w:color="auto" w:sz="0" w:space="0"/>
+          </w:tblBorders>
+          <w:shd w:val="clear" w:color="auto" w:fill="FFFFFF"/>
+          <w:tblCellMar>
+            <w:top w:w="15" w:type="dxa"/>
+            <w:left w:w="15" w:type="dxa"/>
+            <w:bottom w:w="15" w:type="dxa"/>
+            <w:right w:w="15" w:type="dxa"/>
+          </w:tblCellMar>
+        </w:tblPrEx>
+        <w:trPr>
+          <w:tblHeader/>
+        </w:trPr>
+        <w:tc>
+          <w:tcPr>
+            <w:tcW w:w="2490" w:type="dxa"/>
+            <w:tcBorders>
+              <w:top w:val="nil"/>
+            </w:tcBorders>
+            <w:shd w:val="clear" w:color="auto" w:fill="FFFFFF"/>
+            <w:tcMar>
+              <w:top w:w="150" w:type="dxa"/>
+              <w:left w:w="0" w:type="dxa"/>
+              <w:bottom w:w="150" w:type="dxa"/>
+              <w:right w:w="240" w:type="dxa"/>
+            </w:tcMar>
+            <w:vAlign w:val="center"/>
+          </w:tcPr>
+          <w:p>
+            <w:pPr>
+              <w:keepNext w:val="0"/>
+              <w:keepLines w:val="0"/>
+              <w:widowControl/>
+              <w:suppressLineNumbers w:val="0"/>
+              <w:spacing w:line="375" w:lineRule="atLeast"/>
+              <w:jc w:val="left"/>
+              <w:rPr>
+                <w:rFonts w:hint="eastAsia" w:asciiTheme="minorEastAsia" w:hAnsiTheme="minorEastAsia" w:eastAsiaTheme="minorEastAsia" w:cstheme="minorEastAsia"/>
+                <w:i w:val="0"/>
+                <w:iCs w:val="0"/>
+                <w:caps w:val="0"/>
+                <w:color w:val="0F1115"/>
+                <w:spacing w:val="0"/>
+                <w:sz w:val="22"/>
+                <w:szCs w:val="22"/>
+              </w:rPr>
+            </w:pPr>
+            <w:r>
+              <w:rPr>
+                <w:rFonts w:hint="eastAsia" w:asciiTheme="minorEastAsia" w:hAnsiTheme="minorEastAsia" w:eastAsiaTheme="minorEastAsia" w:cstheme="minorEastAsia"/>
+                <w:i w:val="0"/>
+                <w:iCs w:val="0"/>
+                <w:caps w:val="0"/>
+                <w:color w:val="0F1115"/>
+                <w:spacing w:val="0"/>
+                <w:kern w:val="0"/>
+                <w:sz w:val="22"/>
+                <w:szCs w:val="22"/>
+                <w:bdr w:val="none" w:color="auto" w:sz="0" w:space="0"/>
+                <w:lang w:val="en-US" w:eastAsia="zh-CN" w:bidi="ar"/>
+              </w:rPr>
+              <w:t>层</w:t>
+            </w:r>
+          </w:p>
+        </w:tc>
+        <w:tc>
+          <w:tcPr>
+            <w:tcW w:w="1335" w:type="dxa"/>
+            <w:tcBorders>
+              <w:top w:val="nil"/>
+            </w:tcBorders>
+            <w:shd w:val="clear" w:color="auto" w:fill="FFFFFF"/>
+            <w:tcMar>
+              <w:top w:w="150" w:type="dxa"/>
+              <w:left w:w="240" w:type="dxa"/>
+              <w:bottom w:w="150" w:type="dxa"/>
+              <w:right w:w="240" w:type="dxa"/>
+            </w:tcMar>
+            <w:vAlign w:val="center"/>
+          </w:tcPr>
+          <w:p>
+            <w:pPr>
+              <w:keepNext w:val="0"/>
+              <w:keepLines w:val="0"/>
+              <w:widowControl/>
+              <w:suppressLineNumbers w:val="0"/>
+              <w:spacing w:line="375" w:lineRule="atLeast"/>
+              <w:jc w:val="left"/>
+              <w:rPr>
+                <w:rFonts w:hint="eastAsia" w:asciiTheme="minorEastAsia" w:hAnsiTheme="minorEastAsia" w:eastAsiaTheme="minorEastAsia" w:cstheme="minorEastAsia"/>
+                <w:i w:val="0"/>
+                <w:iCs w:val="0"/>
+                <w:caps w:val="0"/>
+                <w:color w:val="0F1115"/>
+                <w:spacing w:val="0"/>
+                <w:sz w:val="22"/>
+                <w:szCs w:val="22"/>
+              </w:rPr>
+            </w:pPr>
+            <w:r>
+              <w:rPr>
+                <w:rFonts w:hint="eastAsia" w:asciiTheme="minorEastAsia" w:hAnsiTheme="minorEastAsia" w:eastAsiaTheme="minorEastAsia" w:cstheme="minorEastAsia"/>
+                <w:i w:val="0"/>
+                <w:iCs w:val="0"/>
+                <w:caps w:val="0"/>
+                <w:color w:val="0F1115"/>
+                <w:spacing w:val="0"/>
+                <w:kern w:val="0"/>
+                <w:sz w:val="22"/>
+                <w:szCs w:val="22"/>
+                <w:bdr w:val="none" w:color="auto" w:sz="0" w:space="0"/>
+                <w:lang w:val="en-US" w:eastAsia="zh-CN" w:bidi="ar"/>
+              </w:rPr>
+              <w:t>职责</w:t>
+            </w:r>
+          </w:p>
+        </w:tc>
+        <w:tc>
+          <w:tcPr>
+            <w:tcW w:w="4860" w:type="dxa"/>
+            <w:tcBorders>
+              <w:top w:val="nil"/>
+            </w:tcBorders>
+            <w:shd w:val="clear" w:color="auto" w:fill="FFFFFF"/>
+            <w:tcMar>
+              <w:top w:w="150" w:type="dxa"/>
+              <w:left w:w="240" w:type="dxa"/>
+              <w:bottom w:w="150" w:type="dxa"/>
+              <w:right w:w="240" w:type="dxa"/>
+            </w:tcMar>
+            <w:vAlign w:val="center"/>
+          </w:tcPr>
+          <w:p>
+            <w:pPr>
+              <w:keepNext w:val="0"/>
+              <w:keepLines w:val="0"/>
+              <w:widowControl/>
+              <w:suppressLineNumbers w:val="0"/>
+              <w:spacing w:line="375" w:lineRule="atLeast"/>
+              <w:jc w:val="left"/>
+              <w:rPr>
+                <w:rFonts w:hint="eastAsia" w:asciiTheme="minorEastAsia" w:hAnsiTheme="minorEastAsia" w:eastAsiaTheme="minorEastAsia" w:cstheme="minorEastAsia"/>
+                <w:i w:val="0"/>
+                <w:iCs w:val="0"/>
+                <w:caps w:val="0"/>
+                <w:color w:val="0F1115"/>
+                <w:spacing w:val="0"/>
+                <w:sz w:val="22"/>
+                <w:szCs w:val="22"/>
+              </w:rPr>
+            </w:pPr>
+            <w:r>
+              <w:rPr>
+                <w:rFonts w:hint="eastAsia" w:asciiTheme="minorEastAsia" w:hAnsiTheme="minorEastAsia" w:eastAsiaTheme="minorEastAsia" w:cstheme="minorEastAsia"/>
+                <w:i w:val="0"/>
+                <w:iCs w:val="0"/>
+                <w:caps w:val="0"/>
+                <w:color w:val="0F1115"/>
+                <w:spacing w:val="0"/>
+                <w:kern w:val="0"/>
+                <w:sz w:val="22"/>
+                <w:szCs w:val="22"/>
+                <w:bdr w:val="none" w:color="auto" w:sz="0" w:space="0"/>
+                <w:lang w:val="en-US" w:eastAsia="zh-CN" w:bidi="ar"/>
+              </w:rPr>
+              <w:t>核心组件</w:t>
+            </w:r>
+          </w:p>
+        </w:tc>
+      </w:tr>
+      <w:tr>
+        <w:tblPrEx>
+          <w:tblBorders>
+            <w:top w:val="none" w:color="auto" w:sz="0" w:space="0"/>
+            <w:left w:val="none" w:color="auto" w:sz="0" w:space="0"/>
+            <w:bottom w:val="none" w:color="auto" w:sz="0" w:space="0"/>
+            <w:right w:val="none" w:color="auto" w:sz="0" w:space="0"/>
+            <w:insideH w:val="none" w:color="auto" w:sz="0" w:space="0"/>
+            <w:insideV w:val="none" w:color="auto" w:sz="0" w:space="0"/>
+          </w:tblBorders>
+          <w:tblCellMar>
+            <w:top w:w="15" w:type="dxa"/>
+            <w:left w:w="15" w:type="dxa"/>
+            <w:bottom w:w="15" w:type="dxa"/>
+            <w:right w:w="15" w:type="dxa"/>
+          </w:tblCellMar>
+        </w:tblPrEx>
+        <w:tc>
+          <w:tcPr>
+            <w:tcW w:w="2490" w:type="dxa"/>
+            <w:shd w:val="clear" w:color="auto" w:fill="FFFFFF"/>
+            <w:tcMar>
+              <w:top w:w="150" w:type="dxa"/>
+              <w:left w:w="0" w:type="dxa"/>
+              <w:bottom w:w="150" w:type="dxa"/>
+              <w:right w:w="240" w:type="dxa"/>
+            </w:tcMar>
+            <w:vAlign w:val="center"/>
+          </w:tcPr>
+          <w:p>
+            <w:pPr>
+              <w:keepNext w:val="0"/>
+              <w:keepLines w:val="0"/>
+              <w:widowControl/>
+              <w:suppressLineNumbers w:val="0"/>
+              <w:spacing w:line="375" w:lineRule="atLeast"/>
+              <w:jc w:val="left"/>
+              <w:rPr>
+                <w:rFonts w:hint="eastAsia" w:asciiTheme="minorEastAsia" w:hAnsiTheme="minorEastAsia" w:eastAsiaTheme="minorEastAsia" w:cstheme="minorEastAsia"/>
+                <w:i w:val="0"/>
+                <w:iCs w:val="0"/>
+                <w:caps w:val="0"/>
+                <w:color w:val="0F1115"/>
+                <w:spacing w:val="0"/>
+                <w:sz w:val="22"/>
+                <w:szCs w:val="22"/>
+              </w:rPr>
+            </w:pPr>
+            <w:r>
+              <w:rPr>
+                <w:rStyle w:val="15"/>
+                <w:rFonts w:hint="eastAsia" w:asciiTheme="minorEastAsia" w:hAnsiTheme="minorEastAsia" w:eastAsiaTheme="minorEastAsia" w:cstheme="minorEastAsia"/>
+                <w:b/>
+                <w:bCs/>
+                <w:i w:val="0"/>
+                <w:iCs w:val="0"/>
+                <w:caps w:val="0"/>
+                <w:color w:val="0F1115"/>
+                <w:spacing w:val="0"/>
+                <w:kern w:val="0"/>
+                <w:sz w:val="22"/>
+                <w:szCs w:val="22"/>
+                <w:bdr w:val="none" w:color="auto" w:sz="0" w:space="0"/>
+                <w:lang w:val="en-US" w:eastAsia="zh-CN" w:bidi="ar"/>
+              </w:rPr>
+              <w:t>表现层</w:t>
+            </w:r>
+          </w:p>
+        </w:tc>
+        <w:tc>
+          <w:tcPr>
+            <w:tcW w:w="1335" w:type="dxa"/>
+            <w:shd w:val="clear" w:color="auto" w:fill="FFFFFF"/>
+            <w:tcMar>
+              <w:top w:w="150" w:type="dxa"/>
+              <w:left w:w="240" w:type="dxa"/>
+              <w:bottom w:w="150" w:type="dxa"/>
+              <w:right w:w="240" w:type="dxa"/>
+            </w:tcMar>
+            <w:vAlign w:val="center"/>
+          </w:tcPr>
+          <w:p>
+            <w:pPr>
+              <w:keepNext w:val="0"/>
+              <w:keepLines w:val="0"/>
+              <w:widowControl/>
+              <w:suppressLineNumbers w:val="0"/>
+              <w:spacing w:line="375" w:lineRule="atLeast"/>
+              <w:jc w:val="left"/>
+              <w:rPr>
+                <w:rFonts w:hint="eastAsia" w:asciiTheme="minorEastAsia" w:hAnsiTheme="minorEastAsia" w:eastAsiaTheme="minorEastAsia" w:cstheme="minorEastAsia"/>
+                <w:i w:val="0"/>
+                <w:iCs w:val="0"/>
+                <w:caps w:val="0"/>
+                <w:color w:val="0F1115"/>
+                <w:spacing w:val="0"/>
+                <w:sz w:val="22"/>
+                <w:szCs w:val="22"/>
+              </w:rPr>
+            </w:pPr>
+            <w:r>
+              <w:rPr>
+                <w:rFonts w:hint="eastAsia" w:asciiTheme="minorEastAsia" w:hAnsiTheme="minorEastAsia" w:eastAsiaTheme="minorEastAsia" w:cstheme="minorEastAsia"/>
+                <w:i w:val="0"/>
+                <w:iCs w:val="0"/>
+                <w:caps w:val="0"/>
+                <w:color w:val="0F1115"/>
+                <w:spacing w:val="0"/>
+                <w:kern w:val="0"/>
+                <w:sz w:val="22"/>
+                <w:szCs w:val="22"/>
+                <w:bdr w:val="none" w:color="auto" w:sz="0" w:space="0"/>
+                <w:lang w:val="en-US" w:eastAsia="zh-CN" w:bidi="ar"/>
+              </w:rPr>
+              <w:t>用户界面展示</w:t>
+            </w:r>
+          </w:p>
+        </w:tc>
+        <w:tc>
+          <w:tcPr>
+            <w:tcW w:w="4860" w:type="dxa"/>
+            <w:shd w:val="clear" w:color="auto" w:fill="FFFFFF"/>
+            <w:tcMar>
+              <w:top w:w="150" w:type="dxa"/>
+              <w:left w:w="240" w:type="dxa"/>
+              <w:bottom w:w="150" w:type="dxa"/>
+              <w:right w:w="0" w:type="dxa"/>
+            </w:tcMar>
+            <w:vAlign w:val="center"/>
+          </w:tcPr>
+          <w:p>
+            <w:pPr>
+              <w:keepNext w:val="0"/>
+              <w:keepLines w:val="0"/>
+              <w:widowControl/>
+              <w:suppressLineNumbers w:val="0"/>
+              <w:spacing w:line="375" w:lineRule="atLeast"/>
+              <w:jc w:val="left"/>
+              <w:rPr>
+                <w:rFonts w:hint="eastAsia" w:asciiTheme="minorEastAsia" w:hAnsiTheme="minorEastAsia" w:eastAsiaTheme="minorEastAsia" w:cstheme="minorEastAsia"/>
+                <w:i w:val="0"/>
+                <w:iCs w:val="0"/>
+                <w:caps w:val="0"/>
+                <w:color w:val="0F1115"/>
+                <w:spacing w:val="0"/>
+                <w:sz w:val="22"/>
+                <w:szCs w:val="22"/>
+              </w:rPr>
+            </w:pPr>
+            <w:r>
+              <w:rPr>
+                <w:rFonts w:hint="eastAsia" w:asciiTheme="minorEastAsia" w:hAnsiTheme="minorEastAsia" w:eastAsiaTheme="minorEastAsia" w:cstheme="minorEastAsia"/>
+                <w:i w:val="0"/>
+                <w:iCs w:val="0"/>
+                <w:caps w:val="0"/>
+                <w:color w:val="0F1115"/>
+                <w:spacing w:val="0"/>
+                <w:kern w:val="0"/>
+                <w:sz w:val="22"/>
+                <w:szCs w:val="22"/>
+                <w:bdr w:val="none" w:color="auto" w:sz="0" w:space="0"/>
+                <w:lang w:val="en-US" w:eastAsia="zh-CN" w:bidi="ar"/>
+              </w:rPr>
+              <w:t>Login.q</w:t>
+            </w:r>
+            <w:r>
+              <w:rPr>
+                <w:rFonts w:hint="eastAsia" w:asciiTheme="minorEastAsia" w:hAnsiTheme="minorEastAsia" w:cstheme="minorEastAsia"/>
+                <w:i w:val="0"/>
+                <w:iCs w:val="0"/>
+                <w:caps w:val="0"/>
+                <w:color w:val="0F1115"/>
+                <w:spacing w:val="0"/>
+                <w:kern w:val="0"/>
+                <w:sz w:val="22"/>
+                <w:szCs w:val="22"/>
+                <w:bdr w:val="none" w:color="auto" w:sz="0" w:space="0"/>
+                <w:lang w:val="en-US" w:eastAsia="zh-CN" w:bidi="ar"/>
+              </w:rPr>
+              <w:t>ml</w:t>
+            </w:r>
+            <w:r>
+              <w:rPr>
+                <w:rFonts w:hint="eastAsia" w:asciiTheme="minorEastAsia" w:hAnsiTheme="minorEastAsia" w:eastAsiaTheme="minorEastAsia" w:cstheme="minorEastAsia"/>
+                <w:i w:val="0"/>
+                <w:iCs w:val="0"/>
+                <w:caps w:val="0"/>
+                <w:color w:val="0F1115"/>
+                <w:spacing w:val="0"/>
+                <w:kern w:val="0"/>
+                <w:sz w:val="22"/>
+                <w:szCs w:val="22"/>
+                <w:bdr w:val="none" w:color="auto" w:sz="0" w:space="0"/>
+                <w:lang w:val="en-US" w:eastAsia="zh-CN" w:bidi="ar"/>
+              </w:rPr>
+              <w:t>, Register.qml, TCPClient.qml</w:t>
+            </w:r>
+          </w:p>
+        </w:tc>
+      </w:tr>
+      <w:tr>
+        <w:tblPrEx>
+          <w:tblBorders>
+            <w:top w:val="none" w:color="auto" w:sz="0" w:space="0"/>
+            <w:left w:val="none" w:color="auto" w:sz="0" w:space="0"/>
+            <w:bottom w:val="none" w:color="auto" w:sz="0" w:space="0"/>
+            <w:right w:val="none" w:color="auto" w:sz="0" w:space="0"/>
+            <w:insideH w:val="none" w:color="auto" w:sz="0" w:space="0"/>
+            <w:insideV w:val="none" w:color="auto" w:sz="0" w:space="0"/>
+          </w:tblBorders>
+          <w:tblCellMar>
+            <w:top w:w="15" w:type="dxa"/>
+            <w:left w:w="15" w:type="dxa"/>
+            <w:bottom w:w="15" w:type="dxa"/>
+            <w:right w:w="15" w:type="dxa"/>
+          </w:tblCellMar>
+        </w:tblPrEx>
+        <w:tc>
+          <w:tcPr>
+            <w:tcW w:w="2490" w:type="dxa"/>
+            <w:shd w:val="clear" w:color="auto" w:fill="FFFFFF"/>
+            <w:tcMar>
+              <w:top w:w="150" w:type="dxa"/>
+              <w:left w:w="0" w:type="dxa"/>
+              <w:bottom w:w="150" w:type="dxa"/>
+              <w:right w:w="240" w:type="dxa"/>
+            </w:tcMar>
+            <w:vAlign w:val="center"/>
+          </w:tcPr>
+          <w:p>
+            <w:pPr>
+              <w:keepNext w:val="0"/>
+              <w:keepLines w:val="0"/>
+              <w:widowControl/>
+              <w:suppressLineNumbers w:val="0"/>
+              <w:spacing w:line="375" w:lineRule="atLeast"/>
+              <w:jc w:val="left"/>
+              <w:rPr>
+                <w:rFonts w:hint="eastAsia" w:asciiTheme="minorEastAsia" w:hAnsiTheme="minorEastAsia" w:eastAsiaTheme="minorEastAsia" w:cstheme="minorEastAsia"/>
+                <w:i w:val="0"/>
+                <w:iCs w:val="0"/>
+                <w:caps w:val="0"/>
+                <w:color w:val="0F1115"/>
+                <w:spacing w:val="0"/>
+                <w:sz w:val="22"/>
+                <w:szCs w:val="22"/>
+              </w:rPr>
+            </w:pPr>
+            <w:r>
+              <w:rPr>
+                <w:rStyle w:val="15"/>
+                <w:rFonts w:hint="eastAsia" w:asciiTheme="minorEastAsia" w:hAnsiTheme="minorEastAsia" w:eastAsiaTheme="minorEastAsia" w:cstheme="minorEastAsia"/>
+                <w:b/>
+                <w:bCs/>
+                <w:i w:val="0"/>
+                <w:iCs w:val="0"/>
+                <w:caps w:val="0"/>
+                <w:color w:val="0F1115"/>
+                <w:spacing w:val="0"/>
+                <w:kern w:val="0"/>
+                <w:sz w:val="22"/>
+                <w:szCs w:val="22"/>
+                <w:bdr w:val="none" w:color="auto" w:sz="0" w:space="0"/>
+                <w:lang w:val="en-US" w:eastAsia="zh-CN" w:bidi="ar"/>
+              </w:rPr>
+              <w:t>应用层</w:t>
+            </w:r>
+          </w:p>
+        </w:tc>
+        <w:tc>
+          <w:tcPr>
+            <w:tcW w:w="1335" w:type="dxa"/>
+            <w:shd w:val="clear" w:color="auto" w:fill="FFFFFF"/>
+            <w:tcMar>
+              <w:top w:w="150" w:type="dxa"/>
+              <w:left w:w="240" w:type="dxa"/>
+              <w:bottom w:w="150" w:type="dxa"/>
+              <w:right w:w="240" w:type="dxa"/>
+            </w:tcMar>
+            <w:vAlign w:val="center"/>
+          </w:tcPr>
+          <w:p>
+            <w:pPr>
+              <w:keepNext w:val="0"/>
+              <w:keepLines w:val="0"/>
+              <w:widowControl/>
+              <w:suppressLineNumbers w:val="0"/>
+              <w:spacing w:line="375" w:lineRule="atLeast"/>
+              <w:jc w:val="left"/>
+              <w:rPr>
+                <w:rFonts w:hint="eastAsia" w:asciiTheme="minorEastAsia" w:hAnsiTheme="minorEastAsia" w:eastAsiaTheme="minorEastAsia" w:cstheme="minorEastAsia"/>
+                <w:i w:val="0"/>
+                <w:iCs w:val="0"/>
+                <w:caps w:val="0"/>
+                <w:color w:val="0F1115"/>
+                <w:spacing w:val="0"/>
+                <w:sz w:val="22"/>
+                <w:szCs w:val="22"/>
+              </w:rPr>
+            </w:pPr>
+            <w:r>
+              <w:rPr>
+                <w:rFonts w:hint="eastAsia" w:asciiTheme="minorEastAsia" w:hAnsiTheme="minorEastAsia" w:eastAsiaTheme="minorEastAsia" w:cstheme="minorEastAsia"/>
+                <w:i w:val="0"/>
+                <w:iCs w:val="0"/>
+                <w:caps w:val="0"/>
+                <w:color w:val="0F1115"/>
+                <w:spacing w:val="0"/>
+                <w:kern w:val="0"/>
+                <w:sz w:val="22"/>
+                <w:szCs w:val="22"/>
+                <w:bdr w:val="none" w:color="auto" w:sz="0" w:space="0"/>
+                <w:lang w:val="en-US" w:eastAsia="zh-CN" w:bidi="ar"/>
+              </w:rPr>
+              <w:t>信号中转与流程控制</w:t>
+            </w:r>
+          </w:p>
+        </w:tc>
+        <w:tc>
+          <w:tcPr>
+            <w:tcW w:w="4860" w:type="dxa"/>
+            <w:shd w:val="clear" w:color="auto" w:fill="FFFFFF"/>
+            <w:tcMar>
+              <w:top w:w="150" w:type="dxa"/>
+              <w:left w:w="240" w:type="dxa"/>
+              <w:bottom w:w="150" w:type="dxa"/>
+              <w:right w:w="0" w:type="dxa"/>
+            </w:tcMar>
+            <w:vAlign w:val="center"/>
+          </w:tcPr>
+          <w:p>
+            <w:pPr>
+              <w:keepNext w:val="0"/>
+              <w:keepLines w:val="0"/>
+              <w:widowControl/>
+              <w:suppressLineNumbers w:val="0"/>
+              <w:spacing w:line="375" w:lineRule="atLeast"/>
+              <w:jc w:val="left"/>
+              <w:rPr>
+                <w:rFonts w:hint="eastAsia" w:asciiTheme="minorEastAsia" w:hAnsiTheme="minorEastAsia" w:eastAsiaTheme="minorEastAsia" w:cstheme="minorEastAsia"/>
+                <w:i w:val="0"/>
+                <w:iCs w:val="0"/>
+                <w:caps w:val="0"/>
+                <w:color w:val="0F1115"/>
+                <w:spacing w:val="0"/>
+                <w:sz w:val="22"/>
+                <w:szCs w:val="22"/>
+              </w:rPr>
+            </w:pPr>
+            <w:r>
+              <w:rPr>
+                <w:rFonts w:hint="eastAsia" w:asciiTheme="minorEastAsia" w:hAnsiTheme="minorEastAsia" w:eastAsiaTheme="minorEastAsia" w:cstheme="minorEastAsia"/>
+                <w:i w:val="0"/>
+                <w:iCs w:val="0"/>
+                <w:caps w:val="0"/>
+                <w:color w:val="0F1115"/>
+                <w:spacing w:val="0"/>
+                <w:kern w:val="0"/>
+                <w:sz w:val="22"/>
+                <w:szCs w:val="22"/>
+                <w:bdr w:val="none" w:color="auto" w:sz="0" w:space="0"/>
+                <w:lang w:val="en-US" w:eastAsia="zh-CN" w:bidi="ar"/>
+              </w:rPr>
+              <w:t>UserControl, UserServerControl</w:t>
+            </w:r>
+          </w:p>
+        </w:tc>
+      </w:tr>
+      <w:tr>
+        <w:tblPrEx>
+          <w:tblBorders>
+            <w:top w:val="none" w:color="auto" w:sz="0" w:space="0"/>
+            <w:left w:val="none" w:color="auto" w:sz="0" w:space="0"/>
+            <w:bottom w:val="none" w:color="auto" w:sz="0" w:space="0"/>
+            <w:right w:val="none" w:color="auto" w:sz="0" w:space="0"/>
+            <w:insideH w:val="none" w:color="auto" w:sz="0" w:space="0"/>
+            <w:insideV w:val="none" w:color="auto" w:sz="0" w:space="0"/>
+          </w:tblBorders>
+          <w:tblCellMar>
+            <w:top w:w="15" w:type="dxa"/>
+            <w:left w:w="15" w:type="dxa"/>
+            <w:bottom w:w="15" w:type="dxa"/>
+            <w:right w:w="15" w:type="dxa"/>
+          </w:tblCellMar>
+        </w:tblPrEx>
+        <w:tc>
+          <w:tcPr>
+            <w:tcW w:w="2490" w:type="dxa"/>
+            <w:shd w:val="clear" w:color="auto" w:fill="FFFFFF"/>
+            <w:tcMar>
+              <w:top w:w="150" w:type="dxa"/>
+              <w:left w:w="0" w:type="dxa"/>
+              <w:bottom w:w="150" w:type="dxa"/>
+              <w:right w:w="240" w:type="dxa"/>
+            </w:tcMar>
+            <w:vAlign w:val="center"/>
+          </w:tcPr>
+          <w:p>
+            <w:pPr>
+              <w:keepNext w:val="0"/>
+              <w:keepLines w:val="0"/>
+              <w:widowControl/>
+              <w:suppressLineNumbers w:val="0"/>
+              <w:spacing w:line="375" w:lineRule="atLeast"/>
+              <w:jc w:val="left"/>
+              <w:rPr>
+                <w:rFonts w:hint="eastAsia" w:asciiTheme="minorEastAsia" w:hAnsiTheme="minorEastAsia" w:eastAsiaTheme="minorEastAsia" w:cstheme="minorEastAsia"/>
+                <w:i w:val="0"/>
+                <w:iCs w:val="0"/>
+                <w:caps w:val="0"/>
+                <w:color w:val="0F1115"/>
+                <w:spacing w:val="0"/>
+                <w:sz w:val="22"/>
+                <w:szCs w:val="22"/>
+              </w:rPr>
+            </w:pPr>
+            <w:r>
+              <w:rPr>
+                <w:rStyle w:val="15"/>
+                <w:rFonts w:hint="eastAsia" w:asciiTheme="minorEastAsia" w:hAnsiTheme="minorEastAsia" w:eastAsiaTheme="minorEastAsia" w:cstheme="minorEastAsia"/>
+                <w:b/>
+                <w:bCs/>
+                <w:i w:val="0"/>
+                <w:iCs w:val="0"/>
+                <w:caps w:val="0"/>
+                <w:color w:val="0F1115"/>
+                <w:spacing w:val="0"/>
+                <w:kern w:val="0"/>
+                <w:sz w:val="22"/>
+                <w:szCs w:val="22"/>
+                <w:bdr w:val="none" w:color="auto" w:sz="0" w:space="0"/>
+                <w:lang w:val="en-US" w:eastAsia="zh-CN" w:bidi="ar"/>
+              </w:rPr>
+              <w:t>域层</w:t>
+            </w:r>
+          </w:p>
+        </w:tc>
+        <w:tc>
+          <w:tcPr>
+            <w:tcW w:w="1335" w:type="dxa"/>
+            <w:shd w:val="clear" w:color="auto" w:fill="FFFFFF"/>
+            <w:tcMar>
+              <w:top w:w="150" w:type="dxa"/>
+              <w:left w:w="240" w:type="dxa"/>
+              <w:bottom w:w="150" w:type="dxa"/>
+              <w:right w:w="240" w:type="dxa"/>
+            </w:tcMar>
+            <w:vAlign w:val="center"/>
+          </w:tcPr>
+          <w:p>
+            <w:pPr>
+              <w:keepNext w:val="0"/>
+              <w:keepLines w:val="0"/>
+              <w:widowControl/>
+              <w:suppressLineNumbers w:val="0"/>
+              <w:spacing w:line="375" w:lineRule="atLeast"/>
+              <w:jc w:val="left"/>
+              <w:rPr>
+                <w:rFonts w:hint="eastAsia" w:asciiTheme="minorEastAsia" w:hAnsiTheme="minorEastAsia" w:eastAsiaTheme="minorEastAsia" w:cstheme="minorEastAsia"/>
+                <w:i w:val="0"/>
+                <w:iCs w:val="0"/>
+                <w:caps w:val="0"/>
+                <w:color w:val="0F1115"/>
+                <w:spacing w:val="0"/>
+                <w:sz w:val="22"/>
+                <w:szCs w:val="22"/>
+              </w:rPr>
+            </w:pPr>
+            <w:r>
+              <w:rPr>
+                <w:rFonts w:hint="eastAsia" w:asciiTheme="minorEastAsia" w:hAnsiTheme="minorEastAsia" w:eastAsiaTheme="minorEastAsia" w:cstheme="minorEastAsia"/>
+                <w:i w:val="0"/>
+                <w:iCs w:val="0"/>
+                <w:caps w:val="0"/>
+                <w:color w:val="0F1115"/>
+                <w:spacing w:val="0"/>
+                <w:kern w:val="0"/>
+                <w:sz w:val="22"/>
+                <w:szCs w:val="22"/>
+                <w:bdr w:val="none" w:color="auto" w:sz="0" w:space="0"/>
+                <w:lang w:val="en-US" w:eastAsia="zh-CN" w:bidi="ar"/>
+              </w:rPr>
+              <w:t>核心业务逻辑</w:t>
+            </w:r>
+          </w:p>
+        </w:tc>
+        <w:tc>
+          <w:tcPr>
+            <w:tcW w:w="4860" w:type="dxa"/>
+            <w:shd w:val="clear" w:color="auto" w:fill="FFFFFF"/>
+            <w:tcMar>
+              <w:top w:w="150" w:type="dxa"/>
+              <w:left w:w="240" w:type="dxa"/>
+              <w:bottom w:w="150" w:type="dxa"/>
+              <w:right w:w="0" w:type="dxa"/>
+            </w:tcMar>
+            <w:vAlign w:val="center"/>
+          </w:tcPr>
+          <w:p>
+            <w:pPr>
+              <w:keepNext w:val="0"/>
+              <w:keepLines w:val="0"/>
+              <w:widowControl/>
+              <w:suppressLineNumbers w:val="0"/>
+              <w:spacing w:line="375" w:lineRule="atLeast"/>
+              <w:jc w:val="left"/>
+              <w:rPr>
+                <w:rFonts w:hint="eastAsia" w:asciiTheme="minorEastAsia" w:hAnsiTheme="minorEastAsia" w:eastAsiaTheme="minorEastAsia" w:cstheme="minorEastAsia"/>
+                <w:i w:val="0"/>
+                <w:iCs w:val="0"/>
+                <w:caps w:val="0"/>
+                <w:color w:val="0F1115"/>
+                <w:spacing w:val="0"/>
+                <w:sz w:val="22"/>
+                <w:szCs w:val="22"/>
+              </w:rPr>
+            </w:pPr>
+            <w:r>
+              <w:rPr>
+                <w:rFonts w:hint="eastAsia" w:asciiTheme="minorEastAsia" w:hAnsiTheme="minorEastAsia" w:eastAsiaTheme="minorEastAsia" w:cstheme="minorEastAsia"/>
+                <w:i w:val="0"/>
+                <w:iCs w:val="0"/>
+                <w:caps w:val="0"/>
+                <w:color w:val="0F1115"/>
+                <w:spacing w:val="0"/>
+                <w:kern w:val="0"/>
+                <w:sz w:val="22"/>
+                <w:szCs w:val="22"/>
+                <w:bdr w:val="none" w:color="auto" w:sz="0" w:space="0"/>
+                <w:lang w:val="en-US" w:eastAsia="zh-CN" w:bidi="ar"/>
+              </w:rPr>
+              <w:t>CServer, User, HttpConnection, TcpChatSession</w:t>
+            </w:r>
+          </w:p>
+        </w:tc>
+      </w:tr>
+      <w:tr>
+        <w:tblPrEx>
+          <w:tblBorders>
+            <w:top w:val="none" w:color="auto" w:sz="0" w:space="0"/>
+            <w:left w:val="none" w:color="auto" w:sz="0" w:space="0"/>
+            <w:bottom w:val="none" w:color="auto" w:sz="0" w:space="0"/>
+            <w:right w:val="none" w:color="auto" w:sz="0" w:space="0"/>
+            <w:insideH w:val="none" w:color="auto" w:sz="0" w:space="0"/>
+            <w:insideV w:val="none" w:color="auto" w:sz="0" w:space="0"/>
+          </w:tblBorders>
+          <w:tblCellMar>
+            <w:top w:w="15" w:type="dxa"/>
+            <w:left w:w="15" w:type="dxa"/>
+            <w:bottom w:w="15" w:type="dxa"/>
+            <w:right w:w="15" w:type="dxa"/>
+          </w:tblCellMar>
+        </w:tblPrEx>
+        <w:tc>
+          <w:tcPr>
+            <w:tcW w:w="2490" w:type="dxa"/>
+            <w:shd w:val="clear" w:color="auto" w:fill="FFFFFF"/>
+            <w:tcMar>
+              <w:top w:w="150" w:type="dxa"/>
+              <w:left w:w="0" w:type="dxa"/>
+              <w:bottom w:w="150" w:type="dxa"/>
+              <w:right w:w="240" w:type="dxa"/>
+            </w:tcMar>
+            <w:vAlign w:val="center"/>
+          </w:tcPr>
+          <w:p>
+            <w:pPr>
+              <w:keepNext w:val="0"/>
+              <w:keepLines w:val="0"/>
+              <w:widowControl/>
+              <w:suppressLineNumbers w:val="0"/>
+              <w:spacing w:line="375" w:lineRule="atLeast"/>
+              <w:jc w:val="left"/>
+              <w:rPr>
+                <w:rFonts w:hint="eastAsia" w:asciiTheme="minorEastAsia" w:hAnsiTheme="minorEastAsia" w:eastAsiaTheme="minorEastAsia" w:cstheme="minorEastAsia"/>
+                <w:i w:val="0"/>
+                <w:iCs w:val="0"/>
+                <w:caps w:val="0"/>
+                <w:color w:val="0F1115"/>
+                <w:spacing w:val="0"/>
+                <w:sz w:val="22"/>
+                <w:szCs w:val="22"/>
+              </w:rPr>
+            </w:pPr>
+            <w:r>
+              <w:rPr>
+                <w:rStyle w:val="15"/>
+                <w:rFonts w:hint="eastAsia" w:asciiTheme="minorEastAsia" w:hAnsiTheme="minorEastAsia" w:eastAsiaTheme="minorEastAsia" w:cstheme="minorEastAsia"/>
+                <w:b/>
+                <w:bCs/>
+                <w:i w:val="0"/>
+                <w:iCs w:val="0"/>
+                <w:caps w:val="0"/>
+                <w:color w:val="0F1115"/>
+                <w:spacing w:val="0"/>
+                <w:kern w:val="0"/>
+                <w:sz w:val="22"/>
+                <w:szCs w:val="22"/>
+                <w:bdr w:val="none" w:color="auto" w:sz="0" w:space="0"/>
+                <w:lang w:val="en-US" w:eastAsia="zh-CN" w:bidi="ar"/>
+              </w:rPr>
+              <w:t>基础设施层</w:t>
+            </w:r>
+          </w:p>
+        </w:tc>
+        <w:tc>
+          <w:tcPr>
+            <w:tcW w:w="1335" w:type="dxa"/>
+            <w:shd w:val="clear" w:color="auto" w:fill="FFFFFF"/>
+            <w:tcMar>
+              <w:top w:w="150" w:type="dxa"/>
+              <w:left w:w="240" w:type="dxa"/>
+              <w:bottom w:w="150" w:type="dxa"/>
+              <w:right w:w="240" w:type="dxa"/>
+            </w:tcMar>
+            <w:vAlign w:val="center"/>
+          </w:tcPr>
+          <w:p>
+            <w:pPr>
+              <w:keepNext w:val="0"/>
+              <w:keepLines w:val="0"/>
+              <w:widowControl/>
+              <w:suppressLineNumbers w:val="0"/>
+              <w:spacing w:line="375" w:lineRule="atLeast"/>
+              <w:jc w:val="left"/>
+              <w:rPr>
+                <w:rFonts w:hint="eastAsia" w:asciiTheme="minorEastAsia" w:hAnsiTheme="minorEastAsia" w:eastAsiaTheme="minorEastAsia" w:cstheme="minorEastAsia"/>
+                <w:i w:val="0"/>
+                <w:iCs w:val="0"/>
+                <w:caps w:val="0"/>
+                <w:color w:val="0F1115"/>
+                <w:spacing w:val="0"/>
+                <w:sz w:val="22"/>
+                <w:szCs w:val="22"/>
+              </w:rPr>
+            </w:pPr>
+            <w:r>
+              <w:rPr>
+                <w:rFonts w:hint="eastAsia" w:asciiTheme="minorEastAsia" w:hAnsiTheme="minorEastAsia" w:eastAsiaTheme="minorEastAsia" w:cstheme="minorEastAsia"/>
+                <w:i w:val="0"/>
+                <w:iCs w:val="0"/>
+                <w:caps w:val="0"/>
+                <w:color w:val="0F1115"/>
+                <w:spacing w:val="0"/>
+                <w:kern w:val="0"/>
+                <w:sz w:val="22"/>
+                <w:szCs w:val="22"/>
+                <w:bdr w:val="none" w:color="auto" w:sz="0" w:space="0"/>
+                <w:lang w:val="en-US" w:eastAsia="zh-CN" w:bidi="ar"/>
+              </w:rPr>
+              <w:t>技术支持</w:t>
+            </w:r>
+          </w:p>
+        </w:tc>
+        <w:tc>
+          <w:tcPr>
+            <w:tcW w:w="4860" w:type="dxa"/>
+            <w:shd w:val="clear" w:color="auto" w:fill="FFFFFF"/>
+            <w:tcMar>
+              <w:top w:w="150" w:type="dxa"/>
+              <w:left w:w="240" w:type="dxa"/>
+              <w:bottom w:w="150" w:type="dxa"/>
+              <w:right w:w="0" w:type="dxa"/>
+            </w:tcMar>
+            <w:vAlign w:val="center"/>
+          </w:tcPr>
+          <w:p>
+            <w:pPr>
+              <w:keepNext w:val="0"/>
+              <w:keepLines w:val="0"/>
+              <w:widowControl/>
+              <w:suppressLineNumbers w:val="0"/>
+              <w:spacing w:line="375" w:lineRule="atLeast"/>
+              <w:jc w:val="left"/>
+              <w:rPr>
+                <w:rFonts w:hint="eastAsia" w:asciiTheme="minorEastAsia" w:hAnsiTheme="minorEastAsia" w:eastAsiaTheme="minorEastAsia" w:cstheme="minorEastAsia"/>
+                <w:i w:val="0"/>
+                <w:iCs w:val="0"/>
+                <w:caps w:val="0"/>
+                <w:color w:val="0F1115"/>
+                <w:spacing w:val="0"/>
+                <w:sz w:val="22"/>
+                <w:szCs w:val="22"/>
+              </w:rPr>
+            </w:pPr>
+            <w:r>
+              <w:rPr>
+                <w:rFonts w:hint="eastAsia" w:asciiTheme="minorEastAsia" w:hAnsiTheme="minorEastAsia" w:eastAsiaTheme="minorEastAsia" w:cstheme="minorEastAsia"/>
+                <w:i w:val="0"/>
+                <w:iCs w:val="0"/>
+                <w:caps w:val="0"/>
+                <w:color w:val="0F1115"/>
+                <w:spacing w:val="0"/>
+                <w:kern w:val="0"/>
+                <w:sz w:val="22"/>
+                <w:szCs w:val="22"/>
+                <w:bdr w:val="none" w:color="auto" w:sz="0" w:space="0"/>
+                <w:lang w:val="en-US" w:eastAsia="zh-CN" w:bidi="ar"/>
+              </w:rPr>
+              <w:t>Repository</w:t>
+            </w:r>
+          </w:p>
+        </w:tc>
+      </w:tr>
+    </w:tbl>
+    <w:p>
+      <w:pPr>
+        <w:rPr>
           <w:rFonts w:hint="default"/>
           <w:sz w:val="32"/>
           <w:szCs w:val="32"/>
           <w:lang w:val="en-US" w:eastAsia="zh-CN"/>
         </w:rPr>
       </w:pPr>
-      <w:bookmarkStart w:id="34" w:name="_Toc2873"/>
-      <w:r>
-        <w:rPr>
-          <w:rFonts w:hint="eastAsia"/>
+    </w:p>
+    <w:p>
+      <w:pPr>
+        <w:rPr>
+          <w:rFonts w:hint="default"/>
           <w:sz w:val="32"/>
           <w:szCs w:val="32"/>
           <w:lang w:val="en-US" w:eastAsia="zh-CN"/>
         </w:rPr>
-        <w:t>5.1 架构</w:t>
-      </w:r>
-      <w:bookmarkEnd w:id="34"/>
+      </w:pPr>
+      <w:r>
+        <w:drawing>
+          <wp:inline distT="0" distB="0" distL="114300" distR="114300">
+            <wp:extent cx="5267960" cy="2879090"/>
+            <wp:effectExtent l="0" t="0" r="8890" b="16510"/>
+            <wp:docPr id="11" name="图片 1"/>
+            <wp:cNvGraphicFramePr>
+              <a:graphicFrameLocks xmlns:a="http://schemas.openxmlformats.org/drawingml/2006/main" noChangeAspect="1"/>
+            </wp:cNvGraphicFramePr>
+            <a:graphic xmlns:a="http://schemas.openxmlformats.org/drawingml/2006/main">
+              <a:graphicData uri="http://schemas.openxmlformats.org/drawingml/2006/picture">
+                <pic:pic xmlns:pic="http://schemas.openxmlformats.org/drawingml/2006/picture">
+                  <pic:nvPicPr>
+                    <pic:cNvPr id="11" name="图片 1"/>
+                    <pic:cNvPicPr>
+                      <a:picLocks noChangeAspect="1"/>
+                    </pic:cNvPicPr>
+                  </pic:nvPicPr>
+                  <pic:blipFill>
+                    <a:blip r:embed="rId18"/>
+                    <a:stretch>
+                      <a:fillRect/>
+                    </a:stretch>
+                  </pic:blipFill>
+                  <pic:spPr>
+                    <a:xfrm>
+                      <a:off x="0" y="0"/>
+                      <a:ext cx="5267960" cy="2879090"/>
+                    </a:xfrm>
+                    <a:prstGeom prst="rect">
+                      <a:avLst/>
+                    </a:prstGeom>
+                    <a:noFill/>
+                    <a:ln>
+                      <a:noFill/>
+                    </a:ln>
+                  </pic:spPr>
+                </pic:pic>
+              </a:graphicData>
+            </a:graphic>
+          </wp:inline>
+        </w:drawing>
+      </w:r>
     </w:p>
     <w:p>
       <w:pPr>
@@ -46889,17 +47851,6 @@
           <w:lang w:val="en-US" w:eastAsia="zh-CN"/>
         </w:rPr>
       </w:pPr>
-      <w:r>
-        <w:rPr>
-          <w:rFonts w:hint="eastAsia"/>
-          <w:b/>
-          <w:bCs/>
-          <w:sz w:val="28"/>
-          <w:szCs w:val="28"/>
-          <w:lang w:val="en-US" w:eastAsia="zh-CN"/>
-        </w:rPr>
-        <w:t>1. 聊天</w:t>
-      </w:r>
     </w:p>
     <w:p>
       <w:pPr>
@@ -46914,23 +47865,26 @@
         <w:adjustRightInd/>
         <w:snapToGrid/>
         <w:spacing w:line="240" w:lineRule="auto"/>
-        <w:ind w:firstLine="560" w:firstLineChars="200"/>
         <w:textAlignment w:val="auto"/>
         <w:rPr>
-          <w:rFonts w:hint="default"/>
-          <w:sz w:val="28"/>
-          <w:szCs w:val="28"/>
-          <w:lang w:val="en-US" w:eastAsia="zh-CN"/>
-        </w:rPr>
-      </w:pPr>
-      <w:r>
-        <w:rPr>
-          <w:rFonts w:hint="default"/>
-          <w:sz w:val="28"/>
-          <w:szCs w:val="28"/>
-          <w:lang w:val="en-US" w:eastAsia="zh-CN"/>
-        </w:rPr>
-        <w:t>4层架构</w:t>
+          <w:rFonts w:hint="eastAsia"/>
+          <w:b/>
+          <w:bCs/>
+          <w:sz w:val="28"/>
+          <w:szCs w:val="28"/>
+          <w:lang w:val="en-US" w:eastAsia="zh-CN"/>
+        </w:rPr>
+      </w:pPr>
+      <w:r>
+        <w:rPr>
+          <w:rFonts w:hint="eastAsia"/>
+          <w:b/>
+          <w:bCs/>
+          <w:sz w:val="28"/>
+          <w:szCs w:val="28"/>
+          <w:lang w:val="en-US" w:eastAsia="zh-CN"/>
+        </w:rPr>
+        <w:t>1. 聊天</w:t>
       </w:r>
     </w:p>
     <w:p>
@@ -46946,7 +47900,7 @@
         <w:adjustRightInd/>
         <w:snapToGrid/>
         <w:spacing w:line="240" w:lineRule="auto"/>
-        <w:ind w:firstLine="280" w:firstLineChars="100"/>
+        <w:ind w:firstLine="560" w:firstLineChars="200"/>
         <w:textAlignment w:val="auto"/>
         <w:rPr>
           <w:rFonts w:hint="default"/>
@@ -46962,25 +47916,7 @@
           <w:szCs w:val="28"/>
           <w:lang w:val="en-US" w:eastAsia="zh-CN"/>
         </w:rPr>
-        <w:t>1.表现层</w:t>
-      </w:r>
-      <w:r>
-        <w:rPr>
-          <w:rFonts w:hint="eastAsia"/>
-          <w:sz w:val="28"/>
-          <w:szCs w:val="28"/>
-          <w:lang w:val="en-US" w:eastAsia="zh-CN"/>
-        </w:rPr>
-        <w:t>：</w:t>
-      </w:r>
-      <w:r>
-        <w:rPr>
-          <w:rFonts w:hint="default"/>
-          <w:sz w:val="28"/>
-          <w:szCs w:val="28"/>
-          <w:lang w:val="en-US" w:eastAsia="zh-CN"/>
-        </w:rPr>
-        <w:t>仅支持用户交互与界面显示，无任何逻辑。</w:t>
+        <w:t>4层架构</w:t>
       </w:r>
     </w:p>
     <w:p>
@@ -46996,7 +47932,7 @@
         <w:adjustRightInd/>
         <w:snapToGrid/>
         <w:spacing w:line="240" w:lineRule="auto"/>
-        <w:ind w:firstLine="560" w:firstLineChars="200"/>
+        <w:ind w:firstLine="280" w:firstLineChars="100"/>
         <w:textAlignment w:val="auto"/>
         <w:rPr>
           <w:rFonts w:hint="default"/>
@@ -47012,7 +47948,7 @@
           <w:szCs w:val="28"/>
           <w:lang w:val="en-US" w:eastAsia="zh-CN"/>
         </w:rPr>
-        <w:t>核心组件</w:t>
+        <w:t>1.表现层</w:t>
       </w:r>
       <w:r>
         <w:rPr>
@@ -47030,7 +47966,7 @@
           <w:szCs w:val="28"/>
           <w:lang w:val="en-US" w:eastAsia="zh-CN"/>
         </w:rPr>
-        <w:t>tcpclient.qml</w:t>
+        <w:t>仅支持用户交互与界面显示，无任何逻辑。</w:t>
       </w:r>
     </w:p>
     <w:p>
@@ -47046,7 +47982,7 @@
         <w:adjustRightInd/>
         <w:snapToGrid/>
         <w:spacing w:line="240" w:lineRule="auto"/>
-        <w:ind w:firstLine="280" w:firstLineChars="100"/>
+        <w:ind w:firstLine="560" w:firstLineChars="200"/>
         <w:textAlignment w:val="auto"/>
         <w:rPr>
           <w:rFonts w:hint="default"/>
@@ -47062,7 +47998,7 @@
           <w:szCs w:val="28"/>
           <w:lang w:val="en-US" w:eastAsia="zh-CN"/>
         </w:rPr>
-        <w:t>2.应用逻辑层</w:t>
+        <w:t>核心组件</w:t>
       </w:r>
       <w:r>
         <w:rPr>
@@ -47080,7 +48016,7 @@
           <w:szCs w:val="28"/>
           <w:lang w:val="en-US" w:eastAsia="zh-CN"/>
         </w:rPr>
-        <w:t>承接表现层与域层，作为信号的中转站。</w:t>
+        <w:t>tcpclient.qml</w:t>
       </w:r>
     </w:p>
     <w:p>
@@ -47096,7 +48032,7 @@
         <w:adjustRightInd/>
         <w:snapToGrid/>
         <w:spacing w:line="240" w:lineRule="auto"/>
-        <w:ind w:firstLine="560" w:firstLineChars="200"/>
+        <w:ind w:firstLine="280" w:firstLineChars="100"/>
         <w:textAlignment w:val="auto"/>
         <w:rPr>
           <w:rFonts w:hint="default"/>
@@ -47112,7 +48048,25 @@
           <w:szCs w:val="28"/>
           <w:lang w:val="en-US" w:eastAsia="zh-CN"/>
         </w:rPr>
-        <w:t>tcpclient类客户端的传递信号给服务器</w:t>
+        <w:t>2.应用逻辑层</w:t>
+      </w:r>
+      <w:r>
+        <w:rPr>
+          <w:rFonts w:hint="eastAsia"/>
+          <w:sz w:val="28"/>
+          <w:szCs w:val="28"/>
+          <w:lang w:val="en-US" w:eastAsia="zh-CN"/>
+        </w:rPr>
+        <w:t>：</w:t>
+      </w:r>
+      <w:r>
+        <w:rPr>
+          <w:rFonts w:hint="default"/>
+          <w:sz w:val="28"/>
+          <w:szCs w:val="28"/>
+          <w:lang w:val="en-US" w:eastAsia="zh-CN"/>
+        </w:rPr>
+        <w:t>承接表现层与域层，作为信号的中转站。</w:t>
       </w:r>
     </w:p>
     <w:p>
@@ -47128,7 +48082,7 @@
         <w:adjustRightInd/>
         <w:snapToGrid/>
         <w:spacing w:line="240" w:lineRule="auto"/>
-        <w:ind w:firstLine="280" w:firstLineChars="100"/>
+        <w:ind w:firstLine="560" w:firstLineChars="200"/>
         <w:textAlignment w:val="auto"/>
         <w:rPr>
           <w:rFonts w:hint="default"/>
@@ -47144,25 +48098,7 @@
           <w:szCs w:val="28"/>
           <w:lang w:val="en-US" w:eastAsia="zh-CN"/>
         </w:rPr>
-        <w:t>3.域层</w:t>
-      </w:r>
-      <w:r>
-        <w:rPr>
-          <w:rFonts w:hint="eastAsia"/>
-          <w:sz w:val="28"/>
-          <w:szCs w:val="28"/>
-          <w:lang w:val="en-US" w:eastAsia="zh-CN"/>
-        </w:rPr>
-        <w:t>：</w:t>
-      </w:r>
-      <w:r>
-        <w:rPr>
-          <w:rFonts w:hint="default"/>
-          <w:sz w:val="28"/>
-          <w:szCs w:val="28"/>
-          <w:lang w:val="en-US" w:eastAsia="zh-CN"/>
-        </w:rPr>
-        <w:t>处理业务逻辑</w:t>
+        <w:t>tcpclient类客户端的传递信号给服务器</w:t>
       </w:r>
     </w:p>
     <w:p>
@@ -47178,7 +48114,7 @@
         <w:adjustRightInd/>
         <w:snapToGrid/>
         <w:spacing w:line="240" w:lineRule="auto"/>
-        <w:ind w:firstLine="560" w:firstLineChars="200"/>
+        <w:ind w:firstLine="280" w:firstLineChars="100"/>
         <w:textAlignment w:val="auto"/>
         <w:rPr>
           <w:rFonts w:hint="default"/>
@@ -47194,7 +48130,25 @@
           <w:szCs w:val="28"/>
           <w:lang w:val="en-US" w:eastAsia="zh-CN"/>
         </w:rPr>
-        <w:t>cserve类：监听客户端接受的连接</w:t>
+        <w:t>3.域层</w:t>
+      </w:r>
+      <w:r>
+        <w:rPr>
+          <w:rFonts w:hint="eastAsia"/>
+          <w:sz w:val="28"/>
+          <w:szCs w:val="28"/>
+          <w:lang w:val="en-US" w:eastAsia="zh-CN"/>
+        </w:rPr>
+        <w:t>：</w:t>
+      </w:r>
+      <w:r>
+        <w:rPr>
+          <w:rFonts w:hint="default"/>
+          <w:sz w:val="28"/>
+          <w:szCs w:val="28"/>
+          <w:lang w:val="en-US" w:eastAsia="zh-CN"/>
+        </w:rPr>
+        <w:t>处理业务逻辑</w:t>
       </w:r>
     </w:p>
     <w:p>
@@ -47226,25 +48180,7 @@
           <w:szCs w:val="28"/>
           <w:lang w:val="en-US" w:eastAsia="zh-CN"/>
         </w:rPr>
-        <w:t>AsioIOServicePool类</w:t>
-      </w:r>
-      <w:r>
-        <w:rPr>
-          <w:rFonts w:hint="eastAsia"/>
-          <w:sz w:val="28"/>
-          <w:szCs w:val="28"/>
-          <w:lang w:val="en-US" w:eastAsia="zh-CN"/>
-        </w:rPr>
-        <w:t>：</w:t>
-      </w:r>
-      <w:r>
-        <w:rPr>
-          <w:rFonts w:hint="default"/>
-          <w:sz w:val="28"/>
-          <w:szCs w:val="28"/>
-          <w:lang w:val="en-US" w:eastAsia="zh-CN"/>
-        </w:rPr>
-        <w:t>实现多线程，满足多个客户端请求，使用异步监听</w:t>
+        <w:t>cserve类：监听客户端接受的连接</w:t>
       </w:r>
     </w:p>
     <w:p>
@@ -47276,7 +48212,7 @@
           <w:szCs w:val="28"/>
           <w:lang w:val="en-US" w:eastAsia="zh-CN"/>
         </w:rPr>
-        <w:t>HttpConnection</w:t>
+        <w:t>AsioIOServicePool类</w:t>
       </w:r>
       <w:r>
         <w:rPr>
@@ -47294,7 +48230,7 @@
           <w:szCs w:val="28"/>
           <w:lang w:val="en-US" w:eastAsia="zh-CN"/>
         </w:rPr>
-        <w:t>处理客户端的聊天请求，并开启聊天接听</w:t>
+        <w:t>实现多线程，满足多个客户端请求，使用异步监听</w:t>
       </w:r>
     </w:p>
     <w:p>
@@ -47326,7 +48262,7 @@
           <w:szCs w:val="28"/>
           <w:lang w:val="en-US" w:eastAsia="zh-CN"/>
         </w:rPr>
-        <w:t>tcpchatsession类</w:t>
+        <w:t>HttpConnection</w:t>
       </w:r>
       <w:r>
         <w:rPr>
@@ -47344,7 +48280,7 @@
           <w:szCs w:val="28"/>
           <w:lang w:val="en-US" w:eastAsia="zh-CN"/>
         </w:rPr>
-        <w:t>转发消息给其他客户端</w:t>
+        <w:t>处理客户端的聊天请求，并开启聊天接听</w:t>
       </w:r>
     </w:p>
     <w:p>
@@ -47360,15 +48296,33 @@
         <w:adjustRightInd/>
         <w:snapToGrid/>
         <w:spacing w:line="240" w:lineRule="auto"/>
-        <w:ind w:firstLine="280" w:firstLineChars="100"/>
+        <w:ind w:firstLine="560" w:firstLineChars="200"/>
         <w:textAlignment w:val="auto"/>
         <w:rPr>
+          <w:rFonts w:hint="default"/>
+          <w:sz w:val="28"/>
+          <w:szCs w:val="28"/>
+          <w:lang w:val="en-US" w:eastAsia="zh-CN"/>
+        </w:rPr>
+      </w:pPr>
+      <w:r>
+        <w:rPr>
+          <w:rFonts w:hint="default"/>
+          <w:sz w:val="28"/>
+          <w:szCs w:val="28"/>
+          <w:lang w:val="en-US" w:eastAsia="zh-CN"/>
+        </w:rPr>
+        <w:t>tcpchatsession类</w:t>
+      </w:r>
+      <w:r>
+        <w:rPr>
           <w:rFonts w:hint="eastAsia"/>
           <w:sz w:val="28"/>
           <w:szCs w:val="28"/>
           <w:lang w:val="en-US" w:eastAsia="zh-CN"/>
         </w:rPr>
-      </w:pPr>
+        <w:t>：</w:t>
+      </w:r>
       <w:r>
         <w:rPr>
           <w:rFonts w:hint="default"/>
@@ -47376,16 +48330,7 @@
           <w:szCs w:val="28"/>
           <w:lang w:val="en-US" w:eastAsia="zh-CN"/>
         </w:rPr>
-        <w:t>4.基础设施层</w:t>
-      </w:r>
-      <w:r>
-        <w:rPr>
-          <w:rFonts w:hint="eastAsia"/>
-          <w:sz w:val="28"/>
-          <w:szCs w:val="28"/>
-          <w:lang w:val="en-US" w:eastAsia="zh-CN"/>
-        </w:rPr>
-        <w:t>：</w:t>
+        <w:t>转发消息给其他客户端</w:t>
       </w:r>
     </w:p>
     <w:p>
@@ -47404,20 +48349,29 @@
         <w:ind w:firstLine="280" w:firstLineChars="100"/>
         <w:textAlignment w:val="auto"/>
         <w:rPr>
+          <w:rFonts w:hint="eastAsia"/>
+          <w:sz w:val="28"/>
+          <w:szCs w:val="28"/>
+          <w:lang w:val="en-US" w:eastAsia="zh-CN"/>
+        </w:rPr>
+      </w:pPr>
+      <w:r>
+        <w:rPr>
           <w:rFonts w:hint="default"/>
           <w:sz w:val="28"/>
           <w:szCs w:val="28"/>
           <w:lang w:val="en-US" w:eastAsia="zh-CN"/>
         </w:rPr>
-      </w:pPr>
-      <w:r>
-        <w:rPr>
-          <w:rFonts w:hint="default"/>
-          <w:sz w:val="28"/>
-          <w:szCs w:val="28"/>
-          <w:lang w:val="en-US" w:eastAsia="zh-CN"/>
-        </w:rPr>
-        <w:t>使用boostasio库进行网络通信</w:t>
+        <w:t>4.基础设施层</w:t>
+      </w:r>
+      <w:r>
+        <w:rPr>
+          <w:rFonts w:hint="eastAsia"/>
+          <w:sz w:val="28"/>
+          <w:szCs w:val="28"/>
+          <w:lang w:val="en-US" w:eastAsia="zh-CN"/>
+        </w:rPr>
+        <w:t>：</w:t>
       </w:r>
     </w:p>
     <w:p>
@@ -47449,7 +48403,7 @@
           <w:szCs w:val="28"/>
           <w:lang w:val="en-US" w:eastAsia="zh-CN"/>
         </w:rPr>
-        <w:t>使用tcp进行长连接与服务器</w:t>
+        <w:t>使用boostasio库进行网络通信</w:t>
       </w:r>
     </w:p>
     <w:p>
@@ -47465,37 +48419,23 @@
         <w:adjustRightInd/>
         <w:snapToGrid/>
         <w:spacing w:line="240" w:lineRule="auto"/>
+        <w:ind w:firstLine="280" w:firstLineChars="100"/>
         <w:textAlignment w:val="auto"/>
         <w:rPr>
           <w:rFonts w:hint="default"/>
-          <w:b/>
-          <w:bCs/>
-          <w:sz w:val="28"/>
-          <w:szCs w:val="28"/>
-          <w:lang w:val="en-US" w:eastAsia="zh-CN"/>
-        </w:rPr>
-      </w:pPr>
-      <w:r>
-        <w:rPr>
-          <w:rFonts w:hint="eastAsia"/>
-          <w:b/>
-          <w:bCs/>
-          <w:sz w:val="28"/>
-          <w:szCs w:val="28"/>
-          <w:lang w:val="en-US" w:eastAsia="zh-CN"/>
-        </w:rPr>
-        <w:t xml:space="preserve">2. </w:t>
-      </w:r>
+          <w:sz w:val="28"/>
+          <w:szCs w:val="28"/>
+          <w:lang w:val="en-US" w:eastAsia="zh-CN"/>
+        </w:rPr>
+      </w:pPr>
       <w:r>
         <w:rPr>
           <w:rFonts w:hint="default"/>
-          <w:b/>
-          <w:bCs/>
-          <w:sz w:val="28"/>
-          <w:szCs w:val="28"/>
-          <w:lang w:val="en-US" w:eastAsia="zh-CN"/>
-        </w:rPr>
-        <w:t>用户认证架构</w:t>
+          <w:sz w:val="28"/>
+          <w:szCs w:val="28"/>
+          <w:lang w:val="en-US" w:eastAsia="zh-CN"/>
+        </w:rPr>
+        <w:t>使用tcp进行长连接与服务器</w:t>
       </w:r>
     </w:p>
     <w:p>
@@ -47511,41 +48451,37 @@
         <w:adjustRightInd/>
         <w:snapToGrid/>
         <w:spacing w:line="240" w:lineRule="auto"/>
-        <w:ind w:firstLine="280" w:firstLineChars="100"/>
         <w:textAlignment w:val="auto"/>
         <w:rPr>
           <w:rFonts w:hint="default"/>
-          <w:sz w:val="28"/>
-          <w:szCs w:val="28"/>
-          <w:lang w:val="en-US" w:eastAsia="zh-CN"/>
-        </w:rPr>
-      </w:pPr>
+          <w:b/>
+          <w:bCs/>
+          <w:sz w:val="28"/>
+          <w:szCs w:val="28"/>
+          <w:lang w:val="en-US" w:eastAsia="zh-CN"/>
+        </w:rPr>
+      </w:pPr>
+      <w:r>
+        <w:rPr>
+          <w:rFonts w:hint="eastAsia"/>
+          <w:b/>
+          <w:bCs/>
+          <w:sz w:val="28"/>
+          <w:szCs w:val="28"/>
+          <w:lang w:val="en-US" w:eastAsia="zh-CN"/>
+        </w:rPr>
+        <w:t xml:space="preserve">2. </w:t>
+      </w:r>
       <w:r>
         <w:rPr>
           <w:rFonts w:hint="default"/>
-          <w:sz w:val="28"/>
-          <w:szCs w:val="28"/>
-          <w:lang w:val="en-US" w:eastAsia="zh-CN"/>
-        </w:rPr>
-        <w:t>1.表现层</w:t>
-      </w:r>
-      <w:r>
-        <w:rPr>
-          <w:rFonts w:hint="eastAsia"/>
-          <w:sz w:val="28"/>
-          <w:szCs w:val="28"/>
-          <w:lang w:val="en-US" w:eastAsia="zh-CN"/>
-        </w:rPr>
-        <w:t>：</w:t>
-      </w:r>
-      <w:r>
-        <w:rPr>
-          <w:rFonts w:hint="default"/>
-          <w:sz w:val="28"/>
-          <w:szCs w:val="28"/>
-          <w:lang w:val="en-US" w:eastAsia="zh-CN"/>
-        </w:rPr>
-        <w:t>仅支持用户交互与界面显示，无任何逻辑。</w:t>
+          <w:b/>
+          <w:bCs/>
+          <w:sz w:val="28"/>
+          <w:szCs w:val="28"/>
+          <w:lang w:val="en-US" w:eastAsia="zh-CN"/>
+        </w:rPr>
+        <w:t>用户认证架构</w:t>
       </w:r>
     </w:p>
     <w:p>
@@ -47561,7 +48497,7 @@
         <w:adjustRightInd/>
         <w:snapToGrid/>
         <w:spacing w:line="240" w:lineRule="auto"/>
-        <w:ind w:firstLine="560" w:firstLineChars="200"/>
+        <w:ind w:firstLine="280" w:firstLineChars="100"/>
         <w:textAlignment w:val="auto"/>
         <w:rPr>
           <w:rFonts w:hint="default"/>
@@ -47577,7 +48513,7 @@
           <w:szCs w:val="28"/>
           <w:lang w:val="en-US" w:eastAsia="zh-CN"/>
         </w:rPr>
-        <w:t>Login.qml</w:t>
+        <w:t>1.表现层</w:t>
       </w:r>
       <w:r>
         <w:rPr>
@@ -47586,7 +48522,7 @@
           <w:szCs w:val="28"/>
           <w:lang w:val="en-US" w:eastAsia="zh-CN"/>
         </w:rPr>
-        <w:t>；</w:t>
+        <w:t>：</w:t>
       </w:r>
       <w:r>
         <w:rPr>
@@ -47595,7 +48531,7 @@
           <w:szCs w:val="28"/>
           <w:lang w:val="en-US" w:eastAsia="zh-CN"/>
         </w:rPr>
-        <w:t>regsiter.qml</w:t>
+        <w:t>仅支持用户交互与界面显示，无任何逻辑。</w:t>
       </w:r>
     </w:p>
     <w:p>
@@ -47611,7 +48547,7 @@
         <w:adjustRightInd/>
         <w:snapToGrid/>
         <w:spacing w:line="240" w:lineRule="auto"/>
-        <w:ind w:firstLine="280" w:firstLineChars="100"/>
+        <w:ind w:firstLine="560" w:firstLineChars="200"/>
         <w:textAlignment w:val="auto"/>
         <w:rPr>
           <w:rFonts w:hint="default"/>
@@ -47627,7 +48563,7 @@
           <w:szCs w:val="28"/>
           <w:lang w:val="en-US" w:eastAsia="zh-CN"/>
         </w:rPr>
-        <w:t>2.应用逻辑层</w:t>
+        <w:t>Login.qml</w:t>
       </w:r>
       <w:r>
         <w:rPr>
@@ -47636,7 +48572,7 @@
           <w:szCs w:val="28"/>
           <w:lang w:val="en-US" w:eastAsia="zh-CN"/>
         </w:rPr>
-        <w:t>：</w:t>
+        <w:t>；</w:t>
       </w:r>
       <w:r>
         <w:rPr>
@@ -47645,7 +48581,7 @@
           <w:szCs w:val="28"/>
           <w:lang w:val="en-US" w:eastAsia="zh-CN"/>
         </w:rPr>
-        <w:t>承接表现层与域层，作为信号的中转站。</w:t>
+        <w:t>regsiter.qml</w:t>
       </w:r>
     </w:p>
     <w:p>
@@ -47661,7 +48597,7 @@
         <w:adjustRightInd/>
         <w:snapToGrid/>
         <w:spacing w:line="240" w:lineRule="auto"/>
-        <w:ind w:firstLine="560" w:firstLineChars="200"/>
+        <w:ind w:firstLine="280" w:firstLineChars="100"/>
         <w:textAlignment w:val="auto"/>
         <w:rPr>
           <w:rFonts w:hint="default"/>
@@ -47677,7 +48613,25 @@
           <w:szCs w:val="28"/>
           <w:lang w:val="en-US" w:eastAsia="zh-CN"/>
         </w:rPr>
-        <w:t>usercontrol类：传递ui的注册信号与登陆信号给http</w:t>
+        <w:t>2.应用逻辑层</w:t>
+      </w:r>
+      <w:r>
+        <w:rPr>
+          <w:rFonts w:hint="eastAsia"/>
+          <w:sz w:val="28"/>
+          <w:szCs w:val="28"/>
+          <w:lang w:val="en-US" w:eastAsia="zh-CN"/>
+        </w:rPr>
+        <w:t>：</w:t>
+      </w:r>
+      <w:r>
+        <w:rPr>
+          <w:rFonts w:hint="default"/>
+          <w:sz w:val="28"/>
+          <w:szCs w:val="28"/>
+          <w:lang w:val="en-US" w:eastAsia="zh-CN"/>
+        </w:rPr>
+        <w:t>承接表现层与域层，作为信号的中转站。</w:t>
       </w:r>
     </w:p>
     <w:p>
@@ -47709,25 +48663,7 @@
           <w:szCs w:val="28"/>
           <w:lang w:val="en-US" w:eastAsia="zh-CN"/>
         </w:rPr>
-        <w:t>userservercontrol类：处理注册的信号</w:t>
-      </w:r>
-      <w:r>
-        <w:rPr>
-          <w:rFonts w:hint="eastAsia"/>
-          <w:sz w:val="28"/>
-          <w:szCs w:val="28"/>
-          <w:lang w:val="en-US" w:eastAsia="zh-CN"/>
-        </w:rPr>
-        <w:t>；</w:t>
-      </w:r>
-      <w:r>
-        <w:rPr>
-          <w:rFonts w:hint="default"/>
-          <w:sz w:val="28"/>
-          <w:szCs w:val="28"/>
-          <w:lang w:val="en-US" w:eastAsia="zh-CN"/>
-        </w:rPr>
-        <w:t>处理登陆信号</w:t>
+        <w:t>usercontrol类：传递ui的注册信号与登陆信号给http</w:t>
       </w:r>
     </w:p>
     <w:p>
@@ -47743,7 +48679,7 @@
         <w:adjustRightInd/>
         <w:snapToGrid/>
         <w:spacing w:line="240" w:lineRule="auto"/>
-        <w:ind w:firstLine="280" w:firstLineChars="100"/>
+        <w:ind w:firstLine="560" w:firstLineChars="200"/>
         <w:textAlignment w:val="auto"/>
         <w:rPr>
           <w:rFonts w:hint="default"/>
@@ -47759,7 +48695,25 @@
           <w:szCs w:val="28"/>
           <w:lang w:val="en-US" w:eastAsia="zh-CN"/>
         </w:rPr>
-        <w:t>3.域层</w:t>
+        <w:t>userservercontrol类：处理注册的信号</w:t>
+      </w:r>
+      <w:r>
+        <w:rPr>
+          <w:rFonts w:hint="eastAsia"/>
+          <w:sz w:val="28"/>
+          <w:szCs w:val="28"/>
+          <w:lang w:val="en-US" w:eastAsia="zh-CN"/>
+        </w:rPr>
+        <w:t>；</w:t>
+      </w:r>
+      <w:r>
+        <w:rPr>
+          <w:rFonts w:hint="default"/>
+          <w:sz w:val="28"/>
+          <w:szCs w:val="28"/>
+          <w:lang w:val="en-US" w:eastAsia="zh-CN"/>
+        </w:rPr>
+        <w:t>处理登陆信号</w:t>
       </w:r>
     </w:p>
     <w:p>
@@ -47775,7 +48729,7 @@
         <w:adjustRightInd/>
         <w:snapToGrid/>
         <w:spacing w:line="240" w:lineRule="auto"/>
-        <w:ind w:firstLine="560" w:firstLineChars="200"/>
+        <w:ind w:firstLine="280" w:firstLineChars="100"/>
         <w:textAlignment w:val="auto"/>
         <w:rPr>
           <w:rFonts w:hint="default"/>
@@ -47791,7 +48745,7 @@
           <w:szCs w:val="28"/>
           <w:lang w:val="en-US" w:eastAsia="zh-CN"/>
         </w:rPr>
-        <w:t>cserve类：监听客户端接受的连接</w:t>
+        <w:t>3.域层</w:t>
       </w:r>
     </w:p>
     <w:p>
@@ -47823,25 +48777,7 @@
           <w:szCs w:val="28"/>
           <w:lang w:val="en-US" w:eastAsia="zh-CN"/>
         </w:rPr>
-        <w:t>AsioIOServicePool类</w:t>
-      </w:r>
-      <w:r>
-        <w:rPr>
-          <w:rFonts w:hint="eastAsia"/>
-          <w:sz w:val="28"/>
-          <w:szCs w:val="28"/>
-          <w:lang w:val="en-US" w:eastAsia="zh-CN"/>
-        </w:rPr>
-        <w:t>：</w:t>
-      </w:r>
-      <w:r>
-        <w:rPr>
-          <w:rFonts w:hint="default"/>
-          <w:sz w:val="28"/>
-          <w:szCs w:val="28"/>
-          <w:lang w:val="en-US" w:eastAsia="zh-CN"/>
-        </w:rPr>
-        <w:t>实现多线程，满足多个客户端请求，使用异步监听</w:t>
+        <w:t>cserve类：监听客户端接受的连接</w:t>
       </w:r>
     </w:p>
     <w:p>
@@ -47873,7 +48809,7 @@
           <w:szCs w:val="28"/>
           <w:lang w:val="en-US" w:eastAsia="zh-CN"/>
         </w:rPr>
-        <w:t>HttpConnection</w:t>
+        <w:t>AsioIOServicePool类</w:t>
       </w:r>
       <w:r>
         <w:rPr>
@@ -47882,7 +48818,7 @@
           <w:szCs w:val="28"/>
           <w:lang w:val="en-US" w:eastAsia="zh-CN"/>
         </w:rPr>
-        <w:t>类：</w:t>
+        <w:t>：</w:t>
       </w:r>
       <w:r>
         <w:rPr>
@@ -47891,7 +48827,7 @@
           <w:szCs w:val="28"/>
           <w:lang w:val="en-US" w:eastAsia="zh-CN"/>
         </w:rPr>
-        <w:t>处理客户端的登陆注册请求</w:t>
+        <w:t>实现多线程，满足多个客户端请求，使用异步监听</w:t>
       </w:r>
     </w:p>
     <w:p>
@@ -47923,7 +48859,7 @@
           <w:szCs w:val="28"/>
           <w:lang w:val="en-US" w:eastAsia="zh-CN"/>
         </w:rPr>
-        <w:t>user类</w:t>
+        <w:t>HttpConnection</w:t>
       </w:r>
       <w:r>
         <w:rPr>
@@ -47932,7 +48868,7 @@
           <w:szCs w:val="28"/>
           <w:lang w:val="en-US" w:eastAsia="zh-CN"/>
         </w:rPr>
-        <w:t>：</w:t>
+        <w:t>类：</w:t>
       </w:r>
       <w:r>
         <w:rPr>
@@ -47941,7 +48877,7 @@
           <w:szCs w:val="28"/>
           <w:lang w:val="en-US" w:eastAsia="zh-CN"/>
         </w:rPr>
-        <w:t>处理用户密码校正等业务处理</w:t>
+        <w:t>处理客户端的登陆注册请求</w:t>
       </w:r>
     </w:p>
     <w:p>
@@ -47957,7 +48893,7 @@
         <w:adjustRightInd/>
         <w:snapToGrid/>
         <w:spacing w:line="240" w:lineRule="auto"/>
-        <w:ind w:firstLine="280" w:firstLineChars="100"/>
+        <w:ind w:firstLine="560" w:firstLineChars="200"/>
         <w:textAlignment w:val="auto"/>
         <w:rPr>
           <w:rFonts w:hint="default"/>
@@ -47973,8 +48909,28 @@
           <w:szCs w:val="28"/>
           <w:lang w:val="en-US" w:eastAsia="zh-CN"/>
         </w:rPr>
-        <w:t>4.基础设施层</w:t>
-      </w:r>
+        <w:t>user类</w:t>
+      </w:r>
+      <w:r>
+        <w:rPr>
+          <w:rFonts w:hint="eastAsia"/>
+          <w:sz w:val="28"/>
+          <w:szCs w:val="28"/>
+          <w:lang w:val="en-US" w:eastAsia="zh-CN"/>
+        </w:rPr>
+        <w:t>：</w:t>
+      </w:r>
+      <w:r>
+        <w:rPr>
+          <w:rFonts w:hint="default"/>
+          <w:sz w:val="28"/>
+          <w:szCs w:val="28"/>
+          <w:lang w:val="en-US" w:eastAsia="zh-CN"/>
+        </w:rPr>
+        <w:t>处理用户密码校正等业务处理</w:t>
+      </w:r>
+      <w:bookmarkStart w:id="41" w:name="_GoBack"/>
+      <w:bookmarkEnd w:id="41"/>
     </w:p>
     <w:p>
       <w:pPr>
@@ -47989,6 +48945,38 @@
         <w:adjustRightInd/>
         <w:snapToGrid/>
         <w:spacing w:line="240" w:lineRule="auto"/>
+        <w:ind w:firstLine="280" w:firstLineChars="100"/>
+        <w:textAlignment w:val="auto"/>
+        <w:rPr>
+          <w:rFonts w:hint="default"/>
+          <w:sz w:val="28"/>
+          <w:szCs w:val="28"/>
+          <w:lang w:val="en-US" w:eastAsia="zh-CN"/>
+        </w:rPr>
+      </w:pPr>
+      <w:r>
+        <w:rPr>
+          <w:rFonts w:hint="default"/>
+          <w:sz w:val="28"/>
+          <w:szCs w:val="28"/>
+          <w:lang w:val="en-US" w:eastAsia="zh-CN"/>
+        </w:rPr>
+        <w:t>4.基础设施层</w:t>
+      </w:r>
+    </w:p>
+    <w:p>
+      <w:pPr>
+        <w:pageBreakBefore w:val="0"/>
+        <w:kinsoku/>
+        <w:wordWrap/>
+        <w:overflowPunct/>
+        <w:topLinePunct w:val="0"/>
+        <w:autoSpaceDE/>
+        <w:autoSpaceDN/>
+        <w:bidi w:val="0"/>
+        <w:adjustRightInd/>
+        <w:snapToGrid/>
+        <w:spacing w:line="240" w:lineRule="auto"/>
         <w:ind w:firstLine="560" w:firstLineChars="200"/>
         <w:textAlignment w:val="auto"/>
         <w:rPr>
@@ -48023,7 +49011,43 @@
           <w:szCs w:val="28"/>
           <w:lang w:val="en-US" w:eastAsia="zh-CN"/>
         </w:rPr>
-        <w:t>使用数据库存储用户信息，与user类绑定，只有基本的增删改查</w:t>
+        <w:t>使用数据库</w:t>
+      </w:r>
+      <w:r>
+        <w:rPr>
+          <w:rFonts w:hint="eastAsia"/>
+          <w:sz w:val="28"/>
+          <w:szCs w:val="28"/>
+          <w:lang w:val="en-US" w:eastAsia="zh-CN"/>
+        </w:rPr>
+        <w:t>（map）</w:t>
+      </w:r>
+      <w:r>
+        <w:rPr>
+          <w:rFonts w:hint="default"/>
+          <w:sz w:val="28"/>
+          <w:szCs w:val="28"/>
+          <w:lang w:val="en-US" w:eastAsia="zh-CN"/>
+        </w:rPr>
+        <w:t>存储用户信息，与user类</w:t>
+      </w:r>
+      <w:r>
+        <w:rPr>
+          <w:rFonts w:hint="eastAsia"/>
+          <w:sz w:val="28"/>
+          <w:szCs w:val="28"/>
+          <w:lang w:val="en-US" w:eastAsia="zh-CN"/>
+        </w:rPr>
+        <w:tab/>
+      </w:r>
+      <w:r>
+        <w:rPr>
+          <w:rFonts w:hint="default"/>
+          <w:sz w:val="28"/>
+          <w:szCs w:val="28"/>
+          <w:lang w:val="en-US" w:eastAsia="zh-CN"/>
+        </w:rPr>
+        <w:t>绑定，只有基本的增删改查</w:t>
       </w:r>
     </w:p>
     <w:p>
@@ -48835,7 +49859,7 @@
                     </pic:cNvPicPr>
                   </pic:nvPicPr>
                   <pic:blipFill>
-                    <a:blip r:embed="rId18"/>
+                    <a:blip r:embed="rId19"/>
                     <a:stretch>
                       <a:fillRect/>
                     </a:stretch>
@@ -48893,7 +49917,7 @@
                     </pic:cNvPicPr>
                   </pic:nvPicPr>
                   <pic:blipFill>
-                    <a:blip r:embed="rId19"/>
+                    <a:blip r:embed="rId20"/>
                     <a:stretch>
                       <a:fillRect/>
                     </a:stretch>
@@ -49018,7 +50042,7 @@
                     </pic:cNvPicPr>
                   </pic:nvPicPr>
                   <pic:blipFill>
-                    <a:blip r:embed="rId20"/>
+                    <a:blip r:embed="rId21"/>
                     <a:stretch>
                       <a:fillRect/>
                     </a:stretch>
@@ -49147,7 +50171,7 @@
                     </pic:cNvPicPr>
                   </pic:nvPicPr>
                   <pic:blipFill>
-                    <a:blip r:embed="rId21"/>
+                    <a:blip r:embed="rId22"/>
                     <a:stretch>
                       <a:fillRect/>
                     </a:stretch>
@@ -52653,7 +53677,7 @@
   <w:style w:type="paragraph" w:styleId="7">
     <w:name w:val="footer"/>
     <w:basedOn w:val="1"/>
-    <w:link w:val="20"/>
+    <w:link w:val="21"/>
     <w:qFormat/>
     <w:uiPriority w:val="0"/>
     <w:pPr>
@@ -52672,7 +53696,7 @@
   <w:style w:type="paragraph" w:styleId="8">
     <w:name w:val="header"/>
     <w:basedOn w:val="1"/>
-    <w:link w:val="19"/>
+    <w:link w:val="20"/>
     <w:qFormat/>
     <w:uiPriority w:val="0"/>
     <w:pPr>
@@ -52770,7 +53794,16 @@
       <w:u w:val="single"/>
     </w:rPr>
   </w:style>
-  <w:style w:type="paragraph" w:customStyle="1" w:styleId="18">
+  <w:style w:type="character" w:styleId="18">
+    <w:name w:val="HTML Code"/>
+    <w:basedOn w:val="14"/>
+    <w:uiPriority w:val="0"/>
+    <w:rPr>
+      <w:rFonts w:ascii="Courier New" w:hAnsi="Courier New"/>
+      <w:sz w:val="20"/>
+    </w:rPr>
+  </w:style>
+  <w:style w:type="paragraph" w:customStyle="1" w:styleId="19">
     <w:name w:val="内容块-28-a"/>
     <w:basedOn w:val="1"/>
     <w:next w:val="1"/>
@@ -52790,7 +53823,7 @@
       <w:szCs w:val="21"/>
     </w:rPr>
   </w:style>
-  <w:style w:type="character" w:customStyle="1" w:styleId="19">
+  <w:style w:type="character" w:customStyle="1" w:styleId="20">
     <w:name w:val="页眉 字符"/>
     <w:basedOn w:val="14"/>
     <w:link w:val="8"/>
@@ -52801,7 +53834,7 @@
       <w:szCs w:val="18"/>
     </w:rPr>
   </w:style>
-  <w:style w:type="character" w:customStyle="1" w:styleId="20">
+  <w:style w:type="character" w:customStyle="1" w:styleId="21">
     <w:name w:val="页脚 字符"/>
     <w:basedOn w:val="14"/>
     <w:link w:val="7"/>
@@ -52812,7 +53845,7 @@
       <w:szCs w:val="18"/>
     </w:rPr>
   </w:style>
-  <w:style w:type="paragraph" w:customStyle="1" w:styleId="21">
+  <w:style w:type="paragraph" w:customStyle="1" w:styleId="22">
     <w:name w:val="内容块-16-a"/>
     <w:basedOn w:val="1"/>
     <w:next w:val="1"/>

--- a/Doc/画意.docx
+++ b/Doc/画意.docx
@@ -64,20 +64,20 @@
         <w:jc w:val="center"/>
         <w:textAlignment w:val="auto"/>
         <w:rPr>
+          <w:rFonts w:hint="default" w:asciiTheme="majorEastAsia" w:hAnsiTheme="majorEastAsia" w:eastAsiaTheme="majorEastAsia" w:cstheme="majorEastAsia"/>
+          <w:sz w:val="52"/>
+          <w:szCs w:val="52"/>
+          <w:lang w:val="en-US" w:eastAsia="zh-CN"/>
+        </w:rPr>
+      </w:pPr>
+      <w:r>
+        <w:rPr>
           <w:rFonts w:hint="eastAsia" w:asciiTheme="majorEastAsia" w:hAnsiTheme="majorEastAsia" w:eastAsiaTheme="majorEastAsia" w:cstheme="majorEastAsia"/>
           <w:sz w:val="52"/>
           <w:szCs w:val="52"/>
           <w:lang w:val="en-US" w:eastAsia="zh-CN"/>
         </w:rPr>
-      </w:pPr>
-      <w:r>
-        <w:rPr>
-          <w:rFonts w:hint="eastAsia" w:asciiTheme="majorEastAsia" w:hAnsiTheme="majorEastAsia" w:eastAsiaTheme="majorEastAsia" w:cstheme="majorEastAsia"/>
-          <w:sz w:val="52"/>
-          <w:szCs w:val="52"/>
-          <w:lang w:val="en-US" w:eastAsia="zh-CN"/>
-        </w:rPr>
-        <w:t>绘画交流软件</w:t>
+        <w:t>画意(PoetiChat)</w:t>
       </w:r>
     </w:p>
     <w:p>
@@ -591,12 +591,21 @@
       </w:pPr>
       <w:r>
         <w:rPr>
+          <w:rFonts w:hint="eastAsia" w:asciiTheme="minorEastAsia" w:hAnsiTheme="minorEastAsia" w:cstheme="minorEastAsia"/>
+          <w:sz w:val="28"/>
+          <w:szCs w:val="28"/>
+          <w:lang w:val="en-US" w:eastAsia="zh-CN"/>
+        </w:rPr>
+        <w:t>随着世界科技的迅速发展，绘画逐渐由纸笔转向数字媒体，各大网站的画作琳琅满目。</w:t>
+      </w:r>
+      <w:r>
+        <w:rPr>
           <w:rFonts w:hint="eastAsia" w:asciiTheme="minorEastAsia" w:hAnsiTheme="minorEastAsia" w:eastAsiaTheme="minorEastAsia" w:cstheme="minorEastAsia"/>
           <w:sz w:val="28"/>
           <w:szCs w:val="28"/>
           <w:lang w:val="en-US" w:eastAsia="zh-CN"/>
         </w:rPr>
-        <w:t>本软件的目标为将离线计算机绘画创作与在线交流社区相结合，以实现绘画从创作到传播一体化，使用户</w:t>
+        <w:t>本软件</w:t>
       </w:r>
       <w:r>
         <w:rPr>
@@ -605,7 +614,7 @@
           <w:szCs w:val="28"/>
           <w:lang w:val="en-US" w:eastAsia="zh-CN"/>
         </w:rPr>
-        <w:t>能</w:t>
+        <w:t>旨在</w:t>
       </w:r>
       <w:r>
         <w:rPr>
@@ -614,7 +623,79 @@
           <w:szCs w:val="28"/>
           <w:lang w:val="en-US" w:eastAsia="zh-CN"/>
         </w:rPr>
-        <w:t>更加便利地达成自己在绘画创作中想要实现的想法。</w:t>
+        <w:t>将离线</w:t>
+      </w:r>
+      <w:r>
+        <w:rPr>
+          <w:rFonts w:hint="eastAsia" w:asciiTheme="minorEastAsia" w:hAnsiTheme="minorEastAsia" w:cstheme="minorEastAsia"/>
+          <w:sz w:val="28"/>
+          <w:szCs w:val="28"/>
+          <w:lang w:val="en-US" w:eastAsia="zh-CN"/>
+        </w:rPr>
+        <w:t>数字媒体艺术</w:t>
+      </w:r>
+      <w:r>
+        <w:rPr>
+          <w:rFonts w:hint="eastAsia" w:asciiTheme="minorEastAsia" w:hAnsiTheme="minorEastAsia" w:eastAsiaTheme="minorEastAsia" w:cstheme="minorEastAsia"/>
+          <w:sz w:val="28"/>
+          <w:szCs w:val="28"/>
+          <w:lang w:val="en-US" w:eastAsia="zh-CN"/>
+        </w:rPr>
+        <w:t>创作与在线交流社区相结合，以实现绘画从创作到传播一体化，使</w:t>
+      </w:r>
+      <w:r>
+        <w:rPr>
+          <w:rFonts w:hint="eastAsia" w:asciiTheme="minorEastAsia" w:hAnsiTheme="minorEastAsia" w:cstheme="minorEastAsia"/>
+          <w:sz w:val="28"/>
+          <w:szCs w:val="28"/>
+          <w:lang w:val="en-US" w:eastAsia="zh-CN"/>
+        </w:rPr>
+        <w:t>绘画爱好者能够同时完成实践和交流的操作，及部分小规模创作者能够</w:t>
+      </w:r>
+      <w:r>
+        <w:rPr>
+          <w:rFonts w:hint="eastAsia" w:asciiTheme="minorEastAsia" w:hAnsiTheme="minorEastAsia" w:eastAsiaTheme="minorEastAsia" w:cstheme="minorEastAsia"/>
+          <w:sz w:val="28"/>
+          <w:szCs w:val="28"/>
+          <w:lang w:val="en-US" w:eastAsia="zh-CN"/>
+        </w:rPr>
+        <w:t>更加</w:t>
+      </w:r>
+      <w:r>
+        <w:rPr>
+          <w:rFonts w:hint="eastAsia" w:asciiTheme="minorEastAsia" w:hAnsiTheme="minorEastAsia" w:cstheme="minorEastAsia"/>
+          <w:sz w:val="28"/>
+          <w:szCs w:val="28"/>
+          <w:lang w:val="en-US" w:eastAsia="zh-CN"/>
+        </w:rPr>
+        <w:t>便捷</w:t>
+      </w:r>
+      <w:r>
+        <w:rPr>
+          <w:rFonts w:hint="eastAsia" w:asciiTheme="minorEastAsia" w:hAnsiTheme="minorEastAsia" w:eastAsiaTheme="minorEastAsia" w:cstheme="minorEastAsia"/>
+          <w:sz w:val="28"/>
+          <w:szCs w:val="28"/>
+          <w:lang w:val="en-US" w:eastAsia="zh-CN"/>
+        </w:rPr>
+        <w:t>地</w:t>
+      </w:r>
+      <w:r>
+        <w:rPr>
+          <w:rFonts w:hint="eastAsia" w:asciiTheme="minorEastAsia" w:hAnsiTheme="minorEastAsia" w:cstheme="minorEastAsia"/>
+          <w:sz w:val="28"/>
+          <w:szCs w:val="28"/>
+          <w:lang w:val="en-US" w:eastAsia="zh-CN"/>
+        </w:rPr>
+        <w:t>传播自己的作品</w:t>
+      </w:r>
+      <w:r>
+        <w:rPr>
+          <w:rFonts w:hint="eastAsia" w:asciiTheme="minorEastAsia" w:hAnsiTheme="minorEastAsia" w:eastAsiaTheme="minorEastAsia" w:cstheme="minorEastAsia"/>
+          <w:sz w:val="28"/>
+          <w:szCs w:val="28"/>
+          <w:lang w:val="en-US" w:eastAsia="zh-CN"/>
+        </w:rPr>
+        <w:t>。</w:t>
       </w:r>
     </w:p>
     <w:p>
@@ -637,7 +718,117 @@
         <w:adjustRightInd/>
         <w:snapToGrid/>
         <w:spacing w:line="240" w:lineRule="auto"/>
+        <w:jc w:val="left"/>
+        <w:textAlignment w:val="auto"/>
+        <w:rPr>
+          <w:rFonts w:hint="eastAsia" w:asciiTheme="minorEastAsia" w:hAnsiTheme="minorEastAsia" w:eastAsiaTheme="minorEastAsia" w:cstheme="minorEastAsia"/>
+          <w:sz w:val="28"/>
+          <w:szCs w:val="28"/>
+          <w:lang w:val="en-US" w:eastAsia="zh-CN"/>
+        </w:rPr>
+      </w:pPr>
+    </w:p>
+    <w:p>
+      <w:pPr>
+        <w:keepNext w:val="0"/>
+        <w:keepLines w:val="0"/>
+        <w:pageBreakBefore w:val="0"/>
+        <w:widowControl w:val="0"/>
+        <w:numPr>
+          <w:ilvl w:val="0"/>
+          <w:numId w:val="0"/>
+        </w:numPr>
+        <w:kinsoku/>
+        <w:wordWrap/>
+        <w:overflowPunct/>
+        <w:topLinePunct w:val="0"/>
+        <w:autoSpaceDE/>
+        <w:autoSpaceDN/>
+        <w:bidi w:val="0"/>
+        <w:adjustRightInd/>
+        <w:snapToGrid/>
+        <w:spacing w:line="240" w:lineRule="auto"/>
+        <w:jc w:val="center"/>
+        <w:textAlignment w:val="auto"/>
+        <w:rPr>
+          <w:rFonts w:hint="default" w:asciiTheme="minorEastAsia" w:hAnsiTheme="minorEastAsia" w:eastAsiaTheme="minorEastAsia" w:cstheme="minorEastAsia"/>
+          <w:sz w:val="28"/>
+          <w:szCs w:val="28"/>
+          <w:lang w:val="en-US" w:eastAsia="zh-CN"/>
+        </w:rPr>
+      </w:pPr>
+      <w:r>
+        <w:rPr>
+          <w:rFonts w:hint="eastAsia" w:asciiTheme="minorEastAsia" w:hAnsiTheme="minorEastAsia" w:cstheme="minorEastAsia"/>
+          <w:b/>
+          <w:bCs/>
+          <w:sz w:val="28"/>
+          <w:szCs w:val="28"/>
+          <w:lang w:val="en-US" w:eastAsia="zh-CN"/>
+        </w:rPr>
+        <w:t>关键词：</w:t>
+      </w:r>
+      <w:r>
+        <w:rPr>
+          <w:rFonts w:hint="eastAsia" w:asciiTheme="minorEastAsia" w:hAnsiTheme="minorEastAsia" w:cstheme="minorEastAsia"/>
+          <w:sz w:val="28"/>
+          <w:szCs w:val="28"/>
+          <w:lang w:val="en-US" w:eastAsia="zh-CN"/>
+        </w:rPr>
+        <w:t>绘画、数字媒体、交流社区</w:t>
+      </w:r>
+    </w:p>
+    <w:p>
+      <w:pPr>
+        <w:keepNext w:val="0"/>
+        <w:keepLines w:val="0"/>
+        <w:pageBreakBefore w:val="0"/>
+        <w:widowControl w:val="0"/>
+        <w:numPr>
+          <w:ilvl w:val="0"/>
+          <w:numId w:val="0"/>
+        </w:numPr>
+        <w:kinsoku/>
+        <w:wordWrap/>
+        <w:overflowPunct/>
+        <w:topLinePunct w:val="0"/>
+        <w:autoSpaceDE/>
+        <w:autoSpaceDN/>
+        <w:bidi w:val="0"/>
+        <w:adjustRightInd/>
+        <w:snapToGrid/>
+        <w:spacing w:line="240" w:lineRule="auto"/>
         <w:ind w:firstLine="560" w:firstLineChars="200"/>
+        <w:jc w:val="left"/>
+        <w:textAlignment w:val="auto"/>
+        <w:rPr>
+          <w:rFonts w:hint="eastAsia" w:asciiTheme="minorEastAsia" w:hAnsiTheme="minorEastAsia" w:eastAsiaTheme="minorEastAsia" w:cstheme="minorEastAsia"/>
+          <w:sz w:val="28"/>
+          <w:szCs w:val="28"/>
+          <w:lang w:val="en-US" w:eastAsia="zh-CN"/>
+        </w:rPr>
+      </w:pPr>
+    </w:p>
+    <w:p>
+      <w:pPr>
+        <w:keepNext w:val="0"/>
+        <w:keepLines w:val="0"/>
+        <w:pageBreakBefore w:val="0"/>
+        <w:widowControl w:val="0"/>
+        <w:numPr>
+          <w:ilvl w:val="0"/>
+          <w:numId w:val="0"/>
+        </w:numPr>
+        <w:kinsoku/>
+        <w:wordWrap/>
+        <w:overflowPunct/>
+        <w:topLinePunct w:val="0"/>
+        <w:autoSpaceDE/>
+        <w:autoSpaceDN/>
+        <w:bidi w:val="0"/>
+        <w:adjustRightInd/>
+        <w:snapToGrid/>
+        <w:spacing w:line="240" w:lineRule="auto"/>
         <w:jc w:val="left"/>
         <w:textAlignment w:val="auto"/>
         <w:rPr>
@@ -693,12 +884,6 @@
             <w:insideH w:val="single" w:color="auto" w:sz="4" w:space="0"/>
             <w:insideV w:val="single" w:color="auto" w:sz="4" w:space="0"/>
           </w:tblBorders>
-          <w:tblCellMar>
-            <w:top w:w="0" w:type="dxa"/>
-            <w:left w:w="108" w:type="dxa"/>
-            <w:bottom w:w="0" w:type="dxa"/>
-            <w:right w:w="108" w:type="dxa"/>
-          </w:tblCellMar>
         </w:tblPrEx>
         <w:trPr>
           <w:trHeight w:val="397" w:hRule="atLeast"/>
@@ -969,6 +1154,38 @@
                 <w:vertAlign w:val="baseline"/>
                 <w:lang w:val="en-US" w:eastAsia="zh-CN"/>
               </w:rPr>
+              <w:t>项目文档编写</w:t>
+            </w:r>
+          </w:p>
+          <w:p>
+            <w:pPr>
+              <w:numPr>
+                <w:ilvl w:val="0"/>
+                <w:numId w:val="1"/>
+              </w:numPr>
+              <w:jc w:val="left"/>
+              <w:rPr>
+                <w:rFonts w:hint="default" w:asciiTheme="minorEastAsia" w:hAnsiTheme="minorEastAsia" w:cstheme="minorEastAsia"/>
+                <w:b/>
+                <w:bCs/>
+                <w:color w:val="000000"/>
+                <w:sz w:val="24"/>
+                <w:szCs w:val="24"/>
+                <w:vertAlign w:val="baseline"/>
+                <w:lang w:val="en-US" w:eastAsia="zh-CN"/>
+              </w:rPr>
+            </w:pPr>
+            <w:r>
+              <w:rPr>
+                <w:rFonts w:hint="eastAsia" w:asciiTheme="minorEastAsia" w:hAnsiTheme="minorEastAsia" w:cstheme="minorEastAsia"/>
+                <w:b w:val="0"/>
+                <w:bCs w:val="0"/>
+                <w:color w:val="000000"/>
+                <w:sz w:val="24"/>
+                <w:szCs w:val="24"/>
+                <w:vertAlign w:val="baseline"/>
+                <w:lang w:val="en-US" w:eastAsia="zh-CN"/>
+              </w:rPr>
               <w:t>交流系统中聊天功能的实现</w:t>
             </w:r>
           </w:p>
@@ -1137,6 +1354,37 @@
               <w:rPr>
                 <w:rFonts w:hint="eastAsia" w:asciiTheme="minorEastAsia" w:hAnsiTheme="minorEastAsia" w:cstheme="minorEastAsia"/>
                 <w:b w:val="0"/>
+                <w:bCs w:val="0"/>
+                <w:color w:val="000000"/>
+                <w:sz w:val="24"/>
+                <w:szCs w:val="24"/>
+                <w:vertAlign w:val="baseline"/>
+                <w:lang w:val="en-US" w:eastAsia="zh-CN"/>
+              </w:rPr>
+              <w:t>项目文档编写</w:t>
+            </w:r>
+          </w:p>
+          <w:p>
+            <w:pPr>
+              <w:numPr>
+                <w:ilvl w:val="0"/>
+                <w:numId w:val="2"/>
+              </w:numPr>
+              <w:jc w:val="left"/>
+              <w:rPr>
+                <w:rFonts w:hint="default" w:asciiTheme="minorEastAsia" w:hAnsiTheme="minorEastAsia" w:eastAsiaTheme="minorEastAsia" w:cstheme="minorEastAsia"/>
+                <w:b w:val="0"/>
+                <w:color w:val="000000"/>
+                <w:sz w:val="24"/>
+                <w:szCs w:val="24"/>
+                <w:vertAlign w:val="baseline"/>
+                <w:lang w:val="en-US" w:eastAsia="zh-CN"/>
+              </w:rPr>
+            </w:pPr>
+            <w:r>
+              <w:rPr>
+                <w:rFonts w:hint="eastAsia" w:asciiTheme="minorEastAsia" w:hAnsiTheme="minorEastAsia" w:cstheme="minorEastAsia"/>
+                <w:b w:val="0"/>
                 <w:color w:val="000000"/>
                 <w:sz w:val="24"/>
                 <w:szCs w:val="24"/>
@@ -1286,6 +1534,37 @@
                 <w:vertAlign w:val="baseline"/>
                 <w:lang w:val="en-US" w:eastAsia="zh-CN"/>
               </w:rPr>
+              <w:t>项目文档编写</w:t>
+            </w:r>
+          </w:p>
+          <w:p>
+            <w:pPr>
+              <w:numPr>
+                <w:ilvl w:val="0"/>
+                <w:numId w:val="3"/>
+              </w:numPr>
+              <w:jc w:val="left"/>
+              <w:rPr>
+                <w:rFonts w:hint="default" w:asciiTheme="minorEastAsia" w:hAnsiTheme="minorEastAsia" w:eastAsiaTheme="minorEastAsia" w:cstheme="minorEastAsia"/>
+                <w:b w:val="0"/>
+                <w:color w:val="000000"/>
+                <w:sz w:val="24"/>
+                <w:szCs w:val="24"/>
+                <w:vertAlign w:val="baseline"/>
+                <w:lang w:val="en-US" w:eastAsia="zh-CN"/>
+              </w:rPr>
+            </w:pPr>
+            <w:r>
+              <w:rPr>
+                <w:rFonts w:hint="eastAsia" w:asciiTheme="minorEastAsia" w:hAnsiTheme="minorEastAsia" w:cstheme="minorEastAsia"/>
+                <w:b w:val="0"/>
+                <w:bCs w:val="0"/>
+                <w:color w:val="000000"/>
+                <w:sz w:val="24"/>
+                <w:szCs w:val="24"/>
+                <w:vertAlign w:val="baseline"/>
+                <w:lang w:val="en-US" w:eastAsia="zh-CN"/>
+              </w:rPr>
               <w:t>交流系统中发帖功能的实现</w:t>
             </w:r>
           </w:p>
@@ -1349,28 +1628,6 @@
           <w:docGrid w:type="lines" w:linePitch="312" w:charSpace="0"/>
         </w:sectPr>
       </w:pPr>
-      <w:r>
-        <w:rPr>
-          <w:rFonts w:hint="eastAsia" w:asciiTheme="minorEastAsia" w:hAnsiTheme="minorEastAsia" w:cstheme="minorEastAsia"/>
-          <w:b/>
-          <w:bCs/>
-          <w:sz w:val="28"/>
-          <w:szCs w:val="28"/>
-          <w:lang w:val="en-US" w:eastAsia="zh-CN"/>
-        </w:rPr>
-        <w:t>关键词：</w:t>
-      </w:r>
-      <w:r>
-        <w:rPr>
-          <w:rFonts w:hint="eastAsia" w:asciiTheme="minorEastAsia" w:hAnsiTheme="minorEastAsia" w:cstheme="minorEastAsia"/>
-          <w:sz w:val="28"/>
-          <w:szCs w:val="28"/>
-          <w:lang w:val="en-US" w:eastAsia="zh-CN"/>
-        </w:rPr>
-        <w:t>绘画、交流社区、画作交易</w:t>
-      </w:r>
-      <w:bookmarkStart w:id="41" w:name="_GoBack"/>
-      <w:bookmarkEnd w:id="41"/>
     </w:p>
     <w:sdt>
       <w:sdtPr>
@@ -4803,7 +5060,7 @@
           <w:szCs w:val="28"/>
           <w:lang w:val="en-US" w:eastAsia="zh-CN"/>
         </w:rPr>
-        <w:t>画意（暂定）</w:t>
+        <w:t>画意（PoetiChat）</w:t>
       </w:r>
     </w:p>
     <w:p>
@@ -19501,12 +19758,6 @@
             <w:insideH w:val="single" w:color="auto" w:sz="4" w:space="0"/>
             <w:insideV w:val="single" w:color="auto" w:sz="4" w:space="0"/>
           </w:tblBorders>
-          <w:tblCellMar>
-            <w:top w:w="0" w:type="dxa"/>
-            <w:left w:w="108" w:type="dxa"/>
-            <w:bottom w:w="0" w:type="dxa"/>
-            <w:right w:w="108" w:type="dxa"/>
-          </w:tblCellMar>
         </w:tblPrEx>
         <w:trPr>
           <w:trHeight w:val="1020" w:hRule="atLeast"/>
@@ -32350,6 +32601,8 @@
         <w:t xml:space="preserve"> 绘画-Draw</w:t>
       </w:r>
       <w:bookmarkEnd w:id="26"/>
+      <w:bookmarkStart w:id="41" w:name="_GoBack"/>
+      <w:bookmarkEnd w:id="41"/>
     </w:p>
     <w:p>
       <w:pPr>

--- a/Doc/画意.docx
+++ b/Doc/画意.docx
@@ -884,6 +884,12 @@
             <w:insideH w:val="single" w:color="auto" w:sz="4" w:space="0"/>
             <w:insideV w:val="single" w:color="auto" w:sz="4" w:space="0"/>
           </w:tblBorders>
+          <w:tblCellMar>
+            <w:top w:w="0" w:type="dxa"/>
+            <w:left w:w="108" w:type="dxa"/>
+            <w:bottom w:w="0" w:type="dxa"/>
+            <w:right w:w="108" w:type="dxa"/>
+          </w:tblCellMar>
         </w:tblPrEx>
         <w:trPr>
           <w:trHeight w:val="397" w:hRule="atLeast"/>
@@ -19758,6 +19764,12 @@
             <w:insideH w:val="single" w:color="auto" w:sz="4" w:space="0"/>
             <w:insideV w:val="single" w:color="auto" w:sz="4" w:space="0"/>
           </w:tblBorders>
+          <w:tblCellMar>
+            <w:top w:w="0" w:type="dxa"/>
+            <w:left w:w="108" w:type="dxa"/>
+            <w:bottom w:w="0" w:type="dxa"/>
+            <w:right w:w="108" w:type="dxa"/>
+          </w:tblCellMar>
         </w:tblPrEx>
         <w:trPr>
           <w:trHeight w:val="1020" w:hRule="atLeast"/>
@@ -32601,8 +32613,6 @@
         <w:t xml:space="preserve"> 绘画-Draw</w:t>
       </w:r>
       <w:bookmarkEnd w:id="26"/>
-      <w:bookmarkStart w:id="41" w:name="_GoBack"/>
-      <w:bookmarkEnd w:id="41"/>
     </w:p>
     <w:p>
       <w:pPr>
@@ -46362,13 +46372,24 @@
       </w:pPr>
       <w:r>
         <w:rPr>
+          <w:rFonts w:hint="eastAsia" w:asciiTheme="minorEastAsia" w:hAnsiTheme="minorEastAsia" w:cstheme="minorEastAsia"/>
+          <w:sz w:val="28"/>
+          <w:szCs w:val="28"/>
+          <w:lang w:val="en-US" w:eastAsia="zh-CN"/>
+        </w:rPr>
+        <w:t>上架画作序列</w:t>
+      </w:r>
+      <w:r>
+        <w:rPr>
           <w:rFonts w:hint="default" w:asciiTheme="minorEastAsia" w:hAnsiTheme="minorEastAsia" w:cstheme="minorEastAsia"/>
           <w:sz w:val="28"/>
           <w:szCs w:val="28"/>
           <w:lang w:val="en-US" w:eastAsia="zh-CN"/>
         </w:rPr>
-        <w:t>基本流序列图：</w:t>
-      </w:r>
+        <w:t>图：</w:t>
+      </w:r>
+      <w:bookmarkStart w:id="41" w:name="_GoBack"/>
+      <w:bookmarkEnd w:id="41"/>
     </w:p>
     <w:p>
       <w:pPr>
@@ -46478,17 +46499,21 @@
     <w:p>
       <w:pPr>
         <w:pageBreakBefore w:val="0"/>
-        <w:kinsoku/>
-        <w:wordWrap/>
-        <w:overflowPunct/>
-        <w:topLinePunct w:val="0"/>
-        <w:autoSpaceDE/>
-        <w:autoSpaceDN/>
-        <w:bidi w:val="0"/>
-        <w:adjustRightInd/>
-        <w:snapToGrid/>
-        <w:spacing w:line="240" w:lineRule="auto"/>
-        <w:ind w:firstLine="560" w:firstLineChars="200"/>
+        <w:numPr>
+          <w:ilvl w:val="0"/>
+          <w:numId w:val="9"/>
+        </w:numPr>
+        <w:kinsoku/>
+        <w:wordWrap/>
+        <w:overflowPunct/>
+        <w:topLinePunct w:val="0"/>
+        <w:autoSpaceDE/>
+        <w:autoSpaceDN/>
+        <w:bidi w:val="0"/>
+        <w:adjustRightInd/>
+        <w:snapToGrid/>
+        <w:spacing w:line="240" w:lineRule="auto"/>
+        <w:ind w:left="1265" w:leftChars="0" w:hanging="425" w:firstLineChars="0"/>
         <w:textAlignment w:val="auto"/>
         <w:rPr>
           <w:rFonts w:hint="default" w:asciiTheme="minorEastAsia" w:hAnsiTheme="minorEastAsia" w:cstheme="minorEastAsia"/>
@@ -46504,301 +46529,265 @@
           <w:szCs w:val="28"/>
           <w:lang w:val="en-US" w:eastAsia="zh-CN"/>
         </w:rPr>
-        <w:t>用户与画市详情页面交互：上架画作</w:t>
-      </w:r>
-    </w:p>
-    <w:p>
-      <w:pPr>
-        <w:pageBreakBefore w:val="0"/>
-        <w:kinsoku/>
-        <w:wordWrap/>
-        <w:overflowPunct/>
-        <w:topLinePunct w:val="0"/>
-        <w:autoSpaceDE/>
-        <w:autoSpaceDN/>
-        <w:bidi w:val="0"/>
-        <w:adjustRightInd/>
-        <w:snapToGrid/>
-        <w:spacing w:line="240" w:lineRule="auto"/>
-        <w:ind w:firstLine="560" w:firstLineChars="200"/>
-        <w:textAlignment w:val="auto"/>
+        <w:t>用户</w:t>
+      </w:r>
+      <w:r>
+        <w:rPr>
+          <w:rFonts w:hint="eastAsia" w:asciiTheme="minorEastAsia" w:hAnsiTheme="minorEastAsia" w:cstheme="minorEastAsia"/>
+          <w:sz w:val="28"/>
+          <w:szCs w:val="28"/>
+          <w:lang w:val="en-US" w:eastAsia="zh-CN"/>
+        </w:rPr>
+        <w:t>选择</w:t>
+      </w:r>
+      <w:r>
         <w:rPr>
           <w:rFonts w:hint="default" w:asciiTheme="minorEastAsia" w:hAnsiTheme="minorEastAsia" w:cstheme="minorEastAsia"/>
           <w:sz w:val="28"/>
           <w:szCs w:val="28"/>
           <w:lang w:val="en-US" w:eastAsia="zh-CN"/>
         </w:rPr>
-      </w:pPr>
-      <w:r>
+        <w:t>上架画作</w:t>
+      </w:r>
+      <w:r>
+        <w:rPr>
+          <w:rFonts w:hint="eastAsia" w:asciiTheme="minorEastAsia" w:hAnsiTheme="minorEastAsia" w:cstheme="minorEastAsia"/>
+          <w:sz w:val="28"/>
+          <w:szCs w:val="28"/>
+          <w:lang w:val="en-US" w:eastAsia="zh-CN"/>
+        </w:rPr>
+        <w:t>操作</w:t>
+      </w:r>
+    </w:p>
+    <w:p>
+      <w:pPr>
+        <w:pageBreakBefore w:val="0"/>
+        <w:numPr>
+          <w:ilvl w:val="0"/>
+          <w:numId w:val="9"/>
+        </w:numPr>
+        <w:kinsoku/>
+        <w:wordWrap/>
+        <w:overflowPunct/>
+        <w:topLinePunct w:val="0"/>
+        <w:autoSpaceDE/>
+        <w:autoSpaceDN/>
+        <w:bidi w:val="0"/>
+        <w:adjustRightInd/>
+        <w:snapToGrid/>
+        <w:spacing w:line="240" w:lineRule="auto"/>
+        <w:ind w:left="1265" w:leftChars="0" w:hanging="425" w:firstLineChars="0"/>
+        <w:textAlignment w:val="auto"/>
         <w:rPr>
           <w:rFonts w:hint="default" w:asciiTheme="minorEastAsia" w:hAnsiTheme="minorEastAsia" w:cstheme="minorEastAsia"/>
           <w:sz w:val="28"/>
           <w:szCs w:val="28"/>
           <w:lang w:val="en-US" w:eastAsia="zh-CN"/>
         </w:rPr>
-        <w:t>画市详情页面调用以下函数，以执行上架画作操作</w:t>
+      </w:pPr>
+      <w:r>
+        <w:rPr>
+          <w:rFonts w:hint="default" w:asciiTheme="minorEastAsia" w:hAnsiTheme="minorEastAsia" w:cstheme="minorEastAsia"/>
+          <w:sz w:val="28"/>
+          <w:szCs w:val="28"/>
+          <w:lang w:val="en-US" w:eastAsia="zh-CN"/>
+        </w:rPr>
+        <w:t>画市详情页面</w:t>
+      </w:r>
+      <w:r>
+        <w:rPr>
+          <w:rFonts w:hint="eastAsia" w:asciiTheme="minorEastAsia" w:hAnsiTheme="minorEastAsia" w:cstheme="minorEastAsia"/>
+          <w:sz w:val="28"/>
+          <w:szCs w:val="28"/>
+          <w:lang w:val="en-US" w:eastAsia="zh-CN"/>
+        </w:rPr>
+        <w:t>向</w:t>
+      </w:r>
+      <w:r>
+        <w:rPr>
+          <w:rFonts w:hint="default" w:asciiTheme="minorEastAsia" w:hAnsiTheme="minorEastAsia" w:cstheme="minorEastAsia"/>
+          <w:sz w:val="28"/>
+          <w:szCs w:val="28"/>
+          <w:lang w:val="en-US" w:eastAsia="zh-CN"/>
+        </w:rPr>
+        <w:t>交易控制器</w:t>
+      </w:r>
+      <w:r>
+        <w:rPr>
+          <w:rFonts w:hint="eastAsia" w:asciiTheme="minorEastAsia" w:hAnsiTheme="minorEastAsia" w:cstheme="minorEastAsia"/>
+          <w:sz w:val="28"/>
+          <w:szCs w:val="28"/>
+          <w:lang w:val="en-US" w:eastAsia="zh-CN"/>
+        </w:rPr>
+        <w:t>发送新建界面请求</w:t>
+      </w:r>
+    </w:p>
+    <w:p>
+      <w:pPr>
+        <w:pageBreakBefore w:val="0"/>
+        <w:numPr>
+          <w:ilvl w:val="0"/>
+          <w:numId w:val="9"/>
+        </w:numPr>
+        <w:kinsoku/>
+        <w:wordWrap/>
+        <w:overflowPunct/>
+        <w:topLinePunct w:val="0"/>
+        <w:autoSpaceDE/>
+        <w:autoSpaceDN/>
+        <w:bidi w:val="0"/>
+        <w:adjustRightInd/>
+        <w:snapToGrid/>
+        <w:spacing w:line="240" w:lineRule="auto"/>
+        <w:ind w:left="1265" w:leftChars="0" w:hanging="425" w:firstLineChars="0"/>
+        <w:textAlignment w:val="auto"/>
+        <w:rPr>
+          <w:rFonts w:hint="default" w:asciiTheme="minorEastAsia" w:hAnsiTheme="minorEastAsia" w:cstheme="minorEastAsia"/>
+          <w:sz w:val="28"/>
+          <w:szCs w:val="28"/>
+          <w:lang w:val="en-US" w:eastAsia="zh-CN"/>
+        </w:rPr>
+      </w:pPr>
+      <w:r>
+        <w:rPr>
+          <w:rFonts w:hint="default" w:asciiTheme="minorEastAsia" w:hAnsiTheme="minorEastAsia" w:cstheme="minorEastAsia"/>
+          <w:sz w:val="28"/>
+          <w:szCs w:val="28"/>
+          <w:lang w:val="en-US" w:eastAsia="zh-CN"/>
+        </w:rPr>
+        <w:t>用户</w:t>
+      </w:r>
+      <w:r>
+        <w:rPr>
+          <w:rFonts w:hint="eastAsia" w:asciiTheme="minorEastAsia" w:hAnsiTheme="minorEastAsia" w:cstheme="minorEastAsia"/>
+          <w:sz w:val="28"/>
+          <w:szCs w:val="28"/>
+          <w:lang w:val="en-US" w:eastAsia="zh-CN"/>
+        </w:rPr>
+        <w:t>向程序</w:t>
+      </w:r>
+      <w:r>
+        <w:rPr>
+          <w:rFonts w:hint="default" w:asciiTheme="minorEastAsia" w:hAnsiTheme="minorEastAsia" w:cstheme="minorEastAsia"/>
+          <w:sz w:val="28"/>
+          <w:szCs w:val="28"/>
+          <w:lang w:val="en-US" w:eastAsia="zh-CN"/>
+        </w:rPr>
+        <w:t>输入信息</w:t>
+      </w:r>
+    </w:p>
+    <w:p>
+      <w:pPr>
+        <w:pageBreakBefore w:val="0"/>
+        <w:numPr>
+          <w:ilvl w:val="0"/>
+          <w:numId w:val="9"/>
+        </w:numPr>
+        <w:kinsoku/>
+        <w:wordWrap/>
+        <w:overflowPunct/>
+        <w:topLinePunct w:val="0"/>
+        <w:autoSpaceDE/>
+        <w:autoSpaceDN/>
+        <w:bidi w:val="0"/>
+        <w:adjustRightInd/>
+        <w:snapToGrid/>
+        <w:spacing w:line="240" w:lineRule="auto"/>
+        <w:ind w:left="1265" w:leftChars="0" w:hanging="425" w:firstLineChars="0"/>
+        <w:textAlignment w:val="auto"/>
+        <w:rPr>
+          <w:rFonts w:hint="default" w:asciiTheme="minorEastAsia" w:hAnsiTheme="minorEastAsia" w:cstheme="minorEastAsia"/>
+          <w:sz w:val="28"/>
+          <w:szCs w:val="28"/>
+          <w:lang w:val="en-US" w:eastAsia="zh-CN"/>
+        </w:rPr>
+      </w:pPr>
+      <w:r>
+        <w:rPr>
+          <w:rFonts w:hint="default" w:asciiTheme="minorEastAsia" w:hAnsiTheme="minorEastAsia" w:cstheme="minorEastAsia"/>
+          <w:sz w:val="28"/>
+          <w:szCs w:val="28"/>
+          <w:lang w:val="en-US" w:eastAsia="zh-CN"/>
+        </w:rPr>
+        <w:t>画作编辑界面</w:t>
+      </w:r>
+      <w:r>
+        <w:rPr>
+          <w:rFonts w:hint="eastAsia" w:asciiTheme="minorEastAsia" w:hAnsiTheme="minorEastAsia" w:cstheme="minorEastAsia"/>
+          <w:sz w:val="28"/>
+          <w:szCs w:val="28"/>
+          <w:lang w:val="en-US" w:eastAsia="zh-CN"/>
+        </w:rPr>
+        <w:t>向</w:t>
+      </w:r>
+      <w:r>
+        <w:rPr>
+          <w:rFonts w:hint="default" w:asciiTheme="minorEastAsia" w:hAnsiTheme="minorEastAsia" w:cstheme="minorEastAsia"/>
+          <w:sz w:val="28"/>
+          <w:szCs w:val="28"/>
+          <w:lang w:val="en-US" w:eastAsia="zh-CN"/>
+        </w:rPr>
+        <w:t>交易控制器</w:t>
+      </w:r>
+      <w:r>
+        <w:rPr>
+          <w:rFonts w:hint="eastAsia" w:asciiTheme="minorEastAsia" w:hAnsiTheme="minorEastAsia" w:cstheme="minorEastAsia"/>
+          <w:sz w:val="28"/>
+          <w:szCs w:val="28"/>
+          <w:lang w:val="en-US" w:eastAsia="zh-CN"/>
+        </w:rPr>
+        <w:t>返回输入信息</w:t>
+      </w:r>
+    </w:p>
+    <w:p>
+      <w:pPr>
+        <w:pageBreakBefore w:val="0"/>
+        <w:numPr>
+          <w:ilvl w:val="0"/>
+          <w:numId w:val="9"/>
+        </w:numPr>
+        <w:kinsoku/>
+        <w:wordWrap/>
+        <w:overflowPunct/>
+        <w:topLinePunct w:val="0"/>
+        <w:autoSpaceDE/>
+        <w:autoSpaceDN/>
+        <w:bidi w:val="0"/>
+        <w:adjustRightInd/>
+        <w:snapToGrid/>
+        <w:spacing w:line="240" w:lineRule="auto"/>
+        <w:ind w:left="1265" w:leftChars="0" w:hanging="425" w:firstLineChars="0"/>
+        <w:textAlignment w:val="auto"/>
+        <w:rPr>
+          <w:rFonts w:hint="default" w:asciiTheme="minorEastAsia" w:hAnsiTheme="minorEastAsia" w:cstheme="minorEastAsia"/>
+          <w:sz w:val="28"/>
+          <w:szCs w:val="28"/>
+          <w:lang w:val="en-US" w:eastAsia="zh-CN"/>
+        </w:rPr>
+      </w:pPr>
+      <w:r>
+        <w:rPr>
+          <w:rFonts w:hint="default" w:asciiTheme="minorEastAsia" w:hAnsiTheme="minorEastAsia" w:cstheme="minorEastAsia"/>
+          <w:sz w:val="28"/>
+          <w:szCs w:val="28"/>
+          <w:lang w:val="en-US" w:eastAsia="zh-CN"/>
+        </w:rPr>
+        <w:t>交易控制器</w:t>
+      </w:r>
+      <w:r>
+        <w:rPr>
+          <w:rFonts w:hint="eastAsia" w:asciiTheme="minorEastAsia" w:hAnsiTheme="minorEastAsia" w:cstheme="minorEastAsia"/>
+          <w:sz w:val="28"/>
+          <w:szCs w:val="28"/>
+          <w:lang w:val="en-US" w:eastAsia="zh-CN"/>
+        </w:rPr>
+        <w:t>依次将信息保存至对应的实体类</w:t>
       </w:r>
     </w:p>
     <w:p>
       <w:pPr>
         <w:pStyle w:val="21"/>
         <w:bidi w:val="0"/>
-        <w:rPr>
-          <w:rFonts w:hint="default"/>
-          <w:lang w:val="en-US" w:eastAsia="zh-CN"/>
-        </w:rPr>
-      </w:pPr>
-      <w:r>
-        <w:rPr>
-          <w:rFonts w:hint="default"/>
-          <w:lang w:val="en-US" w:eastAsia="zh-CN"/>
-        </w:rPr>
-        <w:t>getList() {</w:t>
-      </w:r>
-    </w:p>
-    <w:p>
-      <w:pPr>
-        <w:pStyle w:val="21"/>
-        <w:bidi w:val="0"/>
-        <w:ind w:firstLine="417" w:firstLineChars="0"/>
-        <w:rPr>
-          <w:rFonts w:hint="default"/>
-          <w:lang w:val="en-US" w:eastAsia="zh-CN"/>
-        </w:rPr>
-      </w:pPr>
-      <w:r>
-        <w:rPr>
-          <w:rFonts w:hint="default"/>
-          <w:lang w:val="en-US" w:eastAsia="zh-CN"/>
-        </w:rPr>
-        <w:t>TradingManager::listPainting();</w:t>
-      </w:r>
-    </w:p>
-    <w:p>
-      <w:pPr>
-        <w:pStyle w:val="21"/>
-        <w:bidi w:val="0"/>
-        <w:rPr>
-          <w:rFonts w:hint="default"/>
-          <w:lang w:val="en-US" w:eastAsia="zh-CN"/>
-        </w:rPr>
-      </w:pPr>
-      <w:r>
-        <w:rPr>
-          <w:rFonts w:hint="default"/>
-          <w:lang w:val="en-US" w:eastAsia="zh-CN"/>
-        </w:rPr>
-        <w:t>}</w:t>
-      </w:r>
-    </w:p>
-    <w:p>
-      <w:pPr>
-        <w:pStyle w:val="21"/>
-        <w:bidi w:val="0"/>
-        <w:rPr>
-          <w:rFonts w:hint="default"/>
-          <w:lang w:val="en-US" w:eastAsia="zh-CN"/>
-        </w:rPr>
-      </w:pPr>
-    </w:p>
-    <w:p>
-      <w:pPr>
-        <w:pageBreakBefore w:val="0"/>
-        <w:kinsoku/>
-        <w:wordWrap/>
-        <w:overflowPunct/>
-        <w:topLinePunct w:val="0"/>
-        <w:autoSpaceDE/>
-        <w:autoSpaceDN/>
-        <w:bidi w:val="0"/>
-        <w:adjustRightInd/>
-        <w:snapToGrid/>
-        <w:spacing w:line="240" w:lineRule="auto"/>
-        <w:ind w:firstLine="560" w:firstLineChars="200"/>
-        <w:textAlignment w:val="auto"/>
-        <w:rPr>
-          <w:rFonts w:hint="default" w:asciiTheme="minorEastAsia" w:hAnsiTheme="minorEastAsia" w:cstheme="minorEastAsia"/>
-          <w:sz w:val="28"/>
-          <w:szCs w:val="28"/>
-          <w:lang w:val="en-US" w:eastAsia="zh-CN"/>
-        </w:rPr>
-      </w:pPr>
-      <w:r>
-        <w:rPr>
-          <w:rFonts w:hint="default" w:asciiTheme="minorEastAsia" w:hAnsiTheme="minorEastAsia" w:cstheme="minorEastAsia"/>
-          <w:sz w:val="28"/>
-          <w:szCs w:val="28"/>
-          <w:lang w:val="en-US" w:eastAsia="zh-CN"/>
-        </w:rPr>
-        <w:t>用户向画作编辑界面输入信息</w:t>
-      </w:r>
-    </w:p>
-    <w:p>
-      <w:pPr>
-        <w:pageBreakBefore w:val="0"/>
-        <w:kinsoku/>
-        <w:wordWrap/>
-        <w:overflowPunct/>
-        <w:topLinePunct w:val="0"/>
-        <w:autoSpaceDE/>
-        <w:autoSpaceDN/>
-        <w:bidi w:val="0"/>
-        <w:adjustRightInd/>
-        <w:snapToGrid/>
-        <w:spacing w:line="240" w:lineRule="auto"/>
-        <w:ind w:firstLine="560" w:firstLineChars="200"/>
-        <w:textAlignment w:val="auto"/>
-        <w:rPr>
-          <w:rFonts w:hint="default" w:asciiTheme="minorEastAsia" w:hAnsiTheme="minorEastAsia" w:cstheme="minorEastAsia"/>
-          <w:sz w:val="28"/>
-          <w:szCs w:val="28"/>
-          <w:lang w:val="en-US" w:eastAsia="zh-CN"/>
-        </w:rPr>
-      </w:pPr>
-      <w:r>
-        <w:rPr>
-          <w:rFonts w:hint="default" w:asciiTheme="minorEastAsia" w:hAnsiTheme="minorEastAsia" w:cstheme="minorEastAsia"/>
-          <w:sz w:val="28"/>
-          <w:szCs w:val="28"/>
-          <w:lang w:val="en-US" w:eastAsia="zh-CN"/>
-        </w:rPr>
-        <w:t>交易控制器调用画作编辑界面的函数getTitle()、getIntrodusion()、getPrice()以获取用户输入的信息</w:t>
-      </w:r>
-    </w:p>
-    <w:p>
-      <w:pPr>
-        <w:pageBreakBefore w:val="0"/>
-        <w:kinsoku/>
-        <w:wordWrap/>
-        <w:overflowPunct/>
-        <w:topLinePunct w:val="0"/>
-        <w:autoSpaceDE/>
-        <w:autoSpaceDN/>
-        <w:bidi w:val="0"/>
-        <w:adjustRightInd/>
-        <w:snapToGrid/>
-        <w:spacing w:line="240" w:lineRule="auto"/>
-        <w:ind w:firstLine="560" w:firstLineChars="200"/>
-        <w:textAlignment w:val="auto"/>
-        <w:rPr>
-          <w:rFonts w:hint="default" w:asciiTheme="minorEastAsia" w:hAnsiTheme="minorEastAsia" w:cstheme="minorEastAsia"/>
-          <w:sz w:val="28"/>
-          <w:szCs w:val="28"/>
-          <w:lang w:val="en-US" w:eastAsia="zh-CN"/>
-        </w:rPr>
-      </w:pPr>
-      <w:r>
-        <w:rPr>
-          <w:rFonts w:hint="default" w:asciiTheme="minorEastAsia" w:hAnsiTheme="minorEastAsia" w:cstheme="minorEastAsia"/>
-          <w:sz w:val="28"/>
-          <w:szCs w:val="28"/>
-          <w:lang w:val="en-US" w:eastAsia="zh-CN"/>
-        </w:rPr>
-        <w:t>交易控制器调用画市的以下函数，以实现画作信息保存</w:t>
-      </w:r>
-    </w:p>
-    <w:p>
-      <w:pPr>
-        <w:pStyle w:val="21"/>
-        <w:bidi w:val="0"/>
-        <w:rPr>
-          <w:rFonts w:hint="default"/>
-          <w:lang w:val="en-US" w:eastAsia="zh-CN"/>
-        </w:rPr>
-      </w:pPr>
-      <w:r>
-        <w:rPr>
-          <w:rFonts w:hint="default"/>
-          <w:lang w:val="en-US" w:eastAsia="zh-CN"/>
-        </w:rPr>
-        <w:t>addPainting() {</w:t>
-      </w:r>
-    </w:p>
-    <w:p>
-      <w:pPr>
-        <w:pStyle w:val="21"/>
-        <w:bidi w:val="0"/>
-        <w:ind w:firstLine="417" w:firstLineChars="0"/>
-        <w:rPr>
-          <w:rFonts w:hint="default"/>
-          <w:lang w:val="en-US" w:eastAsia="zh-CN"/>
-        </w:rPr>
-      </w:pPr>
-      <w:r>
-        <w:rPr>
-          <w:rFonts w:hint="default"/>
-          <w:lang w:val="en-US" w:eastAsia="zh-CN"/>
-        </w:rPr>
-        <w:t>User::addPainting() {</w:t>
-      </w:r>
-    </w:p>
-    <w:p>
-      <w:pPr>
-        <w:pStyle w:val="21"/>
-        <w:bidi w:val="0"/>
-        <w:ind w:firstLine="834" w:firstLineChars="0"/>
-        <w:rPr>
-          <w:rFonts w:hint="default"/>
-          <w:lang w:val="en-US" w:eastAsia="zh-CN"/>
-        </w:rPr>
-      </w:pPr>
-      <w:r>
-        <w:rPr>
-          <w:rFonts w:hint="default"/>
-          <w:lang w:val="en-US" w:eastAsia="zh-CN"/>
-        </w:rPr>
-        <w:t>Painting::setInfo();</w:t>
-      </w:r>
-    </w:p>
-    <w:p>
-      <w:pPr>
-        <w:pStyle w:val="21"/>
-        <w:bidi w:val="0"/>
-        <w:ind w:firstLine="417" w:firstLineChars="0"/>
-        <w:rPr>
-          <w:rFonts w:hint="default"/>
-          <w:lang w:val="en-US" w:eastAsia="zh-CN"/>
-        </w:rPr>
-      </w:pPr>
-      <w:r>
-        <w:rPr>
-          <w:rFonts w:hint="default"/>
-          <w:lang w:val="en-US" w:eastAsia="zh-CN"/>
-        </w:rPr>
-        <w:t>};</w:t>
-      </w:r>
-    </w:p>
-    <w:p>
-      <w:pPr>
-        <w:pStyle w:val="21"/>
-        <w:bidi w:val="0"/>
-        <w:rPr>
-          <w:rFonts w:hint="default"/>
-          <w:lang w:val="en-US" w:eastAsia="zh-CN"/>
-        </w:rPr>
-      </w:pPr>
-      <w:r>
-        <w:rPr>
-          <w:rFonts w:hint="default"/>
-          <w:lang w:val="en-US" w:eastAsia="zh-CN"/>
-        </w:rPr>
-        <w:t>}</w:t>
-      </w:r>
-    </w:p>
-    <w:p>
-      <w:pPr>
-        <w:pageBreakBefore w:val="0"/>
-        <w:kinsoku/>
-        <w:wordWrap/>
-        <w:overflowPunct/>
-        <w:topLinePunct w:val="0"/>
-        <w:autoSpaceDE/>
-        <w:autoSpaceDN/>
-        <w:bidi w:val="0"/>
-        <w:adjustRightInd/>
-        <w:snapToGrid/>
-        <w:spacing w:line="240" w:lineRule="auto"/>
-        <w:textAlignment w:val="auto"/>
         <w:rPr>
           <w:rFonts w:hint="default" w:asciiTheme="minorEastAsia" w:hAnsiTheme="minorEastAsia" w:cstheme="minorEastAsia"/>
           <w:sz w:val="28"/>
@@ -52039,6 +52028,26 @@
     </w:lvl>
   </w:abstractNum>
   <w:abstractNum w:abstractNumId="3">
+    <w:nsid w:val="D1DFBB63"/>
+    <w:multiLevelType w:val="singleLevel"/>
+    <w:tmpl w:val="D1DFBB63"/>
+    <w:lvl w:ilvl="0" w:tentative="0">
+      <w:start w:val="1"/>
+      <w:numFmt w:val="decimal"/>
+      <w:lvlText w:val="%1)"/>
+      <w:lvlJc w:val="left"/>
+      <w:pPr>
+        <w:tabs>
+          <w:tab w:val="left" w:pos="840"/>
+        </w:tabs>
+        <w:ind w:left="1265" w:hanging="425"/>
+      </w:pPr>
+      <w:rPr>
+        <w:rFonts w:hint="default"/>
+      </w:rPr>
+    </w:lvl>
+  </w:abstractNum>
+  <w:abstractNum w:abstractNumId="4">
     <w:nsid w:val="1649D9CD"/>
     <w:multiLevelType w:val="singleLevel"/>
     <w:tmpl w:val="1649D9CD"/>
@@ -52055,7 +52064,7 @@
       </w:rPr>
     </w:lvl>
   </w:abstractNum>
-  <w:abstractNum w:abstractNumId="4">
+  <w:abstractNum w:abstractNumId="5">
     <w:nsid w:val="1EF69AE4"/>
     <w:multiLevelType w:val="singleLevel"/>
     <w:tmpl w:val="1EF69AE4"/>
@@ -52075,7 +52084,7 @@
       </w:rPr>
     </w:lvl>
   </w:abstractNum>
-  <w:abstractNum w:abstractNumId="5">
+  <w:abstractNum w:abstractNumId="6">
     <w:nsid w:val="3C17247F"/>
     <w:multiLevelType w:val="singleLevel"/>
     <w:tmpl w:val="3C17247F"/>
@@ -52095,7 +52104,7 @@
       </w:rPr>
     </w:lvl>
   </w:abstractNum>
-  <w:abstractNum w:abstractNumId="6">
+  <w:abstractNum w:abstractNumId="7">
     <w:nsid w:val="63F18918"/>
     <w:multiLevelType w:val="multilevel"/>
     <w:tmpl w:val="63F18918"/>
@@ -52219,7 +52228,7 @@
       </w:rPr>
     </w:lvl>
   </w:abstractNum>
-  <w:abstractNum w:abstractNumId="7">
+  <w:abstractNum w:abstractNumId="8">
     <w:nsid w:val="68708C6A"/>
     <w:multiLevelType w:val="singleLevel"/>
     <w:tmpl w:val="68708C6A"/>
@@ -52235,25 +52244,28 @@
     <w:abstractNumId w:val="1"/>
   </w:num>
   <w:num w:numId="2">
-    <w:abstractNumId w:val="7"/>
+    <w:abstractNumId w:val="8"/>
   </w:num>
   <w:num w:numId="3">
     <w:abstractNumId w:val="0"/>
   </w:num>
   <w:num w:numId="4">
-    <w:abstractNumId w:val="3"/>
+    <w:abstractNumId w:val="4"/>
   </w:num>
   <w:num w:numId="5">
-    <w:abstractNumId w:val="6"/>
+    <w:abstractNumId w:val="7"/>
   </w:num>
   <w:num w:numId="6">
     <w:abstractNumId w:val="2"/>
   </w:num>
   <w:num w:numId="7">
+    <w:abstractNumId w:val="6"/>
+  </w:num>
+  <w:num w:numId="8">
     <w:abstractNumId w:val="5"/>
   </w:num>
-  <w:num w:numId="8">
-    <w:abstractNumId w:val="4"/>
+  <w:num w:numId="9">
+    <w:abstractNumId w:val="3"/>
   </w:num>
 </w:numbering>
 </file>

--- a/Doc/画意.docx
+++ b/Doc/画意.docx
@@ -1728,7 +1728,7 @@
               <w:szCs w:val="28"/>
               <w:lang w:val="en-US" w:eastAsia="zh-CN" w:bidi="ar-SA"/>
             </w:rPr>
-            <w:instrText xml:space="preserve"> HYPERLINK \l _Toc26241 </w:instrText>
+            <w:instrText xml:space="preserve"> HYPERLINK \l _Toc21912 </w:instrText>
           </w:r>
           <w:r>
             <w:rPr>
@@ -1761,7 +1761,7 @@
             <w:fldChar w:fldCharType="begin"/>
           </w:r>
           <w:r>
-            <w:instrText xml:space="preserve"> PAGEREF _Toc26241 \h </w:instrText>
+            <w:instrText xml:space="preserve"> PAGEREF _Toc21912 \h </w:instrText>
           </w:r>
           <w:r>
             <w:fldChar w:fldCharType="separate"/>
@@ -1805,7 +1805,7 @@
               <w:szCs w:val="28"/>
               <w:lang w:val="en-US" w:eastAsia="zh-CN" w:bidi="ar-SA"/>
             </w:rPr>
-            <w:instrText xml:space="preserve"> HYPERLINK \l _Toc16757 </w:instrText>
+            <w:instrText xml:space="preserve"> HYPERLINK \l _Toc3347 </w:instrText>
           </w:r>
           <w:r>
             <w:rPr>
@@ -1838,7 +1838,7 @@
             <w:fldChar w:fldCharType="begin"/>
           </w:r>
           <w:r>
-            <w:instrText xml:space="preserve"> PAGEREF _Toc16757 \h </w:instrText>
+            <w:instrText xml:space="preserve"> PAGEREF _Toc3347 \h </w:instrText>
           </w:r>
           <w:r>
             <w:fldChar w:fldCharType="separate"/>
@@ -1882,7 +1882,7 @@
               <w:szCs w:val="28"/>
               <w:lang w:val="en-US" w:eastAsia="zh-CN" w:bidi="ar-SA"/>
             </w:rPr>
-            <w:instrText xml:space="preserve"> HYPERLINK \l _Toc16703 </w:instrText>
+            <w:instrText xml:space="preserve"> HYPERLINK \l _Toc1075 </w:instrText>
           </w:r>
           <w:r>
             <w:rPr>
@@ -1907,7 +1907,7 @@
             <w:fldChar w:fldCharType="begin"/>
           </w:r>
           <w:r>
-            <w:instrText xml:space="preserve"> PAGEREF _Toc16703 \h </w:instrText>
+            <w:instrText xml:space="preserve"> PAGEREF _Toc1075 \h </w:instrText>
           </w:r>
           <w:r>
             <w:fldChar w:fldCharType="separate"/>
@@ -1951,7 +1951,7 @@
               <w:szCs w:val="28"/>
               <w:lang w:val="en-US" w:eastAsia="zh-CN" w:bidi="ar-SA"/>
             </w:rPr>
-            <w:instrText xml:space="preserve"> HYPERLINK \l _Toc25628 </w:instrText>
+            <w:instrText xml:space="preserve"> HYPERLINK \l _Toc6284 </w:instrText>
           </w:r>
           <w:r>
             <w:rPr>
@@ -1984,7 +1984,7 @@
             <w:fldChar w:fldCharType="begin"/>
           </w:r>
           <w:r>
-            <w:instrText xml:space="preserve"> PAGEREF _Toc25628 \h </w:instrText>
+            <w:instrText xml:space="preserve"> PAGEREF _Toc6284 \h </w:instrText>
           </w:r>
           <w:r>
             <w:fldChar w:fldCharType="separate"/>
@@ -2028,7 +2028,7 @@
               <w:szCs w:val="28"/>
               <w:lang w:val="en-US" w:eastAsia="zh-CN" w:bidi="ar-SA"/>
             </w:rPr>
-            <w:instrText xml:space="preserve"> HYPERLINK \l _Toc22599 </w:instrText>
+            <w:instrText xml:space="preserve"> HYPERLINK \l _Toc14082 </w:instrText>
           </w:r>
           <w:r>
             <w:rPr>
@@ -2067,7 +2067,7 @@
             <w:fldChar w:fldCharType="begin"/>
           </w:r>
           <w:r>
-            <w:instrText xml:space="preserve"> PAGEREF _Toc22599 \h </w:instrText>
+            <w:instrText xml:space="preserve"> PAGEREF _Toc14082 \h </w:instrText>
           </w:r>
           <w:r>
             <w:fldChar w:fldCharType="separate"/>
@@ -2111,7 +2111,7 @@
               <w:szCs w:val="28"/>
               <w:lang w:val="en-US" w:eastAsia="zh-CN" w:bidi="ar-SA"/>
             </w:rPr>
-            <w:instrText xml:space="preserve"> HYPERLINK \l _Toc23346 </w:instrText>
+            <w:instrText xml:space="preserve"> HYPERLINK \l _Toc12047 </w:instrText>
           </w:r>
           <w:r>
             <w:rPr>
@@ -2153,7 +2153,7 @@
             <w:fldChar w:fldCharType="begin"/>
           </w:r>
           <w:r>
-            <w:instrText xml:space="preserve"> PAGEREF _Toc23346 \h </w:instrText>
+            <w:instrText xml:space="preserve"> PAGEREF _Toc12047 \h </w:instrText>
           </w:r>
           <w:r>
             <w:fldChar w:fldCharType="separate"/>
@@ -2197,7 +2197,7 @@
               <w:szCs w:val="28"/>
               <w:lang w:val="en-US" w:eastAsia="zh-CN" w:bidi="ar-SA"/>
             </w:rPr>
-            <w:instrText xml:space="preserve"> HYPERLINK \l _Toc4895 </w:instrText>
+            <w:instrText xml:space="preserve"> HYPERLINK \l _Toc23246 </w:instrText>
           </w:r>
           <w:r>
             <w:rPr>
@@ -2240,7 +2240,7 @@
             <w:fldChar w:fldCharType="begin"/>
           </w:r>
           <w:r>
-            <w:instrText xml:space="preserve"> PAGEREF _Toc4895 \h </w:instrText>
+            <w:instrText xml:space="preserve"> PAGEREF _Toc23246 \h </w:instrText>
           </w:r>
           <w:r>
             <w:fldChar w:fldCharType="separate"/>
@@ -2284,7 +2284,7 @@
               <w:szCs w:val="28"/>
               <w:lang w:val="en-US" w:eastAsia="zh-CN" w:bidi="ar-SA"/>
             </w:rPr>
-            <w:instrText xml:space="preserve"> HYPERLINK \l _Toc19579 </w:instrText>
+            <w:instrText xml:space="preserve"> HYPERLINK \l _Toc12621 </w:instrText>
           </w:r>
           <w:r>
             <w:rPr>
@@ -2325,7 +2325,7 @@
             <w:fldChar w:fldCharType="begin"/>
           </w:r>
           <w:r>
-            <w:instrText xml:space="preserve"> PAGEREF _Toc19579 \h </w:instrText>
+            <w:instrText xml:space="preserve"> PAGEREF _Toc12621 \h </w:instrText>
           </w:r>
           <w:r>
             <w:fldChar w:fldCharType="separate"/>
@@ -2369,7 +2369,7 @@
               <w:szCs w:val="28"/>
               <w:lang w:val="en-US" w:eastAsia="zh-CN" w:bidi="ar-SA"/>
             </w:rPr>
-            <w:instrText xml:space="preserve"> HYPERLINK \l _Toc21358 </w:instrText>
+            <w:instrText xml:space="preserve"> HYPERLINK \l _Toc8267 </w:instrText>
           </w:r>
           <w:r>
             <w:rPr>
@@ -2408,7 +2408,7 @@
             <w:fldChar w:fldCharType="begin"/>
           </w:r>
           <w:r>
-            <w:instrText xml:space="preserve"> PAGEREF _Toc21358 \h </w:instrText>
+            <w:instrText xml:space="preserve"> PAGEREF _Toc8267 \h </w:instrText>
           </w:r>
           <w:r>
             <w:fldChar w:fldCharType="separate"/>
@@ -2452,7 +2452,7 @@
               <w:szCs w:val="28"/>
               <w:lang w:val="en-US" w:eastAsia="zh-CN" w:bidi="ar-SA"/>
             </w:rPr>
-            <w:instrText xml:space="preserve"> HYPERLINK \l _Toc25136 </w:instrText>
+            <w:instrText xml:space="preserve"> HYPERLINK \l _Toc15566 </w:instrText>
           </w:r>
           <w:r>
             <w:rPr>
@@ -2494,7 +2494,7 @@
             <w:fldChar w:fldCharType="begin"/>
           </w:r>
           <w:r>
-            <w:instrText xml:space="preserve"> PAGEREF _Toc25136 \h </w:instrText>
+            <w:instrText xml:space="preserve"> PAGEREF _Toc15566 \h </w:instrText>
           </w:r>
           <w:r>
             <w:fldChar w:fldCharType="separate"/>
@@ -2538,7 +2538,7 @@
               <w:szCs w:val="28"/>
               <w:lang w:val="en-US" w:eastAsia="zh-CN" w:bidi="ar-SA"/>
             </w:rPr>
-            <w:instrText xml:space="preserve"> HYPERLINK \l _Toc21770 </w:instrText>
+            <w:instrText xml:space="preserve"> HYPERLINK \l _Toc10237 </w:instrText>
           </w:r>
           <w:r>
             <w:rPr>
@@ -2580,7 +2580,7 @@
             <w:fldChar w:fldCharType="begin"/>
           </w:r>
           <w:r>
-            <w:instrText xml:space="preserve"> PAGEREF _Toc21770 \h </w:instrText>
+            <w:instrText xml:space="preserve"> PAGEREF _Toc10237 \h </w:instrText>
           </w:r>
           <w:r>
             <w:fldChar w:fldCharType="separate"/>
@@ -2624,7 +2624,7 @@
               <w:szCs w:val="28"/>
               <w:lang w:val="en-US" w:eastAsia="zh-CN" w:bidi="ar-SA"/>
             </w:rPr>
-            <w:instrText xml:space="preserve"> HYPERLINK \l _Toc16708 </w:instrText>
+            <w:instrText xml:space="preserve"> HYPERLINK \l _Toc27833 </w:instrText>
           </w:r>
           <w:r>
             <w:rPr>
@@ -2663,7 +2663,7 @@
             <w:fldChar w:fldCharType="begin"/>
           </w:r>
           <w:r>
-            <w:instrText xml:space="preserve"> PAGEREF _Toc16708 \h </w:instrText>
+            <w:instrText xml:space="preserve"> PAGEREF _Toc27833 \h </w:instrText>
           </w:r>
           <w:r>
             <w:fldChar w:fldCharType="separate"/>
@@ -2707,7 +2707,7 @@
               <w:szCs w:val="28"/>
               <w:lang w:val="en-US" w:eastAsia="zh-CN" w:bidi="ar-SA"/>
             </w:rPr>
-            <w:instrText xml:space="preserve"> HYPERLINK \l _Toc1968 </w:instrText>
+            <w:instrText xml:space="preserve"> HYPERLINK \l _Toc29272 </w:instrText>
           </w:r>
           <w:r>
             <w:rPr>
@@ -2749,7 +2749,7 @@
             <w:fldChar w:fldCharType="begin"/>
           </w:r>
           <w:r>
-            <w:instrText xml:space="preserve"> PAGEREF _Toc1968 \h </w:instrText>
+            <w:instrText xml:space="preserve"> PAGEREF _Toc29272 \h </w:instrText>
           </w:r>
           <w:r>
             <w:fldChar w:fldCharType="separate"/>
@@ -2793,7 +2793,7 @@
               <w:szCs w:val="28"/>
               <w:lang w:val="en-US" w:eastAsia="zh-CN" w:bidi="ar-SA"/>
             </w:rPr>
-            <w:instrText xml:space="preserve"> HYPERLINK \l _Toc18129 </w:instrText>
+            <w:instrText xml:space="preserve"> HYPERLINK \l _Toc29174 </w:instrText>
           </w:r>
           <w:r>
             <w:rPr>
@@ -2843,7 +2843,7 @@
             <w:fldChar w:fldCharType="begin"/>
           </w:r>
           <w:r>
-            <w:instrText xml:space="preserve"> PAGEREF _Toc18129 \h </w:instrText>
+            <w:instrText xml:space="preserve"> PAGEREF _Toc29174 \h </w:instrText>
           </w:r>
           <w:r>
             <w:fldChar w:fldCharType="separate"/>
@@ -2887,7 +2887,7 @@
               <w:szCs w:val="28"/>
               <w:lang w:val="en-US" w:eastAsia="zh-CN" w:bidi="ar-SA"/>
             </w:rPr>
-            <w:instrText xml:space="preserve"> HYPERLINK \l _Toc30514 </w:instrText>
+            <w:instrText xml:space="preserve"> HYPERLINK \l _Toc24031 </w:instrText>
           </w:r>
           <w:r>
             <w:rPr>
@@ -2913,7 +2913,7 @@
             <w:fldChar w:fldCharType="begin"/>
           </w:r>
           <w:r>
-            <w:instrText xml:space="preserve"> PAGEREF _Toc30514 \h </w:instrText>
+            <w:instrText xml:space="preserve"> PAGEREF _Toc24031 \h </w:instrText>
           </w:r>
           <w:r>
             <w:fldChar w:fldCharType="separate"/>
@@ -2957,7 +2957,7 @@
               <w:szCs w:val="28"/>
               <w:lang w:val="en-US" w:eastAsia="zh-CN" w:bidi="ar-SA"/>
             </w:rPr>
-            <w:instrText xml:space="preserve"> HYPERLINK \l _Toc28152 </w:instrText>
+            <w:instrText xml:space="preserve"> HYPERLINK \l _Toc17735 </w:instrText>
           </w:r>
           <w:r>
             <w:rPr>
@@ -3007,7 +3007,7 @@
             <w:fldChar w:fldCharType="begin"/>
           </w:r>
           <w:r>
-            <w:instrText xml:space="preserve"> PAGEREF _Toc28152 \h </w:instrText>
+            <w:instrText xml:space="preserve"> PAGEREF _Toc17735 \h </w:instrText>
           </w:r>
           <w:r>
             <w:fldChar w:fldCharType="separate"/>
@@ -3051,7 +3051,7 @@
               <w:szCs w:val="28"/>
               <w:lang w:val="en-US" w:eastAsia="zh-CN" w:bidi="ar-SA"/>
             </w:rPr>
-            <w:instrText xml:space="preserve"> HYPERLINK \l _Toc15964 </w:instrText>
+            <w:instrText xml:space="preserve"> HYPERLINK \l _Toc2900 </w:instrText>
           </w:r>
           <w:r>
             <w:rPr>
@@ -3076,7 +3076,7 @@
             <w:fldChar w:fldCharType="begin"/>
           </w:r>
           <w:r>
-            <w:instrText xml:space="preserve"> PAGEREF _Toc15964 \h </w:instrText>
+            <w:instrText xml:space="preserve"> PAGEREF _Toc2900 \h </w:instrText>
           </w:r>
           <w:r>
             <w:fldChar w:fldCharType="separate"/>
@@ -3120,7 +3120,7 @@
               <w:szCs w:val="28"/>
               <w:lang w:val="en-US" w:eastAsia="zh-CN" w:bidi="ar-SA"/>
             </w:rPr>
-            <w:instrText xml:space="preserve"> HYPERLINK \l _Toc2489 </w:instrText>
+            <w:instrText xml:space="preserve"> HYPERLINK \l _Toc2894 </w:instrText>
           </w:r>
           <w:r>
             <w:rPr>
@@ -3154,7 +3154,7 @@
             <w:fldChar w:fldCharType="begin"/>
           </w:r>
           <w:r>
-            <w:instrText xml:space="preserve"> PAGEREF _Toc2489 \h </w:instrText>
+            <w:instrText xml:space="preserve"> PAGEREF _Toc2894 \h </w:instrText>
           </w:r>
           <w:r>
             <w:fldChar w:fldCharType="separate"/>
@@ -3198,7 +3198,7 @@
               <w:szCs w:val="28"/>
               <w:lang w:val="en-US" w:eastAsia="zh-CN" w:bidi="ar-SA"/>
             </w:rPr>
-            <w:instrText xml:space="preserve"> HYPERLINK \l _Toc8689 </w:instrText>
+            <w:instrText xml:space="preserve"> HYPERLINK \l _Toc46 </w:instrText>
           </w:r>
           <w:r>
             <w:rPr>
@@ -3232,7 +3232,7 @@
             <w:fldChar w:fldCharType="begin"/>
           </w:r>
           <w:r>
-            <w:instrText xml:space="preserve"> PAGEREF _Toc8689 \h </w:instrText>
+            <w:instrText xml:space="preserve"> PAGEREF _Toc46 \h </w:instrText>
           </w:r>
           <w:r>
             <w:fldChar w:fldCharType="separate"/>
@@ -3276,7 +3276,7 @@
               <w:szCs w:val="28"/>
               <w:lang w:val="en-US" w:eastAsia="zh-CN" w:bidi="ar-SA"/>
             </w:rPr>
-            <w:instrText xml:space="preserve"> HYPERLINK \l _Toc6798 </w:instrText>
+            <w:instrText xml:space="preserve"> HYPERLINK \l _Toc16792 </w:instrText>
           </w:r>
           <w:r>
             <w:rPr>
@@ -3309,7 +3309,7 @@
             <w:fldChar w:fldCharType="begin"/>
           </w:r>
           <w:r>
-            <w:instrText xml:space="preserve"> PAGEREF _Toc6798 \h </w:instrText>
+            <w:instrText xml:space="preserve"> PAGEREF _Toc16792 \h </w:instrText>
           </w:r>
           <w:r>
             <w:fldChar w:fldCharType="separate"/>
@@ -3353,7 +3353,7 @@
               <w:szCs w:val="28"/>
               <w:lang w:val="en-US" w:eastAsia="zh-CN" w:bidi="ar-SA"/>
             </w:rPr>
-            <w:instrText xml:space="preserve"> HYPERLINK \l _Toc7255 </w:instrText>
+            <w:instrText xml:space="preserve"> HYPERLINK \l _Toc25069 </w:instrText>
           </w:r>
           <w:r>
             <w:rPr>
@@ -3378,7 +3378,7 @@
             <w:fldChar w:fldCharType="begin"/>
           </w:r>
           <w:r>
-            <w:instrText xml:space="preserve"> PAGEREF _Toc7255 \h </w:instrText>
+            <w:instrText xml:space="preserve"> PAGEREF _Toc25069 \h </w:instrText>
           </w:r>
           <w:r>
             <w:fldChar w:fldCharType="separate"/>
@@ -3422,7 +3422,7 @@
               <w:szCs w:val="28"/>
               <w:lang w:val="en-US" w:eastAsia="zh-CN" w:bidi="ar-SA"/>
             </w:rPr>
-            <w:instrText xml:space="preserve"> HYPERLINK \l _Toc1482 </w:instrText>
+            <w:instrText xml:space="preserve"> HYPERLINK \l _Toc17699 </w:instrText>
           </w:r>
           <w:r>
             <w:rPr>
@@ -3447,7 +3447,7 @@
             <w:fldChar w:fldCharType="begin"/>
           </w:r>
           <w:r>
-            <w:instrText xml:space="preserve"> PAGEREF _Toc1482 \h </w:instrText>
+            <w:instrText xml:space="preserve"> PAGEREF _Toc17699 \h </w:instrText>
           </w:r>
           <w:r>
             <w:fldChar w:fldCharType="separate"/>
@@ -3491,7 +3491,7 @@
               <w:szCs w:val="28"/>
               <w:lang w:val="en-US" w:eastAsia="zh-CN" w:bidi="ar-SA"/>
             </w:rPr>
-            <w:instrText xml:space="preserve"> HYPERLINK \l _Toc10231 </w:instrText>
+            <w:instrText xml:space="preserve"> HYPERLINK \l _Toc14611 </w:instrText>
           </w:r>
           <w:r>
             <w:rPr>
@@ -3516,7 +3516,7 @@
             <w:fldChar w:fldCharType="begin"/>
           </w:r>
           <w:r>
-            <w:instrText xml:space="preserve"> PAGEREF _Toc10231 \h </w:instrText>
+            <w:instrText xml:space="preserve"> PAGEREF _Toc14611 \h </w:instrText>
           </w:r>
           <w:r>
             <w:fldChar w:fldCharType="separate"/>
@@ -3560,7 +3560,7 @@
               <w:szCs w:val="28"/>
               <w:lang w:val="en-US" w:eastAsia="zh-CN" w:bidi="ar-SA"/>
             </w:rPr>
-            <w:instrText xml:space="preserve"> HYPERLINK \l _Toc25870 </w:instrText>
+            <w:instrText xml:space="preserve"> HYPERLINK \l _Toc1532 </w:instrText>
           </w:r>
           <w:r>
             <w:rPr>
@@ -3594,7 +3594,7 @@
             <w:fldChar w:fldCharType="begin"/>
           </w:r>
           <w:r>
-            <w:instrText xml:space="preserve"> PAGEREF _Toc25870 \h </w:instrText>
+            <w:instrText xml:space="preserve"> PAGEREF _Toc1532 \h </w:instrText>
           </w:r>
           <w:r>
             <w:fldChar w:fldCharType="separate"/>
@@ -3638,7 +3638,7 @@
               <w:szCs w:val="28"/>
               <w:lang w:val="en-US" w:eastAsia="zh-CN" w:bidi="ar-SA"/>
             </w:rPr>
-            <w:instrText xml:space="preserve"> HYPERLINK \l _Toc17761 </w:instrText>
+            <w:instrText xml:space="preserve"> HYPERLINK \l _Toc24768 </w:instrText>
           </w:r>
           <w:r>
             <w:rPr>
@@ -3672,7 +3672,7 @@
             <w:fldChar w:fldCharType="begin"/>
           </w:r>
           <w:r>
-            <w:instrText xml:space="preserve"> PAGEREF _Toc17761 \h </w:instrText>
+            <w:instrText xml:space="preserve"> PAGEREF _Toc24768 \h </w:instrText>
           </w:r>
           <w:r>
             <w:fldChar w:fldCharType="separate"/>
@@ -3716,7 +3716,7 @@
               <w:szCs w:val="28"/>
               <w:lang w:val="en-US" w:eastAsia="zh-CN" w:bidi="ar-SA"/>
             </w:rPr>
-            <w:instrText xml:space="preserve"> HYPERLINK \l _Toc5715 </w:instrText>
+            <w:instrText xml:space="preserve"> HYPERLINK \l _Toc6378 </w:instrText>
           </w:r>
           <w:r>
             <w:rPr>
@@ -3741,7 +3741,7 @@
             <w:fldChar w:fldCharType="begin"/>
           </w:r>
           <w:r>
-            <w:instrText xml:space="preserve"> PAGEREF _Toc5715 \h </w:instrText>
+            <w:instrText xml:space="preserve"> PAGEREF _Toc6378 \h </w:instrText>
           </w:r>
           <w:r>
             <w:fldChar w:fldCharType="separate"/>
@@ -3785,7 +3785,7 @@
               <w:szCs w:val="28"/>
               <w:lang w:val="en-US" w:eastAsia="zh-CN" w:bidi="ar-SA"/>
             </w:rPr>
-            <w:instrText xml:space="preserve"> HYPERLINK \l _Toc25512 </w:instrText>
+            <w:instrText xml:space="preserve"> HYPERLINK \l _Toc12351 </w:instrText>
           </w:r>
           <w:r>
             <w:rPr>
@@ -3819,7 +3819,7 @@
             <w:fldChar w:fldCharType="begin"/>
           </w:r>
           <w:r>
-            <w:instrText xml:space="preserve"> PAGEREF _Toc25512 \h </w:instrText>
+            <w:instrText xml:space="preserve"> PAGEREF _Toc12351 \h </w:instrText>
           </w:r>
           <w:r>
             <w:fldChar w:fldCharType="separate"/>
@@ -3863,7 +3863,7 @@
               <w:szCs w:val="28"/>
               <w:lang w:val="en-US" w:eastAsia="zh-CN" w:bidi="ar-SA"/>
             </w:rPr>
-            <w:instrText xml:space="preserve"> HYPERLINK \l _Toc14683 </w:instrText>
+            <w:instrText xml:space="preserve"> HYPERLINK \l _Toc7992 </w:instrText>
           </w:r>
           <w:r>
             <w:rPr>
@@ -3897,7 +3897,7 @@
             <w:fldChar w:fldCharType="begin"/>
           </w:r>
           <w:r>
-            <w:instrText xml:space="preserve"> PAGEREF _Toc14683 \h </w:instrText>
+            <w:instrText xml:space="preserve"> PAGEREF _Toc7992 \h </w:instrText>
           </w:r>
           <w:r>
             <w:fldChar w:fldCharType="separate"/>
@@ -3941,7 +3941,7 @@
               <w:szCs w:val="28"/>
               <w:lang w:val="en-US" w:eastAsia="zh-CN" w:bidi="ar-SA"/>
             </w:rPr>
-            <w:instrText xml:space="preserve"> HYPERLINK \l _Toc17562 </w:instrText>
+            <w:instrText xml:space="preserve"> HYPERLINK \l _Toc5649 </w:instrText>
           </w:r>
           <w:r>
             <w:rPr>
@@ -3983,7 +3983,7 @@
             <w:fldChar w:fldCharType="begin"/>
           </w:r>
           <w:r>
-            <w:instrText xml:space="preserve"> PAGEREF _Toc17562 \h </w:instrText>
+            <w:instrText xml:space="preserve"> PAGEREF _Toc5649 \h </w:instrText>
           </w:r>
           <w:r>
             <w:fldChar w:fldCharType="separate"/>
@@ -4027,7 +4027,7 @@
               <w:szCs w:val="28"/>
               <w:lang w:val="en-US" w:eastAsia="zh-CN" w:bidi="ar-SA"/>
             </w:rPr>
-            <w:instrText xml:space="preserve"> HYPERLINK \l _Toc28036 </w:instrText>
+            <w:instrText xml:space="preserve"> HYPERLINK \l _Toc32294 </w:instrText>
           </w:r>
           <w:r>
             <w:rPr>
@@ -4077,13 +4077,13 @@
             <w:fldChar w:fldCharType="begin"/>
           </w:r>
           <w:r>
-            <w:instrText xml:space="preserve"> PAGEREF _Toc28036 \h </w:instrText>
+            <w:instrText xml:space="preserve"> PAGEREF _Toc32294 \h </w:instrText>
           </w:r>
           <w:r>
             <w:fldChar w:fldCharType="separate"/>
           </w:r>
           <w:r>
-            <w:t>35</w:t>
+            <w:t>36</w:t>
           </w:r>
           <w:r>
             <w:fldChar w:fldCharType="end"/>
@@ -4121,7 +4121,7 @@
               <w:szCs w:val="28"/>
               <w:lang w:val="en-US" w:eastAsia="zh-CN" w:bidi="ar-SA"/>
             </w:rPr>
-            <w:instrText xml:space="preserve"> HYPERLINK \l _Toc960 </w:instrText>
+            <w:instrText xml:space="preserve"> HYPERLINK \l _Toc22583 </w:instrText>
           </w:r>
           <w:r>
             <w:rPr>
@@ -4154,13 +4154,13 @@
             <w:fldChar w:fldCharType="begin"/>
           </w:r>
           <w:r>
-            <w:instrText xml:space="preserve"> PAGEREF _Toc960 \h </w:instrText>
+            <w:instrText xml:space="preserve"> PAGEREF _Toc22583 \h </w:instrText>
           </w:r>
           <w:r>
             <w:fldChar w:fldCharType="separate"/>
           </w:r>
           <w:r>
-            <w:t>37</w:t>
+            <w:t>38</w:t>
           </w:r>
           <w:r>
             <w:fldChar w:fldCharType="end"/>
@@ -4198,7 +4198,7 @@
               <w:szCs w:val="28"/>
               <w:lang w:val="en-US" w:eastAsia="zh-CN" w:bidi="ar-SA"/>
             </w:rPr>
-            <w:instrText xml:space="preserve"> HYPERLINK \l _Toc31568 </w:instrText>
+            <w:instrText xml:space="preserve"> HYPERLINK \l _Toc27271 </w:instrText>
           </w:r>
           <w:r>
             <w:rPr>
@@ -4223,13 +4223,13 @@
             <w:fldChar w:fldCharType="begin"/>
           </w:r>
           <w:r>
-            <w:instrText xml:space="preserve"> PAGEREF _Toc31568 \h </w:instrText>
+            <w:instrText xml:space="preserve"> PAGEREF _Toc27271 \h </w:instrText>
           </w:r>
           <w:r>
             <w:fldChar w:fldCharType="separate"/>
           </w:r>
           <w:r>
-            <w:t>37</w:t>
+            <w:t>38</w:t>
           </w:r>
           <w:r>
             <w:fldChar w:fldCharType="end"/>
@@ -4267,7 +4267,7 @@
               <w:szCs w:val="28"/>
               <w:lang w:val="en-US" w:eastAsia="zh-CN" w:bidi="ar-SA"/>
             </w:rPr>
-            <w:instrText xml:space="preserve"> HYPERLINK \l _Toc24133 </w:instrText>
+            <w:instrText xml:space="preserve"> HYPERLINK \l _Toc3008 </w:instrText>
           </w:r>
           <w:r>
             <w:rPr>
@@ -4292,13 +4292,13 @@
             <w:fldChar w:fldCharType="begin"/>
           </w:r>
           <w:r>
-            <w:instrText xml:space="preserve"> PAGEREF _Toc24133 \h </w:instrText>
+            <w:instrText xml:space="preserve"> PAGEREF _Toc3008 \h </w:instrText>
           </w:r>
           <w:r>
             <w:fldChar w:fldCharType="separate"/>
           </w:r>
           <w:r>
-            <w:t>40</w:t>
+            <w:t>41</w:t>
           </w:r>
           <w:r>
             <w:fldChar w:fldCharType="end"/>
@@ -4336,7 +4336,7 @@
               <w:szCs w:val="28"/>
               <w:lang w:val="en-US" w:eastAsia="zh-CN" w:bidi="ar-SA"/>
             </w:rPr>
-            <w:instrText xml:space="preserve"> HYPERLINK \l _Toc12070 </w:instrText>
+            <w:instrText xml:space="preserve"> HYPERLINK \l _Toc12940 </w:instrText>
           </w:r>
           <w:r>
             <w:rPr>
@@ -4369,13 +4369,13 @@
             <w:fldChar w:fldCharType="begin"/>
           </w:r>
           <w:r>
-            <w:instrText xml:space="preserve"> PAGEREF _Toc12070 \h </w:instrText>
+            <w:instrText xml:space="preserve"> PAGEREF _Toc12940 \h </w:instrText>
           </w:r>
           <w:r>
             <w:fldChar w:fldCharType="separate"/>
           </w:r>
           <w:r>
-            <w:t>42</w:t>
+            <w:t>44</w:t>
           </w:r>
           <w:r>
             <w:fldChar w:fldCharType="end"/>
@@ -4413,7 +4413,7 @@
               <w:szCs w:val="28"/>
               <w:lang w:val="en-US" w:eastAsia="zh-CN" w:bidi="ar-SA"/>
             </w:rPr>
-            <w:instrText xml:space="preserve"> HYPERLINK \l _Toc2873 </w:instrText>
+            <w:instrText xml:space="preserve"> HYPERLINK \l _Toc9711 </w:instrText>
           </w:r>
           <w:r>
             <w:rPr>
@@ -4439,13 +4439,13 @@
             <w:fldChar w:fldCharType="begin"/>
           </w:r>
           <w:r>
-            <w:instrText xml:space="preserve"> PAGEREF _Toc2873 \h </w:instrText>
+            <w:instrText xml:space="preserve"> PAGEREF _Toc9711 \h </w:instrText>
           </w:r>
           <w:r>
             <w:fldChar w:fldCharType="separate"/>
           </w:r>
           <w:r>
-            <w:t>42</w:t>
+            <w:t>44</w:t>
           </w:r>
           <w:r>
             <w:fldChar w:fldCharType="end"/>
@@ -4483,7 +4483,7 @@
               <w:szCs w:val="28"/>
               <w:lang w:val="en-US" w:eastAsia="zh-CN" w:bidi="ar-SA"/>
             </w:rPr>
-            <w:instrText xml:space="preserve"> HYPERLINK \l _Toc5903 </w:instrText>
+            <w:instrText xml:space="preserve"> HYPERLINK \l _Toc16094 </w:instrText>
           </w:r>
           <w:r>
             <w:rPr>
@@ -4508,13 +4508,13 @@
             <w:fldChar w:fldCharType="begin"/>
           </w:r>
           <w:r>
-            <w:instrText xml:space="preserve"> PAGEREF _Toc5903 \h </w:instrText>
+            <w:instrText xml:space="preserve"> PAGEREF _Toc16094 \h </w:instrText>
           </w:r>
           <w:r>
             <w:fldChar w:fldCharType="separate"/>
           </w:r>
           <w:r>
-            <w:t>42</w:t>
+            <w:t>46</w:t>
           </w:r>
           <w:r>
             <w:fldChar w:fldCharType="end"/>
@@ -4552,7 +4552,7 @@
               <w:szCs w:val="28"/>
               <w:lang w:val="en-US" w:eastAsia="zh-CN" w:bidi="ar-SA"/>
             </w:rPr>
-            <w:instrText xml:space="preserve"> HYPERLINK \l _Toc11979 </w:instrText>
+            <w:instrText xml:space="preserve"> HYPERLINK \l _Toc23416 </w:instrText>
           </w:r>
           <w:r>
             <w:rPr>
@@ -4585,13 +4585,13 @@
             <w:fldChar w:fldCharType="begin"/>
           </w:r>
           <w:r>
-            <w:instrText xml:space="preserve"> PAGEREF _Toc11979 \h </w:instrText>
+            <w:instrText xml:space="preserve"> PAGEREF _Toc23416 \h </w:instrText>
           </w:r>
           <w:r>
             <w:fldChar w:fldCharType="separate"/>
           </w:r>
           <w:r>
-            <w:t>43</w:t>
+            <w:t>48</w:t>
           </w:r>
           <w:r>
             <w:fldChar w:fldCharType="end"/>
@@ -4629,7 +4629,7 @@
               <w:szCs w:val="28"/>
               <w:lang w:val="en-US" w:eastAsia="zh-CN" w:bidi="ar-SA"/>
             </w:rPr>
-            <w:instrText xml:space="preserve"> HYPERLINK \l _Toc9097 </w:instrText>
+            <w:instrText xml:space="preserve"> HYPERLINK \l _Toc19813 </w:instrText>
           </w:r>
           <w:r>
             <w:rPr>
@@ -4654,13 +4654,13 @@
             <w:fldChar w:fldCharType="begin"/>
           </w:r>
           <w:r>
-            <w:instrText xml:space="preserve"> PAGEREF _Toc9097 \h </w:instrText>
+            <w:instrText xml:space="preserve"> PAGEREF _Toc19813 \h </w:instrText>
           </w:r>
           <w:r>
             <w:fldChar w:fldCharType="separate"/>
           </w:r>
           <w:r>
-            <w:t>45</w:t>
+            <w:t>50</w:t>
           </w:r>
           <w:r>
             <w:fldChar w:fldCharType="end"/>
@@ -4698,7 +4698,7 @@
               <w:szCs w:val="28"/>
               <w:lang w:val="en-US" w:eastAsia="zh-CN" w:bidi="ar-SA"/>
             </w:rPr>
-            <w:instrText xml:space="preserve"> HYPERLINK \l _Toc2158 </w:instrText>
+            <w:instrText xml:space="preserve"> HYPERLINK \l _Toc26267 </w:instrText>
           </w:r>
           <w:r>
             <w:rPr>
@@ -4714,7 +4714,15 @@
               <w:rFonts w:hint="eastAsia"/>
               <w:lang w:val="en-US" w:eastAsia="zh-CN"/>
             </w:rPr>
-            <w:t>A1. 等等</w:t>
+            <w:t>A1. 编写</w:t>
+          </w:r>
+          <w:r>
+            <w:rPr>
+              <w:rFonts w:hint="eastAsia"/>
+              <w:szCs w:val="30"/>
+              <w:lang w:val="en-US" w:eastAsia="zh-CN"/>
+            </w:rPr>
+            <w:t>日志</w:t>
           </w:r>
           <w:r>
             <w:tab/>
@@ -4723,13 +4731,13 @@
             <w:fldChar w:fldCharType="begin"/>
           </w:r>
           <w:r>
-            <w:instrText xml:space="preserve"> PAGEREF _Toc2158 \h </w:instrText>
+            <w:instrText xml:space="preserve"> PAGEREF _Toc26267 \h </w:instrText>
           </w:r>
           <w:r>
             <w:fldChar w:fldCharType="separate"/>
           </w:r>
           <w:r>
-            <w:t>45</w:t>
+            <w:t>50</w:t>
           </w:r>
           <w:r>
             <w:fldChar w:fldCharType="end"/>
@@ -4767,7 +4775,7 @@
               <w:szCs w:val="28"/>
               <w:lang w:val="en-US" w:eastAsia="zh-CN" w:bidi="ar-SA"/>
             </w:rPr>
-            <w:instrText xml:space="preserve"> HYPERLINK \l _Toc27542 </w:instrText>
+            <w:instrText xml:space="preserve"> HYPERLINK \l _Toc15220 </w:instrText>
           </w:r>
           <w:r>
             <w:rPr>
@@ -4783,15 +4791,7 @@
               <w:rFonts w:hint="eastAsia"/>
               <w:lang w:val="en-US" w:eastAsia="zh-CN"/>
             </w:rPr>
-            <w:t>A2. 编写</w:t>
-          </w:r>
-          <w:r>
-            <w:rPr>
-              <w:rFonts w:hint="eastAsia"/>
-              <w:szCs w:val="30"/>
-              <w:lang w:val="en-US" w:eastAsia="zh-CN"/>
-            </w:rPr>
-            <w:t>日志</w:t>
+            <w:t>A2. 开发日志</w:t>
           </w:r>
           <w:r>
             <w:tab/>
@@ -4800,82 +4800,13 @@
             <w:fldChar w:fldCharType="begin"/>
           </w:r>
           <w:r>
-            <w:instrText xml:space="preserve"> PAGEREF _Toc27542 \h </w:instrText>
+            <w:instrText xml:space="preserve"> PAGEREF _Toc15220 \h </w:instrText>
           </w:r>
           <w:r>
             <w:fldChar w:fldCharType="separate"/>
           </w:r>
           <w:r>
-            <w:t>45</w:t>
-          </w:r>
-          <w:r>
-            <w:fldChar w:fldCharType="end"/>
-          </w:r>
-          <w:r>
-            <w:rPr>
-              <w:rFonts w:hint="eastAsia" w:asciiTheme="minorEastAsia" w:hAnsiTheme="minorEastAsia" w:eastAsiaTheme="minorEastAsia" w:cstheme="minorEastAsia"/>
-              <w:kern w:val="2"/>
-              <w:szCs w:val="28"/>
-              <w:lang w:val="en-US" w:eastAsia="zh-CN" w:bidi="ar-SA"/>
-            </w:rPr>
-            <w:fldChar w:fldCharType="end"/>
-          </w:r>
-        </w:p>
-        <w:p>
-          <w:pPr>
-            <w:pStyle w:val="10"/>
-            <w:tabs>
-              <w:tab w:val="right" w:leader="dot" w:pos="8306"/>
-            </w:tabs>
-          </w:pPr>
-          <w:r>
-            <w:rPr>
-              <w:rFonts w:hint="eastAsia" w:asciiTheme="minorEastAsia" w:hAnsiTheme="minorEastAsia" w:eastAsiaTheme="minorEastAsia" w:cstheme="minorEastAsia"/>
-              <w:kern w:val="2"/>
-              <w:szCs w:val="28"/>
-              <w:lang w:val="en-US" w:eastAsia="zh-CN" w:bidi="ar-SA"/>
-            </w:rPr>
-            <w:fldChar w:fldCharType="begin"/>
-          </w:r>
-          <w:r>
-            <w:rPr>
-              <w:rFonts w:hint="eastAsia" w:asciiTheme="minorEastAsia" w:hAnsiTheme="minorEastAsia" w:eastAsiaTheme="minorEastAsia" w:cstheme="minorEastAsia"/>
-              <w:kern w:val="2"/>
-              <w:szCs w:val="28"/>
-              <w:lang w:val="en-US" w:eastAsia="zh-CN" w:bidi="ar-SA"/>
-            </w:rPr>
-            <w:instrText xml:space="preserve"> HYPERLINK \l _Toc15107 </w:instrText>
-          </w:r>
-          <w:r>
-            <w:rPr>
-              <w:rFonts w:hint="eastAsia" w:asciiTheme="minorEastAsia" w:hAnsiTheme="minorEastAsia" w:eastAsiaTheme="minorEastAsia" w:cstheme="minorEastAsia"/>
-              <w:kern w:val="2"/>
-              <w:szCs w:val="28"/>
-              <w:lang w:val="en-US" w:eastAsia="zh-CN" w:bidi="ar-SA"/>
-            </w:rPr>
-            <w:fldChar w:fldCharType="separate"/>
-          </w:r>
-          <w:r>
-            <w:rPr>
-              <w:rFonts w:hint="eastAsia"/>
-              <w:lang w:val="en-US" w:eastAsia="zh-CN"/>
-            </w:rPr>
-            <w:t>A3. 开发日志</w:t>
-          </w:r>
-          <w:r>
-            <w:tab/>
-          </w:r>
-          <w:r>
-            <w:fldChar w:fldCharType="begin"/>
-          </w:r>
-          <w:r>
-            <w:instrText xml:space="preserve"> PAGEREF _Toc15107 \h </w:instrText>
-          </w:r>
-          <w:r>
-            <w:fldChar w:fldCharType="separate"/>
-          </w:r>
-          <w:r>
-            <w:t>45</w:t>
+            <w:t>50</w:t>
           </w:r>
           <w:r>
             <w:fldChar w:fldCharType="end"/>
@@ -4985,7 +4916,7 @@
           <w:lang w:val="en-US" w:eastAsia="zh-CN"/>
         </w:rPr>
       </w:pPr>
-      <w:bookmarkStart w:id="0" w:name="_Toc26241"/>
+      <w:bookmarkStart w:id="0" w:name="_Toc21912"/>
       <w:r>
         <w:rPr>
           <w:rFonts w:hint="eastAsia"/>
@@ -5019,7 +4950,7 @@
           <w:lang w:val="en-US" w:eastAsia="zh-CN"/>
         </w:rPr>
       </w:pPr>
-      <w:bookmarkStart w:id="1" w:name="_Toc16757"/>
+      <w:bookmarkStart w:id="1" w:name="_Toc3347"/>
       <w:r>
         <w:rPr>
           <w:rFonts w:hint="eastAsia"/>
@@ -5096,7 +5027,7 @@
           <w:lang w:val="en-US" w:eastAsia="zh-CN"/>
         </w:rPr>
       </w:pPr>
-      <w:bookmarkStart w:id="2" w:name="_Toc16703"/>
+      <w:bookmarkStart w:id="2" w:name="_Toc1075"/>
       <w:r>
         <w:rPr>
           <w:rFonts w:hint="eastAsia"/>
@@ -5388,7 +5319,7 @@
           <w:lang w:val="en-US" w:eastAsia="zh-CN"/>
         </w:rPr>
       </w:pPr>
-      <w:bookmarkStart w:id="3" w:name="_Toc25628"/>
+      <w:bookmarkStart w:id="3" w:name="_Toc6284"/>
       <w:r>
         <w:rPr>
           <w:rFonts w:hint="eastAsia"/>
@@ -5419,7 +5350,7 @@
           <w:lang w:val="en-US" w:eastAsia="zh-CN"/>
         </w:rPr>
       </w:pPr>
-      <w:bookmarkStart w:id="4" w:name="_Toc22599"/>
+      <w:bookmarkStart w:id="4" w:name="_Toc14082"/>
       <w:r>
         <w:rPr>
           <w:rFonts w:hint="default" w:ascii="Arial" w:hAnsi="Arial" w:cs="Arial"/>
@@ -5465,7 +5396,7 @@
           <w:lang w:val="en-US" w:eastAsia="zh-CN"/>
         </w:rPr>
       </w:pPr>
-      <w:bookmarkStart w:id="5" w:name="_Toc23346"/>
+      <w:bookmarkStart w:id="5" w:name="_Toc12047"/>
       <w:r>
         <w:rPr>
           <w:rFonts w:hint="default" w:ascii="Arial" w:hAnsi="Arial" w:cs="Arial"/>
@@ -7138,7 +7069,7 @@
           <w:lang w:val="en-US" w:eastAsia="zh-CN"/>
         </w:rPr>
       </w:pPr>
-      <w:bookmarkStart w:id="6" w:name="_Toc4895"/>
+      <w:bookmarkStart w:id="6" w:name="_Toc23246"/>
       <w:r>
         <w:rPr>
           <w:rFonts w:hint="default" w:ascii="Arial" w:hAnsi="Arial" w:cs="Arial"/>
@@ -10824,7 +10755,7 @@
           <w:lang w:val="en-US" w:eastAsia="zh-CN"/>
         </w:rPr>
       </w:pPr>
-      <w:bookmarkStart w:id="7" w:name="_Toc19579"/>
+      <w:bookmarkStart w:id="7" w:name="_Toc12621"/>
       <w:r>
         <w:rPr>
           <w:rFonts w:hint="default" w:ascii="Arial" w:hAnsi="Arial" w:cs="Arial"/>
@@ -12659,7 +12590,7 @@
           <w:lang w:val="en-US" w:eastAsia="zh-CN"/>
         </w:rPr>
       </w:pPr>
-      <w:bookmarkStart w:id="8" w:name="_Toc21358"/>
+      <w:bookmarkStart w:id="8" w:name="_Toc8267"/>
       <w:r>
         <w:rPr>
           <w:rFonts w:hint="default" w:ascii="Arial" w:hAnsi="Arial" w:cs="Arial"/>
@@ -12705,7 +12636,7 @@
           <w:lang w:val="en-US" w:eastAsia="zh-CN"/>
         </w:rPr>
       </w:pPr>
-      <w:bookmarkStart w:id="9" w:name="_Toc25136"/>
+      <w:bookmarkStart w:id="9" w:name="_Toc15566"/>
       <w:r>
         <w:rPr>
           <w:rFonts w:hint="default" w:ascii="Arial" w:hAnsi="Arial" w:cs="Arial"/>
@@ -12764,6 +12695,688 @@
           <w:lang w:val="en-US" w:eastAsia="zh-CN"/>
         </w:rPr>
         <w:t>问题一</w:t>
+      </w:r>
+    </w:p>
+    <w:tbl>
+      <w:tblPr>
+        <w:tblStyle w:val="13"/>
+        <w:tblW w:w="0" w:type="auto"/>
+        <w:tblInd w:w="0" w:type="dxa"/>
+        <w:tblBorders>
+          <w:top w:val="single" w:color="auto" w:sz="4" w:space="0"/>
+          <w:left w:val="single" w:color="auto" w:sz="4" w:space="0"/>
+          <w:bottom w:val="single" w:color="auto" w:sz="4" w:space="0"/>
+          <w:right w:val="single" w:color="auto" w:sz="4" w:space="0"/>
+          <w:insideH w:val="single" w:color="auto" w:sz="4" w:space="0"/>
+          <w:insideV w:val="single" w:color="auto" w:sz="4" w:space="0"/>
+        </w:tblBorders>
+        <w:tblLayout w:type="autofit"/>
+        <w:tblCellMar>
+          <w:top w:w="0" w:type="dxa"/>
+          <w:left w:w="108" w:type="dxa"/>
+          <w:bottom w:w="0" w:type="dxa"/>
+          <w:right w:w="108" w:type="dxa"/>
+        </w:tblCellMar>
+      </w:tblPr>
+      <w:tblGrid>
+        <w:gridCol w:w="1420"/>
+        <w:gridCol w:w="7102"/>
+      </w:tblGrid>
+      <w:tr>
+        <w:tblPrEx>
+          <w:tblBorders>
+            <w:top w:val="single" w:color="auto" w:sz="4" w:space="0"/>
+            <w:left w:val="single" w:color="auto" w:sz="4" w:space="0"/>
+            <w:bottom w:val="single" w:color="auto" w:sz="4" w:space="0"/>
+            <w:right w:val="single" w:color="auto" w:sz="4" w:space="0"/>
+            <w:insideH w:val="single" w:color="auto" w:sz="4" w:space="0"/>
+            <w:insideV w:val="single" w:color="auto" w:sz="4" w:space="0"/>
+          </w:tblBorders>
+        </w:tblPrEx>
+        <w:trPr>
+          <w:trHeight w:val="397" w:hRule="atLeast"/>
+        </w:trPr>
+        <w:tc>
+          <w:tcPr>
+            <w:tcW w:w="1420" w:type="dxa"/>
+            <w:tcBorders>
+              <w:top w:val="single" w:color="000000" w:sz="12" w:space="0"/>
+              <w:left w:val="nil"/>
+              <w:bottom w:val="single" w:color="000000" w:sz="4" w:space="0"/>
+              <w:right w:val="nil"/>
+              <w:tl2br w:val="nil"/>
+            </w:tcBorders>
+            <w:shd w:val="clear" w:color="auto" w:fill="FFFFFF"/>
+            <w:vAlign w:val="center"/>
+          </w:tcPr>
+          <w:p>
+            <w:pPr>
+              <w:pageBreakBefore w:val="0"/>
+              <w:kinsoku/>
+              <w:wordWrap/>
+              <w:overflowPunct/>
+              <w:topLinePunct w:val="0"/>
+              <w:autoSpaceDE/>
+              <w:autoSpaceDN/>
+              <w:bidi w:val="0"/>
+              <w:adjustRightInd/>
+              <w:snapToGrid/>
+              <w:spacing w:line="240" w:lineRule="auto"/>
+              <w:jc w:val="center"/>
+              <w:textAlignment w:val="auto"/>
+              <w:rPr>
+                <w:rFonts w:hint="default" w:asciiTheme="minorEastAsia" w:hAnsiTheme="minorEastAsia" w:eastAsiaTheme="minorEastAsia" w:cstheme="minorEastAsia"/>
+                <w:b w:val="0"/>
+                <w:color w:val="000000"/>
+                <w:sz w:val="28"/>
+                <w:szCs w:val="28"/>
+                <w:vertAlign w:val="baseline"/>
+                <w:lang w:val="en-US" w:eastAsia="zh-CN"/>
+              </w:rPr>
+            </w:pPr>
+            <w:r>
+              <w:rPr>
+                <w:rFonts w:hint="eastAsia" w:ascii="黑体" w:hAnsi="黑体" w:eastAsia="黑体" w:cs="黑体"/>
+                <w:b w:val="0"/>
+                <w:color w:val="000000"/>
+                <w:sz w:val="28"/>
+                <w:szCs w:val="28"/>
+                <w:vertAlign w:val="baseline"/>
+                <w:lang w:val="en-US" w:eastAsia="zh-CN"/>
+              </w:rPr>
+              <w:t>要素</w:t>
+            </w:r>
+          </w:p>
+        </w:tc>
+        <w:tc>
+          <w:tcPr>
+            <w:tcW w:w="7102" w:type="dxa"/>
+            <w:tcBorders>
+              <w:top w:val="single" w:color="000000" w:sz="12" w:space="0"/>
+              <w:left w:val="nil"/>
+              <w:bottom w:val="single" w:color="000000" w:sz="4" w:space="0"/>
+              <w:right w:val="nil"/>
+            </w:tcBorders>
+            <w:shd w:val="clear" w:color="auto" w:fill="FFFFFF"/>
+            <w:vAlign w:val="center"/>
+          </w:tcPr>
+          <w:p>
+            <w:pPr>
+              <w:pageBreakBefore w:val="0"/>
+              <w:kinsoku/>
+              <w:wordWrap/>
+              <w:overflowPunct/>
+              <w:topLinePunct w:val="0"/>
+              <w:autoSpaceDE/>
+              <w:autoSpaceDN/>
+              <w:bidi w:val="0"/>
+              <w:adjustRightInd/>
+              <w:snapToGrid/>
+              <w:spacing w:line="240" w:lineRule="auto"/>
+              <w:jc w:val="center"/>
+              <w:textAlignment w:val="auto"/>
+              <w:rPr>
+                <w:rFonts w:hint="default" w:asciiTheme="minorEastAsia" w:hAnsiTheme="minorEastAsia" w:eastAsiaTheme="minorEastAsia" w:cstheme="minorEastAsia"/>
+                <w:b w:val="0"/>
+                <w:color w:val="000000"/>
+                <w:sz w:val="28"/>
+                <w:szCs w:val="28"/>
+                <w:vertAlign w:val="baseline"/>
+                <w:lang w:val="en-US" w:eastAsia="zh-CN"/>
+              </w:rPr>
+            </w:pPr>
+            <w:r>
+              <w:rPr>
+                <w:rFonts w:hint="eastAsia" w:ascii="黑体" w:hAnsi="黑体" w:eastAsia="黑体" w:cs="黑体"/>
+                <w:b w:val="0"/>
+                <w:color w:val="000000"/>
+                <w:sz w:val="28"/>
+                <w:szCs w:val="28"/>
+                <w:vertAlign w:val="baseline"/>
+                <w:lang w:val="en-US" w:eastAsia="zh-CN"/>
+              </w:rPr>
+              <w:t>描述</w:t>
+            </w:r>
+          </w:p>
+        </w:tc>
+      </w:tr>
+      <w:tr>
+        <w:tblPrEx>
+          <w:tblBorders>
+            <w:top w:val="single" w:color="auto" w:sz="4" w:space="0"/>
+            <w:left w:val="single" w:color="auto" w:sz="4" w:space="0"/>
+            <w:bottom w:val="single" w:color="auto" w:sz="4" w:space="0"/>
+            <w:right w:val="single" w:color="auto" w:sz="4" w:space="0"/>
+            <w:insideH w:val="single" w:color="auto" w:sz="4" w:space="0"/>
+            <w:insideV w:val="single" w:color="auto" w:sz="4" w:space="0"/>
+          </w:tblBorders>
+          <w:tblCellMar>
+            <w:top w:w="0" w:type="dxa"/>
+            <w:left w:w="108" w:type="dxa"/>
+            <w:bottom w:w="0" w:type="dxa"/>
+            <w:right w:w="108" w:type="dxa"/>
+          </w:tblCellMar>
+        </w:tblPrEx>
+        <w:trPr>
+          <w:trHeight w:val="397" w:hRule="atLeast"/>
+        </w:trPr>
+        <w:tc>
+          <w:tcPr>
+            <w:tcW w:w="1420" w:type="dxa"/>
+            <w:tcBorders>
+              <w:top w:val="single" w:color="000000" w:sz="4" w:space="0"/>
+              <w:left w:val="nil"/>
+              <w:bottom w:val="nil"/>
+              <w:right w:val="nil"/>
+            </w:tcBorders>
+            <w:shd w:val="clear" w:color="auto" w:fill="FFFFFF"/>
+            <w:vAlign w:val="center"/>
+          </w:tcPr>
+          <w:p>
+            <w:pPr>
+              <w:pageBreakBefore w:val="0"/>
+              <w:kinsoku/>
+              <w:wordWrap/>
+              <w:overflowPunct/>
+              <w:topLinePunct w:val="0"/>
+              <w:autoSpaceDE/>
+              <w:autoSpaceDN/>
+              <w:bidi w:val="0"/>
+              <w:adjustRightInd/>
+              <w:snapToGrid/>
+              <w:spacing w:line="240" w:lineRule="auto"/>
+              <w:jc w:val="center"/>
+              <w:textAlignment w:val="auto"/>
+              <w:rPr>
+                <w:rFonts w:hint="default" w:asciiTheme="minorEastAsia" w:hAnsiTheme="minorEastAsia" w:eastAsiaTheme="minorEastAsia" w:cstheme="minorEastAsia"/>
+                <w:b w:val="0"/>
+                <w:color w:val="000000"/>
+                <w:sz w:val="28"/>
+                <w:szCs w:val="28"/>
+                <w:vertAlign w:val="baseline"/>
+                <w:lang w:val="en-US" w:eastAsia="zh-CN"/>
+              </w:rPr>
+            </w:pPr>
+            <w:r>
+              <w:rPr>
+                <w:rFonts w:hint="eastAsia" w:asciiTheme="minorEastAsia" w:hAnsiTheme="minorEastAsia" w:cstheme="minorEastAsia"/>
+                <w:b w:val="0"/>
+                <w:color w:val="000000"/>
+                <w:sz w:val="28"/>
+                <w:szCs w:val="28"/>
+                <w:vertAlign w:val="baseline"/>
+                <w:lang w:val="en-US" w:eastAsia="zh-CN"/>
+              </w:rPr>
+              <w:t>问题</w:t>
+            </w:r>
+          </w:p>
+        </w:tc>
+        <w:tc>
+          <w:tcPr>
+            <w:tcW w:w="7102" w:type="dxa"/>
+            <w:tcBorders>
+              <w:top w:val="single" w:color="000000" w:sz="4" w:space="0"/>
+              <w:left w:val="nil"/>
+              <w:bottom w:val="nil"/>
+              <w:right w:val="nil"/>
+            </w:tcBorders>
+            <w:shd w:val="clear" w:color="auto" w:fill="FFFFFF"/>
+            <w:vAlign w:val="center"/>
+          </w:tcPr>
+          <w:p>
+            <w:pPr>
+              <w:pStyle w:val="11"/>
+              <w:keepNext w:val="0"/>
+              <w:keepLines w:val="0"/>
+              <w:pageBreakBefore w:val="0"/>
+              <w:widowControl/>
+              <w:suppressLineNumbers w:val="0"/>
+              <w:kinsoku/>
+              <w:wordWrap/>
+              <w:overflowPunct/>
+              <w:topLinePunct w:val="0"/>
+              <w:autoSpaceDE/>
+              <w:autoSpaceDN/>
+              <w:bidi w:val="0"/>
+              <w:adjustRightInd/>
+              <w:snapToGrid/>
+              <w:spacing w:after="0" w:afterAutospacing="0" w:line="240" w:lineRule="auto"/>
+              <w:jc w:val="center"/>
+              <w:textAlignment w:val="auto"/>
+              <w:rPr>
+                <w:rFonts w:hint="eastAsia" w:asciiTheme="minorEastAsia" w:hAnsiTheme="minorEastAsia" w:eastAsiaTheme="minorEastAsia" w:cstheme="minorEastAsia"/>
+                <w:b w:val="0"/>
+                <w:color w:val="000000"/>
+                <w:sz w:val="28"/>
+                <w:szCs w:val="28"/>
+                <w:vertAlign w:val="baseline"/>
+                <w:lang w:val="en-US" w:eastAsia="zh-CN"/>
+              </w:rPr>
+            </w:pPr>
+            <w:r>
+              <w:rPr>
+                <w:sz w:val="28"/>
+                <w:szCs w:val="28"/>
+                <w:lang w:bidi="ar"/>
+              </w:rPr>
+              <w:t>发帖</w:t>
+            </w:r>
+            <w:r>
+              <w:rPr>
+                <w:rFonts w:hint="eastAsia"/>
+                <w:sz w:val="28"/>
+                <w:szCs w:val="28"/>
+                <w:lang w:eastAsia="zh-CN" w:bidi="ar"/>
+              </w:rPr>
+              <w:t>、</w:t>
+            </w:r>
+            <w:r>
+              <w:rPr>
+                <w:rFonts w:hint="eastAsia"/>
+                <w:sz w:val="28"/>
+                <w:szCs w:val="28"/>
+                <w:lang w:val="en-US" w:eastAsia="zh-CN" w:bidi="ar"/>
+              </w:rPr>
+              <w:t>评论</w:t>
+            </w:r>
+            <w:r>
+              <w:rPr>
+                <w:sz w:val="28"/>
+                <w:szCs w:val="28"/>
+                <w:lang w:bidi="ar"/>
+              </w:rPr>
+              <w:t>内容随意，监督和管理不到位</w:t>
+            </w:r>
+          </w:p>
+        </w:tc>
+      </w:tr>
+      <w:tr>
+        <w:tblPrEx>
+          <w:tblBorders>
+            <w:top w:val="single" w:color="auto" w:sz="4" w:space="0"/>
+            <w:left w:val="single" w:color="auto" w:sz="4" w:space="0"/>
+            <w:bottom w:val="single" w:color="auto" w:sz="4" w:space="0"/>
+            <w:right w:val="single" w:color="auto" w:sz="4" w:space="0"/>
+            <w:insideH w:val="single" w:color="auto" w:sz="4" w:space="0"/>
+            <w:insideV w:val="single" w:color="auto" w:sz="4" w:space="0"/>
+          </w:tblBorders>
+          <w:tblCellMar>
+            <w:top w:w="0" w:type="dxa"/>
+            <w:left w:w="108" w:type="dxa"/>
+            <w:bottom w:w="0" w:type="dxa"/>
+            <w:right w:w="108" w:type="dxa"/>
+          </w:tblCellMar>
+        </w:tblPrEx>
+        <w:trPr>
+          <w:trHeight w:val="397" w:hRule="atLeast"/>
+        </w:trPr>
+        <w:tc>
+          <w:tcPr>
+            <w:tcW w:w="1420" w:type="dxa"/>
+            <w:tcBorders>
+              <w:top w:val="nil"/>
+              <w:left w:val="nil"/>
+              <w:bottom w:val="nil"/>
+              <w:right w:val="nil"/>
+            </w:tcBorders>
+            <w:shd w:val="clear" w:color="auto" w:fill="FFFFFF"/>
+            <w:vAlign w:val="center"/>
+          </w:tcPr>
+          <w:p>
+            <w:pPr>
+              <w:pageBreakBefore w:val="0"/>
+              <w:kinsoku/>
+              <w:wordWrap/>
+              <w:overflowPunct/>
+              <w:topLinePunct w:val="0"/>
+              <w:autoSpaceDE/>
+              <w:autoSpaceDN/>
+              <w:bidi w:val="0"/>
+              <w:adjustRightInd/>
+              <w:snapToGrid/>
+              <w:spacing w:line="240" w:lineRule="auto"/>
+              <w:jc w:val="center"/>
+              <w:textAlignment w:val="auto"/>
+              <w:rPr>
+                <w:rFonts w:hint="default" w:asciiTheme="minorEastAsia" w:hAnsiTheme="minorEastAsia" w:eastAsiaTheme="minorEastAsia" w:cstheme="minorEastAsia"/>
+                <w:b w:val="0"/>
+                <w:color w:val="000000"/>
+                <w:sz w:val="28"/>
+                <w:szCs w:val="28"/>
+                <w:vertAlign w:val="baseline"/>
+                <w:lang w:val="en-US" w:eastAsia="zh-CN"/>
+              </w:rPr>
+            </w:pPr>
+            <w:r>
+              <w:rPr>
+                <w:rFonts w:hint="eastAsia" w:asciiTheme="minorEastAsia" w:hAnsiTheme="minorEastAsia" w:cstheme="minorEastAsia"/>
+                <w:b w:val="0"/>
+                <w:color w:val="000000"/>
+                <w:sz w:val="28"/>
+                <w:szCs w:val="28"/>
+                <w:vertAlign w:val="baseline"/>
+                <w:lang w:val="en-US" w:eastAsia="zh-CN"/>
+              </w:rPr>
+              <w:t>影响</w:t>
+            </w:r>
+          </w:p>
+        </w:tc>
+        <w:tc>
+          <w:tcPr>
+            <w:tcW w:w="7102" w:type="dxa"/>
+            <w:tcBorders>
+              <w:top w:val="nil"/>
+              <w:left w:val="nil"/>
+              <w:bottom w:val="nil"/>
+              <w:right w:val="nil"/>
+            </w:tcBorders>
+            <w:shd w:val="clear" w:color="auto" w:fill="FFFFFF"/>
+            <w:vAlign w:val="center"/>
+          </w:tcPr>
+          <w:p>
+            <w:pPr>
+              <w:pStyle w:val="11"/>
+              <w:keepNext w:val="0"/>
+              <w:keepLines w:val="0"/>
+              <w:pageBreakBefore w:val="0"/>
+              <w:widowControl/>
+              <w:suppressLineNumbers w:val="0"/>
+              <w:kinsoku/>
+              <w:wordWrap/>
+              <w:overflowPunct/>
+              <w:topLinePunct w:val="0"/>
+              <w:autoSpaceDE/>
+              <w:autoSpaceDN/>
+              <w:bidi w:val="0"/>
+              <w:adjustRightInd/>
+              <w:snapToGrid/>
+              <w:spacing w:after="0" w:afterAutospacing="0" w:line="240" w:lineRule="auto"/>
+              <w:jc w:val="center"/>
+              <w:textAlignment w:val="auto"/>
+              <w:rPr>
+                <w:rFonts w:hint="default" w:asciiTheme="minorEastAsia" w:hAnsiTheme="minorEastAsia" w:eastAsiaTheme="minorEastAsia" w:cstheme="minorEastAsia"/>
+                <w:b w:val="0"/>
+                <w:color w:val="000000"/>
+                <w:sz w:val="28"/>
+                <w:szCs w:val="28"/>
+                <w:vertAlign w:val="baseline"/>
+                <w:lang w:val="en-US" w:eastAsia="zh-CN"/>
+              </w:rPr>
+            </w:pPr>
+            <w:r>
+              <w:rPr>
+                <w:rFonts w:hint="eastAsia"/>
+                <w:sz w:val="28"/>
+                <w:szCs w:val="28"/>
+                <w:lang w:val="en-US" w:eastAsia="zh-CN" w:bidi="ar"/>
+              </w:rPr>
+              <w:t>使</w:t>
+            </w:r>
+            <w:r>
+              <w:rPr>
+                <w:sz w:val="28"/>
+                <w:szCs w:val="28"/>
+                <w:lang w:bidi="ar"/>
+              </w:rPr>
+              <w:t>社区环境不和谐，影响</w:t>
+            </w:r>
+            <w:r>
+              <w:rPr>
+                <w:rFonts w:hint="eastAsia"/>
+                <w:b/>
+                <w:bCs/>
+                <w:sz w:val="28"/>
+                <w:szCs w:val="28"/>
+                <w:lang w:val="en-US" w:eastAsia="zh-CN" w:bidi="ar"/>
+              </w:rPr>
+              <w:t>用户</w:t>
+            </w:r>
+            <w:r>
+              <w:rPr>
+                <w:sz w:val="28"/>
+                <w:szCs w:val="28"/>
+                <w:lang w:bidi="ar"/>
+              </w:rPr>
+              <w:t>的使用体验</w:t>
+            </w:r>
+          </w:p>
+        </w:tc>
+      </w:tr>
+      <w:tr>
+        <w:tblPrEx>
+          <w:tblBorders>
+            <w:top w:val="single" w:color="auto" w:sz="4" w:space="0"/>
+            <w:left w:val="single" w:color="auto" w:sz="4" w:space="0"/>
+            <w:bottom w:val="single" w:color="auto" w:sz="4" w:space="0"/>
+            <w:right w:val="single" w:color="auto" w:sz="4" w:space="0"/>
+            <w:insideH w:val="single" w:color="auto" w:sz="4" w:space="0"/>
+            <w:insideV w:val="single" w:color="auto" w:sz="4" w:space="0"/>
+          </w:tblBorders>
+          <w:tblCellMar>
+            <w:top w:w="0" w:type="dxa"/>
+            <w:left w:w="108" w:type="dxa"/>
+            <w:bottom w:w="0" w:type="dxa"/>
+            <w:right w:w="108" w:type="dxa"/>
+          </w:tblCellMar>
+        </w:tblPrEx>
+        <w:trPr>
+          <w:trHeight w:val="397" w:hRule="atLeast"/>
+        </w:trPr>
+        <w:tc>
+          <w:tcPr>
+            <w:tcW w:w="1420" w:type="dxa"/>
+            <w:tcBorders>
+              <w:top w:val="nil"/>
+              <w:left w:val="nil"/>
+              <w:bottom w:val="single" w:color="000000" w:sz="12" w:space="0"/>
+              <w:right w:val="nil"/>
+            </w:tcBorders>
+            <w:shd w:val="clear" w:color="auto" w:fill="FFFFFF"/>
+            <w:vAlign w:val="center"/>
+          </w:tcPr>
+          <w:p>
+            <w:pPr>
+              <w:pageBreakBefore w:val="0"/>
+              <w:kinsoku/>
+              <w:wordWrap/>
+              <w:overflowPunct/>
+              <w:topLinePunct w:val="0"/>
+              <w:autoSpaceDE/>
+              <w:autoSpaceDN/>
+              <w:bidi w:val="0"/>
+              <w:adjustRightInd/>
+              <w:snapToGrid/>
+              <w:spacing w:line="240" w:lineRule="auto"/>
+              <w:jc w:val="center"/>
+              <w:textAlignment w:val="auto"/>
+              <w:rPr>
+                <w:rFonts w:hint="default" w:asciiTheme="minorEastAsia" w:hAnsiTheme="minorEastAsia" w:eastAsiaTheme="minorEastAsia" w:cstheme="minorEastAsia"/>
+                <w:b w:val="0"/>
+                <w:color w:val="000000"/>
+                <w:sz w:val="28"/>
+                <w:szCs w:val="28"/>
+                <w:vertAlign w:val="baseline"/>
+                <w:lang w:val="en-US" w:eastAsia="zh-CN"/>
+              </w:rPr>
+            </w:pPr>
+            <w:r>
+              <w:rPr>
+                <w:rFonts w:hint="eastAsia" w:asciiTheme="minorEastAsia" w:hAnsiTheme="minorEastAsia" w:cstheme="minorEastAsia"/>
+                <w:b w:val="0"/>
+                <w:color w:val="000000"/>
+                <w:sz w:val="28"/>
+                <w:szCs w:val="28"/>
+                <w:vertAlign w:val="baseline"/>
+                <w:lang w:val="en-US" w:eastAsia="zh-CN"/>
+              </w:rPr>
+              <w:t>方案</w:t>
+            </w:r>
+          </w:p>
+        </w:tc>
+        <w:tc>
+          <w:tcPr>
+            <w:tcW w:w="7102" w:type="dxa"/>
+            <w:tcBorders>
+              <w:top w:val="nil"/>
+              <w:left w:val="nil"/>
+              <w:bottom w:val="single" w:color="000000" w:sz="12" w:space="0"/>
+              <w:right w:val="nil"/>
+            </w:tcBorders>
+            <w:shd w:val="clear" w:color="auto" w:fill="FFFFFF"/>
+            <w:vAlign w:val="center"/>
+          </w:tcPr>
+          <w:p>
+            <w:pPr>
+              <w:pageBreakBefore w:val="0"/>
+              <w:kinsoku/>
+              <w:wordWrap/>
+              <w:overflowPunct/>
+              <w:topLinePunct w:val="0"/>
+              <w:autoSpaceDE/>
+              <w:autoSpaceDN/>
+              <w:bidi w:val="0"/>
+              <w:adjustRightInd/>
+              <w:snapToGrid/>
+              <w:spacing w:line="240" w:lineRule="auto"/>
+              <w:jc w:val="center"/>
+              <w:textAlignment w:val="auto"/>
+              <w:rPr>
+                <w:rFonts w:hint="default" w:asciiTheme="minorEastAsia" w:hAnsiTheme="minorEastAsia" w:eastAsiaTheme="minorEastAsia" w:cstheme="minorEastAsia"/>
+                <w:b w:val="0"/>
+                <w:color w:val="000000"/>
+                <w:sz w:val="28"/>
+                <w:szCs w:val="28"/>
+                <w:vertAlign w:val="baseline"/>
+                <w:lang w:val="en-US" w:eastAsia="zh-CN"/>
+              </w:rPr>
+            </w:pPr>
+            <w:r>
+              <w:rPr>
+                <w:rFonts w:hint="eastAsia" w:asciiTheme="minorEastAsia" w:hAnsiTheme="minorEastAsia" w:eastAsiaTheme="minorEastAsia" w:cstheme="minorEastAsia"/>
+                <w:b w:val="0"/>
+                <w:color w:val="000000"/>
+                <w:sz w:val="28"/>
+                <w:szCs w:val="28"/>
+                <w:vertAlign w:val="baseline"/>
+                <w:lang w:val="en-US" w:eastAsia="zh-CN"/>
+              </w:rPr>
+              <w:t>提供完善的发帖审核与管理机制，及时处理</w:t>
+            </w:r>
+            <w:r>
+              <w:rPr>
+                <w:rFonts w:hint="eastAsia" w:asciiTheme="minorEastAsia" w:hAnsiTheme="minorEastAsia" w:cstheme="minorEastAsia"/>
+                <w:b w:val="0"/>
+                <w:color w:val="000000"/>
+                <w:sz w:val="28"/>
+                <w:szCs w:val="28"/>
+                <w:vertAlign w:val="baseline"/>
+                <w:lang w:val="en-US" w:eastAsia="zh-CN"/>
+              </w:rPr>
+              <w:t>用户</w:t>
+            </w:r>
+            <w:r>
+              <w:rPr>
+                <w:rFonts w:hint="eastAsia" w:asciiTheme="minorEastAsia" w:hAnsiTheme="minorEastAsia" w:eastAsiaTheme="minorEastAsia" w:cstheme="minorEastAsia"/>
+                <w:b w:val="0"/>
+                <w:color w:val="000000"/>
+                <w:sz w:val="28"/>
+                <w:szCs w:val="28"/>
+                <w:vertAlign w:val="baseline"/>
+                <w:lang w:val="en-US" w:eastAsia="zh-CN"/>
+              </w:rPr>
+              <w:t>举报</w:t>
+            </w:r>
+            <w:r>
+              <w:rPr>
+                <w:rFonts w:hint="eastAsia" w:asciiTheme="minorEastAsia" w:hAnsiTheme="minorEastAsia" w:cstheme="minorEastAsia"/>
+                <w:b w:val="0"/>
+                <w:color w:val="000000"/>
+                <w:sz w:val="28"/>
+                <w:szCs w:val="28"/>
+                <w:vertAlign w:val="baseline"/>
+                <w:lang w:val="en-US" w:eastAsia="zh-CN"/>
+              </w:rPr>
+              <w:t>的</w:t>
+            </w:r>
+            <w:r>
+              <w:rPr>
+                <w:rFonts w:hint="eastAsia" w:asciiTheme="minorEastAsia" w:hAnsiTheme="minorEastAsia" w:eastAsiaTheme="minorEastAsia" w:cstheme="minorEastAsia"/>
+                <w:b w:val="0"/>
+                <w:color w:val="000000"/>
+                <w:sz w:val="28"/>
+                <w:szCs w:val="28"/>
+                <w:vertAlign w:val="baseline"/>
+                <w:lang w:val="en-US" w:eastAsia="zh-CN"/>
+              </w:rPr>
+              <w:t>内容，肃清社区不良内容</w:t>
+            </w:r>
+            <w:r>
+              <w:rPr>
+                <w:rFonts w:hint="eastAsia" w:asciiTheme="minorEastAsia" w:hAnsiTheme="minorEastAsia" w:cstheme="minorEastAsia"/>
+                <w:b w:val="0"/>
+                <w:color w:val="000000"/>
+                <w:sz w:val="28"/>
+                <w:szCs w:val="28"/>
+                <w:vertAlign w:val="baseline"/>
+                <w:lang w:val="en-US" w:eastAsia="zh-CN"/>
+              </w:rPr>
+              <w:t>；建立监督、举报奖励机制，鼓励用户参与社区的维护和管理</w:t>
+            </w:r>
+          </w:p>
+        </w:tc>
+      </w:tr>
+    </w:tbl>
+    <w:p>
+      <w:pPr>
+        <w:pageBreakBefore w:val="0"/>
+        <w:kinsoku/>
+        <w:wordWrap/>
+        <w:overflowPunct/>
+        <w:topLinePunct w:val="0"/>
+        <w:autoSpaceDE/>
+        <w:autoSpaceDN/>
+        <w:bidi w:val="0"/>
+        <w:adjustRightInd/>
+        <w:snapToGrid/>
+        <w:spacing w:line="240" w:lineRule="auto"/>
+        <w:textAlignment w:val="auto"/>
+        <w:rPr>
+          <w:rFonts w:hint="eastAsia" w:ascii="黑体" w:hAnsi="黑体" w:cs="黑体"/>
+          <w:sz w:val="24"/>
+          <w:szCs w:val="24"/>
+          <w:lang w:val="en-US" w:eastAsia="zh-CN"/>
+        </w:rPr>
+      </w:pPr>
+    </w:p>
+    <w:p>
+      <w:pPr>
+        <w:pageBreakBefore w:val="0"/>
+        <w:kinsoku/>
+        <w:wordWrap/>
+        <w:overflowPunct/>
+        <w:topLinePunct w:val="0"/>
+        <w:autoSpaceDE/>
+        <w:autoSpaceDN/>
+        <w:bidi w:val="0"/>
+        <w:adjustRightInd/>
+        <w:snapToGrid/>
+        <w:spacing w:line="240" w:lineRule="auto"/>
+        <w:textAlignment w:val="auto"/>
+        <w:rPr>
+          <w:rFonts w:hint="eastAsia" w:ascii="黑体" w:hAnsi="黑体" w:cs="黑体"/>
+          <w:sz w:val="28"/>
+          <w:szCs w:val="28"/>
+          <w:lang w:val="en-US" w:eastAsia="zh-CN"/>
+        </w:rPr>
+      </w:pPr>
+      <w:r>
+        <w:rPr>
+          <w:rFonts w:hint="eastAsia" w:ascii="黑体" w:hAnsi="黑体" w:cs="黑体"/>
+          <w:sz w:val="28"/>
+          <w:szCs w:val="28"/>
+          <w:lang w:val="en-US" w:eastAsia="zh-CN"/>
+        </w:rPr>
+        <w:t>问题二</w:t>
       </w:r>
     </w:p>
     <w:tbl>
@@ -12840,12 +13453,9 @@
               <w:jc w:val="center"/>
               <w:textAlignment w:val="auto"/>
               <w:rPr>
-                <w:rFonts w:hint="default" w:asciiTheme="minorEastAsia" w:hAnsiTheme="minorEastAsia" w:eastAsiaTheme="minorEastAsia" w:cstheme="minorEastAsia"/>
-                <w:b w:val="0"/>
-                <w:color w:val="000000"/>
-                <w:sz w:val="28"/>
-                <w:szCs w:val="28"/>
-                <w:vertAlign w:val="baseline"/>
+                <w:rFonts w:hint="eastAsia" w:ascii="黑体" w:hAnsi="黑体" w:cs="黑体"/>
+                <w:sz w:val="28"/>
+                <w:szCs w:val="28"/>
                 <w:lang w:val="en-US" w:eastAsia="zh-CN"/>
               </w:rPr>
             </w:pPr>
@@ -12891,23 +13501,17 @@
               <w:jc w:val="center"/>
               <w:textAlignment w:val="auto"/>
               <w:rPr>
-                <w:rFonts w:hint="default" w:asciiTheme="minorEastAsia" w:hAnsiTheme="minorEastAsia" w:eastAsiaTheme="minorEastAsia" w:cstheme="minorEastAsia"/>
-                <w:b w:val="0"/>
-                <w:color w:val="000000"/>
-                <w:sz w:val="28"/>
-                <w:szCs w:val="28"/>
-                <w:vertAlign w:val="baseline"/>
+                <w:rFonts w:hint="default" w:ascii="黑体" w:hAnsi="黑体" w:cs="黑体"/>
+                <w:sz w:val="28"/>
+                <w:szCs w:val="28"/>
                 <w:lang w:val="en-US" w:eastAsia="zh-CN"/>
               </w:rPr>
             </w:pPr>
             <w:r>
               <w:rPr>
                 <w:rFonts w:hint="eastAsia" w:ascii="黑体" w:hAnsi="黑体" w:eastAsia="黑体" w:cs="黑体"/>
-                <w:b w:val="0"/>
-                <w:color w:val="000000"/>
-                <w:sz w:val="28"/>
-                <w:szCs w:val="28"/>
-                <w:vertAlign w:val="baseline"/>
+                <w:sz w:val="28"/>
+                <w:szCs w:val="28"/>
                 <w:lang w:val="en-US" w:eastAsia="zh-CN"/>
               </w:rPr>
               <w:t>描述</w:t>
@@ -12963,12 +13567,9 @@
               <w:jc w:val="center"/>
               <w:textAlignment w:val="auto"/>
               <w:rPr>
-                <w:rFonts w:hint="default" w:asciiTheme="minorEastAsia" w:hAnsiTheme="minorEastAsia" w:eastAsiaTheme="minorEastAsia" w:cstheme="minorEastAsia"/>
-                <w:b w:val="0"/>
-                <w:color w:val="000000"/>
-                <w:sz w:val="28"/>
-                <w:szCs w:val="28"/>
-                <w:vertAlign w:val="baseline"/>
+                <w:rFonts w:hint="eastAsia" w:ascii="黑体" w:hAnsi="黑体" w:cs="黑体"/>
+                <w:sz w:val="28"/>
+                <w:szCs w:val="28"/>
                 <w:lang w:val="en-US" w:eastAsia="zh-CN"/>
               </w:rPr>
             </w:pPr>
@@ -13000,12 +13601,7 @@
           </w:tcPr>
           <w:p>
             <w:pPr>
-              <w:pStyle w:val="11"/>
-              <w:keepNext w:val="0"/>
-              <w:keepLines w:val="0"/>
               <w:pageBreakBefore w:val="0"/>
-              <w:widowControl/>
-              <w:suppressLineNumbers w:val="0"/>
               <w:kinsoku/>
               <w:wordWrap/>
               <w:overflowPunct/>
@@ -13015,52 +13611,24 @@
               <w:bidi w:val="0"/>
               <w:adjustRightInd/>
               <w:snapToGrid/>
-              <w:spacing w:after="0" w:afterAutospacing="0" w:line="240" w:lineRule="auto"/>
+              <w:spacing w:line="240" w:lineRule="auto"/>
               <w:jc w:val="center"/>
               <w:textAlignment w:val="auto"/>
               <w:rPr>
-                <w:rFonts w:hint="eastAsia" w:asciiTheme="minorEastAsia" w:hAnsiTheme="minorEastAsia" w:eastAsiaTheme="minorEastAsia" w:cstheme="minorEastAsia"/>
-                <w:b w:val="0"/>
-                <w:color w:val="000000"/>
-                <w:sz w:val="28"/>
-                <w:szCs w:val="28"/>
-                <w:vertAlign w:val="baseline"/>
+                <w:rFonts w:hint="eastAsia" w:ascii="黑体" w:hAnsi="黑体" w:cs="黑体"/>
+                <w:sz w:val="28"/>
+                <w:szCs w:val="28"/>
                 <w:lang w:val="en-US" w:eastAsia="zh-CN"/>
               </w:rPr>
             </w:pPr>
             <w:r>
               <w:rPr>
-                <w:sz w:val="28"/>
-                <w:szCs w:val="28"/>
-                <w:lang w:bidi="ar"/>
-              </w:rPr>
-              <w:t>发帖</w:t>
-            </w:r>
-            <w:r>
-              <w:rPr>
-                <w:rFonts w:hint="eastAsia"/>
-                <w:sz w:val="28"/>
-                <w:szCs w:val="28"/>
-                <w:lang w:eastAsia="zh-CN" w:bidi="ar"/>
-              </w:rPr>
-              <w:t>、</w:t>
-            </w:r>
-            <w:r>
-              <w:rPr>
-                <w:rFonts w:hint="eastAsia"/>
-                <w:sz w:val="28"/>
-                <w:szCs w:val="28"/>
-                <w:lang w:val="en-US" w:eastAsia="zh-CN" w:bidi="ar"/>
-              </w:rPr>
-              <w:t>评论</w:t>
-            </w:r>
-            <w:r>
-              <w:rPr>
-                <w:sz w:val="28"/>
-                <w:szCs w:val="28"/>
-                <w:lang w:bidi="ar"/>
-              </w:rPr>
-              <w:t>内容随意，监督和管理不到位</w:t>
+                <w:rFonts w:hint="eastAsia" w:ascii="黑体" w:hAnsi="黑体" w:cs="黑体"/>
+                <w:sz w:val="28"/>
+                <w:szCs w:val="28"/>
+                <w:lang w:val="en-US" w:eastAsia="zh-CN"/>
+              </w:rPr>
+              <w:t>帖子曝光度低</w:t>
             </w:r>
           </w:p>
         </w:tc>
@@ -13113,12 +13681,9 @@
               <w:jc w:val="center"/>
               <w:textAlignment w:val="auto"/>
               <w:rPr>
-                <w:rFonts w:hint="default" w:asciiTheme="minorEastAsia" w:hAnsiTheme="minorEastAsia" w:eastAsiaTheme="minorEastAsia" w:cstheme="minorEastAsia"/>
-                <w:b w:val="0"/>
-                <w:color w:val="000000"/>
-                <w:sz w:val="28"/>
-                <w:szCs w:val="28"/>
-                <w:vertAlign w:val="baseline"/>
+                <w:rFonts w:hint="eastAsia" w:ascii="黑体" w:hAnsi="黑体" w:cs="黑体"/>
+                <w:sz w:val="28"/>
+                <w:szCs w:val="28"/>
                 <w:lang w:val="en-US" w:eastAsia="zh-CN"/>
               </w:rPr>
             </w:pPr>
@@ -13150,12 +13715,7 @@
           </w:tcPr>
           <w:p>
             <w:pPr>
-              <w:pStyle w:val="11"/>
-              <w:keepNext w:val="0"/>
-              <w:keepLines w:val="0"/>
               <w:pageBreakBefore w:val="0"/>
-              <w:widowControl/>
-              <w:suppressLineNumbers w:val="0"/>
               <w:kinsoku/>
               <w:wordWrap/>
               <w:overflowPunct/>
@@ -13165,54 +13725,44 @@
               <w:bidi w:val="0"/>
               <w:adjustRightInd/>
               <w:snapToGrid/>
-              <w:spacing w:after="0" w:afterAutospacing="0" w:line="240" w:lineRule="auto"/>
+              <w:spacing w:line="240" w:lineRule="auto"/>
               <w:jc w:val="center"/>
               <w:textAlignment w:val="auto"/>
               <w:rPr>
-                <w:rFonts w:hint="default" w:asciiTheme="minorEastAsia" w:hAnsiTheme="minorEastAsia" w:eastAsiaTheme="minorEastAsia" w:cstheme="minorEastAsia"/>
-                <w:b w:val="0"/>
-                <w:color w:val="000000"/>
-                <w:sz w:val="28"/>
-                <w:szCs w:val="28"/>
-                <w:vertAlign w:val="baseline"/>
+                <w:rFonts w:hint="eastAsia" w:ascii="黑体" w:hAnsi="黑体" w:cs="黑体"/>
+                <w:sz w:val="28"/>
+                <w:szCs w:val="28"/>
                 <w:lang w:val="en-US" w:eastAsia="zh-CN"/>
               </w:rPr>
             </w:pPr>
             <w:r>
               <w:rPr>
-                <w:rFonts w:hint="eastAsia"/>
-                <w:sz w:val="28"/>
-                <w:szCs w:val="28"/>
-                <w:lang w:val="en-US" w:eastAsia="zh-CN" w:bidi="ar"/>
-              </w:rPr>
-              <w:t>使</w:t>
+                <w:rFonts w:hint="eastAsia" w:ascii="黑体" w:hAnsi="黑体" w:cs="黑体"/>
+                <w:sz w:val="28"/>
+                <w:szCs w:val="28"/>
+                <w:lang w:val="en-US" w:eastAsia="zh-CN"/>
+              </w:rPr>
+              <w:t>优秀的内容被埋没，降低</w:t>
             </w:r>
             <w:r>
               <w:rPr>
-                <w:sz w:val="28"/>
-                <w:szCs w:val="28"/>
-                <w:lang w:bidi="ar"/>
-              </w:rPr>
-              <w:t>社区环境不和谐，影响</w:t>
-            </w:r>
-            <w:r>
-              <w:rPr>
-                <w:rFonts w:hint="eastAsia"/>
+                <w:rFonts w:hint="eastAsia" w:ascii="黑体" w:hAnsi="黑体" w:cs="黑体"/>
                 <w:b/>
                 <w:bCs/>
                 <w:sz w:val="28"/>
                 <w:szCs w:val="28"/>
-                <w:lang w:val="en-US" w:eastAsia="zh-CN" w:bidi="ar"/>
+                <w:lang w:val="en-US" w:eastAsia="zh-CN"/>
               </w:rPr>
               <w:t>用户</w:t>
             </w:r>
             <w:r>
               <w:rPr>
-                <w:sz w:val="28"/>
-                <w:szCs w:val="28"/>
-                <w:lang w:bidi="ar"/>
-              </w:rPr>
-              <w:t>的使用体验</w:t>
+                <w:rFonts w:hint="eastAsia" w:ascii="黑体" w:hAnsi="黑体" w:cs="黑体"/>
+                <w:sz w:val="28"/>
+                <w:szCs w:val="28"/>
+                <w:lang w:val="en-US" w:eastAsia="zh-CN"/>
+              </w:rPr>
+              <w:t>的期待与积极性；用户看不到自己喜欢的内容，产生消极情绪；社区活跃度降低</w:t>
             </w:r>
           </w:p>
         </w:tc>
@@ -13265,12 +13815,9 @@
               <w:jc w:val="center"/>
               <w:textAlignment w:val="auto"/>
               <w:rPr>
-                <w:rFonts w:hint="default" w:asciiTheme="minorEastAsia" w:hAnsiTheme="minorEastAsia" w:eastAsiaTheme="minorEastAsia" w:cstheme="minorEastAsia"/>
-                <w:b w:val="0"/>
-                <w:color w:val="000000"/>
-                <w:sz w:val="28"/>
-                <w:szCs w:val="28"/>
-                <w:vertAlign w:val="baseline"/>
+                <w:rFonts w:hint="eastAsia" w:ascii="黑体" w:hAnsi="黑体" w:cs="黑体"/>
+                <w:sz w:val="28"/>
+                <w:szCs w:val="28"/>
                 <w:lang w:val="en-US" w:eastAsia="zh-CN"/>
               </w:rPr>
             </w:pPr>
@@ -13316,86 +13863,20 @@
               <w:jc w:val="center"/>
               <w:textAlignment w:val="auto"/>
               <w:rPr>
-                <w:rFonts w:hint="default" w:asciiTheme="minorEastAsia" w:hAnsiTheme="minorEastAsia" w:eastAsiaTheme="minorEastAsia" w:cstheme="minorEastAsia"/>
-                <w:b w:val="0"/>
-                <w:color w:val="000000"/>
-                <w:sz w:val="28"/>
-                <w:szCs w:val="28"/>
-                <w:vertAlign w:val="baseline"/>
+                <w:rFonts w:hint="eastAsia" w:ascii="黑体" w:hAnsi="黑体" w:cs="黑体"/>
+                <w:sz w:val="28"/>
+                <w:szCs w:val="28"/>
                 <w:lang w:val="en-US" w:eastAsia="zh-CN"/>
               </w:rPr>
             </w:pPr>
             <w:r>
               <w:rPr>
-                <w:rFonts w:hint="eastAsia" w:asciiTheme="minorEastAsia" w:hAnsiTheme="minorEastAsia" w:eastAsiaTheme="minorEastAsia" w:cstheme="minorEastAsia"/>
-                <w:b w:val="0"/>
-                <w:color w:val="000000"/>
-                <w:sz w:val="28"/>
-                <w:szCs w:val="28"/>
-                <w:vertAlign w:val="baseline"/>
-                <w:lang w:val="en-US" w:eastAsia="zh-CN"/>
-              </w:rPr>
-              <w:t>提供完善的发帖审核与管理机制，及时处理</w:t>
-            </w:r>
-            <w:r>
-              <w:rPr>
-                <w:rFonts w:hint="eastAsia" w:asciiTheme="minorEastAsia" w:hAnsiTheme="minorEastAsia" w:cstheme="minorEastAsia"/>
-                <w:b w:val="0"/>
-                <w:color w:val="000000"/>
-                <w:sz w:val="28"/>
-                <w:szCs w:val="28"/>
-                <w:vertAlign w:val="baseline"/>
-                <w:lang w:val="en-US" w:eastAsia="zh-CN"/>
-              </w:rPr>
-              <w:t>用户</w:t>
-            </w:r>
-            <w:r>
-              <w:rPr>
-                <w:rFonts w:hint="eastAsia" w:asciiTheme="minorEastAsia" w:hAnsiTheme="minorEastAsia" w:eastAsiaTheme="minorEastAsia" w:cstheme="minorEastAsia"/>
-                <w:b w:val="0"/>
-                <w:color w:val="000000"/>
-                <w:sz w:val="28"/>
-                <w:szCs w:val="28"/>
-                <w:vertAlign w:val="baseline"/>
-                <w:lang w:val="en-US" w:eastAsia="zh-CN"/>
-              </w:rPr>
-              <w:t>举报</w:t>
-            </w:r>
-            <w:r>
-              <w:rPr>
-                <w:rFonts w:hint="eastAsia" w:asciiTheme="minorEastAsia" w:hAnsiTheme="minorEastAsia" w:cstheme="minorEastAsia"/>
-                <w:b w:val="0"/>
-                <w:color w:val="000000"/>
-                <w:sz w:val="28"/>
-                <w:szCs w:val="28"/>
-                <w:vertAlign w:val="baseline"/>
-                <w:lang w:val="en-US" w:eastAsia="zh-CN"/>
-              </w:rPr>
-              <w:t>的</w:t>
-            </w:r>
-            <w:r>
-              <w:rPr>
-                <w:rFonts w:hint="eastAsia" w:asciiTheme="minorEastAsia" w:hAnsiTheme="minorEastAsia" w:eastAsiaTheme="minorEastAsia" w:cstheme="minorEastAsia"/>
-                <w:b w:val="0"/>
-                <w:color w:val="000000"/>
-                <w:sz w:val="28"/>
-                <w:szCs w:val="28"/>
-                <w:vertAlign w:val="baseline"/>
-                <w:lang w:val="en-US" w:eastAsia="zh-CN"/>
-              </w:rPr>
-              <w:t>内容，肃清社区不良内容</w:t>
-            </w:r>
-            <w:r>
-              <w:rPr>
-                <w:rFonts w:hint="eastAsia" w:asciiTheme="minorEastAsia" w:hAnsiTheme="minorEastAsia" w:cstheme="minorEastAsia"/>
-                <w:b w:val="0"/>
-                <w:color w:val="000000"/>
-                <w:sz w:val="28"/>
-                <w:szCs w:val="28"/>
-                <w:vertAlign w:val="baseline"/>
-                <w:lang w:val="en-US" w:eastAsia="zh-CN"/>
-              </w:rPr>
-              <w:t>；建立监督、举报奖励机制，鼓励用户参与社区的维护和管理</w:t>
+                <w:rFonts w:hint="eastAsia" w:ascii="黑体" w:hAnsi="黑体" w:cs="黑体"/>
+                <w:sz w:val="28"/>
+                <w:szCs w:val="28"/>
+                <w:lang w:val="en-US" w:eastAsia="zh-CN"/>
+              </w:rPr>
+              <w:t>提供好的推送机制，建立完善的分区类别</w:t>
             </w:r>
           </w:p>
         </w:tc>
@@ -13417,8 +13898,8 @@
         <w:textAlignment w:val="auto"/>
         <w:rPr>
           <w:rFonts w:hint="eastAsia" w:ascii="黑体" w:hAnsi="黑体" w:cs="黑体"/>
-          <w:sz w:val="24"/>
-          <w:szCs w:val="24"/>
+          <w:sz w:val="28"/>
+          <w:szCs w:val="28"/>
           <w:lang w:val="en-US" w:eastAsia="zh-CN"/>
         </w:rPr>
       </w:pPr>
@@ -13451,7 +13932,7 @@
           <w:szCs w:val="28"/>
           <w:lang w:val="en-US" w:eastAsia="zh-CN"/>
         </w:rPr>
-        <w:t>问题二</w:t>
+        <w:t>问题三</w:t>
       </w:r>
     </w:p>
     <w:tbl>
@@ -13687,556 +14168,6 @@
               <w:adjustRightInd/>
               <w:snapToGrid/>
               <w:spacing w:line="240" w:lineRule="auto"/>
-              <w:jc w:val="center"/>
-              <w:textAlignment w:val="auto"/>
-              <w:rPr>
-                <w:rFonts w:hint="eastAsia" w:ascii="黑体" w:hAnsi="黑体" w:cs="黑体"/>
-                <w:sz w:val="28"/>
-                <w:szCs w:val="28"/>
-                <w:lang w:val="en-US" w:eastAsia="zh-CN"/>
-              </w:rPr>
-            </w:pPr>
-            <w:r>
-              <w:rPr>
-                <w:rFonts w:hint="eastAsia" w:ascii="黑体" w:hAnsi="黑体" w:cs="黑体"/>
-                <w:sz w:val="28"/>
-                <w:szCs w:val="28"/>
-                <w:lang w:val="en-US" w:eastAsia="zh-CN"/>
-              </w:rPr>
-              <w:t>帖子曝光度低</w:t>
-            </w:r>
-          </w:p>
-        </w:tc>
-      </w:tr>
-      <w:tr>
-        <w:tblPrEx>
-          <w:tblBorders>
-            <w:top w:val="single" w:color="auto" w:sz="4" w:space="0"/>
-            <w:left w:val="single" w:color="auto" w:sz="4" w:space="0"/>
-            <w:bottom w:val="single" w:color="auto" w:sz="4" w:space="0"/>
-            <w:right w:val="single" w:color="auto" w:sz="4" w:space="0"/>
-            <w:insideH w:val="single" w:color="auto" w:sz="4" w:space="0"/>
-            <w:insideV w:val="single" w:color="auto" w:sz="4" w:space="0"/>
-          </w:tblBorders>
-          <w:tblCellMar>
-            <w:top w:w="0" w:type="dxa"/>
-            <w:left w:w="108" w:type="dxa"/>
-            <w:bottom w:w="0" w:type="dxa"/>
-            <w:right w:w="108" w:type="dxa"/>
-          </w:tblCellMar>
-        </w:tblPrEx>
-        <w:trPr>
-          <w:trHeight w:val="397" w:hRule="atLeast"/>
-        </w:trPr>
-        <w:tc>
-          <w:tcPr>
-            <w:tcW w:w="1420" w:type="dxa"/>
-            <w:tcBorders>
-              <w:top w:val="nil"/>
-              <w:left w:val="nil"/>
-              <w:bottom w:val="nil"/>
-              <w:right w:val="nil"/>
-            </w:tcBorders>
-            <w:shd w:val="clear" w:color="auto" w:fill="FFFFFF"/>
-            <w:vAlign w:val="center"/>
-          </w:tcPr>
-          <w:p>
-            <w:pPr>
-              <w:pageBreakBefore w:val="0"/>
-              <w:kinsoku/>
-              <w:wordWrap/>
-              <w:overflowPunct/>
-              <w:topLinePunct w:val="0"/>
-              <w:autoSpaceDE/>
-              <w:autoSpaceDN/>
-              <w:bidi w:val="0"/>
-              <w:adjustRightInd/>
-              <w:snapToGrid/>
-              <w:spacing w:line="240" w:lineRule="auto"/>
-              <w:jc w:val="center"/>
-              <w:textAlignment w:val="auto"/>
-              <w:rPr>
-                <w:rFonts w:hint="eastAsia" w:ascii="黑体" w:hAnsi="黑体" w:cs="黑体"/>
-                <w:sz w:val="28"/>
-                <w:szCs w:val="28"/>
-                <w:lang w:val="en-US" w:eastAsia="zh-CN"/>
-              </w:rPr>
-            </w:pPr>
-            <w:r>
-              <w:rPr>
-                <w:rFonts w:hint="eastAsia" w:asciiTheme="minorEastAsia" w:hAnsiTheme="minorEastAsia" w:cstheme="minorEastAsia"/>
-                <w:b w:val="0"/>
-                <w:color w:val="000000"/>
-                <w:sz w:val="28"/>
-                <w:szCs w:val="28"/>
-                <w:vertAlign w:val="baseline"/>
-                <w:lang w:val="en-US" w:eastAsia="zh-CN"/>
-              </w:rPr>
-              <w:t>影响</w:t>
-            </w:r>
-          </w:p>
-        </w:tc>
-        <w:tc>
-          <w:tcPr>
-            <w:tcW w:w="7102" w:type="dxa"/>
-            <w:tcBorders>
-              <w:top w:val="nil"/>
-              <w:left w:val="nil"/>
-              <w:bottom w:val="nil"/>
-              <w:right w:val="nil"/>
-            </w:tcBorders>
-            <w:shd w:val="clear" w:color="auto" w:fill="FFFFFF"/>
-            <w:vAlign w:val="center"/>
-          </w:tcPr>
-          <w:p>
-            <w:pPr>
-              <w:pageBreakBefore w:val="0"/>
-              <w:kinsoku/>
-              <w:wordWrap/>
-              <w:overflowPunct/>
-              <w:topLinePunct w:val="0"/>
-              <w:autoSpaceDE/>
-              <w:autoSpaceDN/>
-              <w:bidi w:val="0"/>
-              <w:adjustRightInd/>
-              <w:snapToGrid/>
-              <w:spacing w:line="240" w:lineRule="auto"/>
-              <w:jc w:val="center"/>
-              <w:textAlignment w:val="auto"/>
-              <w:rPr>
-                <w:rFonts w:hint="eastAsia" w:ascii="黑体" w:hAnsi="黑体" w:cs="黑体"/>
-                <w:sz w:val="28"/>
-                <w:szCs w:val="28"/>
-                <w:lang w:val="en-US" w:eastAsia="zh-CN"/>
-              </w:rPr>
-            </w:pPr>
-            <w:r>
-              <w:rPr>
-                <w:rFonts w:hint="eastAsia" w:ascii="黑体" w:hAnsi="黑体" w:cs="黑体"/>
-                <w:sz w:val="28"/>
-                <w:szCs w:val="28"/>
-                <w:lang w:val="en-US" w:eastAsia="zh-CN"/>
-              </w:rPr>
-              <w:t>优秀的内容被埋没，降低</w:t>
-            </w:r>
-            <w:r>
-              <w:rPr>
-                <w:rFonts w:hint="eastAsia" w:ascii="黑体" w:hAnsi="黑体" w:cs="黑体"/>
-                <w:b/>
-                <w:bCs/>
-                <w:sz w:val="28"/>
-                <w:szCs w:val="28"/>
-                <w:lang w:val="en-US" w:eastAsia="zh-CN"/>
-              </w:rPr>
-              <w:t>用户</w:t>
-            </w:r>
-            <w:r>
-              <w:rPr>
-                <w:rFonts w:hint="eastAsia" w:ascii="黑体" w:hAnsi="黑体" w:cs="黑体"/>
-                <w:sz w:val="28"/>
-                <w:szCs w:val="28"/>
-                <w:lang w:val="en-US" w:eastAsia="zh-CN"/>
-              </w:rPr>
-              <w:t>的期待与积极性；用户看不到自己喜欢的内容，产生消极情绪；社区活跃度降低</w:t>
-            </w:r>
-          </w:p>
-        </w:tc>
-      </w:tr>
-      <w:tr>
-        <w:tblPrEx>
-          <w:tblBorders>
-            <w:top w:val="single" w:color="auto" w:sz="4" w:space="0"/>
-            <w:left w:val="single" w:color="auto" w:sz="4" w:space="0"/>
-            <w:bottom w:val="single" w:color="auto" w:sz="4" w:space="0"/>
-            <w:right w:val="single" w:color="auto" w:sz="4" w:space="0"/>
-            <w:insideH w:val="single" w:color="auto" w:sz="4" w:space="0"/>
-            <w:insideV w:val="single" w:color="auto" w:sz="4" w:space="0"/>
-          </w:tblBorders>
-          <w:tblCellMar>
-            <w:top w:w="0" w:type="dxa"/>
-            <w:left w:w="108" w:type="dxa"/>
-            <w:bottom w:w="0" w:type="dxa"/>
-            <w:right w:w="108" w:type="dxa"/>
-          </w:tblCellMar>
-        </w:tblPrEx>
-        <w:trPr>
-          <w:trHeight w:val="397" w:hRule="atLeast"/>
-        </w:trPr>
-        <w:tc>
-          <w:tcPr>
-            <w:tcW w:w="1420" w:type="dxa"/>
-            <w:tcBorders>
-              <w:top w:val="nil"/>
-              <w:left w:val="nil"/>
-              <w:bottom w:val="single" w:color="000000" w:sz="12" w:space="0"/>
-              <w:right w:val="nil"/>
-            </w:tcBorders>
-            <w:shd w:val="clear" w:color="auto" w:fill="FFFFFF"/>
-            <w:vAlign w:val="center"/>
-          </w:tcPr>
-          <w:p>
-            <w:pPr>
-              <w:pageBreakBefore w:val="0"/>
-              <w:kinsoku/>
-              <w:wordWrap/>
-              <w:overflowPunct/>
-              <w:topLinePunct w:val="0"/>
-              <w:autoSpaceDE/>
-              <w:autoSpaceDN/>
-              <w:bidi w:val="0"/>
-              <w:adjustRightInd/>
-              <w:snapToGrid/>
-              <w:spacing w:line="240" w:lineRule="auto"/>
-              <w:jc w:val="center"/>
-              <w:textAlignment w:val="auto"/>
-              <w:rPr>
-                <w:rFonts w:hint="eastAsia" w:ascii="黑体" w:hAnsi="黑体" w:cs="黑体"/>
-                <w:sz w:val="28"/>
-                <w:szCs w:val="28"/>
-                <w:lang w:val="en-US" w:eastAsia="zh-CN"/>
-              </w:rPr>
-            </w:pPr>
-            <w:r>
-              <w:rPr>
-                <w:rFonts w:hint="eastAsia" w:asciiTheme="minorEastAsia" w:hAnsiTheme="minorEastAsia" w:cstheme="minorEastAsia"/>
-                <w:b w:val="0"/>
-                <w:color w:val="000000"/>
-                <w:sz w:val="28"/>
-                <w:szCs w:val="28"/>
-                <w:vertAlign w:val="baseline"/>
-                <w:lang w:val="en-US" w:eastAsia="zh-CN"/>
-              </w:rPr>
-              <w:t>方案</w:t>
-            </w:r>
-          </w:p>
-        </w:tc>
-        <w:tc>
-          <w:tcPr>
-            <w:tcW w:w="7102" w:type="dxa"/>
-            <w:tcBorders>
-              <w:top w:val="nil"/>
-              <w:left w:val="nil"/>
-              <w:bottom w:val="single" w:color="000000" w:sz="12" w:space="0"/>
-              <w:right w:val="nil"/>
-            </w:tcBorders>
-            <w:shd w:val="clear" w:color="auto" w:fill="FFFFFF"/>
-            <w:vAlign w:val="center"/>
-          </w:tcPr>
-          <w:p>
-            <w:pPr>
-              <w:pageBreakBefore w:val="0"/>
-              <w:kinsoku/>
-              <w:wordWrap/>
-              <w:overflowPunct/>
-              <w:topLinePunct w:val="0"/>
-              <w:autoSpaceDE/>
-              <w:autoSpaceDN/>
-              <w:bidi w:val="0"/>
-              <w:adjustRightInd/>
-              <w:snapToGrid/>
-              <w:spacing w:line="240" w:lineRule="auto"/>
-              <w:jc w:val="center"/>
-              <w:textAlignment w:val="auto"/>
-              <w:rPr>
-                <w:rFonts w:hint="eastAsia" w:ascii="黑体" w:hAnsi="黑体" w:cs="黑体"/>
-                <w:sz w:val="28"/>
-                <w:szCs w:val="28"/>
-                <w:lang w:val="en-US" w:eastAsia="zh-CN"/>
-              </w:rPr>
-            </w:pPr>
-            <w:r>
-              <w:rPr>
-                <w:rFonts w:hint="eastAsia" w:ascii="黑体" w:hAnsi="黑体" w:cs="黑体"/>
-                <w:sz w:val="28"/>
-                <w:szCs w:val="28"/>
-                <w:lang w:val="en-US" w:eastAsia="zh-CN"/>
-              </w:rPr>
-              <w:t>提供好的推送机制，建立完善的分区类别</w:t>
-            </w:r>
-          </w:p>
-        </w:tc>
-      </w:tr>
-    </w:tbl>
-    <w:p>
-      <w:pPr>
-        <w:pageBreakBefore w:val="0"/>
-        <w:kinsoku/>
-        <w:wordWrap/>
-        <w:overflowPunct/>
-        <w:topLinePunct w:val="0"/>
-        <w:autoSpaceDE/>
-        <w:autoSpaceDN/>
-        <w:bidi w:val="0"/>
-        <w:adjustRightInd/>
-        <w:snapToGrid/>
-        <w:spacing w:line="240" w:lineRule="auto"/>
-        <w:textAlignment w:val="auto"/>
-        <w:rPr>
-          <w:rFonts w:hint="eastAsia" w:ascii="黑体" w:hAnsi="黑体" w:cs="黑体"/>
-          <w:sz w:val="28"/>
-          <w:szCs w:val="28"/>
-          <w:lang w:val="en-US" w:eastAsia="zh-CN"/>
-        </w:rPr>
-      </w:pPr>
-    </w:p>
-    <w:p>
-      <w:pPr>
-        <w:pageBreakBefore w:val="0"/>
-        <w:kinsoku/>
-        <w:wordWrap/>
-        <w:overflowPunct/>
-        <w:topLinePunct w:val="0"/>
-        <w:autoSpaceDE/>
-        <w:autoSpaceDN/>
-        <w:bidi w:val="0"/>
-        <w:adjustRightInd/>
-        <w:snapToGrid/>
-        <w:spacing w:line="240" w:lineRule="auto"/>
-        <w:textAlignment w:val="auto"/>
-        <w:rPr>
-          <w:rFonts w:hint="eastAsia" w:ascii="黑体" w:hAnsi="黑体" w:cs="黑体"/>
-          <w:sz w:val="28"/>
-          <w:szCs w:val="28"/>
-          <w:lang w:val="en-US" w:eastAsia="zh-CN"/>
-        </w:rPr>
-      </w:pPr>
-      <w:r>
-        <w:rPr>
-          <w:rFonts w:hint="eastAsia" w:ascii="黑体" w:hAnsi="黑体" w:cs="黑体"/>
-          <w:sz w:val="28"/>
-          <w:szCs w:val="28"/>
-          <w:lang w:val="en-US" w:eastAsia="zh-CN"/>
-        </w:rPr>
-        <w:t>问题三</w:t>
-      </w:r>
-    </w:p>
-    <w:tbl>
-      <w:tblPr>
-        <w:tblStyle w:val="13"/>
-        <w:tblW w:w="0" w:type="auto"/>
-        <w:tblInd w:w="0" w:type="dxa"/>
-        <w:tblBorders>
-          <w:top w:val="single" w:color="auto" w:sz="4" w:space="0"/>
-          <w:left w:val="single" w:color="auto" w:sz="4" w:space="0"/>
-          <w:bottom w:val="single" w:color="auto" w:sz="4" w:space="0"/>
-          <w:right w:val="single" w:color="auto" w:sz="4" w:space="0"/>
-          <w:insideH w:val="single" w:color="auto" w:sz="4" w:space="0"/>
-          <w:insideV w:val="single" w:color="auto" w:sz="4" w:space="0"/>
-        </w:tblBorders>
-        <w:tblLayout w:type="autofit"/>
-        <w:tblCellMar>
-          <w:top w:w="0" w:type="dxa"/>
-          <w:left w:w="108" w:type="dxa"/>
-          <w:bottom w:w="0" w:type="dxa"/>
-          <w:right w:w="108" w:type="dxa"/>
-        </w:tblCellMar>
-      </w:tblPr>
-      <w:tblGrid>
-        <w:gridCol w:w="1420"/>
-        <w:gridCol w:w="7102"/>
-      </w:tblGrid>
-      <w:tr>
-        <w:tblPrEx>
-          <w:tblBorders>
-            <w:top w:val="single" w:color="auto" w:sz="4" w:space="0"/>
-            <w:left w:val="single" w:color="auto" w:sz="4" w:space="0"/>
-            <w:bottom w:val="single" w:color="auto" w:sz="4" w:space="0"/>
-            <w:right w:val="single" w:color="auto" w:sz="4" w:space="0"/>
-            <w:insideH w:val="single" w:color="auto" w:sz="4" w:space="0"/>
-            <w:insideV w:val="single" w:color="auto" w:sz="4" w:space="0"/>
-          </w:tblBorders>
-        </w:tblPrEx>
-        <w:trPr>
-          <w:trHeight w:val="397" w:hRule="atLeast"/>
-        </w:trPr>
-        <w:tc>
-          <w:tcPr>
-            <w:tcW w:w="1420" w:type="dxa"/>
-            <w:tcBorders>
-              <w:top w:val="single" w:color="000000" w:sz="12" w:space="0"/>
-              <w:left w:val="nil"/>
-              <w:bottom w:val="single" w:color="000000" w:sz="4" w:space="0"/>
-              <w:right w:val="nil"/>
-              <w:tl2br w:val="nil"/>
-            </w:tcBorders>
-            <w:shd w:val="clear" w:color="auto" w:fill="FFFFFF"/>
-            <w:vAlign w:val="center"/>
-          </w:tcPr>
-          <w:p>
-            <w:pPr>
-              <w:pageBreakBefore w:val="0"/>
-              <w:kinsoku/>
-              <w:wordWrap/>
-              <w:overflowPunct/>
-              <w:topLinePunct w:val="0"/>
-              <w:autoSpaceDE/>
-              <w:autoSpaceDN/>
-              <w:bidi w:val="0"/>
-              <w:adjustRightInd/>
-              <w:snapToGrid/>
-              <w:spacing w:line="240" w:lineRule="auto"/>
-              <w:jc w:val="center"/>
-              <w:textAlignment w:val="auto"/>
-              <w:rPr>
-                <w:rFonts w:hint="eastAsia" w:ascii="黑体" w:hAnsi="黑体" w:cs="黑体"/>
-                <w:sz w:val="28"/>
-                <w:szCs w:val="28"/>
-                <w:lang w:val="en-US" w:eastAsia="zh-CN"/>
-              </w:rPr>
-            </w:pPr>
-            <w:r>
-              <w:rPr>
-                <w:rFonts w:hint="eastAsia" w:ascii="黑体" w:hAnsi="黑体" w:eastAsia="黑体" w:cs="黑体"/>
-                <w:b w:val="0"/>
-                <w:color w:val="000000"/>
-                <w:sz w:val="28"/>
-                <w:szCs w:val="28"/>
-                <w:vertAlign w:val="baseline"/>
-                <w:lang w:val="en-US" w:eastAsia="zh-CN"/>
-              </w:rPr>
-              <w:t>要素</w:t>
-            </w:r>
-          </w:p>
-        </w:tc>
-        <w:tc>
-          <w:tcPr>
-            <w:tcW w:w="7102" w:type="dxa"/>
-            <w:tcBorders>
-              <w:top w:val="single" w:color="000000" w:sz="12" w:space="0"/>
-              <w:left w:val="nil"/>
-              <w:bottom w:val="single" w:color="000000" w:sz="4" w:space="0"/>
-              <w:right w:val="nil"/>
-            </w:tcBorders>
-            <w:shd w:val="clear" w:color="auto" w:fill="FFFFFF"/>
-            <w:vAlign w:val="center"/>
-          </w:tcPr>
-          <w:p>
-            <w:pPr>
-              <w:pageBreakBefore w:val="0"/>
-              <w:kinsoku/>
-              <w:wordWrap/>
-              <w:overflowPunct/>
-              <w:topLinePunct w:val="0"/>
-              <w:autoSpaceDE/>
-              <w:autoSpaceDN/>
-              <w:bidi w:val="0"/>
-              <w:adjustRightInd/>
-              <w:snapToGrid/>
-              <w:spacing w:line="240" w:lineRule="auto"/>
-              <w:jc w:val="center"/>
-              <w:textAlignment w:val="auto"/>
-              <w:rPr>
-                <w:rFonts w:hint="default" w:ascii="黑体" w:hAnsi="黑体" w:cs="黑体"/>
-                <w:sz w:val="28"/>
-                <w:szCs w:val="28"/>
-                <w:lang w:val="en-US" w:eastAsia="zh-CN"/>
-              </w:rPr>
-            </w:pPr>
-            <w:r>
-              <w:rPr>
-                <w:rFonts w:hint="eastAsia" w:ascii="黑体" w:hAnsi="黑体" w:eastAsia="黑体" w:cs="黑体"/>
-                <w:sz w:val="28"/>
-                <w:szCs w:val="28"/>
-                <w:lang w:val="en-US" w:eastAsia="zh-CN"/>
-              </w:rPr>
-              <w:t>描述</w:t>
-            </w:r>
-          </w:p>
-        </w:tc>
-      </w:tr>
-      <w:tr>
-        <w:tblPrEx>
-          <w:tblBorders>
-            <w:top w:val="single" w:color="auto" w:sz="4" w:space="0"/>
-            <w:left w:val="single" w:color="auto" w:sz="4" w:space="0"/>
-            <w:bottom w:val="single" w:color="auto" w:sz="4" w:space="0"/>
-            <w:right w:val="single" w:color="auto" w:sz="4" w:space="0"/>
-            <w:insideH w:val="single" w:color="auto" w:sz="4" w:space="0"/>
-            <w:insideV w:val="single" w:color="auto" w:sz="4" w:space="0"/>
-          </w:tblBorders>
-          <w:tblCellMar>
-            <w:top w:w="0" w:type="dxa"/>
-            <w:left w:w="108" w:type="dxa"/>
-            <w:bottom w:w="0" w:type="dxa"/>
-            <w:right w:w="108" w:type="dxa"/>
-          </w:tblCellMar>
-        </w:tblPrEx>
-        <w:trPr>
-          <w:trHeight w:val="397" w:hRule="atLeast"/>
-        </w:trPr>
-        <w:tc>
-          <w:tcPr>
-            <w:tcW w:w="1420" w:type="dxa"/>
-            <w:tcBorders>
-              <w:top w:val="single" w:color="000000" w:sz="4" w:space="0"/>
-              <w:left w:val="nil"/>
-              <w:bottom w:val="nil"/>
-              <w:right w:val="nil"/>
-            </w:tcBorders>
-            <w:shd w:val="clear" w:color="auto" w:fill="FFFFFF"/>
-            <w:vAlign w:val="center"/>
-          </w:tcPr>
-          <w:p>
-            <w:pPr>
-              <w:pageBreakBefore w:val="0"/>
-              <w:kinsoku/>
-              <w:wordWrap/>
-              <w:overflowPunct/>
-              <w:topLinePunct w:val="0"/>
-              <w:autoSpaceDE/>
-              <w:autoSpaceDN/>
-              <w:bidi w:val="0"/>
-              <w:adjustRightInd/>
-              <w:snapToGrid/>
-              <w:spacing w:line="240" w:lineRule="auto"/>
-              <w:jc w:val="center"/>
-              <w:textAlignment w:val="auto"/>
-              <w:rPr>
-                <w:rFonts w:hint="eastAsia" w:ascii="黑体" w:hAnsi="黑体" w:cs="黑体"/>
-                <w:sz w:val="28"/>
-                <w:szCs w:val="28"/>
-                <w:lang w:val="en-US" w:eastAsia="zh-CN"/>
-              </w:rPr>
-            </w:pPr>
-            <w:r>
-              <w:rPr>
-                <w:rFonts w:hint="eastAsia" w:asciiTheme="minorEastAsia" w:hAnsiTheme="minorEastAsia" w:cstheme="minorEastAsia"/>
-                <w:b w:val="0"/>
-                <w:color w:val="000000"/>
-                <w:sz w:val="28"/>
-                <w:szCs w:val="28"/>
-                <w:vertAlign w:val="baseline"/>
-                <w:lang w:val="en-US" w:eastAsia="zh-CN"/>
-              </w:rPr>
-              <w:t>问题</w:t>
-            </w:r>
-          </w:p>
-        </w:tc>
-        <w:tc>
-          <w:tcPr>
-            <w:tcW w:w="7102" w:type="dxa"/>
-            <w:tcBorders>
-              <w:top w:val="single" w:color="000000" w:sz="4" w:space="0"/>
-              <w:left w:val="nil"/>
-              <w:bottom w:val="nil"/>
-              <w:right w:val="nil"/>
-            </w:tcBorders>
-            <w:shd w:val="clear" w:color="auto" w:fill="FFFFFF"/>
-            <w:vAlign w:val="center"/>
-          </w:tcPr>
-          <w:p>
-            <w:pPr>
-              <w:pageBreakBefore w:val="0"/>
-              <w:kinsoku/>
-              <w:wordWrap/>
-              <w:overflowPunct/>
-              <w:topLinePunct w:val="0"/>
-              <w:autoSpaceDE/>
-              <w:autoSpaceDN/>
-              <w:bidi w:val="0"/>
-              <w:adjustRightInd/>
-              <w:snapToGrid/>
-              <w:spacing w:line="240" w:lineRule="auto"/>
               <w:jc w:val="both"/>
               <w:textAlignment w:val="auto"/>
               <w:rPr>
@@ -14558,633 +14489,6 @@
           <w:lang w:val="en-US" w:eastAsia="zh-CN"/>
         </w:rPr>
         <w:t>问题四</w:t>
-      </w:r>
-    </w:p>
-    <w:tbl>
-      <w:tblPr>
-        <w:tblStyle w:val="13"/>
-        <w:tblW w:w="0" w:type="auto"/>
-        <w:tblInd w:w="0" w:type="dxa"/>
-        <w:tblBorders>
-          <w:top w:val="single" w:color="auto" w:sz="4" w:space="0"/>
-          <w:left w:val="single" w:color="auto" w:sz="4" w:space="0"/>
-          <w:bottom w:val="single" w:color="auto" w:sz="4" w:space="0"/>
-          <w:right w:val="single" w:color="auto" w:sz="4" w:space="0"/>
-          <w:insideH w:val="single" w:color="auto" w:sz="4" w:space="0"/>
-          <w:insideV w:val="single" w:color="auto" w:sz="4" w:space="0"/>
-        </w:tblBorders>
-        <w:tblLayout w:type="autofit"/>
-        <w:tblCellMar>
-          <w:top w:w="0" w:type="dxa"/>
-          <w:left w:w="108" w:type="dxa"/>
-          <w:bottom w:w="0" w:type="dxa"/>
-          <w:right w:w="108" w:type="dxa"/>
-        </w:tblCellMar>
-      </w:tblPr>
-      <w:tblGrid>
-        <w:gridCol w:w="1420"/>
-        <w:gridCol w:w="7102"/>
-      </w:tblGrid>
-      <w:tr>
-        <w:tblPrEx>
-          <w:tblBorders>
-            <w:top w:val="single" w:color="auto" w:sz="4" w:space="0"/>
-            <w:left w:val="single" w:color="auto" w:sz="4" w:space="0"/>
-            <w:bottom w:val="single" w:color="auto" w:sz="4" w:space="0"/>
-            <w:right w:val="single" w:color="auto" w:sz="4" w:space="0"/>
-            <w:insideH w:val="single" w:color="auto" w:sz="4" w:space="0"/>
-            <w:insideV w:val="single" w:color="auto" w:sz="4" w:space="0"/>
-          </w:tblBorders>
-        </w:tblPrEx>
-        <w:trPr>
-          <w:trHeight w:val="397" w:hRule="atLeast"/>
-        </w:trPr>
-        <w:tc>
-          <w:tcPr>
-            <w:tcW w:w="1420" w:type="dxa"/>
-            <w:tcBorders>
-              <w:top w:val="single" w:color="000000" w:sz="12" w:space="0"/>
-              <w:left w:val="nil"/>
-              <w:bottom w:val="single" w:color="000000" w:sz="4" w:space="0"/>
-              <w:right w:val="nil"/>
-              <w:tl2br w:val="nil"/>
-            </w:tcBorders>
-            <w:shd w:val="clear" w:color="auto" w:fill="FFFFFF"/>
-            <w:vAlign w:val="center"/>
-          </w:tcPr>
-          <w:p>
-            <w:pPr>
-              <w:pageBreakBefore w:val="0"/>
-              <w:kinsoku/>
-              <w:wordWrap/>
-              <w:overflowPunct/>
-              <w:topLinePunct w:val="0"/>
-              <w:autoSpaceDE/>
-              <w:autoSpaceDN/>
-              <w:bidi w:val="0"/>
-              <w:adjustRightInd/>
-              <w:snapToGrid/>
-              <w:spacing w:line="240" w:lineRule="auto"/>
-              <w:jc w:val="center"/>
-              <w:textAlignment w:val="auto"/>
-              <w:rPr>
-                <w:rFonts w:hint="eastAsia" w:ascii="黑体" w:hAnsi="黑体" w:cs="黑体"/>
-                <w:b w:val="0"/>
-                <w:color w:val="000000"/>
-                <w:sz w:val="28"/>
-                <w:szCs w:val="28"/>
-                <w:lang w:val="en-US" w:eastAsia="zh-CN"/>
-              </w:rPr>
-            </w:pPr>
-            <w:r>
-              <w:rPr>
-                <w:rFonts w:hint="eastAsia" w:ascii="黑体" w:hAnsi="黑体" w:eastAsia="黑体" w:cs="黑体"/>
-                <w:b w:val="0"/>
-                <w:color w:val="000000"/>
-                <w:sz w:val="28"/>
-                <w:szCs w:val="28"/>
-                <w:vertAlign w:val="baseline"/>
-                <w:lang w:val="en-US" w:eastAsia="zh-CN"/>
-              </w:rPr>
-              <w:t>要素</w:t>
-            </w:r>
-          </w:p>
-        </w:tc>
-        <w:tc>
-          <w:tcPr>
-            <w:tcW w:w="7102" w:type="dxa"/>
-            <w:tcBorders>
-              <w:top w:val="single" w:color="000000" w:sz="12" w:space="0"/>
-              <w:left w:val="nil"/>
-              <w:bottom w:val="single" w:color="000000" w:sz="4" w:space="0"/>
-              <w:right w:val="nil"/>
-            </w:tcBorders>
-            <w:shd w:val="clear" w:color="auto" w:fill="FFFFFF"/>
-            <w:vAlign w:val="center"/>
-          </w:tcPr>
-          <w:p>
-            <w:pPr>
-              <w:pageBreakBefore w:val="0"/>
-              <w:kinsoku/>
-              <w:wordWrap/>
-              <w:overflowPunct/>
-              <w:topLinePunct w:val="0"/>
-              <w:autoSpaceDE/>
-              <w:autoSpaceDN/>
-              <w:bidi w:val="0"/>
-              <w:adjustRightInd/>
-              <w:snapToGrid/>
-              <w:spacing w:line="240" w:lineRule="auto"/>
-              <w:jc w:val="center"/>
-              <w:textAlignment w:val="auto"/>
-              <w:rPr>
-                <w:rFonts w:hint="eastAsia" w:ascii="黑体" w:hAnsi="黑体" w:cs="黑体"/>
-                <w:b w:val="0"/>
-                <w:color w:val="000000"/>
-                <w:sz w:val="28"/>
-                <w:szCs w:val="28"/>
-                <w:lang w:val="en-US" w:eastAsia="zh-CN"/>
-              </w:rPr>
-            </w:pPr>
-            <w:r>
-              <w:rPr>
-                <w:rFonts w:hint="eastAsia" w:ascii="黑体" w:hAnsi="黑体" w:eastAsia="黑体" w:cs="黑体"/>
-                <w:sz w:val="28"/>
-                <w:szCs w:val="28"/>
-                <w:lang w:val="en-US" w:eastAsia="zh-CN"/>
-              </w:rPr>
-              <w:t>描述</w:t>
-            </w:r>
-          </w:p>
-        </w:tc>
-      </w:tr>
-      <w:tr>
-        <w:tblPrEx>
-          <w:tblBorders>
-            <w:top w:val="single" w:color="auto" w:sz="4" w:space="0"/>
-            <w:left w:val="single" w:color="auto" w:sz="4" w:space="0"/>
-            <w:bottom w:val="single" w:color="auto" w:sz="4" w:space="0"/>
-            <w:right w:val="single" w:color="auto" w:sz="4" w:space="0"/>
-            <w:insideH w:val="single" w:color="auto" w:sz="4" w:space="0"/>
-            <w:insideV w:val="single" w:color="auto" w:sz="4" w:space="0"/>
-          </w:tblBorders>
-          <w:tblCellMar>
-            <w:top w:w="0" w:type="dxa"/>
-            <w:left w:w="108" w:type="dxa"/>
-            <w:bottom w:w="0" w:type="dxa"/>
-            <w:right w:w="108" w:type="dxa"/>
-          </w:tblCellMar>
-        </w:tblPrEx>
-        <w:trPr>
-          <w:trHeight w:val="397" w:hRule="atLeast"/>
-        </w:trPr>
-        <w:tc>
-          <w:tcPr>
-            <w:tcW w:w="1420" w:type="dxa"/>
-            <w:tcBorders>
-              <w:top w:val="single" w:color="000000" w:sz="4" w:space="0"/>
-              <w:left w:val="nil"/>
-              <w:bottom w:val="nil"/>
-              <w:right w:val="nil"/>
-            </w:tcBorders>
-            <w:shd w:val="clear" w:color="auto" w:fill="FFFFFF"/>
-            <w:vAlign w:val="center"/>
-          </w:tcPr>
-          <w:p>
-            <w:pPr>
-              <w:pageBreakBefore w:val="0"/>
-              <w:kinsoku/>
-              <w:wordWrap/>
-              <w:overflowPunct/>
-              <w:topLinePunct w:val="0"/>
-              <w:autoSpaceDE/>
-              <w:autoSpaceDN/>
-              <w:bidi w:val="0"/>
-              <w:adjustRightInd/>
-              <w:snapToGrid/>
-              <w:spacing w:line="240" w:lineRule="auto"/>
-              <w:jc w:val="center"/>
-              <w:textAlignment w:val="auto"/>
-              <w:rPr>
-                <w:rFonts w:hint="eastAsia" w:ascii="黑体" w:hAnsi="黑体" w:cs="黑体"/>
-                <w:b w:val="0"/>
-                <w:color w:val="000000"/>
-                <w:sz w:val="28"/>
-                <w:szCs w:val="28"/>
-                <w:lang w:val="en-US" w:eastAsia="zh-CN"/>
-              </w:rPr>
-            </w:pPr>
-            <w:r>
-              <w:rPr>
-                <w:rFonts w:hint="eastAsia" w:asciiTheme="minorEastAsia" w:hAnsiTheme="minorEastAsia" w:cstheme="minorEastAsia"/>
-                <w:b w:val="0"/>
-                <w:color w:val="000000"/>
-                <w:sz w:val="28"/>
-                <w:szCs w:val="28"/>
-                <w:vertAlign w:val="baseline"/>
-                <w:lang w:val="en-US" w:eastAsia="zh-CN"/>
-              </w:rPr>
-              <w:t>问题</w:t>
-            </w:r>
-          </w:p>
-        </w:tc>
-        <w:tc>
-          <w:tcPr>
-            <w:tcW w:w="7102" w:type="dxa"/>
-            <w:tcBorders>
-              <w:top w:val="single" w:color="000000" w:sz="4" w:space="0"/>
-              <w:left w:val="nil"/>
-              <w:bottom w:val="nil"/>
-              <w:right w:val="nil"/>
-            </w:tcBorders>
-            <w:shd w:val="clear" w:color="auto" w:fill="FFFFFF"/>
-            <w:vAlign w:val="center"/>
-          </w:tcPr>
-          <w:p>
-            <w:pPr>
-              <w:pageBreakBefore w:val="0"/>
-              <w:kinsoku/>
-              <w:wordWrap/>
-              <w:overflowPunct/>
-              <w:topLinePunct w:val="0"/>
-              <w:autoSpaceDE/>
-              <w:autoSpaceDN/>
-              <w:bidi w:val="0"/>
-              <w:adjustRightInd/>
-              <w:snapToGrid/>
-              <w:spacing w:line="240" w:lineRule="auto"/>
-              <w:jc w:val="left"/>
-              <w:textAlignment w:val="auto"/>
-              <w:rPr>
-                <w:rFonts w:hint="default" w:ascii="黑体" w:hAnsi="黑体" w:cs="黑体"/>
-                <w:b w:val="0"/>
-                <w:color w:val="000000"/>
-                <w:sz w:val="28"/>
-                <w:szCs w:val="28"/>
-                <w:lang w:val="en-US" w:eastAsia="zh-CN"/>
-              </w:rPr>
-            </w:pPr>
-            <w:r>
-              <w:rPr>
-                <w:rFonts w:hint="eastAsia" w:ascii="黑体" w:hAnsi="黑体" w:cs="黑体"/>
-                <w:b w:val="0"/>
-                <w:color w:val="000000"/>
-                <w:sz w:val="28"/>
-                <w:szCs w:val="28"/>
-                <w:lang w:val="en-US" w:eastAsia="zh-CN"/>
-              </w:rPr>
-              <w:t>娱乐活动少，或拉不到人一起玩</w:t>
-            </w:r>
-          </w:p>
-        </w:tc>
-      </w:tr>
-      <w:tr>
-        <w:tblPrEx>
-          <w:tblBorders>
-            <w:top w:val="single" w:color="auto" w:sz="4" w:space="0"/>
-            <w:left w:val="single" w:color="auto" w:sz="4" w:space="0"/>
-            <w:bottom w:val="single" w:color="auto" w:sz="4" w:space="0"/>
-            <w:right w:val="single" w:color="auto" w:sz="4" w:space="0"/>
-            <w:insideH w:val="single" w:color="auto" w:sz="4" w:space="0"/>
-            <w:insideV w:val="single" w:color="auto" w:sz="4" w:space="0"/>
-          </w:tblBorders>
-          <w:tblCellMar>
-            <w:top w:w="0" w:type="dxa"/>
-            <w:left w:w="108" w:type="dxa"/>
-            <w:bottom w:w="0" w:type="dxa"/>
-            <w:right w:w="108" w:type="dxa"/>
-          </w:tblCellMar>
-        </w:tblPrEx>
-        <w:trPr>
-          <w:trHeight w:val="397" w:hRule="atLeast"/>
-        </w:trPr>
-        <w:tc>
-          <w:tcPr>
-            <w:tcW w:w="1420" w:type="dxa"/>
-            <w:tcBorders>
-              <w:top w:val="nil"/>
-              <w:left w:val="nil"/>
-              <w:bottom w:val="nil"/>
-              <w:right w:val="nil"/>
-            </w:tcBorders>
-            <w:shd w:val="clear" w:color="auto" w:fill="FFFFFF"/>
-            <w:vAlign w:val="center"/>
-          </w:tcPr>
-          <w:p>
-            <w:pPr>
-              <w:pageBreakBefore w:val="0"/>
-              <w:kinsoku/>
-              <w:wordWrap/>
-              <w:overflowPunct/>
-              <w:topLinePunct w:val="0"/>
-              <w:autoSpaceDE/>
-              <w:autoSpaceDN/>
-              <w:bidi w:val="0"/>
-              <w:adjustRightInd/>
-              <w:snapToGrid/>
-              <w:spacing w:line="240" w:lineRule="auto"/>
-              <w:jc w:val="center"/>
-              <w:textAlignment w:val="auto"/>
-              <w:rPr>
-                <w:rFonts w:hint="eastAsia" w:ascii="黑体" w:hAnsi="黑体" w:cs="黑体"/>
-                <w:b w:val="0"/>
-                <w:color w:val="000000"/>
-                <w:sz w:val="28"/>
-                <w:szCs w:val="28"/>
-                <w:lang w:val="en-US" w:eastAsia="zh-CN"/>
-              </w:rPr>
-            </w:pPr>
-            <w:r>
-              <w:rPr>
-                <w:rFonts w:hint="eastAsia" w:asciiTheme="minorEastAsia" w:hAnsiTheme="minorEastAsia" w:cstheme="minorEastAsia"/>
-                <w:b w:val="0"/>
-                <w:color w:val="000000"/>
-                <w:sz w:val="28"/>
-                <w:szCs w:val="28"/>
-                <w:vertAlign w:val="baseline"/>
-                <w:lang w:val="en-US" w:eastAsia="zh-CN"/>
-              </w:rPr>
-              <w:t>影响</w:t>
-            </w:r>
-          </w:p>
-        </w:tc>
-        <w:tc>
-          <w:tcPr>
-            <w:tcW w:w="7102" w:type="dxa"/>
-            <w:tcBorders>
-              <w:top w:val="nil"/>
-              <w:left w:val="nil"/>
-              <w:bottom w:val="nil"/>
-              <w:right w:val="nil"/>
-            </w:tcBorders>
-            <w:shd w:val="clear" w:color="auto" w:fill="FFFFFF"/>
-            <w:vAlign w:val="center"/>
-          </w:tcPr>
-          <w:p>
-            <w:pPr>
-              <w:pageBreakBefore w:val="0"/>
-              <w:kinsoku/>
-              <w:wordWrap/>
-              <w:overflowPunct/>
-              <w:topLinePunct w:val="0"/>
-              <w:autoSpaceDE/>
-              <w:autoSpaceDN/>
-              <w:bidi w:val="0"/>
-              <w:adjustRightInd/>
-              <w:snapToGrid/>
-              <w:spacing w:line="240" w:lineRule="auto"/>
-              <w:jc w:val="left"/>
-              <w:textAlignment w:val="auto"/>
-              <w:rPr>
-                <w:rFonts w:hint="default" w:ascii="黑体" w:hAnsi="黑体" w:cs="黑体"/>
-                <w:b w:val="0"/>
-                <w:color w:val="000000"/>
-                <w:sz w:val="28"/>
-                <w:szCs w:val="28"/>
-                <w:lang w:val="en-US" w:eastAsia="zh-CN"/>
-              </w:rPr>
-            </w:pPr>
-            <w:r>
-              <w:rPr>
-                <w:rFonts w:hint="eastAsia" w:ascii="黑体" w:hAnsi="黑体" w:cs="黑体"/>
-                <w:b w:val="0"/>
-                <w:color w:val="000000"/>
-                <w:sz w:val="28"/>
-                <w:szCs w:val="28"/>
-                <w:lang w:val="en-US" w:eastAsia="zh-CN"/>
-              </w:rPr>
-              <w:t>降低</w:t>
-            </w:r>
-            <w:r>
-              <w:rPr>
-                <w:rFonts w:hint="eastAsia" w:ascii="黑体" w:hAnsi="黑体" w:cs="黑体"/>
-                <w:b/>
-                <w:bCs/>
-                <w:color w:val="000000"/>
-                <w:sz w:val="28"/>
-                <w:szCs w:val="28"/>
-                <w:lang w:val="en-US" w:eastAsia="zh-CN"/>
-              </w:rPr>
-              <w:t>用户</w:t>
-            </w:r>
-            <w:r>
-              <w:rPr>
-                <w:rFonts w:hint="eastAsia" w:ascii="黑体" w:hAnsi="黑体" w:cs="黑体"/>
-                <w:b w:val="0"/>
-                <w:color w:val="000000"/>
-                <w:sz w:val="28"/>
-                <w:szCs w:val="28"/>
-                <w:lang w:val="en-US" w:eastAsia="zh-CN"/>
-              </w:rPr>
-              <w:t>的乐趣，造成用户流失</w:t>
-            </w:r>
-          </w:p>
-        </w:tc>
-      </w:tr>
-      <w:tr>
-        <w:tblPrEx>
-          <w:tblBorders>
-            <w:top w:val="single" w:color="auto" w:sz="4" w:space="0"/>
-            <w:left w:val="single" w:color="auto" w:sz="4" w:space="0"/>
-            <w:bottom w:val="single" w:color="auto" w:sz="4" w:space="0"/>
-            <w:right w:val="single" w:color="auto" w:sz="4" w:space="0"/>
-            <w:insideH w:val="single" w:color="auto" w:sz="4" w:space="0"/>
-            <w:insideV w:val="single" w:color="auto" w:sz="4" w:space="0"/>
-          </w:tblBorders>
-          <w:tblCellMar>
-            <w:top w:w="0" w:type="dxa"/>
-            <w:left w:w="108" w:type="dxa"/>
-            <w:bottom w:w="0" w:type="dxa"/>
-            <w:right w:w="108" w:type="dxa"/>
-          </w:tblCellMar>
-        </w:tblPrEx>
-        <w:trPr>
-          <w:trHeight w:val="397" w:hRule="atLeast"/>
-        </w:trPr>
-        <w:tc>
-          <w:tcPr>
-            <w:tcW w:w="1420" w:type="dxa"/>
-            <w:tcBorders>
-              <w:top w:val="nil"/>
-              <w:left w:val="nil"/>
-              <w:bottom w:val="single" w:color="000000" w:sz="12" w:space="0"/>
-              <w:right w:val="nil"/>
-            </w:tcBorders>
-            <w:shd w:val="clear" w:color="auto" w:fill="FFFFFF"/>
-            <w:vAlign w:val="center"/>
-          </w:tcPr>
-          <w:p>
-            <w:pPr>
-              <w:pageBreakBefore w:val="0"/>
-              <w:kinsoku/>
-              <w:wordWrap/>
-              <w:overflowPunct/>
-              <w:topLinePunct w:val="0"/>
-              <w:autoSpaceDE/>
-              <w:autoSpaceDN/>
-              <w:bidi w:val="0"/>
-              <w:adjustRightInd/>
-              <w:snapToGrid/>
-              <w:spacing w:line="240" w:lineRule="auto"/>
-              <w:jc w:val="center"/>
-              <w:textAlignment w:val="auto"/>
-              <w:rPr>
-                <w:rFonts w:hint="eastAsia" w:ascii="黑体" w:hAnsi="黑体" w:cs="黑体"/>
-                <w:b w:val="0"/>
-                <w:color w:val="000000"/>
-                <w:sz w:val="28"/>
-                <w:szCs w:val="28"/>
-                <w:lang w:val="en-US" w:eastAsia="zh-CN"/>
-              </w:rPr>
-            </w:pPr>
-            <w:r>
-              <w:rPr>
-                <w:rFonts w:hint="eastAsia" w:asciiTheme="minorEastAsia" w:hAnsiTheme="minorEastAsia" w:cstheme="minorEastAsia"/>
-                <w:b w:val="0"/>
-                <w:color w:val="000000"/>
-                <w:sz w:val="28"/>
-                <w:szCs w:val="28"/>
-                <w:vertAlign w:val="baseline"/>
-                <w:lang w:val="en-US" w:eastAsia="zh-CN"/>
-              </w:rPr>
-              <w:t>方案</w:t>
-            </w:r>
-          </w:p>
-        </w:tc>
-        <w:tc>
-          <w:tcPr>
-            <w:tcW w:w="7102" w:type="dxa"/>
-            <w:tcBorders>
-              <w:top w:val="nil"/>
-              <w:left w:val="nil"/>
-              <w:bottom w:val="single" w:color="000000" w:sz="12" w:space="0"/>
-              <w:right w:val="nil"/>
-            </w:tcBorders>
-            <w:shd w:val="clear" w:color="auto" w:fill="FFFFFF"/>
-            <w:vAlign w:val="center"/>
-          </w:tcPr>
-          <w:p>
-            <w:pPr>
-              <w:pageBreakBefore w:val="0"/>
-              <w:kinsoku/>
-              <w:wordWrap/>
-              <w:overflowPunct/>
-              <w:topLinePunct w:val="0"/>
-              <w:autoSpaceDE/>
-              <w:autoSpaceDN/>
-              <w:bidi w:val="0"/>
-              <w:adjustRightInd/>
-              <w:snapToGrid/>
-              <w:spacing w:line="240" w:lineRule="auto"/>
-              <w:jc w:val="left"/>
-              <w:textAlignment w:val="auto"/>
-              <w:rPr>
-                <w:rFonts w:hint="default" w:ascii="黑体" w:hAnsi="黑体" w:cs="黑体"/>
-                <w:b w:val="0"/>
-                <w:color w:val="000000"/>
-                <w:sz w:val="28"/>
-                <w:szCs w:val="28"/>
-                <w:lang w:val="en-US" w:eastAsia="zh-CN"/>
-              </w:rPr>
-            </w:pPr>
-            <w:r>
-              <w:rPr>
-                <w:rFonts w:hint="eastAsia" w:ascii="黑体" w:hAnsi="黑体" w:cs="黑体"/>
-                <w:b w:val="0"/>
-                <w:color w:val="000000"/>
-                <w:sz w:val="28"/>
-                <w:szCs w:val="28"/>
-                <w:lang w:val="en-US" w:eastAsia="zh-CN"/>
-              </w:rPr>
-              <w:t>建立活动机制，用户可以自由发布活动，和其他用户一起参与活动；提供一些小游戏，并能容纳一定数量的人一起游玩</w:t>
-            </w:r>
-          </w:p>
-        </w:tc>
-      </w:tr>
-    </w:tbl>
-    <w:p>
-      <w:pPr>
-        <w:pageBreakBefore w:val="0"/>
-        <w:kinsoku/>
-        <w:wordWrap/>
-        <w:overflowPunct/>
-        <w:topLinePunct w:val="0"/>
-        <w:autoSpaceDE/>
-        <w:autoSpaceDN/>
-        <w:bidi w:val="0"/>
-        <w:adjustRightInd/>
-        <w:snapToGrid/>
-        <w:spacing w:line="240" w:lineRule="auto"/>
-        <w:textAlignment w:val="auto"/>
-        <w:rPr>
-          <w:rFonts w:hint="eastAsia" w:ascii="黑体" w:hAnsi="黑体" w:cs="黑体"/>
-          <w:sz w:val="24"/>
-          <w:szCs w:val="24"/>
-          <w:lang w:val="en-US" w:eastAsia="zh-CN"/>
-        </w:rPr>
-      </w:pPr>
-    </w:p>
-    <w:p>
-      <w:pPr>
-        <w:pStyle w:val="4"/>
-        <w:pageBreakBefore w:val="0"/>
-        <w:kinsoku/>
-        <w:wordWrap/>
-        <w:overflowPunct/>
-        <w:topLinePunct w:val="0"/>
-        <w:autoSpaceDE/>
-        <w:autoSpaceDN/>
-        <w:bidi w:val="0"/>
-        <w:adjustRightInd/>
-        <w:snapToGrid/>
-        <w:spacing w:line="240" w:lineRule="auto"/>
-        <w:textAlignment w:val="auto"/>
-        <w:rPr>
-          <w:rFonts w:hint="eastAsia"/>
-          <w:sz w:val="28"/>
-          <w:szCs w:val="28"/>
-          <w:lang w:val="en-US" w:eastAsia="zh-CN"/>
-        </w:rPr>
-      </w:pPr>
-      <w:bookmarkStart w:id="10" w:name="_Toc21770"/>
-      <w:r>
-        <w:rPr>
-          <w:rFonts w:hint="default" w:ascii="Arial" w:hAnsi="Arial" w:cs="Arial"/>
-          <w:sz w:val="28"/>
-          <w:szCs w:val="28"/>
-          <w:lang w:val="en-US" w:eastAsia="zh-CN"/>
-        </w:rPr>
-        <w:t>2.2.2</w:t>
-      </w:r>
-      <w:r>
-        <w:rPr>
-          <w:rFonts w:hint="eastAsia"/>
-          <w:sz w:val="28"/>
-          <w:szCs w:val="28"/>
-          <w:lang w:val="en-US" w:eastAsia="zh-CN"/>
-        </w:rPr>
-        <w:t xml:space="preserve"> </w:t>
-      </w:r>
-      <w:r>
-        <w:rPr>
-          <w:rFonts w:hint="eastAsia" w:asciiTheme="majorEastAsia" w:hAnsiTheme="majorEastAsia" w:eastAsiaTheme="majorEastAsia" w:cstheme="majorEastAsia"/>
-          <w:sz w:val="28"/>
-          <w:szCs w:val="28"/>
-          <w:lang w:val="en-US" w:eastAsia="zh-CN"/>
-        </w:rPr>
-        <w:t>交易方面</w:t>
-      </w:r>
-      <w:bookmarkEnd w:id="10"/>
-    </w:p>
-    <w:p>
-      <w:pPr>
-        <w:pageBreakBefore w:val="0"/>
-        <w:kinsoku/>
-        <w:wordWrap/>
-        <w:overflowPunct/>
-        <w:topLinePunct w:val="0"/>
-        <w:autoSpaceDE/>
-        <w:autoSpaceDN/>
-        <w:bidi w:val="0"/>
-        <w:adjustRightInd/>
-        <w:snapToGrid/>
-        <w:spacing w:line="240" w:lineRule="auto"/>
-        <w:textAlignment w:val="auto"/>
-        <w:rPr>
-          <w:rFonts w:hint="eastAsia" w:ascii="黑体" w:hAnsi="黑体" w:cs="黑体"/>
-          <w:sz w:val="28"/>
-          <w:szCs w:val="28"/>
-          <w:lang w:val="en-US" w:eastAsia="zh-CN"/>
-        </w:rPr>
-      </w:pPr>
-      <w:r>
-        <w:rPr>
-          <w:rFonts w:hint="eastAsia" w:ascii="黑体" w:hAnsi="黑体" w:cs="黑体"/>
-          <w:sz w:val="28"/>
-          <w:szCs w:val="28"/>
-          <w:lang w:val="en-US" w:eastAsia="zh-CN"/>
-        </w:rPr>
-        <w:t>问题一</w:t>
       </w:r>
     </w:p>
     <w:tbl>
@@ -15262,6 +14566,8 @@
               <w:textAlignment w:val="auto"/>
               <w:rPr>
                 <w:rFonts w:hint="eastAsia" w:ascii="黑体" w:hAnsi="黑体" w:cs="黑体"/>
+                <w:b w:val="0"/>
+                <w:color w:val="000000"/>
                 <w:sz w:val="28"/>
                 <w:szCs w:val="28"/>
                 <w:lang w:val="en-US" w:eastAsia="zh-CN"/>
@@ -15310,6 +14616,8 @@
               <w:textAlignment w:val="auto"/>
               <w:rPr>
                 <w:rFonts w:hint="eastAsia" w:ascii="黑体" w:hAnsi="黑体" w:cs="黑体"/>
+                <w:b w:val="0"/>
+                <w:color w:val="000000"/>
                 <w:sz w:val="28"/>
                 <w:szCs w:val="28"/>
                 <w:lang w:val="en-US" w:eastAsia="zh-CN"/>
@@ -15318,11 +14626,8 @@
             <w:r>
               <w:rPr>
                 <w:rFonts w:hint="eastAsia" w:ascii="黑体" w:hAnsi="黑体" w:eastAsia="黑体" w:cs="黑体"/>
-                <w:b w:val="0"/>
-                <w:color w:val="000000"/>
-                <w:sz w:val="28"/>
-                <w:szCs w:val="28"/>
-                <w:vertAlign w:val="baseline"/>
+                <w:sz w:val="28"/>
+                <w:szCs w:val="28"/>
                 <w:lang w:val="en-US" w:eastAsia="zh-CN"/>
               </w:rPr>
               <w:t>描述</w:t>
@@ -15379,6 +14684,8 @@
               <w:textAlignment w:val="auto"/>
               <w:rPr>
                 <w:rFonts w:hint="eastAsia" w:ascii="黑体" w:hAnsi="黑体" w:cs="黑体"/>
+                <w:b w:val="0"/>
+                <w:color w:val="000000"/>
                 <w:sz w:val="28"/>
                 <w:szCs w:val="28"/>
                 <w:lang w:val="en-US" w:eastAsia="zh-CN"/>
@@ -15426,7 +14733,9 @@
               <w:jc w:val="left"/>
               <w:textAlignment w:val="auto"/>
               <w:rPr>
-                <w:rFonts w:hint="eastAsia" w:ascii="黑体" w:hAnsi="黑体" w:cs="黑体"/>
+                <w:rFonts w:hint="default" w:ascii="黑体" w:hAnsi="黑体" w:cs="黑体"/>
+                <w:b w:val="0"/>
+                <w:color w:val="000000"/>
                 <w:sz w:val="28"/>
                 <w:szCs w:val="28"/>
                 <w:lang w:val="en-US" w:eastAsia="zh-CN"/>
@@ -15435,11 +14744,13 @@
             <w:r>
               <w:rPr>
                 <w:rFonts w:hint="eastAsia" w:ascii="黑体" w:hAnsi="黑体" w:cs="黑体"/>
-                <w:sz w:val="28"/>
-                <w:szCs w:val="28"/>
-                <w:lang w:val="en-US" w:eastAsia="zh-CN"/>
-              </w:rPr>
-              <w:t>网上绘画与交易不融合，缺少平台曝光</w:t>
+                <w:b w:val="0"/>
+                <w:color w:val="000000"/>
+                <w:sz w:val="28"/>
+                <w:szCs w:val="28"/>
+                <w:lang w:val="en-US" w:eastAsia="zh-CN"/>
+              </w:rPr>
+              <w:t>娱乐活动少，或拉不到人一起玩</w:t>
             </w:r>
           </w:p>
         </w:tc>
@@ -15493,6 +14804,8 @@
               <w:textAlignment w:val="auto"/>
               <w:rPr>
                 <w:rFonts w:hint="eastAsia" w:ascii="黑体" w:hAnsi="黑体" w:cs="黑体"/>
+                <w:b w:val="0"/>
+                <w:color w:val="000000"/>
                 <w:sz w:val="28"/>
                 <w:szCs w:val="28"/>
                 <w:lang w:val="en-US" w:eastAsia="zh-CN"/>
@@ -15541,50 +14854,46 @@
               <w:textAlignment w:val="auto"/>
               <w:rPr>
                 <w:rFonts w:hint="default" w:ascii="黑体" w:hAnsi="黑体" w:cs="黑体"/>
+                <w:b w:val="0"/>
+                <w:color w:val="000000"/>
                 <w:sz w:val="28"/>
                 <w:szCs w:val="28"/>
                 <w:lang w:val="en-US" w:eastAsia="zh-CN"/>
               </w:rPr>
             </w:pPr>
+            <w:r>
+              <w:rPr>
+                <w:rFonts w:hint="eastAsia" w:ascii="黑体" w:hAnsi="黑体" w:cs="黑体"/>
+                <w:b w:val="0"/>
+                <w:color w:val="000000"/>
+                <w:sz w:val="28"/>
+                <w:szCs w:val="28"/>
+                <w:lang w:val="en-US" w:eastAsia="zh-CN"/>
+              </w:rPr>
+              <w:t>降低</w:t>
+            </w:r>
             <w:r>
               <w:rPr>
                 <w:rFonts w:hint="eastAsia" w:ascii="黑体" w:hAnsi="黑体" w:cs="黑体"/>
                 <w:b/>
                 <w:bCs/>
-                <w:sz w:val="28"/>
-                <w:szCs w:val="28"/>
-                <w:lang w:val="en-US" w:eastAsia="zh-CN"/>
-              </w:rPr>
-              <w:t>售画者</w:t>
+                <w:color w:val="000000"/>
+                <w:sz w:val="28"/>
+                <w:szCs w:val="28"/>
+                <w:lang w:val="en-US" w:eastAsia="zh-CN"/>
+              </w:rPr>
+              <w:t>用户</w:t>
             </w:r>
             <w:r>
               <w:rPr>
                 <w:rFonts w:hint="eastAsia" w:ascii="黑体" w:hAnsi="黑体" w:cs="黑体"/>
-                <w:sz w:val="28"/>
-                <w:szCs w:val="28"/>
-                <w:lang w:val="en-US" w:eastAsia="zh-CN"/>
-              </w:rPr>
-              <w:t>不便进行交易，卖出自己的作品，收入没有保障；</w:t>
-            </w:r>
-            <w:r>
-              <w:rPr>
-                <w:rFonts w:hint="eastAsia" w:ascii="黑体" w:hAnsi="黑体" w:cs="黑体"/>
-                <w:b/>
-                <w:bCs/>
-                <w:sz w:val="28"/>
-                <w:szCs w:val="28"/>
-                <w:lang w:val="en-US" w:eastAsia="zh-CN"/>
-              </w:rPr>
-              <w:t>购画者</w:t>
-            </w:r>
-            <w:r>
-              <w:rPr>
-                <w:rFonts w:hint="eastAsia" w:ascii="黑体" w:hAnsi="黑体" w:cs="黑体"/>
-                <w:sz w:val="28"/>
-                <w:szCs w:val="28"/>
-                <w:lang w:val="en-US" w:eastAsia="zh-CN"/>
-              </w:rPr>
-              <w:t>需要花费大量时间在不同平台寻找满意的画作，注意力分散，也比较耗费时间和金钱</w:t>
+                <w:b w:val="0"/>
+                <w:color w:val="000000"/>
+                <w:sz w:val="28"/>
+                <w:szCs w:val="28"/>
+                <w:lang w:val="en-US" w:eastAsia="zh-CN"/>
+              </w:rPr>
+              <w:t>的乐趣，造成用户流失</w:t>
             </w:r>
           </w:p>
         </w:tc>
@@ -15638,6 +14947,8 @@
               <w:textAlignment w:val="auto"/>
               <w:rPr>
                 <w:rFonts w:hint="eastAsia" w:ascii="黑体" w:hAnsi="黑体" w:cs="黑体"/>
+                <w:b w:val="0"/>
+                <w:color w:val="000000"/>
                 <w:sz w:val="28"/>
                 <w:szCs w:val="28"/>
                 <w:lang w:val="en-US" w:eastAsia="zh-CN"/>
@@ -15686,6 +14997,8 @@
               <w:textAlignment w:val="auto"/>
               <w:rPr>
                 <w:rFonts w:hint="default" w:ascii="黑体" w:hAnsi="黑体" w:cs="黑体"/>
+                <w:b w:val="0"/>
+                <w:color w:val="000000"/>
                 <w:sz w:val="28"/>
                 <w:szCs w:val="28"/>
                 <w:lang w:val="en-US" w:eastAsia="zh-CN"/>
@@ -15694,11 +15007,13 @@
             <w:r>
               <w:rPr>
                 <w:rFonts w:hint="eastAsia" w:ascii="黑体" w:hAnsi="黑体" w:cs="黑体"/>
-                <w:sz w:val="28"/>
-                <w:szCs w:val="28"/>
-                <w:lang w:val="en-US" w:eastAsia="zh-CN"/>
-              </w:rPr>
-              <w:t>创建专门的交易区，来为不同想法群体如画家等提供及画画，交易，交流与一体的平台，通过平台可以减少对于画作的检索；平台和画师可以建立劳务关系，平台可以每月为满足条件的画师提供补助</w:t>
+                <w:b w:val="0"/>
+                <w:color w:val="000000"/>
+                <w:sz w:val="28"/>
+                <w:szCs w:val="28"/>
+                <w:lang w:val="en-US" w:eastAsia="zh-CN"/>
+              </w:rPr>
+              <w:t>建立活动机制，用户可以自由发布活动，和其他用户一起参与活动；提供一些小游戏，并能容纳一定数量的人一起游玩</w:t>
             </w:r>
           </w:p>
         </w:tc>
@@ -15720,14 +15035,15 @@
         <w:textAlignment w:val="auto"/>
         <w:rPr>
           <w:rFonts w:hint="eastAsia" w:ascii="黑体" w:hAnsi="黑体" w:cs="黑体"/>
-          <w:sz w:val="28"/>
-          <w:szCs w:val="28"/>
-          <w:lang w:val="en-US" w:eastAsia="zh-CN"/>
-        </w:rPr>
-      </w:pPr>
-    </w:p>
-    <w:p>
-      <w:pPr>
+          <w:sz w:val="24"/>
+          <w:szCs w:val="24"/>
+          <w:lang w:val="en-US" w:eastAsia="zh-CN"/>
+        </w:rPr>
+      </w:pPr>
+    </w:p>
+    <w:p>
+      <w:pPr>
+        <w:pStyle w:val="4"/>
         <w:pageBreakBefore w:val="0"/>
         <w:kinsoku/>
         <w:wordWrap/>
@@ -15741,522 +15057,42 @@
         <w:spacing w:line="240" w:lineRule="auto"/>
         <w:textAlignment w:val="auto"/>
         <w:rPr>
-          <w:rFonts w:hint="eastAsia" w:ascii="黑体" w:hAnsi="黑体" w:cs="黑体"/>
-          <w:sz w:val="28"/>
-          <w:szCs w:val="28"/>
-          <w:lang w:val="en-US" w:eastAsia="zh-CN"/>
-        </w:rPr>
-      </w:pPr>
-      <w:r>
-        <w:rPr>
-          <w:rFonts w:hint="eastAsia" w:ascii="黑体" w:hAnsi="黑体" w:cs="黑体"/>
-          <w:sz w:val="28"/>
-          <w:szCs w:val="28"/>
-          <w:lang w:val="en-US" w:eastAsia="zh-CN"/>
-        </w:rPr>
-        <w:t>问题二</w:t>
-      </w:r>
-    </w:p>
-    <w:tbl>
-      <w:tblPr>
-        <w:tblStyle w:val="13"/>
-        <w:tblW w:w="0" w:type="auto"/>
-        <w:tblInd w:w="0" w:type="dxa"/>
-        <w:tblBorders>
-          <w:top w:val="single" w:color="auto" w:sz="4" w:space="0"/>
-          <w:left w:val="single" w:color="auto" w:sz="4" w:space="0"/>
-          <w:bottom w:val="single" w:color="auto" w:sz="4" w:space="0"/>
-          <w:right w:val="single" w:color="auto" w:sz="4" w:space="0"/>
-          <w:insideH w:val="single" w:color="auto" w:sz="4" w:space="0"/>
-          <w:insideV w:val="single" w:color="auto" w:sz="4" w:space="0"/>
-        </w:tblBorders>
-        <w:tblLayout w:type="autofit"/>
-        <w:tblCellMar>
-          <w:top w:w="0" w:type="dxa"/>
-          <w:left w:w="108" w:type="dxa"/>
-          <w:bottom w:w="0" w:type="dxa"/>
-          <w:right w:w="108" w:type="dxa"/>
-        </w:tblCellMar>
-      </w:tblPr>
-      <w:tblGrid>
-        <w:gridCol w:w="1420"/>
-        <w:gridCol w:w="7102"/>
-      </w:tblGrid>
-      <w:tr>
-        <w:tblPrEx>
-          <w:tblBorders>
-            <w:top w:val="single" w:color="auto" w:sz="4" w:space="0"/>
-            <w:left w:val="single" w:color="auto" w:sz="4" w:space="0"/>
-            <w:bottom w:val="single" w:color="auto" w:sz="4" w:space="0"/>
-            <w:right w:val="single" w:color="auto" w:sz="4" w:space="0"/>
-            <w:insideH w:val="single" w:color="auto" w:sz="4" w:space="0"/>
-            <w:insideV w:val="single" w:color="auto" w:sz="4" w:space="0"/>
-          </w:tblBorders>
-        </w:tblPrEx>
-        <w:trPr>
-          <w:trHeight w:val="397" w:hRule="atLeast"/>
-        </w:trPr>
-        <w:tc>
-          <w:tcPr>
-            <w:tcW w:w="1420" w:type="dxa"/>
-            <w:tcBorders>
-              <w:top w:val="single" w:color="000000" w:sz="12" w:space="0"/>
-              <w:left w:val="nil"/>
-              <w:bottom w:val="single" w:color="000000" w:sz="4" w:space="0"/>
-              <w:right w:val="nil"/>
-              <w:tl2br w:val="nil"/>
-            </w:tcBorders>
-            <w:shd w:val="clear" w:color="auto" w:fill="FFFFFF"/>
-            <w:vAlign w:val="center"/>
-          </w:tcPr>
-          <w:p>
-            <w:pPr>
-              <w:pageBreakBefore w:val="0"/>
-              <w:kinsoku/>
-              <w:wordWrap/>
-              <w:overflowPunct/>
-              <w:topLinePunct w:val="0"/>
-              <w:autoSpaceDE/>
-              <w:autoSpaceDN/>
-              <w:bidi w:val="0"/>
-              <w:adjustRightInd/>
-              <w:snapToGrid/>
-              <w:spacing w:line="240" w:lineRule="auto"/>
-              <w:jc w:val="center"/>
-              <w:textAlignment w:val="auto"/>
-              <w:rPr>
-                <w:rFonts w:hint="default" w:ascii="黑体" w:hAnsi="黑体" w:cs="黑体"/>
-                <w:sz w:val="28"/>
-                <w:szCs w:val="28"/>
-                <w:lang w:val="en-US" w:eastAsia="zh-CN"/>
-              </w:rPr>
-            </w:pPr>
-            <w:r>
-              <w:rPr>
-                <w:rFonts w:hint="eastAsia" w:ascii="黑体" w:hAnsi="黑体" w:eastAsia="黑体" w:cs="黑体"/>
-                <w:b w:val="0"/>
-                <w:color w:val="000000"/>
-                <w:sz w:val="28"/>
-                <w:szCs w:val="28"/>
-                <w:vertAlign w:val="baseline"/>
-                <w:lang w:val="en-US" w:eastAsia="zh-CN"/>
-              </w:rPr>
-              <w:t>要素</w:t>
-            </w:r>
-          </w:p>
-        </w:tc>
-        <w:tc>
-          <w:tcPr>
-            <w:tcW w:w="7102" w:type="dxa"/>
-            <w:tcBorders>
-              <w:top w:val="single" w:color="000000" w:sz="12" w:space="0"/>
-              <w:left w:val="nil"/>
-              <w:bottom w:val="single" w:color="000000" w:sz="4" w:space="0"/>
-              <w:right w:val="nil"/>
-            </w:tcBorders>
-            <w:shd w:val="clear" w:color="auto" w:fill="FFFFFF"/>
-            <w:vAlign w:val="center"/>
-          </w:tcPr>
-          <w:p>
-            <w:pPr>
-              <w:pageBreakBefore w:val="0"/>
-              <w:kinsoku/>
-              <w:wordWrap/>
-              <w:overflowPunct/>
-              <w:topLinePunct w:val="0"/>
-              <w:autoSpaceDE/>
-              <w:autoSpaceDN/>
-              <w:bidi w:val="0"/>
-              <w:adjustRightInd/>
-              <w:snapToGrid/>
-              <w:spacing w:line="240" w:lineRule="auto"/>
-              <w:jc w:val="center"/>
-              <w:textAlignment w:val="auto"/>
-              <w:rPr>
-                <w:rFonts w:hint="default" w:ascii="黑体" w:hAnsi="黑体" w:cs="黑体"/>
-                <w:sz w:val="28"/>
-                <w:szCs w:val="28"/>
-                <w:lang w:val="en-US" w:eastAsia="zh-CN"/>
-              </w:rPr>
-            </w:pPr>
-            <w:r>
-              <w:rPr>
-                <w:rFonts w:hint="eastAsia" w:ascii="黑体" w:hAnsi="黑体" w:eastAsia="黑体" w:cs="黑体"/>
-                <w:b w:val="0"/>
-                <w:color w:val="000000"/>
-                <w:sz w:val="28"/>
-                <w:szCs w:val="28"/>
-                <w:vertAlign w:val="baseline"/>
-                <w:lang w:val="en-US" w:eastAsia="zh-CN"/>
-              </w:rPr>
-              <w:t>描述</w:t>
-            </w:r>
-          </w:p>
-        </w:tc>
-      </w:tr>
-      <w:tr>
-        <w:tblPrEx>
-          <w:tblBorders>
-            <w:top w:val="single" w:color="auto" w:sz="4" w:space="0"/>
-            <w:left w:val="single" w:color="auto" w:sz="4" w:space="0"/>
-            <w:bottom w:val="single" w:color="auto" w:sz="4" w:space="0"/>
-            <w:right w:val="single" w:color="auto" w:sz="4" w:space="0"/>
-            <w:insideH w:val="single" w:color="auto" w:sz="4" w:space="0"/>
-            <w:insideV w:val="single" w:color="auto" w:sz="4" w:space="0"/>
-          </w:tblBorders>
-          <w:tblCellMar>
-            <w:top w:w="0" w:type="dxa"/>
-            <w:left w:w="108" w:type="dxa"/>
-            <w:bottom w:w="0" w:type="dxa"/>
-            <w:right w:w="108" w:type="dxa"/>
-          </w:tblCellMar>
-        </w:tblPrEx>
-        <w:trPr>
-          <w:trHeight w:val="397" w:hRule="atLeast"/>
-        </w:trPr>
-        <w:tc>
-          <w:tcPr>
-            <w:tcW w:w="1420" w:type="dxa"/>
-            <w:tcBorders>
-              <w:top w:val="single" w:color="000000" w:sz="4" w:space="0"/>
-              <w:left w:val="nil"/>
-              <w:bottom w:val="nil"/>
-              <w:right w:val="nil"/>
-            </w:tcBorders>
-            <w:shd w:val="clear" w:color="auto" w:fill="FFFFFF"/>
-            <w:vAlign w:val="center"/>
-          </w:tcPr>
-          <w:p>
-            <w:pPr>
-              <w:pageBreakBefore w:val="0"/>
-              <w:kinsoku/>
-              <w:wordWrap/>
-              <w:overflowPunct/>
-              <w:topLinePunct w:val="0"/>
-              <w:autoSpaceDE/>
-              <w:autoSpaceDN/>
-              <w:bidi w:val="0"/>
-              <w:adjustRightInd/>
-              <w:snapToGrid/>
-              <w:spacing w:line="240" w:lineRule="auto"/>
-              <w:jc w:val="center"/>
-              <w:textAlignment w:val="auto"/>
-              <w:rPr>
-                <w:rFonts w:hint="default" w:ascii="黑体" w:hAnsi="黑体" w:cs="黑体"/>
-                <w:sz w:val="28"/>
-                <w:szCs w:val="28"/>
-                <w:lang w:val="en-US" w:eastAsia="zh-CN"/>
-              </w:rPr>
-            </w:pPr>
-            <w:r>
-              <w:rPr>
-                <w:rFonts w:hint="eastAsia" w:asciiTheme="minorEastAsia" w:hAnsiTheme="minorEastAsia" w:cstheme="minorEastAsia"/>
-                <w:b w:val="0"/>
-                <w:color w:val="000000"/>
-                <w:sz w:val="28"/>
-                <w:szCs w:val="28"/>
-                <w:vertAlign w:val="baseline"/>
-                <w:lang w:val="en-US" w:eastAsia="zh-CN"/>
-              </w:rPr>
-              <w:t>问题</w:t>
-            </w:r>
-          </w:p>
-        </w:tc>
-        <w:tc>
-          <w:tcPr>
-            <w:tcW w:w="7102" w:type="dxa"/>
-            <w:tcBorders>
-              <w:top w:val="single" w:color="000000" w:sz="4" w:space="0"/>
-              <w:left w:val="nil"/>
-              <w:bottom w:val="nil"/>
-              <w:right w:val="nil"/>
-            </w:tcBorders>
-            <w:shd w:val="clear" w:color="auto" w:fill="FFFFFF"/>
-            <w:vAlign w:val="center"/>
-          </w:tcPr>
-          <w:p>
-            <w:pPr>
-              <w:pageBreakBefore w:val="0"/>
-              <w:kinsoku/>
-              <w:wordWrap/>
-              <w:overflowPunct/>
-              <w:topLinePunct w:val="0"/>
-              <w:autoSpaceDE/>
-              <w:autoSpaceDN/>
-              <w:bidi w:val="0"/>
-              <w:adjustRightInd/>
-              <w:snapToGrid/>
-              <w:spacing w:line="240" w:lineRule="auto"/>
-              <w:jc w:val="left"/>
-              <w:textAlignment w:val="auto"/>
-              <w:rPr>
-                <w:rFonts w:hint="default" w:ascii="黑体" w:hAnsi="黑体" w:cs="黑体"/>
-                <w:sz w:val="28"/>
-                <w:szCs w:val="28"/>
-                <w:lang w:val="en-US" w:eastAsia="zh-CN"/>
-              </w:rPr>
-            </w:pPr>
-            <w:r>
-              <w:rPr>
-                <w:rFonts w:hint="eastAsia" w:ascii="黑体" w:hAnsi="黑体" w:cs="黑体"/>
-                <w:sz w:val="28"/>
-                <w:szCs w:val="28"/>
-                <w:lang w:val="en-US" w:eastAsia="zh-CN"/>
-              </w:rPr>
-              <w:t>交易不靠谱，既得不到自己想要的，又浪费了时间和钱</w:t>
-            </w:r>
-          </w:p>
-        </w:tc>
-      </w:tr>
-      <w:tr>
-        <w:tblPrEx>
-          <w:tblBorders>
-            <w:top w:val="single" w:color="auto" w:sz="4" w:space="0"/>
-            <w:left w:val="single" w:color="auto" w:sz="4" w:space="0"/>
-            <w:bottom w:val="single" w:color="auto" w:sz="4" w:space="0"/>
-            <w:right w:val="single" w:color="auto" w:sz="4" w:space="0"/>
-            <w:insideH w:val="single" w:color="auto" w:sz="4" w:space="0"/>
-            <w:insideV w:val="single" w:color="auto" w:sz="4" w:space="0"/>
-          </w:tblBorders>
-          <w:tblCellMar>
-            <w:top w:w="0" w:type="dxa"/>
-            <w:left w:w="108" w:type="dxa"/>
-            <w:bottom w:w="0" w:type="dxa"/>
-            <w:right w:w="108" w:type="dxa"/>
-          </w:tblCellMar>
-        </w:tblPrEx>
-        <w:trPr>
-          <w:trHeight w:val="397" w:hRule="atLeast"/>
-        </w:trPr>
-        <w:tc>
-          <w:tcPr>
-            <w:tcW w:w="1420" w:type="dxa"/>
-            <w:tcBorders>
-              <w:top w:val="nil"/>
-              <w:left w:val="nil"/>
-              <w:bottom w:val="nil"/>
-              <w:right w:val="nil"/>
-            </w:tcBorders>
-            <w:shd w:val="clear" w:color="auto" w:fill="FFFFFF"/>
-            <w:vAlign w:val="center"/>
-          </w:tcPr>
-          <w:p>
-            <w:pPr>
-              <w:pageBreakBefore w:val="0"/>
-              <w:kinsoku/>
-              <w:wordWrap/>
-              <w:overflowPunct/>
-              <w:topLinePunct w:val="0"/>
-              <w:autoSpaceDE/>
-              <w:autoSpaceDN/>
-              <w:bidi w:val="0"/>
-              <w:adjustRightInd/>
-              <w:snapToGrid/>
-              <w:spacing w:line="240" w:lineRule="auto"/>
-              <w:jc w:val="center"/>
-              <w:textAlignment w:val="auto"/>
-              <w:rPr>
-                <w:rFonts w:hint="default" w:ascii="黑体" w:hAnsi="黑体" w:cs="黑体"/>
-                <w:sz w:val="28"/>
-                <w:szCs w:val="28"/>
-                <w:lang w:val="en-US" w:eastAsia="zh-CN"/>
-              </w:rPr>
-            </w:pPr>
-            <w:r>
-              <w:rPr>
-                <w:rFonts w:hint="eastAsia" w:asciiTheme="minorEastAsia" w:hAnsiTheme="minorEastAsia" w:cstheme="minorEastAsia"/>
-                <w:b w:val="0"/>
-                <w:color w:val="000000"/>
-                <w:sz w:val="28"/>
-                <w:szCs w:val="28"/>
-                <w:vertAlign w:val="baseline"/>
-                <w:lang w:val="en-US" w:eastAsia="zh-CN"/>
-              </w:rPr>
-              <w:t>影响</w:t>
-            </w:r>
-          </w:p>
-        </w:tc>
-        <w:tc>
-          <w:tcPr>
-            <w:tcW w:w="7102" w:type="dxa"/>
-            <w:tcBorders>
-              <w:top w:val="nil"/>
-              <w:left w:val="nil"/>
-              <w:bottom w:val="nil"/>
-              <w:right w:val="nil"/>
-            </w:tcBorders>
-            <w:shd w:val="clear" w:color="auto" w:fill="FFFFFF"/>
-            <w:vAlign w:val="center"/>
-          </w:tcPr>
-          <w:p>
-            <w:pPr>
-              <w:pageBreakBefore w:val="0"/>
-              <w:kinsoku/>
-              <w:wordWrap/>
-              <w:overflowPunct/>
-              <w:topLinePunct w:val="0"/>
-              <w:autoSpaceDE/>
-              <w:autoSpaceDN/>
-              <w:bidi w:val="0"/>
-              <w:adjustRightInd/>
-              <w:snapToGrid/>
-              <w:spacing w:line="240" w:lineRule="auto"/>
-              <w:jc w:val="left"/>
-              <w:textAlignment w:val="auto"/>
-              <w:rPr>
-                <w:rFonts w:hint="default" w:ascii="黑体" w:hAnsi="黑体" w:cs="黑体"/>
-                <w:sz w:val="28"/>
-                <w:szCs w:val="28"/>
-                <w:lang w:val="en-US" w:eastAsia="zh-CN"/>
-              </w:rPr>
-            </w:pPr>
-            <w:r>
-              <w:rPr>
-                <w:rFonts w:hint="eastAsia" w:ascii="黑体" w:hAnsi="黑体" w:cs="黑体"/>
-                <w:sz w:val="28"/>
-                <w:szCs w:val="28"/>
-                <w:lang w:val="en-US" w:eastAsia="zh-CN"/>
-              </w:rPr>
-              <w:t>降低</w:t>
-            </w:r>
-            <w:r>
-              <w:rPr>
-                <w:rFonts w:hint="eastAsia" w:ascii="黑体" w:hAnsi="黑体" w:cs="黑体"/>
-                <w:b/>
-                <w:bCs/>
-                <w:sz w:val="28"/>
-                <w:szCs w:val="28"/>
-                <w:lang w:val="en-US" w:eastAsia="zh-CN"/>
-              </w:rPr>
-              <w:t>购画者</w:t>
-            </w:r>
-            <w:r>
-              <w:rPr>
-                <w:rFonts w:hint="eastAsia" w:ascii="黑体" w:hAnsi="黑体" w:cs="黑体"/>
-                <w:sz w:val="28"/>
-                <w:szCs w:val="28"/>
-                <w:lang w:val="en-US" w:eastAsia="zh-CN"/>
-              </w:rPr>
-              <w:t>的兴趣，造成信任危机，甚至引起法律纠纷；给平台带来不好的影响</w:t>
-            </w:r>
-          </w:p>
-        </w:tc>
-      </w:tr>
-      <w:tr>
-        <w:tblPrEx>
-          <w:tblBorders>
-            <w:top w:val="single" w:color="auto" w:sz="4" w:space="0"/>
-            <w:left w:val="single" w:color="auto" w:sz="4" w:space="0"/>
-            <w:bottom w:val="single" w:color="auto" w:sz="4" w:space="0"/>
-            <w:right w:val="single" w:color="auto" w:sz="4" w:space="0"/>
-            <w:insideH w:val="single" w:color="auto" w:sz="4" w:space="0"/>
-            <w:insideV w:val="single" w:color="auto" w:sz="4" w:space="0"/>
-          </w:tblBorders>
-          <w:tblCellMar>
-            <w:top w:w="0" w:type="dxa"/>
-            <w:left w:w="108" w:type="dxa"/>
-            <w:bottom w:w="0" w:type="dxa"/>
-            <w:right w:w="108" w:type="dxa"/>
-          </w:tblCellMar>
-        </w:tblPrEx>
-        <w:trPr>
-          <w:trHeight w:val="397" w:hRule="atLeast"/>
-        </w:trPr>
-        <w:tc>
-          <w:tcPr>
-            <w:tcW w:w="1420" w:type="dxa"/>
-            <w:tcBorders>
-              <w:top w:val="nil"/>
-              <w:left w:val="nil"/>
-              <w:bottom w:val="single" w:color="000000" w:sz="12" w:space="0"/>
-              <w:right w:val="nil"/>
-            </w:tcBorders>
-            <w:shd w:val="clear" w:color="auto" w:fill="FFFFFF"/>
-            <w:vAlign w:val="center"/>
-          </w:tcPr>
-          <w:p>
-            <w:pPr>
-              <w:pageBreakBefore w:val="0"/>
-              <w:kinsoku/>
-              <w:wordWrap/>
-              <w:overflowPunct/>
-              <w:topLinePunct w:val="0"/>
-              <w:autoSpaceDE/>
-              <w:autoSpaceDN/>
-              <w:bidi w:val="0"/>
-              <w:adjustRightInd/>
-              <w:snapToGrid/>
-              <w:spacing w:line="240" w:lineRule="auto"/>
-              <w:jc w:val="center"/>
-              <w:textAlignment w:val="auto"/>
-              <w:rPr>
-                <w:rFonts w:hint="default" w:ascii="黑体" w:hAnsi="黑体" w:cs="黑体"/>
-                <w:sz w:val="28"/>
-                <w:szCs w:val="28"/>
-                <w:lang w:val="en-US" w:eastAsia="zh-CN"/>
-              </w:rPr>
-            </w:pPr>
-            <w:r>
-              <w:rPr>
-                <w:rFonts w:hint="eastAsia" w:asciiTheme="minorEastAsia" w:hAnsiTheme="minorEastAsia" w:cstheme="minorEastAsia"/>
-                <w:b w:val="0"/>
-                <w:color w:val="000000"/>
-                <w:sz w:val="28"/>
-                <w:szCs w:val="28"/>
-                <w:vertAlign w:val="baseline"/>
-                <w:lang w:val="en-US" w:eastAsia="zh-CN"/>
-              </w:rPr>
-              <w:t>方案</w:t>
-            </w:r>
-          </w:p>
-        </w:tc>
-        <w:tc>
-          <w:tcPr>
-            <w:tcW w:w="7102" w:type="dxa"/>
-            <w:tcBorders>
-              <w:top w:val="nil"/>
-              <w:left w:val="nil"/>
-              <w:bottom w:val="single" w:color="000000" w:sz="12" w:space="0"/>
-              <w:right w:val="nil"/>
-            </w:tcBorders>
-            <w:shd w:val="clear" w:color="auto" w:fill="FFFFFF"/>
-            <w:vAlign w:val="center"/>
-          </w:tcPr>
-          <w:p>
-            <w:pPr>
-              <w:pageBreakBefore w:val="0"/>
-              <w:kinsoku/>
-              <w:wordWrap/>
-              <w:overflowPunct/>
-              <w:topLinePunct w:val="0"/>
-              <w:autoSpaceDE/>
-              <w:autoSpaceDN/>
-              <w:bidi w:val="0"/>
-              <w:adjustRightInd/>
-              <w:snapToGrid/>
-              <w:spacing w:line="240" w:lineRule="auto"/>
-              <w:jc w:val="left"/>
-              <w:textAlignment w:val="auto"/>
-              <w:rPr>
-                <w:rFonts w:hint="default" w:ascii="黑体" w:hAnsi="黑体" w:cs="黑体"/>
-                <w:sz w:val="28"/>
-                <w:szCs w:val="28"/>
-                <w:lang w:val="en-US" w:eastAsia="zh-CN"/>
-              </w:rPr>
-            </w:pPr>
-            <w:r>
-              <w:rPr>
-                <w:rFonts w:hint="eastAsia" w:ascii="黑体" w:hAnsi="黑体" w:cs="黑体"/>
-                <w:sz w:val="28"/>
-                <w:szCs w:val="28"/>
-                <w:lang w:val="en-US" w:eastAsia="zh-CN"/>
-              </w:rPr>
-              <w:t>落实相关的法律要求；健全交易纠纷的即时处理机制；组建法律咨询小组，协助处理纠纷；建立信任等级制度，反应交易双方的诚信等级；建立交易评论机制，把评论权交给顾客</w:t>
-            </w:r>
-          </w:p>
-        </w:tc>
-      </w:tr>
-    </w:tbl>
+          <w:rFonts w:hint="eastAsia"/>
+          <w:sz w:val="28"/>
+          <w:szCs w:val="28"/>
+          <w:lang w:val="en-US" w:eastAsia="zh-CN"/>
+        </w:rPr>
+      </w:pPr>
+      <w:bookmarkStart w:id="10" w:name="_Toc10237"/>
+      <w:r>
+        <w:rPr>
+          <w:rFonts w:hint="default" w:ascii="Arial" w:hAnsi="Arial" w:cs="Arial"/>
+          <w:sz w:val="28"/>
+          <w:szCs w:val="28"/>
+          <w:lang w:val="en-US" w:eastAsia="zh-CN"/>
+        </w:rPr>
+        <w:t>2.2.2</w:t>
+      </w:r>
+      <w:r>
+        <w:rPr>
+          <w:rFonts w:hint="eastAsia"/>
+          <w:sz w:val="28"/>
+          <w:szCs w:val="28"/>
+          <w:lang w:val="en-US" w:eastAsia="zh-CN"/>
+        </w:rPr>
+        <w:t xml:space="preserve"> </w:t>
+      </w:r>
+      <w:r>
+        <w:rPr>
+          <w:rFonts w:hint="eastAsia" w:asciiTheme="majorEastAsia" w:hAnsiTheme="majorEastAsia" w:eastAsiaTheme="majorEastAsia" w:cstheme="majorEastAsia"/>
+          <w:sz w:val="28"/>
+          <w:szCs w:val="28"/>
+          <w:lang w:val="en-US" w:eastAsia="zh-CN"/>
+        </w:rPr>
+        <w:t>交易方面</w:t>
+      </w:r>
+      <w:bookmarkEnd w:id="10"/>
+    </w:p>
     <w:p>
       <w:pPr>
         <w:pageBreakBefore w:val="0"/>
@@ -16272,42 +15108,20 @@
         <w:spacing w:line="240" w:lineRule="auto"/>
         <w:textAlignment w:val="auto"/>
         <w:rPr>
-          <w:rFonts w:hint="default" w:ascii="黑体" w:hAnsi="黑体" w:cs="黑体"/>
-          <w:sz w:val="28"/>
-          <w:szCs w:val="28"/>
-          <w:lang w:val="en-US" w:eastAsia="zh-CN"/>
-        </w:rPr>
-      </w:pPr>
-    </w:p>
-    <w:p>
-      <w:pPr>
-        <w:pageBreakBefore w:val="0"/>
-        <w:kinsoku/>
-        <w:wordWrap/>
-        <w:overflowPunct/>
-        <w:topLinePunct w:val="0"/>
-        <w:autoSpaceDE/>
-        <w:autoSpaceDN/>
-        <w:bidi w:val="0"/>
-        <w:adjustRightInd/>
-        <w:snapToGrid/>
-        <w:spacing w:line="240" w:lineRule="auto"/>
-        <w:textAlignment w:val="auto"/>
-        <w:rPr>
-          <w:rFonts w:hint="default" w:ascii="黑体" w:hAnsi="黑体" w:cs="黑体"/>
-          <w:sz w:val="28"/>
-          <w:szCs w:val="28"/>
-          <w:lang w:val="en-US" w:eastAsia="zh-CN"/>
-        </w:rPr>
-      </w:pPr>
-      <w:r>
-        <w:rPr>
           <w:rFonts w:hint="eastAsia" w:ascii="黑体" w:hAnsi="黑体" w:cs="黑体"/>
           <w:sz w:val="28"/>
           <w:szCs w:val="28"/>
           <w:lang w:val="en-US" w:eastAsia="zh-CN"/>
         </w:rPr>
-        <w:t>问题三</w:t>
+      </w:pPr>
+      <w:r>
+        <w:rPr>
+          <w:rFonts w:hint="eastAsia" w:ascii="黑体" w:hAnsi="黑体" w:cs="黑体"/>
+          <w:sz w:val="28"/>
+          <w:szCs w:val="28"/>
+          <w:lang w:val="en-US" w:eastAsia="zh-CN"/>
+        </w:rPr>
+        <w:t>问题一</w:t>
       </w:r>
     </w:p>
     <w:tbl>
@@ -16385,8 +15199,6 @@
               <w:textAlignment w:val="auto"/>
               <w:rPr>
                 <w:rFonts w:hint="eastAsia" w:ascii="黑体" w:hAnsi="黑体" w:cs="黑体"/>
-                <w:b w:val="0"/>
-                <w:color w:val="000000"/>
                 <w:sz w:val="28"/>
                 <w:szCs w:val="28"/>
                 <w:lang w:val="en-US" w:eastAsia="zh-CN"/>
@@ -16435,8 +15247,6 @@
               <w:textAlignment w:val="auto"/>
               <w:rPr>
                 <w:rFonts w:hint="eastAsia" w:ascii="黑体" w:hAnsi="黑体" w:cs="黑体"/>
-                <w:b w:val="0"/>
-                <w:color w:val="000000"/>
                 <w:sz w:val="28"/>
                 <w:szCs w:val="28"/>
                 <w:lang w:val="en-US" w:eastAsia="zh-CN"/>
@@ -16445,8 +15255,11 @@
             <w:r>
               <w:rPr>
                 <w:rFonts w:hint="eastAsia" w:ascii="黑体" w:hAnsi="黑体" w:eastAsia="黑体" w:cs="黑体"/>
-                <w:sz w:val="28"/>
-                <w:szCs w:val="28"/>
+                <w:b w:val="0"/>
+                <w:color w:val="000000"/>
+                <w:sz w:val="28"/>
+                <w:szCs w:val="28"/>
+                <w:vertAlign w:val="baseline"/>
                 <w:lang w:val="en-US" w:eastAsia="zh-CN"/>
               </w:rPr>
               <w:t>描述</w:t>
@@ -16503,8 +15316,6 @@
               <w:textAlignment w:val="auto"/>
               <w:rPr>
                 <w:rFonts w:hint="eastAsia" w:ascii="黑体" w:hAnsi="黑体" w:cs="黑体"/>
-                <w:b w:val="0"/>
-                <w:color w:val="000000"/>
                 <w:sz w:val="28"/>
                 <w:szCs w:val="28"/>
                 <w:lang w:val="en-US" w:eastAsia="zh-CN"/>
@@ -16552,9 +15363,7 @@
               <w:jc w:val="left"/>
               <w:textAlignment w:val="auto"/>
               <w:rPr>
-                <w:rFonts w:hint="default" w:ascii="黑体" w:hAnsi="黑体" w:cs="黑体"/>
-                <w:b w:val="0"/>
-                <w:color w:val="000000"/>
+                <w:rFonts w:hint="eastAsia" w:ascii="黑体" w:hAnsi="黑体" w:cs="黑体"/>
                 <w:sz w:val="28"/>
                 <w:szCs w:val="28"/>
                 <w:lang w:val="en-US" w:eastAsia="zh-CN"/>
@@ -16563,13 +15372,11 @@
             <w:r>
               <w:rPr>
                 <w:rFonts w:hint="eastAsia" w:ascii="黑体" w:hAnsi="黑体" w:cs="黑体"/>
-                <w:b w:val="0"/>
-                <w:color w:val="000000"/>
-                <w:sz w:val="28"/>
-                <w:szCs w:val="28"/>
-                <w:lang w:val="en-US" w:eastAsia="zh-CN"/>
-              </w:rPr>
-              <w:t>造假问题、版权问题：画师可能用AI生成的图片来糊弄买方，也可能是盗用其他画师的作品，导致版权纠纷</w:t>
+                <w:sz w:val="28"/>
+                <w:szCs w:val="28"/>
+                <w:lang w:val="en-US" w:eastAsia="zh-CN"/>
+              </w:rPr>
+              <w:t>网上绘画与交易不融合，缺少平台曝光</w:t>
             </w:r>
           </w:p>
         </w:tc>
@@ -16623,8 +15430,6 @@
               <w:textAlignment w:val="auto"/>
               <w:rPr>
                 <w:rFonts w:hint="eastAsia" w:ascii="黑体" w:hAnsi="黑体" w:cs="黑体"/>
-                <w:b w:val="0"/>
-                <w:color w:val="000000"/>
                 <w:sz w:val="28"/>
                 <w:szCs w:val="28"/>
                 <w:lang w:val="en-US" w:eastAsia="zh-CN"/>
@@ -16673,30 +15478,36 @@
               <w:textAlignment w:val="auto"/>
               <w:rPr>
                 <w:rFonts w:hint="default" w:ascii="黑体" w:hAnsi="黑体" w:cs="黑体"/>
-                <w:b w:val="0"/>
-                <w:color w:val="000000"/>
                 <w:sz w:val="28"/>
                 <w:szCs w:val="28"/>
                 <w:lang w:val="en-US" w:eastAsia="zh-CN"/>
               </w:rPr>
             </w:pPr>
-            <w:r>
-              <w:rPr>
-                <w:rFonts w:hint="eastAsia" w:ascii="黑体" w:hAnsi="黑体" w:cs="黑体"/>
-                <w:b w:val="0"/>
-                <w:color w:val="000000"/>
-                <w:sz w:val="28"/>
-                <w:szCs w:val="28"/>
-                <w:lang w:val="en-US" w:eastAsia="zh-CN"/>
-              </w:rPr>
-              <w:t>引起</w:t>
-            </w:r>
             <w:r>
               <w:rPr>
                 <w:rFonts w:hint="eastAsia" w:ascii="黑体" w:hAnsi="黑体" w:cs="黑体"/>
                 <w:b/>
                 <w:bCs/>
-                <w:color w:val="000000"/>
+                <w:sz w:val="28"/>
+                <w:szCs w:val="28"/>
+                <w:lang w:val="en-US" w:eastAsia="zh-CN"/>
+              </w:rPr>
+              <w:t>售画者</w:t>
+            </w:r>
+            <w:r>
+              <w:rPr>
+                <w:rFonts w:hint="eastAsia" w:ascii="黑体" w:hAnsi="黑体" w:cs="黑体"/>
+                <w:sz w:val="28"/>
+                <w:szCs w:val="28"/>
+                <w:lang w:val="en-US" w:eastAsia="zh-CN"/>
+              </w:rPr>
+              <w:t>不便进行交易，卖出自己的作品，收入没有保障；</w:t>
+            </w:r>
+            <w:r>
+              <w:rPr>
+                <w:rFonts w:hint="eastAsia" w:ascii="黑体" w:hAnsi="黑体" w:cs="黑体"/>
+                <w:b/>
+                <w:bCs/>
                 <w:sz w:val="28"/>
                 <w:szCs w:val="28"/>
                 <w:lang w:val="en-US" w:eastAsia="zh-CN"/>
@@ -16706,36 +15517,11 @@
             <w:r>
               <w:rPr>
                 <w:rFonts w:hint="eastAsia" w:ascii="黑体" w:hAnsi="黑体" w:cs="黑体"/>
-                <w:b w:val="0"/>
-                <w:color w:val="000000"/>
-                <w:sz w:val="28"/>
-                <w:szCs w:val="28"/>
-                <w:lang w:val="en-US" w:eastAsia="zh-CN"/>
-              </w:rPr>
-              <w:t>的信任危机；给</w:t>
-            </w:r>
-            <w:r>
-              <w:rPr>
-                <w:rFonts w:hint="eastAsia" w:ascii="黑体" w:hAnsi="黑体" w:cs="黑体"/>
-                <w:b/>
-                <w:bCs/>
-                <w:color w:val="000000"/>
-                <w:sz w:val="28"/>
-                <w:szCs w:val="28"/>
-                <w:lang w:val="en-US" w:eastAsia="zh-CN"/>
-              </w:rPr>
-              <w:t>购画者</w:t>
-            </w:r>
-            <w:r>
-              <w:rPr>
-                <w:rFonts w:hint="eastAsia" w:ascii="黑体" w:hAnsi="黑体" w:cs="黑体"/>
-                <w:b w:val="0"/>
-                <w:color w:val="000000"/>
-                <w:sz w:val="28"/>
-                <w:szCs w:val="28"/>
-                <w:lang w:val="en-US" w:eastAsia="zh-CN"/>
-              </w:rPr>
-              <w:t>带来麻烦，给平台造成不好的风评和经济损失</w:t>
+                <w:sz w:val="28"/>
+                <w:szCs w:val="28"/>
+                <w:lang w:val="en-US" w:eastAsia="zh-CN"/>
+              </w:rPr>
+              <w:t>需要花费大量时间在不同平台寻找满意的画作，注意力分散，也比较耗费时间和金钱</w:t>
             </w:r>
           </w:p>
         </w:tc>
@@ -16789,8 +15575,6 @@
               <w:textAlignment w:val="auto"/>
               <w:rPr>
                 <w:rFonts w:hint="eastAsia" w:ascii="黑体" w:hAnsi="黑体" w:cs="黑体"/>
-                <w:b w:val="0"/>
-                <w:color w:val="000000"/>
                 <w:sz w:val="28"/>
                 <w:szCs w:val="28"/>
                 <w:lang w:val="en-US" w:eastAsia="zh-CN"/>
@@ -16839,8 +15623,6 @@
               <w:textAlignment w:val="auto"/>
               <w:rPr>
                 <w:rFonts w:hint="default" w:ascii="黑体" w:hAnsi="黑体" w:cs="黑体"/>
-                <w:b w:val="0"/>
-                <w:color w:val="000000"/>
                 <w:sz w:val="28"/>
                 <w:szCs w:val="28"/>
                 <w:lang w:val="en-US" w:eastAsia="zh-CN"/>
@@ -16849,13 +15631,11 @@
             <w:r>
               <w:rPr>
                 <w:rFonts w:hint="eastAsia" w:ascii="黑体" w:hAnsi="黑体" w:cs="黑体"/>
-                <w:b w:val="0"/>
-                <w:color w:val="000000"/>
-                <w:sz w:val="28"/>
-                <w:szCs w:val="28"/>
-                <w:lang w:val="en-US" w:eastAsia="zh-CN"/>
-              </w:rPr>
-              <w:t>售画者必须实名认证，并且达到一定诚信等级或经认证没有信誉问题；建立恶意经营惩罚机制，严重的，要追究法律责任</w:t>
+                <w:sz w:val="28"/>
+                <w:szCs w:val="28"/>
+                <w:lang w:val="en-US" w:eastAsia="zh-CN"/>
+              </w:rPr>
+              <w:t>创建专门的交易区，来为不同想法群体如画家等提供及画画，交易，交流与一体的平台，通过平台可以减少对于画作的检索；平台和画师可以建立劳务关系，平台可以每月为满足条件的画师提供补助</w:t>
             </w:r>
           </w:p>
         </w:tc>
@@ -16911,7 +15691,7 @@
           <w:szCs w:val="28"/>
           <w:lang w:val="en-US" w:eastAsia="zh-CN"/>
         </w:rPr>
-        <w:t>问题四</w:t>
+        <w:t>问题二</w:t>
       </w:r>
     </w:p>
     <w:tbl>
@@ -16988,9 +15768,7 @@
               <w:jc w:val="center"/>
               <w:textAlignment w:val="auto"/>
               <w:rPr>
-                <w:rFonts w:hint="eastAsia" w:ascii="黑体" w:hAnsi="黑体" w:cs="黑体"/>
-                <w:b w:val="0"/>
-                <w:color w:val="000000"/>
+                <w:rFonts w:hint="default" w:ascii="黑体" w:hAnsi="黑体" w:cs="黑体"/>
                 <w:sz w:val="28"/>
                 <w:szCs w:val="28"/>
                 <w:lang w:val="en-US" w:eastAsia="zh-CN"/>
@@ -17038,9 +15816,7 @@
               <w:jc w:val="center"/>
               <w:textAlignment w:val="auto"/>
               <w:rPr>
-                <w:rFonts w:hint="eastAsia" w:ascii="黑体" w:hAnsi="黑体" w:cs="黑体"/>
-                <w:b w:val="0"/>
-                <w:color w:val="000000"/>
+                <w:rFonts w:hint="default" w:ascii="黑体" w:hAnsi="黑体" w:cs="黑体"/>
                 <w:sz w:val="28"/>
                 <w:szCs w:val="28"/>
                 <w:lang w:val="en-US" w:eastAsia="zh-CN"/>
@@ -17049,8 +15825,11 @@
             <w:r>
               <w:rPr>
                 <w:rFonts w:hint="eastAsia" w:ascii="黑体" w:hAnsi="黑体" w:eastAsia="黑体" w:cs="黑体"/>
-                <w:sz w:val="28"/>
-                <w:szCs w:val="28"/>
+                <w:b w:val="0"/>
+                <w:color w:val="000000"/>
+                <w:sz w:val="28"/>
+                <w:szCs w:val="28"/>
+                <w:vertAlign w:val="baseline"/>
                 <w:lang w:val="en-US" w:eastAsia="zh-CN"/>
               </w:rPr>
               <w:t>描述</w:t>
@@ -17106,6 +15885,1170 @@
               <w:jc w:val="center"/>
               <w:textAlignment w:val="auto"/>
               <w:rPr>
+                <w:rFonts w:hint="default" w:ascii="黑体" w:hAnsi="黑体" w:cs="黑体"/>
+                <w:sz w:val="28"/>
+                <w:szCs w:val="28"/>
+                <w:lang w:val="en-US" w:eastAsia="zh-CN"/>
+              </w:rPr>
+            </w:pPr>
+            <w:r>
+              <w:rPr>
+                <w:rFonts w:hint="eastAsia" w:asciiTheme="minorEastAsia" w:hAnsiTheme="minorEastAsia" w:cstheme="minorEastAsia"/>
+                <w:b w:val="0"/>
+                <w:color w:val="000000"/>
+                <w:sz w:val="28"/>
+                <w:szCs w:val="28"/>
+                <w:vertAlign w:val="baseline"/>
+                <w:lang w:val="en-US" w:eastAsia="zh-CN"/>
+              </w:rPr>
+              <w:t>问题</w:t>
+            </w:r>
+          </w:p>
+        </w:tc>
+        <w:tc>
+          <w:tcPr>
+            <w:tcW w:w="7102" w:type="dxa"/>
+            <w:tcBorders>
+              <w:top w:val="single" w:color="000000" w:sz="4" w:space="0"/>
+              <w:left w:val="nil"/>
+              <w:bottom w:val="nil"/>
+              <w:right w:val="nil"/>
+            </w:tcBorders>
+            <w:shd w:val="clear" w:color="auto" w:fill="FFFFFF"/>
+            <w:vAlign w:val="center"/>
+          </w:tcPr>
+          <w:p>
+            <w:pPr>
+              <w:pageBreakBefore w:val="0"/>
+              <w:kinsoku/>
+              <w:wordWrap/>
+              <w:overflowPunct/>
+              <w:topLinePunct w:val="0"/>
+              <w:autoSpaceDE/>
+              <w:autoSpaceDN/>
+              <w:bidi w:val="0"/>
+              <w:adjustRightInd/>
+              <w:snapToGrid/>
+              <w:spacing w:line="240" w:lineRule="auto"/>
+              <w:jc w:val="left"/>
+              <w:textAlignment w:val="auto"/>
+              <w:rPr>
+                <w:rFonts w:hint="default" w:ascii="黑体" w:hAnsi="黑体" w:cs="黑体"/>
+                <w:sz w:val="28"/>
+                <w:szCs w:val="28"/>
+                <w:lang w:val="en-US" w:eastAsia="zh-CN"/>
+              </w:rPr>
+            </w:pPr>
+            <w:r>
+              <w:rPr>
+                <w:rFonts w:hint="eastAsia" w:ascii="黑体" w:hAnsi="黑体" w:cs="黑体"/>
+                <w:sz w:val="28"/>
+                <w:szCs w:val="28"/>
+                <w:lang w:val="en-US" w:eastAsia="zh-CN"/>
+              </w:rPr>
+              <w:t>交易不靠谱，既得不到自己想要的，又浪费了时间和钱</w:t>
+            </w:r>
+          </w:p>
+        </w:tc>
+      </w:tr>
+      <w:tr>
+        <w:tblPrEx>
+          <w:tblBorders>
+            <w:top w:val="single" w:color="auto" w:sz="4" w:space="0"/>
+            <w:left w:val="single" w:color="auto" w:sz="4" w:space="0"/>
+            <w:bottom w:val="single" w:color="auto" w:sz="4" w:space="0"/>
+            <w:right w:val="single" w:color="auto" w:sz="4" w:space="0"/>
+            <w:insideH w:val="single" w:color="auto" w:sz="4" w:space="0"/>
+            <w:insideV w:val="single" w:color="auto" w:sz="4" w:space="0"/>
+          </w:tblBorders>
+          <w:tblCellMar>
+            <w:top w:w="0" w:type="dxa"/>
+            <w:left w:w="108" w:type="dxa"/>
+            <w:bottom w:w="0" w:type="dxa"/>
+            <w:right w:w="108" w:type="dxa"/>
+          </w:tblCellMar>
+        </w:tblPrEx>
+        <w:trPr>
+          <w:trHeight w:val="397" w:hRule="atLeast"/>
+        </w:trPr>
+        <w:tc>
+          <w:tcPr>
+            <w:tcW w:w="1420" w:type="dxa"/>
+            <w:tcBorders>
+              <w:top w:val="nil"/>
+              <w:left w:val="nil"/>
+              <w:bottom w:val="nil"/>
+              <w:right w:val="nil"/>
+            </w:tcBorders>
+            <w:shd w:val="clear" w:color="auto" w:fill="FFFFFF"/>
+            <w:vAlign w:val="center"/>
+          </w:tcPr>
+          <w:p>
+            <w:pPr>
+              <w:pageBreakBefore w:val="0"/>
+              <w:kinsoku/>
+              <w:wordWrap/>
+              <w:overflowPunct/>
+              <w:topLinePunct w:val="0"/>
+              <w:autoSpaceDE/>
+              <w:autoSpaceDN/>
+              <w:bidi w:val="0"/>
+              <w:adjustRightInd/>
+              <w:snapToGrid/>
+              <w:spacing w:line="240" w:lineRule="auto"/>
+              <w:jc w:val="center"/>
+              <w:textAlignment w:val="auto"/>
+              <w:rPr>
+                <w:rFonts w:hint="default" w:ascii="黑体" w:hAnsi="黑体" w:cs="黑体"/>
+                <w:sz w:val="28"/>
+                <w:szCs w:val="28"/>
+                <w:lang w:val="en-US" w:eastAsia="zh-CN"/>
+              </w:rPr>
+            </w:pPr>
+            <w:r>
+              <w:rPr>
+                <w:rFonts w:hint="eastAsia" w:asciiTheme="minorEastAsia" w:hAnsiTheme="minorEastAsia" w:cstheme="minorEastAsia"/>
+                <w:b w:val="0"/>
+                <w:color w:val="000000"/>
+                <w:sz w:val="28"/>
+                <w:szCs w:val="28"/>
+                <w:vertAlign w:val="baseline"/>
+                <w:lang w:val="en-US" w:eastAsia="zh-CN"/>
+              </w:rPr>
+              <w:t>影响</w:t>
+            </w:r>
+          </w:p>
+        </w:tc>
+        <w:tc>
+          <w:tcPr>
+            <w:tcW w:w="7102" w:type="dxa"/>
+            <w:tcBorders>
+              <w:top w:val="nil"/>
+              <w:left w:val="nil"/>
+              <w:bottom w:val="nil"/>
+              <w:right w:val="nil"/>
+            </w:tcBorders>
+            <w:shd w:val="clear" w:color="auto" w:fill="FFFFFF"/>
+            <w:vAlign w:val="center"/>
+          </w:tcPr>
+          <w:p>
+            <w:pPr>
+              <w:pageBreakBefore w:val="0"/>
+              <w:kinsoku/>
+              <w:wordWrap/>
+              <w:overflowPunct/>
+              <w:topLinePunct w:val="0"/>
+              <w:autoSpaceDE/>
+              <w:autoSpaceDN/>
+              <w:bidi w:val="0"/>
+              <w:adjustRightInd/>
+              <w:snapToGrid/>
+              <w:spacing w:line="240" w:lineRule="auto"/>
+              <w:jc w:val="left"/>
+              <w:textAlignment w:val="auto"/>
+              <w:rPr>
+                <w:rFonts w:hint="default" w:ascii="黑体" w:hAnsi="黑体" w:cs="黑体"/>
+                <w:sz w:val="28"/>
+                <w:szCs w:val="28"/>
+                <w:lang w:val="en-US" w:eastAsia="zh-CN"/>
+              </w:rPr>
+            </w:pPr>
+            <w:r>
+              <w:rPr>
+                <w:rFonts w:hint="eastAsia" w:ascii="黑体" w:hAnsi="黑体" w:cs="黑体"/>
+                <w:sz w:val="28"/>
+                <w:szCs w:val="28"/>
+                <w:lang w:val="en-US" w:eastAsia="zh-CN"/>
+              </w:rPr>
+              <w:t>降低</w:t>
+            </w:r>
+            <w:r>
+              <w:rPr>
+                <w:rFonts w:hint="eastAsia" w:ascii="黑体" w:hAnsi="黑体" w:cs="黑体"/>
+                <w:b/>
+                <w:bCs/>
+                <w:sz w:val="28"/>
+                <w:szCs w:val="28"/>
+                <w:lang w:val="en-US" w:eastAsia="zh-CN"/>
+              </w:rPr>
+              <w:t>购画者</w:t>
+            </w:r>
+            <w:r>
+              <w:rPr>
+                <w:rFonts w:hint="eastAsia" w:ascii="黑体" w:hAnsi="黑体" w:cs="黑体"/>
+                <w:sz w:val="28"/>
+                <w:szCs w:val="28"/>
+                <w:lang w:val="en-US" w:eastAsia="zh-CN"/>
+              </w:rPr>
+              <w:t>的兴趣，造成信任危机，甚至引起法律纠纷；给平台带来不好的影响</w:t>
+            </w:r>
+          </w:p>
+        </w:tc>
+      </w:tr>
+      <w:tr>
+        <w:tblPrEx>
+          <w:tblBorders>
+            <w:top w:val="single" w:color="auto" w:sz="4" w:space="0"/>
+            <w:left w:val="single" w:color="auto" w:sz="4" w:space="0"/>
+            <w:bottom w:val="single" w:color="auto" w:sz="4" w:space="0"/>
+            <w:right w:val="single" w:color="auto" w:sz="4" w:space="0"/>
+            <w:insideH w:val="single" w:color="auto" w:sz="4" w:space="0"/>
+            <w:insideV w:val="single" w:color="auto" w:sz="4" w:space="0"/>
+          </w:tblBorders>
+          <w:tblCellMar>
+            <w:top w:w="0" w:type="dxa"/>
+            <w:left w:w="108" w:type="dxa"/>
+            <w:bottom w:w="0" w:type="dxa"/>
+            <w:right w:w="108" w:type="dxa"/>
+          </w:tblCellMar>
+        </w:tblPrEx>
+        <w:trPr>
+          <w:trHeight w:val="397" w:hRule="atLeast"/>
+        </w:trPr>
+        <w:tc>
+          <w:tcPr>
+            <w:tcW w:w="1420" w:type="dxa"/>
+            <w:tcBorders>
+              <w:top w:val="nil"/>
+              <w:left w:val="nil"/>
+              <w:bottom w:val="single" w:color="000000" w:sz="12" w:space="0"/>
+              <w:right w:val="nil"/>
+            </w:tcBorders>
+            <w:shd w:val="clear" w:color="auto" w:fill="FFFFFF"/>
+            <w:vAlign w:val="center"/>
+          </w:tcPr>
+          <w:p>
+            <w:pPr>
+              <w:pageBreakBefore w:val="0"/>
+              <w:kinsoku/>
+              <w:wordWrap/>
+              <w:overflowPunct/>
+              <w:topLinePunct w:val="0"/>
+              <w:autoSpaceDE/>
+              <w:autoSpaceDN/>
+              <w:bidi w:val="0"/>
+              <w:adjustRightInd/>
+              <w:snapToGrid/>
+              <w:spacing w:line="240" w:lineRule="auto"/>
+              <w:jc w:val="center"/>
+              <w:textAlignment w:val="auto"/>
+              <w:rPr>
+                <w:rFonts w:hint="default" w:ascii="黑体" w:hAnsi="黑体" w:cs="黑体"/>
+                <w:sz w:val="28"/>
+                <w:szCs w:val="28"/>
+                <w:lang w:val="en-US" w:eastAsia="zh-CN"/>
+              </w:rPr>
+            </w:pPr>
+            <w:r>
+              <w:rPr>
+                <w:rFonts w:hint="eastAsia" w:asciiTheme="minorEastAsia" w:hAnsiTheme="minorEastAsia" w:cstheme="minorEastAsia"/>
+                <w:b w:val="0"/>
+                <w:color w:val="000000"/>
+                <w:sz w:val="28"/>
+                <w:szCs w:val="28"/>
+                <w:vertAlign w:val="baseline"/>
+                <w:lang w:val="en-US" w:eastAsia="zh-CN"/>
+              </w:rPr>
+              <w:t>方案</w:t>
+            </w:r>
+          </w:p>
+        </w:tc>
+        <w:tc>
+          <w:tcPr>
+            <w:tcW w:w="7102" w:type="dxa"/>
+            <w:tcBorders>
+              <w:top w:val="nil"/>
+              <w:left w:val="nil"/>
+              <w:bottom w:val="single" w:color="000000" w:sz="12" w:space="0"/>
+              <w:right w:val="nil"/>
+            </w:tcBorders>
+            <w:shd w:val="clear" w:color="auto" w:fill="FFFFFF"/>
+            <w:vAlign w:val="center"/>
+          </w:tcPr>
+          <w:p>
+            <w:pPr>
+              <w:pageBreakBefore w:val="0"/>
+              <w:kinsoku/>
+              <w:wordWrap/>
+              <w:overflowPunct/>
+              <w:topLinePunct w:val="0"/>
+              <w:autoSpaceDE/>
+              <w:autoSpaceDN/>
+              <w:bidi w:val="0"/>
+              <w:adjustRightInd/>
+              <w:snapToGrid/>
+              <w:spacing w:line="240" w:lineRule="auto"/>
+              <w:jc w:val="left"/>
+              <w:textAlignment w:val="auto"/>
+              <w:rPr>
+                <w:rFonts w:hint="default" w:ascii="黑体" w:hAnsi="黑体" w:cs="黑体"/>
+                <w:sz w:val="28"/>
+                <w:szCs w:val="28"/>
+                <w:lang w:val="en-US" w:eastAsia="zh-CN"/>
+              </w:rPr>
+            </w:pPr>
+            <w:r>
+              <w:rPr>
+                <w:rFonts w:hint="eastAsia" w:ascii="黑体" w:hAnsi="黑体" w:cs="黑体"/>
+                <w:sz w:val="28"/>
+                <w:szCs w:val="28"/>
+                <w:lang w:val="en-US" w:eastAsia="zh-CN"/>
+              </w:rPr>
+              <w:t>落实相关的法律要求；健全交易纠纷的即时处理机制；组建法律咨询小组，协助处理纠纷；建立信任等级制度，反应交易双方的诚信等级；建立交易评论机制，把评论权交给顾客</w:t>
+            </w:r>
+          </w:p>
+        </w:tc>
+      </w:tr>
+    </w:tbl>
+    <w:p>
+      <w:pPr>
+        <w:pageBreakBefore w:val="0"/>
+        <w:kinsoku/>
+        <w:wordWrap/>
+        <w:overflowPunct/>
+        <w:topLinePunct w:val="0"/>
+        <w:autoSpaceDE/>
+        <w:autoSpaceDN/>
+        <w:bidi w:val="0"/>
+        <w:adjustRightInd/>
+        <w:snapToGrid/>
+        <w:spacing w:line="240" w:lineRule="auto"/>
+        <w:textAlignment w:val="auto"/>
+        <w:rPr>
+          <w:rFonts w:hint="default" w:ascii="黑体" w:hAnsi="黑体" w:cs="黑体"/>
+          <w:sz w:val="28"/>
+          <w:szCs w:val="28"/>
+          <w:lang w:val="en-US" w:eastAsia="zh-CN"/>
+        </w:rPr>
+      </w:pPr>
+    </w:p>
+    <w:p>
+      <w:pPr>
+        <w:pageBreakBefore w:val="0"/>
+        <w:kinsoku/>
+        <w:wordWrap/>
+        <w:overflowPunct/>
+        <w:topLinePunct w:val="0"/>
+        <w:autoSpaceDE/>
+        <w:autoSpaceDN/>
+        <w:bidi w:val="0"/>
+        <w:adjustRightInd/>
+        <w:snapToGrid/>
+        <w:spacing w:line="240" w:lineRule="auto"/>
+        <w:textAlignment w:val="auto"/>
+        <w:rPr>
+          <w:rFonts w:hint="default" w:ascii="黑体" w:hAnsi="黑体" w:cs="黑体"/>
+          <w:sz w:val="28"/>
+          <w:szCs w:val="28"/>
+          <w:lang w:val="en-US" w:eastAsia="zh-CN"/>
+        </w:rPr>
+      </w:pPr>
+      <w:r>
+        <w:rPr>
+          <w:rFonts w:hint="eastAsia" w:ascii="黑体" w:hAnsi="黑体" w:cs="黑体"/>
+          <w:sz w:val="28"/>
+          <w:szCs w:val="28"/>
+          <w:lang w:val="en-US" w:eastAsia="zh-CN"/>
+        </w:rPr>
+        <w:t>问题三</w:t>
+      </w:r>
+    </w:p>
+    <w:tbl>
+      <w:tblPr>
+        <w:tblStyle w:val="13"/>
+        <w:tblW w:w="0" w:type="auto"/>
+        <w:tblInd w:w="0" w:type="dxa"/>
+        <w:tblBorders>
+          <w:top w:val="single" w:color="auto" w:sz="4" w:space="0"/>
+          <w:left w:val="single" w:color="auto" w:sz="4" w:space="0"/>
+          <w:bottom w:val="single" w:color="auto" w:sz="4" w:space="0"/>
+          <w:right w:val="single" w:color="auto" w:sz="4" w:space="0"/>
+          <w:insideH w:val="single" w:color="auto" w:sz="4" w:space="0"/>
+          <w:insideV w:val="single" w:color="auto" w:sz="4" w:space="0"/>
+        </w:tblBorders>
+        <w:tblLayout w:type="autofit"/>
+        <w:tblCellMar>
+          <w:top w:w="0" w:type="dxa"/>
+          <w:left w:w="108" w:type="dxa"/>
+          <w:bottom w:w="0" w:type="dxa"/>
+          <w:right w:w="108" w:type="dxa"/>
+        </w:tblCellMar>
+      </w:tblPr>
+      <w:tblGrid>
+        <w:gridCol w:w="1420"/>
+        <w:gridCol w:w="7102"/>
+      </w:tblGrid>
+      <w:tr>
+        <w:tblPrEx>
+          <w:tblBorders>
+            <w:top w:val="single" w:color="auto" w:sz="4" w:space="0"/>
+            <w:left w:val="single" w:color="auto" w:sz="4" w:space="0"/>
+            <w:bottom w:val="single" w:color="auto" w:sz="4" w:space="0"/>
+            <w:right w:val="single" w:color="auto" w:sz="4" w:space="0"/>
+            <w:insideH w:val="single" w:color="auto" w:sz="4" w:space="0"/>
+            <w:insideV w:val="single" w:color="auto" w:sz="4" w:space="0"/>
+          </w:tblBorders>
+          <w:tblCellMar>
+            <w:top w:w="0" w:type="dxa"/>
+            <w:left w:w="108" w:type="dxa"/>
+            <w:bottom w:w="0" w:type="dxa"/>
+            <w:right w:w="108" w:type="dxa"/>
+          </w:tblCellMar>
+        </w:tblPrEx>
+        <w:trPr>
+          <w:trHeight w:val="397" w:hRule="atLeast"/>
+        </w:trPr>
+        <w:tc>
+          <w:tcPr>
+            <w:tcW w:w="1420" w:type="dxa"/>
+            <w:tcBorders>
+              <w:top w:val="single" w:color="000000" w:sz="12" w:space="0"/>
+              <w:left w:val="nil"/>
+              <w:bottom w:val="single" w:color="000000" w:sz="4" w:space="0"/>
+              <w:right w:val="nil"/>
+              <w:tl2br w:val="nil"/>
+            </w:tcBorders>
+            <w:shd w:val="clear" w:color="auto" w:fill="FFFFFF"/>
+            <w:vAlign w:val="center"/>
+          </w:tcPr>
+          <w:p>
+            <w:pPr>
+              <w:pageBreakBefore w:val="0"/>
+              <w:kinsoku/>
+              <w:wordWrap/>
+              <w:overflowPunct/>
+              <w:topLinePunct w:val="0"/>
+              <w:autoSpaceDE/>
+              <w:autoSpaceDN/>
+              <w:bidi w:val="0"/>
+              <w:adjustRightInd/>
+              <w:snapToGrid/>
+              <w:spacing w:line="240" w:lineRule="auto"/>
+              <w:jc w:val="center"/>
+              <w:textAlignment w:val="auto"/>
+              <w:rPr>
+                <w:rFonts w:hint="eastAsia" w:ascii="黑体" w:hAnsi="黑体" w:cs="黑体"/>
+                <w:b w:val="0"/>
+                <w:color w:val="000000"/>
+                <w:sz w:val="28"/>
+                <w:szCs w:val="28"/>
+                <w:lang w:val="en-US" w:eastAsia="zh-CN"/>
+              </w:rPr>
+            </w:pPr>
+            <w:r>
+              <w:rPr>
+                <w:rFonts w:hint="eastAsia" w:ascii="黑体" w:hAnsi="黑体" w:eastAsia="黑体" w:cs="黑体"/>
+                <w:b w:val="0"/>
+                <w:color w:val="000000"/>
+                <w:sz w:val="28"/>
+                <w:szCs w:val="28"/>
+                <w:vertAlign w:val="baseline"/>
+                <w:lang w:val="en-US" w:eastAsia="zh-CN"/>
+              </w:rPr>
+              <w:t>要素</w:t>
+            </w:r>
+          </w:p>
+        </w:tc>
+        <w:tc>
+          <w:tcPr>
+            <w:tcW w:w="7102" w:type="dxa"/>
+            <w:tcBorders>
+              <w:top w:val="single" w:color="000000" w:sz="12" w:space="0"/>
+              <w:left w:val="nil"/>
+              <w:bottom w:val="single" w:color="000000" w:sz="4" w:space="0"/>
+              <w:right w:val="nil"/>
+            </w:tcBorders>
+            <w:shd w:val="clear" w:color="auto" w:fill="FFFFFF"/>
+            <w:vAlign w:val="center"/>
+          </w:tcPr>
+          <w:p>
+            <w:pPr>
+              <w:pageBreakBefore w:val="0"/>
+              <w:kinsoku/>
+              <w:wordWrap/>
+              <w:overflowPunct/>
+              <w:topLinePunct w:val="0"/>
+              <w:autoSpaceDE/>
+              <w:autoSpaceDN/>
+              <w:bidi w:val="0"/>
+              <w:adjustRightInd/>
+              <w:snapToGrid/>
+              <w:spacing w:line="240" w:lineRule="auto"/>
+              <w:jc w:val="center"/>
+              <w:textAlignment w:val="auto"/>
+              <w:rPr>
+                <w:rFonts w:hint="eastAsia" w:ascii="黑体" w:hAnsi="黑体" w:cs="黑体"/>
+                <w:b w:val="0"/>
+                <w:color w:val="000000"/>
+                <w:sz w:val="28"/>
+                <w:szCs w:val="28"/>
+                <w:lang w:val="en-US" w:eastAsia="zh-CN"/>
+              </w:rPr>
+            </w:pPr>
+            <w:r>
+              <w:rPr>
+                <w:rFonts w:hint="eastAsia" w:ascii="黑体" w:hAnsi="黑体" w:eastAsia="黑体" w:cs="黑体"/>
+                <w:sz w:val="28"/>
+                <w:szCs w:val="28"/>
+                <w:lang w:val="en-US" w:eastAsia="zh-CN"/>
+              </w:rPr>
+              <w:t>描述</w:t>
+            </w:r>
+          </w:p>
+        </w:tc>
+      </w:tr>
+      <w:tr>
+        <w:tblPrEx>
+          <w:tblBorders>
+            <w:top w:val="single" w:color="auto" w:sz="4" w:space="0"/>
+            <w:left w:val="single" w:color="auto" w:sz="4" w:space="0"/>
+            <w:bottom w:val="single" w:color="auto" w:sz="4" w:space="0"/>
+            <w:right w:val="single" w:color="auto" w:sz="4" w:space="0"/>
+            <w:insideH w:val="single" w:color="auto" w:sz="4" w:space="0"/>
+            <w:insideV w:val="single" w:color="auto" w:sz="4" w:space="0"/>
+          </w:tblBorders>
+          <w:tblCellMar>
+            <w:top w:w="0" w:type="dxa"/>
+            <w:left w:w="108" w:type="dxa"/>
+            <w:bottom w:w="0" w:type="dxa"/>
+            <w:right w:w="108" w:type="dxa"/>
+          </w:tblCellMar>
+        </w:tblPrEx>
+        <w:trPr>
+          <w:trHeight w:val="397" w:hRule="atLeast"/>
+        </w:trPr>
+        <w:tc>
+          <w:tcPr>
+            <w:tcW w:w="1420" w:type="dxa"/>
+            <w:tcBorders>
+              <w:top w:val="single" w:color="000000" w:sz="4" w:space="0"/>
+              <w:left w:val="nil"/>
+              <w:bottom w:val="nil"/>
+              <w:right w:val="nil"/>
+            </w:tcBorders>
+            <w:shd w:val="clear" w:color="auto" w:fill="FFFFFF"/>
+            <w:vAlign w:val="center"/>
+          </w:tcPr>
+          <w:p>
+            <w:pPr>
+              <w:pageBreakBefore w:val="0"/>
+              <w:kinsoku/>
+              <w:wordWrap/>
+              <w:overflowPunct/>
+              <w:topLinePunct w:val="0"/>
+              <w:autoSpaceDE/>
+              <w:autoSpaceDN/>
+              <w:bidi w:val="0"/>
+              <w:adjustRightInd/>
+              <w:snapToGrid/>
+              <w:spacing w:line="240" w:lineRule="auto"/>
+              <w:jc w:val="center"/>
+              <w:textAlignment w:val="auto"/>
+              <w:rPr>
+                <w:rFonts w:hint="eastAsia" w:ascii="黑体" w:hAnsi="黑体" w:cs="黑体"/>
+                <w:b w:val="0"/>
+                <w:color w:val="000000"/>
+                <w:sz w:val="28"/>
+                <w:szCs w:val="28"/>
+                <w:lang w:val="en-US" w:eastAsia="zh-CN"/>
+              </w:rPr>
+            </w:pPr>
+            <w:r>
+              <w:rPr>
+                <w:rFonts w:hint="eastAsia" w:asciiTheme="minorEastAsia" w:hAnsiTheme="minorEastAsia" w:cstheme="minorEastAsia"/>
+                <w:b w:val="0"/>
+                <w:color w:val="000000"/>
+                <w:sz w:val="28"/>
+                <w:szCs w:val="28"/>
+                <w:vertAlign w:val="baseline"/>
+                <w:lang w:val="en-US" w:eastAsia="zh-CN"/>
+              </w:rPr>
+              <w:t>问题</w:t>
+            </w:r>
+          </w:p>
+        </w:tc>
+        <w:tc>
+          <w:tcPr>
+            <w:tcW w:w="7102" w:type="dxa"/>
+            <w:tcBorders>
+              <w:top w:val="single" w:color="000000" w:sz="4" w:space="0"/>
+              <w:left w:val="nil"/>
+              <w:bottom w:val="nil"/>
+              <w:right w:val="nil"/>
+            </w:tcBorders>
+            <w:shd w:val="clear" w:color="auto" w:fill="FFFFFF"/>
+            <w:vAlign w:val="center"/>
+          </w:tcPr>
+          <w:p>
+            <w:pPr>
+              <w:pageBreakBefore w:val="0"/>
+              <w:kinsoku/>
+              <w:wordWrap/>
+              <w:overflowPunct/>
+              <w:topLinePunct w:val="0"/>
+              <w:autoSpaceDE/>
+              <w:autoSpaceDN/>
+              <w:bidi w:val="0"/>
+              <w:adjustRightInd/>
+              <w:snapToGrid/>
+              <w:spacing w:line="240" w:lineRule="auto"/>
+              <w:jc w:val="left"/>
+              <w:textAlignment w:val="auto"/>
+              <w:rPr>
+                <w:rFonts w:hint="default" w:ascii="黑体" w:hAnsi="黑体" w:cs="黑体"/>
+                <w:b w:val="0"/>
+                <w:color w:val="000000"/>
+                <w:sz w:val="28"/>
+                <w:szCs w:val="28"/>
+                <w:lang w:val="en-US" w:eastAsia="zh-CN"/>
+              </w:rPr>
+            </w:pPr>
+            <w:r>
+              <w:rPr>
+                <w:rFonts w:hint="eastAsia" w:ascii="黑体" w:hAnsi="黑体" w:cs="黑体"/>
+                <w:b w:val="0"/>
+                <w:color w:val="000000"/>
+                <w:sz w:val="28"/>
+                <w:szCs w:val="28"/>
+                <w:lang w:val="en-US" w:eastAsia="zh-CN"/>
+              </w:rPr>
+              <w:t>造假问题、版权问题：画师可能用AI生成的图片来糊弄买方，也可能是盗用其他画师的作品，导致版权纠纷</w:t>
+            </w:r>
+          </w:p>
+        </w:tc>
+      </w:tr>
+      <w:tr>
+        <w:tblPrEx>
+          <w:tblBorders>
+            <w:top w:val="single" w:color="auto" w:sz="4" w:space="0"/>
+            <w:left w:val="single" w:color="auto" w:sz="4" w:space="0"/>
+            <w:bottom w:val="single" w:color="auto" w:sz="4" w:space="0"/>
+            <w:right w:val="single" w:color="auto" w:sz="4" w:space="0"/>
+            <w:insideH w:val="single" w:color="auto" w:sz="4" w:space="0"/>
+            <w:insideV w:val="single" w:color="auto" w:sz="4" w:space="0"/>
+          </w:tblBorders>
+          <w:tblCellMar>
+            <w:top w:w="0" w:type="dxa"/>
+            <w:left w:w="108" w:type="dxa"/>
+            <w:bottom w:w="0" w:type="dxa"/>
+            <w:right w:w="108" w:type="dxa"/>
+          </w:tblCellMar>
+        </w:tblPrEx>
+        <w:trPr>
+          <w:trHeight w:val="397" w:hRule="atLeast"/>
+        </w:trPr>
+        <w:tc>
+          <w:tcPr>
+            <w:tcW w:w="1420" w:type="dxa"/>
+            <w:tcBorders>
+              <w:top w:val="nil"/>
+              <w:left w:val="nil"/>
+              <w:bottom w:val="nil"/>
+              <w:right w:val="nil"/>
+            </w:tcBorders>
+            <w:shd w:val="clear" w:color="auto" w:fill="FFFFFF"/>
+            <w:vAlign w:val="center"/>
+          </w:tcPr>
+          <w:p>
+            <w:pPr>
+              <w:pageBreakBefore w:val="0"/>
+              <w:kinsoku/>
+              <w:wordWrap/>
+              <w:overflowPunct/>
+              <w:topLinePunct w:val="0"/>
+              <w:autoSpaceDE/>
+              <w:autoSpaceDN/>
+              <w:bidi w:val="0"/>
+              <w:adjustRightInd/>
+              <w:snapToGrid/>
+              <w:spacing w:line="240" w:lineRule="auto"/>
+              <w:jc w:val="center"/>
+              <w:textAlignment w:val="auto"/>
+              <w:rPr>
+                <w:rFonts w:hint="eastAsia" w:ascii="黑体" w:hAnsi="黑体" w:cs="黑体"/>
+                <w:b w:val="0"/>
+                <w:color w:val="000000"/>
+                <w:sz w:val="28"/>
+                <w:szCs w:val="28"/>
+                <w:lang w:val="en-US" w:eastAsia="zh-CN"/>
+              </w:rPr>
+            </w:pPr>
+            <w:r>
+              <w:rPr>
+                <w:rFonts w:hint="eastAsia" w:asciiTheme="minorEastAsia" w:hAnsiTheme="minorEastAsia" w:cstheme="minorEastAsia"/>
+                <w:b w:val="0"/>
+                <w:color w:val="000000"/>
+                <w:sz w:val="28"/>
+                <w:szCs w:val="28"/>
+                <w:vertAlign w:val="baseline"/>
+                <w:lang w:val="en-US" w:eastAsia="zh-CN"/>
+              </w:rPr>
+              <w:t>影响</w:t>
+            </w:r>
+          </w:p>
+        </w:tc>
+        <w:tc>
+          <w:tcPr>
+            <w:tcW w:w="7102" w:type="dxa"/>
+            <w:tcBorders>
+              <w:top w:val="nil"/>
+              <w:left w:val="nil"/>
+              <w:bottom w:val="nil"/>
+              <w:right w:val="nil"/>
+            </w:tcBorders>
+            <w:shd w:val="clear" w:color="auto" w:fill="FFFFFF"/>
+            <w:vAlign w:val="center"/>
+          </w:tcPr>
+          <w:p>
+            <w:pPr>
+              <w:pageBreakBefore w:val="0"/>
+              <w:kinsoku/>
+              <w:wordWrap/>
+              <w:overflowPunct/>
+              <w:topLinePunct w:val="0"/>
+              <w:autoSpaceDE/>
+              <w:autoSpaceDN/>
+              <w:bidi w:val="0"/>
+              <w:adjustRightInd/>
+              <w:snapToGrid/>
+              <w:spacing w:line="240" w:lineRule="auto"/>
+              <w:jc w:val="left"/>
+              <w:textAlignment w:val="auto"/>
+              <w:rPr>
+                <w:rFonts w:hint="default" w:ascii="黑体" w:hAnsi="黑体" w:cs="黑体"/>
+                <w:b w:val="0"/>
+                <w:color w:val="000000"/>
+                <w:sz w:val="28"/>
+                <w:szCs w:val="28"/>
+                <w:lang w:val="en-US" w:eastAsia="zh-CN"/>
+              </w:rPr>
+            </w:pPr>
+            <w:r>
+              <w:rPr>
+                <w:rFonts w:hint="eastAsia" w:ascii="黑体" w:hAnsi="黑体" w:cs="黑体"/>
+                <w:b w:val="0"/>
+                <w:color w:val="000000"/>
+                <w:sz w:val="28"/>
+                <w:szCs w:val="28"/>
+                <w:lang w:val="en-US" w:eastAsia="zh-CN"/>
+              </w:rPr>
+              <w:t>引起</w:t>
+            </w:r>
+            <w:r>
+              <w:rPr>
+                <w:rFonts w:hint="eastAsia" w:ascii="黑体" w:hAnsi="黑体" w:cs="黑体"/>
+                <w:b/>
+                <w:bCs/>
+                <w:color w:val="000000"/>
+                <w:sz w:val="28"/>
+                <w:szCs w:val="28"/>
+                <w:lang w:val="en-US" w:eastAsia="zh-CN"/>
+              </w:rPr>
+              <w:t>购画者</w:t>
+            </w:r>
+            <w:r>
+              <w:rPr>
+                <w:rFonts w:hint="eastAsia" w:ascii="黑体" w:hAnsi="黑体" w:cs="黑体"/>
+                <w:b w:val="0"/>
+                <w:color w:val="000000"/>
+                <w:sz w:val="28"/>
+                <w:szCs w:val="28"/>
+                <w:lang w:val="en-US" w:eastAsia="zh-CN"/>
+              </w:rPr>
+              <w:t>的信任危机；给</w:t>
+            </w:r>
+            <w:r>
+              <w:rPr>
+                <w:rFonts w:hint="eastAsia" w:ascii="黑体" w:hAnsi="黑体" w:cs="黑体"/>
+                <w:b/>
+                <w:bCs/>
+                <w:color w:val="000000"/>
+                <w:sz w:val="28"/>
+                <w:szCs w:val="28"/>
+                <w:lang w:val="en-US" w:eastAsia="zh-CN"/>
+              </w:rPr>
+              <w:t>购画者</w:t>
+            </w:r>
+            <w:r>
+              <w:rPr>
+                <w:rFonts w:hint="eastAsia" w:ascii="黑体" w:hAnsi="黑体" w:cs="黑体"/>
+                <w:b w:val="0"/>
+                <w:color w:val="000000"/>
+                <w:sz w:val="28"/>
+                <w:szCs w:val="28"/>
+                <w:lang w:val="en-US" w:eastAsia="zh-CN"/>
+              </w:rPr>
+              <w:t>带来麻烦，给平台造成不好的风评和经济损失</w:t>
+            </w:r>
+          </w:p>
+        </w:tc>
+      </w:tr>
+      <w:tr>
+        <w:tblPrEx>
+          <w:tblBorders>
+            <w:top w:val="single" w:color="auto" w:sz="4" w:space="0"/>
+            <w:left w:val="single" w:color="auto" w:sz="4" w:space="0"/>
+            <w:bottom w:val="single" w:color="auto" w:sz="4" w:space="0"/>
+            <w:right w:val="single" w:color="auto" w:sz="4" w:space="0"/>
+            <w:insideH w:val="single" w:color="auto" w:sz="4" w:space="0"/>
+            <w:insideV w:val="single" w:color="auto" w:sz="4" w:space="0"/>
+          </w:tblBorders>
+          <w:tblCellMar>
+            <w:top w:w="0" w:type="dxa"/>
+            <w:left w:w="108" w:type="dxa"/>
+            <w:bottom w:w="0" w:type="dxa"/>
+            <w:right w:w="108" w:type="dxa"/>
+          </w:tblCellMar>
+        </w:tblPrEx>
+        <w:trPr>
+          <w:trHeight w:val="397" w:hRule="atLeast"/>
+        </w:trPr>
+        <w:tc>
+          <w:tcPr>
+            <w:tcW w:w="1420" w:type="dxa"/>
+            <w:tcBorders>
+              <w:top w:val="nil"/>
+              <w:left w:val="nil"/>
+              <w:bottom w:val="single" w:color="000000" w:sz="12" w:space="0"/>
+              <w:right w:val="nil"/>
+            </w:tcBorders>
+            <w:shd w:val="clear" w:color="auto" w:fill="FFFFFF"/>
+            <w:vAlign w:val="center"/>
+          </w:tcPr>
+          <w:p>
+            <w:pPr>
+              <w:pageBreakBefore w:val="0"/>
+              <w:kinsoku/>
+              <w:wordWrap/>
+              <w:overflowPunct/>
+              <w:topLinePunct w:val="0"/>
+              <w:autoSpaceDE/>
+              <w:autoSpaceDN/>
+              <w:bidi w:val="0"/>
+              <w:adjustRightInd/>
+              <w:snapToGrid/>
+              <w:spacing w:line="240" w:lineRule="auto"/>
+              <w:jc w:val="center"/>
+              <w:textAlignment w:val="auto"/>
+              <w:rPr>
+                <w:rFonts w:hint="eastAsia" w:ascii="黑体" w:hAnsi="黑体" w:cs="黑体"/>
+                <w:b w:val="0"/>
+                <w:color w:val="000000"/>
+                <w:sz w:val="28"/>
+                <w:szCs w:val="28"/>
+                <w:lang w:val="en-US" w:eastAsia="zh-CN"/>
+              </w:rPr>
+            </w:pPr>
+            <w:r>
+              <w:rPr>
+                <w:rFonts w:hint="eastAsia" w:asciiTheme="minorEastAsia" w:hAnsiTheme="minorEastAsia" w:cstheme="minorEastAsia"/>
+                <w:b w:val="0"/>
+                <w:color w:val="000000"/>
+                <w:sz w:val="28"/>
+                <w:szCs w:val="28"/>
+                <w:vertAlign w:val="baseline"/>
+                <w:lang w:val="en-US" w:eastAsia="zh-CN"/>
+              </w:rPr>
+              <w:t>方案</w:t>
+            </w:r>
+          </w:p>
+        </w:tc>
+        <w:tc>
+          <w:tcPr>
+            <w:tcW w:w="7102" w:type="dxa"/>
+            <w:tcBorders>
+              <w:top w:val="nil"/>
+              <w:left w:val="nil"/>
+              <w:bottom w:val="single" w:color="000000" w:sz="12" w:space="0"/>
+              <w:right w:val="nil"/>
+            </w:tcBorders>
+            <w:shd w:val="clear" w:color="auto" w:fill="FFFFFF"/>
+            <w:vAlign w:val="center"/>
+          </w:tcPr>
+          <w:p>
+            <w:pPr>
+              <w:pageBreakBefore w:val="0"/>
+              <w:kinsoku/>
+              <w:wordWrap/>
+              <w:overflowPunct/>
+              <w:topLinePunct w:val="0"/>
+              <w:autoSpaceDE/>
+              <w:autoSpaceDN/>
+              <w:bidi w:val="0"/>
+              <w:adjustRightInd/>
+              <w:snapToGrid/>
+              <w:spacing w:line="240" w:lineRule="auto"/>
+              <w:jc w:val="left"/>
+              <w:textAlignment w:val="auto"/>
+              <w:rPr>
+                <w:rFonts w:hint="default" w:ascii="黑体" w:hAnsi="黑体" w:cs="黑体"/>
+                <w:b w:val="0"/>
+                <w:color w:val="000000"/>
+                <w:sz w:val="28"/>
+                <w:szCs w:val="28"/>
+                <w:lang w:val="en-US" w:eastAsia="zh-CN"/>
+              </w:rPr>
+            </w:pPr>
+            <w:r>
+              <w:rPr>
+                <w:rFonts w:hint="eastAsia" w:ascii="黑体" w:hAnsi="黑体" w:cs="黑体"/>
+                <w:b w:val="0"/>
+                <w:color w:val="000000"/>
+                <w:sz w:val="28"/>
+                <w:szCs w:val="28"/>
+                <w:lang w:val="en-US" w:eastAsia="zh-CN"/>
+              </w:rPr>
+              <w:t>售画者必须实名认证，并且达到一定诚信等级或经认证没有信誉问题；建立恶意经营惩罚机制，严重的，要追究法律责任</w:t>
+            </w:r>
+          </w:p>
+        </w:tc>
+      </w:tr>
+    </w:tbl>
+    <w:p>
+      <w:pPr>
+        <w:pageBreakBefore w:val="0"/>
+        <w:kinsoku/>
+        <w:wordWrap/>
+        <w:overflowPunct/>
+        <w:topLinePunct w:val="0"/>
+        <w:autoSpaceDE/>
+        <w:autoSpaceDN/>
+        <w:bidi w:val="0"/>
+        <w:adjustRightInd/>
+        <w:snapToGrid/>
+        <w:spacing w:line="240" w:lineRule="auto"/>
+        <w:textAlignment w:val="auto"/>
+        <w:rPr>
+          <w:rFonts w:hint="eastAsia" w:ascii="黑体" w:hAnsi="黑体" w:cs="黑体"/>
+          <w:sz w:val="28"/>
+          <w:szCs w:val="28"/>
+          <w:lang w:val="en-US" w:eastAsia="zh-CN"/>
+        </w:rPr>
+      </w:pPr>
+    </w:p>
+    <w:p>
+      <w:pPr>
+        <w:pageBreakBefore w:val="0"/>
+        <w:kinsoku/>
+        <w:wordWrap/>
+        <w:overflowPunct/>
+        <w:topLinePunct w:val="0"/>
+        <w:autoSpaceDE/>
+        <w:autoSpaceDN/>
+        <w:bidi w:val="0"/>
+        <w:adjustRightInd/>
+        <w:snapToGrid/>
+        <w:spacing w:line="240" w:lineRule="auto"/>
+        <w:textAlignment w:val="auto"/>
+        <w:rPr>
+          <w:rFonts w:hint="eastAsia" w:ascii="黑体" w:hAnsi="黑体" w:cs="黑体"/>
+          <w:sz w:val="28"/>
+          <w:szCs w:val="28"/>
+          <w:lang w:val="en-US" w:eastAsia="zh-CN"/>
+        </w:rPr>
+      </w:pPr>
+      <w:r>
+        <w:rPr>
+          <w:rFonts w:hint="eastAsia" w:ascii="黑体" w:hAnsi="黑体" w:cs="黑体"/>
+          <w:sz w:val="28"/>
+          <w:szCs w:val="28"/>
+          <w:lang w:val="en-US" w:eastAsia="zh-CN"/>
+        </w:rPr>
+        <w:t>问题四</w:t>
+      </w:r>
+    </w:p>
+    <w:tbl>
+      <w:tblPr>
+        <w:tblStyle w:val="13"/>
+        <w:tblW w:w="0" w:type="auto"/>
+        <w:tblInd w:w="0" w:type="dxa"/>
+        <w:tblBorders>
+          <w:top w:val="single" w:color="auto" w:sz="4" w:space="0"/>
+          <w:left w:val="single" w:color="auto" w:sz="4" w:space="0"/>
+          <w:bottom w:val="single" w:color="auto" w:sz="4" w:space="0"/>
+          <w:right w:val="single" w:color="auto" w:sz="4" w:space="0"/>
+          <w:insideH w:val="single" w:color="auto" w:sz="4" w:space="0"/>
+          <w:insideV w:val="single" w:color="auto" w:sz="4" w:space="0"/>
+        </w:tblBorders>
+        <w:tblLayout w:type="autofit"/>
+        <w:tblCellMar>
+          <w:top w:w="0" w:type="dxa"/>
+          <w:left w:w="108" w:type="dxa"/>
+          <w:bottom w:w="0" w:type="dxa"/>
+          <w:right w:w="108" w:type="dxa"/>
+        </w:tblCellMar>
+      </w:tblPr>
+      <w:tblGrid>
+        <w:gridCol w:w="1420"/>
+        <w:gridCol w:w="7102"/>
+      </w:tblGrid>
+      <w:tr>
+        <w:tblPrEx>
+          <w:tblBorders>
+            <w:top w:val="single" w:color="auto" w:sz="4" w:space="0"/>
+            <w:left w:val="single" w:color="auto" w:sz="4" w:space="0"/>
+            <w:bottom w:val="single" w:color="auto" w:sz="4" w:space="0"/>
+            <w:right w:val="single" w:color="auto" w:sz="4" w:space="0"/>
+            <w:insideH w:val="single" w:color="auto" w:sz="4" w:space="0"/>
+            <w:insideV w:val="single" w:color="auto" w:sz="4" w:space="0"/>
+          </w:tblBorders>
+          <w:tblCellMar>
+            <w:top w:w="0" w:type="dxa"/>
+            <w:left w:w="108" w:type="dxa"/>
+            <w:bottom w:w="0" w:type="dxa"/>
+            <w:right w:w="108" w:type="dxa"/>
+          </w:tblCellMar>
+        </w:tblPrEx>
+        <w:trPr>
+          <w:trHeight w:val="397" w:hRule="atLeast"/>
+        </w:trPr>
+        <w:tc>
+          <w:tcPr>
+            <w:tcW w:w="1420" w:type="dxa"/>
+            <w:tcBorders>
+              <w:top w:val="single" w:color="000000" w:sz="12" w:space="0"/>
+              <w:left w:val="nil"/>
+              <w:bottom w:val="single" w:color="000000" w:sz="4" w:space="0"/>
+              <w:right w:val="nil"/>
+              <w:tl2br w:val="nil"/>
+            </w:tcBorders>
+            <w:shd w:val="clear" w:color="auto" w:fill="FFFFFF"/>
+            <w:vAlign w:val="center"/>
+          </w:tcPr>
+          <w:p>
+            <w:pPr>
+              <w:pageBreakBefore w:val="0"/>
+              <w:kinsoku/>
+              <w:wordWrap/>
+              <w:overflowPunct/>
+              <w:topLinePunct w:val="0"/>
+              <w:autoSpaceDE/>
+              <w:autoSpaceDN/>
+              <w:bidi w:val="0"/>
+              <w:adjustRightInd/>
+              <w:snapToGrid/>
+              <w:spacing w:line="240" w:lineRule="auto"/>
+              <w:jc w:val="center"/>
+              <w:textAlignment w:val="auto"/>
+              <w:rPr>
+                <w:rFonts w:hint="eastAsia" w:ascii="黑体" w:hAnsi="黑体" w:cs="黑体"/>
+                <w:b w:val="0"/>
+                <w:color w:val="000000"/>
+                <w:sz w:val="28"/>
+                <w:szCs w:val="28"/>
+                <w:lang w:val="en-US" w:eastAsia="zh-CN"/>
+              </w:rPr>
+            </w:pPr>
+            <w:r>
+              <w:rPr>
+                <w:rFonts w:hint="eastAsia" w:ascii="黑体" w:hAnsi="黑体" w:eastAsia="黑体" w:cs="黑体"/>
+                <w:b w:val="0"/>
+                <w:color w:val="000000"/>
+                <w:sz w:val="28"/>
+                <w:szCs w:val="28"/>
+                <w:vertAlign w:val="baseline"/>
+                <w:lang w:val="en-US" w:eastAsia="zh-CN"/>
+              </w:rPr>
+              <w:t>要素</w:t>
+            </w:r>
+          </w:p>
+        </w:tc>
+        <w:tc>
+          <w:tcPr>
+            <w:tcW w:w="7102" w:type="dxa"/>
+            <w:tcBorders>
+              <w:top w:val="single" w:color="000000" w:sz="12" w:space="0"/>
+              <w:left w:val="nil"/>
+              <w:bottom w:val="single" w:color="000000" w:sz="4" w:space="0"/>
+              <w:right w:val="nil"/>
+            </w:tcBorders>
+            <w:shd w:val="clear" w:color="auto" w:fill="FFFFFF"/>
+            <w:vAlign w:val="center"/>
+          </w:tcPr>
+          <w:p>
+            <w:pPr>
+              <w:pageBreakBefore w:val="0"/>
+              <w:kinsoku/>
+              <w:wordWrap/>
+              <w:overflowPunct/>
+              <w:topLinePunct w:val="0"/>
+              <w:autoSpaceDE/>
+              <w:autoSpaceDN/>
+              <w:bidi w:val="0"/>
+              <w:adjustRightInd/>
+              <w:snapToGrid/>
+              <w:spacing w:line="240" w:lineRule="auto"/>
+              <w:jc w:val="center"/>
+              <w:textAlignment w:val="auto"/>
+              <w:rPr>
+                <w:rFonts w:hint="eastAsia" w:ascii="黑体" w:hAnsi="黑体" w:cs="黑体"/>
+                <w:b w:val="0"/>
+                <w:color w:val="000000"/>
+                <w:sz w:val="28"/>
+                <w:szCs w:val="28"/>
+                <w:lang w:val="en-US" w:eastAsia="zh-CN"/>
+              </w:rPr>
+            </w:pPr>
+            <w:r>
+              <w:rPr>
+                <w:rFonts w:hint="eastAsia" w:ascii="黑体" w:hAnsi="黑体" w:eastAsia="黑体" w:cs="黑体"/>
+                <w:sz w:val="28"/>
+                <w:szCs w:val="28"/>
+                <w:lang w:val="en-US" w:eastAsia="zh-CN"/>
+              </w:rPr>
+              <w:t>描述</w:t>
+            </w:r>
+          </w:p>
+        </w:tc>
+      </w:tr>
+      <w:tr>
+        <w:tblPrEx>
+          <w:tblBorders>
+            <w:top w:val="single" w:color="auto" w:sz="4" w:space="0"/>
+            <w:left w:val="single" w:color="auto" w:sz="4" w:space="0"/>
+            <w:bottom w:val="single" w:color="auto" w:sz="4" w:space="0"/>
+            <w:right w:val="single" w:color="auto" w:sz="4" w:space="0"/>
+            <w:insideH w:val="single" w:color="auto" w:sz="4" w:space="0"/>
+            <w:insideV w:val="single" w:color="auto" w:sz="4" w:space="0"/>
+          </w:tblBorders>
+          <w:tblCellMar>
+            <w:top w:w="0" w:type="dxa"/>
+            <w:left w:w="108" w:type="dxa"/>
+            <w:bottom w:w="0" w:type="dxa"/>
+            <w:right w:w="108" w:type="dxa"/>
+          </w:tblCellMar>
+        </w:tblPrEx>
+        <w:trPr>
+          <w:trHeight w:val="397" w:hRule="atLeast"/>
+        </w:trPr>
+        <w:tc>
+          <w:tcPr>
+            <w:tcW w:w="1420" w:type="dxa"/>
+            <w:tcBorders>
+              <w:top w:val="single" w:color="000000" w:sz="4" w:space="0"/>
+              <w:left w:val="nil"/>
+              <w:bottom w:val="nil"/>
+              <w:right w:val="nil"/>
+            </w:tcBorders>
+            <w:shd w:val="clear" w:color="auto" w:fill="FFFFFF"/>
+            <w:vAlign w:val="center"/>
+          </w:tcPr>
+          <w:p>
+            <w:pPr>
+              <w:pageBreakBefore w:val="0"/>
+              <w:kinsoku/>
+              <w:wordWrap/>
+              <w:overflowPunct/>
+              <w:topLinePunct w:val="0"/>
+              <w:autoSpaceDE/>
+              <w:autoSpaceDN/>
+              <w:bidi w:val="0"/>
+              <w:adjustRightInd/>
+              <w:snapToGrid/>
+              <w:spacing w:line="240" w:lineRule="auto"/>
+              <w:jc w:val="center"/>
+              <w:textAlignment w:val="auto"/>
+              <w:rPr>
                 <w:rFonts w:hint="eastAsia" w:ascii="黑体" w:hAnsi="黑体" w:cs="黑体"/>
                 <w:b w:val="0"/>
                 <w:color w:val="000000"/>
@@ -17512,7 +17455,7 @@
           <w:lang w:val="en-US" w:eastAsia="zh-CN"/>
         </w:rPr>
       </w:pPr>
-      <w:bookmarkStart w:id="11" w:name="_Toc16708"/>
+      <w:bookmarkStart w:id="11" w:name="_Toc27833"/>
       <w:r>
         <w:rPr>
           <w:rFonts w:hint="default" w:ascii="Arial" w:hAnsi="Arial" w:cs="Arial"/>
@@ -17558,7 +17501,7 @@
           <w:lang w:val="en-US" w:eastAsia="zh-CN"/>
         </w:rPr>
       </w:pPr>
-      <w:bookmarkStart w:id="12" w:name="_Toc1968"/>
+      <w:bookmarkStart w:id="12" w:name="_Toc29272"/>
       <w:r>
         <w:rPr>
           <w:rFonts w:hint="default" w:ascii="Arial" w:hAnsi="Arial" w:cs="Arial"/>
@@ -18435,7 +18378,7 @@
           <w:lang w:val="en-US" w:eastAsia="zh-CN"/>
         </w:rPr>
       </w:pPr>
-      <w:bookmarkStart w:id="13" w:name="_Toc18129"/>
+      <w:bookmarkStart w:id="13" w:name="_Toc29174"/>
       <w:r>
         <w:rPr>
           <w:rFonts w:hint="default" w:ascii="Arial" w:hAnsi="Arial" w:cs="Arial"/>
@@ -20173,7 +20116,7 @@
           <w:lang w:val="en-US" w:eastAsia="zh-CN"/>
         </w:rPr>
       </w:pPr>
-      <w:bookmarkStart w:id="14" w:name="_Toc30514"/>
+      <w:bookmarkStart w:id="14" w:name="_Toc24031"/>
       <w:r>
         <w:rPr>
           <w:rFonts w:hint="eastAsia" w:ascii="Arial" w:hAnsi="Arial" w:cs="Arial"/>
@@ -21133,7 +21076,7 @@
           <w:lang w:val="en-US" w:eastAsia="zh-CN"/>
         </w:rPr>
       </w:pPr>
-      <w:bookmarkStart w:id="15" w:name="_Toc28152"/>
+      <w:bookmarkStart w:id="15" w:name="_Toc17735"/>
       <w:r>
         <w:rPr>
           <w:rFonts w:hint="default" w:ascii="Arial" w:hAnsi="Arial" w:cs="Arial"/>
@@ -22392,7 +22335,7 @@
           <w:lang w:val="en-US" w:eastAsia="zh-CN"/>
         </w:rPr>
       </w:pPr>
-      <w:bookmarkStart w:id="16" w:name="_Toc15964"/>
+      <w:bookmarkStart w:id="16" w:name="_Toc2900"/>
       <w:r>
         <w:rPr>
           <w:rFonts w:hint="eastAsia"/>
@@ -22424,7 +22367,7 @@
           <w:lang w:val="en-US" w:eastAsia="zh-CN"/>
         </w:rPr>
       </w:pPr>
-      <w:bookmarkStart w:id="17" w:name="_Toc2489"/>
+      <w:bookmarkStart w:id="17" w:name="_Toc2894"/>
       <w:r>
         <w:rPr>
           <w:rFonts w:hint="default" w:ascii="Arial" w:hAnsi="Arial" w:cs="Arial" w:eastAsiaTheme="majorEastAsia"/>
@@ -25233,7 +25176,7 @@
           <w:lang w:val="en-US" w:eastAsia="zh-CN"/>
         </w:rPr>
       </w:pPr>
-      <w:bookmarkStart w:id="18" w:name="_Toc8689"/>
+      <w:bookmarkStart w:id="18" w:name="_Toc46"/>
       <w:r>
         <w:rPr>
           <w:rFonts w:hint="default" w:ascii="Arial" w:hAnsi="Arial" w:cs="Arial" w:eastAsiaTheme="majorEastAsia"/>
@@ -25994,7 +25937,7 @@
           <w:lang w:val="en-US" w:eastAsia="zh-CN"/>
         </w:rPr>
       </w:pPr>
-      <w:bookmarkStart w:id="19" w:name="_Toc6798"/>
+      <w:bookmarkStart w:id="19" w:name="_Toc16792"/>
       <w:r>
         <w:rPr>
           <w:rFonts w:hint="eastAsia"/>
@@ -26024,7 +25967,7 @@
           <w:lang w:val="en-US" w:eastAsia="zh-CN"/>
         </w:rPr>
       </w:pPr>
-      <w:bookmarkStart w:id="20" w:name="_Toc7255"/>
+      <w:bookmarkStart w:id="20" w:name="_Toc25069"/>
       <w:r>
         <w:rPr>
           <w:rFonts w:hint="eastAsia"/>
@@ -31501,7 +31444,7 @@
           <w:lang w:val="en-US" w:eastAsia="zh-CN"/>
         </w:rPr>
       </w:pPr>
-      <w:bookmarkStart w:id="21" w:name="_Toc1482"/>
+      <w:bookmarkStart w:id="21" w:name="_Toc17699"/>
       <w:r>
         <w:rPr>
           <w:rFonts w:hint="eastAsia"/>
@@ -32085,7 +32028,7 @@
           <w:lang w:val="en-US" w:eastAsia="zh-CN"/>
         </w:rPr>
       </w:pPr>
-      <w:bookmarkStart w:id="22" w:name="_Toc10231"/>
+      <w:bookmarkStart w:id="22" w:name="_Toc14611"/>
       <w:r>
         <w:rPr>
           <w:rFonts w:hint="eastAsia"/>
@@ -32107,7 +32050,7 @@
           <w:lang w:val="en-US" w:eastAsia="zh-CN"/>
         </w:rPr>
       </w:pPr>
-      <w:bookmarkStart w:id="23" w:name="_Toc25870"/>
+      <w:bookmarkStart w:id="23" w:name="_Toc1532"/>
       <w:r>
         <w:rPr>
           <w:rFonts w:hint="default" w:ascii="Arial" w:hAnsi="Arial" w:cs="Arial" w:eastAsiaTheme="majorEastAsia"/>
@@ -32310,7 +32253,7 @@
           <w:lang w:val="en-US" w:eastAsia="zh-CN"/>
         </w:rPr>
       </w:pPr>
-      <w:bookmarkStart w:id="24" w:name="_Toc17761"/>
+      <w:bookmarkStart w:id="24" w:name="_Toc24768"/>
       <w:r>
         <w:rPr>
           <w:rFonts w:hint="default" w:ascii="Arial" w:hAnsi="Arial" w:cs="Arial" w:eastAsiaTheme="majorEastAsia"/>
@@ -32553,7 +32496,7 @@
           <w:lang w:val="en-US" w:eastAsia="zh-CN"/>
         </w:rPr>
       </w:pPr>
-      <w:bookmarkStart w:id="25" w:name="_Toc5715"/>
+      <w:bookmarkStart w:id="25" w:name="_Toc6378"/>
       <w:r>
         <w:rPr>
           <w:rFonts w:hint="eastAsia"/>
@@ -32575,7 +32518,7 @@
           <w:lang w:val="en-US" w:eastAsia="zh-CN"/>
         </w:rPr>
       </w:pPr>
-      <w:bookmarkStart w:id="26" w:name="_Toc25512"/>
+      <w:bookmarkStart w:id="26" w:name="_Toc12351"/>
       <w:r>
         <w:rPr>
           <w:rFonts w:hint="default" w:ascii="Arial" w:hAnsi="Arial" w:cs="Arial" w:eastAsiaTheme="majorEastAsia"/>
@@ -34334,7 +34277,7 @@
           <w:lang w:val="en-US" w:eastAsia="zh-CN"/>
         </w:rPr>
       </w:pPr>
-      <w:bookmarkStart w:id="27" w:name="_Toc14683"/>
+      <w:bookmarkStart w:id="27" w:name="_Toc7992"/>
       <w:r>
         <w:rPr>
           <w:rFonts w:hint="default" w:ascii="Arial" w:hAnsi="Arial" w:cs="Arial" w:eastAsiaTheme="majorEastAsia"/>
@@ -39492,7 +39435,7 @@
           <w:lang w:val="en-US" w:eastAsia="zh-CN"/>
         </w:rPr>
       </w:pPr>
-      <w:bookmarkStart w:id="28" w:name="_Toc17562"/>
+      <w:bookmarkStart w:id="28" w:name="_Toc5649"/>
       <w:r>
         <w:rPr>
           <w:rFonts w:hint="default" w:ascii="Arial" w:hAnsi="Arial" w:cs="Arial" w:eastAsiaTheme="majorEastAsia"/>
@@ -41853,7 +41796,7 @@
           <w:lang w:val="en-US" w:eastAsia="zh-CN"/>
         </w:rPr>
       </w:pPr>
-      <w:bookmarkStart w:id="29" w:name="_Toc28036"/>
+      <w:bookmarkStart w:id="29" w:name="_Toc32294"/>
       <w:r>
         <w:rPr>
           <w:rFonts w:hint="default" w:ascii="Arial" w:hAnsi="Arial" w:cs="Arial" w:eastAsiaTheme="majorEastAsia"/>
@@ -43419,7 +43362,7 @@
           <w:lang w:val="en-US" w:eastAsia="zh-CN"/>
         </w:rPr>
       </w:pPr>
-      <w:bookmarkStart w:id="30" w:name="_Toc960"/>
+      <w:bookmarkStart w:id="30" w:name="_Toc22583"/>
       <w:r>
         <w:rPr>
           <w:rFonts w:hint="eastAsia"/>
@@ -43469,7 +43412,7 @@
           <w:lang w:val="en-US" w:eastAsia="zh-CN"/>
         </w:rPr>
       </w:pPr>
-      <w:bookmarkStart w:id="31" w:name="_Toc31568"/>
+      <w:bookmarkStart w:id="31" w:name="_Toc27271"/>
       <w:r>
         <w:rPr>
           <w:rFonts w:hint="eastAsia"/>
@@ -45325,7 +45268,7 @@
           <w:lang w:val="en-US" w:eastAsia="zh-CN"/>
         </w:rPr>
       </w:pPr>
-      <w:bookmarkStart w:id="32" w:name="_Toc24133"/>
+      <w:bookmarkStart w:id="32" w:name="_Toc3008"/>
       <w:r>
         <w:rPr>
           <w:rFonts w:hint="eastAsia"/>
@@ -46813,7 +46756,7 @@
           <w:lang w:val="en-US" w:eastAsia="zh-CN"/>
         </w:rPr>
       </w:pPr>
-      <w:bookmarkStart w:id="33" w:name="_Toc12070"/>
+      <w:bookmarkStart w:id="33" w:name="_Toc12940"/>
       <w:r>
         <w:rPr>
           <w:rFonts w:hint="eastAsia"/>
@@ -46834,7 +46777,7 @@
           <w:lang w:val="en-US" w:eastAsia="zh-CN"/>
         </w:rPr>
       </w:pPr>
-      <w:bookmarkStart w:id="34" w:name="_Toc2873"/>
+      <w:bookmarkStart w:id="34" w:name="_Toc9711"/>
       <w:r>
         <w:rPr>
           <w:rFonts w:hint="eastAsia"/>
@@ -46858,6 +46801,7 @@
     </w:p>
     <w:tbl>
       <w:tblPr>
+        <w:tblStyle w:val="12"/>
         <w:tblW w:w="0" w:type="auto"/>
         <w:tblInd w:w="-1401" w:type="dxa"/>
         <w:tblBorders>
@@ -46948,7 +46892,6 @@
                 <w:kern w:val="0"/>
                 <w:sz w:val="22"/>
                 <w:szCs w:val="22"/>
-                <w:bdr w:val="none" w:color="auto" w:sz="0" w:space="0"/>
                 <w:lang w:val="en-US" w:eastAsia="zh-CN" w:bidi="ar"/>
               </w:rPr>
               <w:t>层</w:t>
@@ -47000,7 +46943,6 @@
                 <w:kern w:val="0"/>
                 <w:sz w:val="22"/>
                 <w:szCs w:val="22"/>
-                <w:bdr w:val="none" w:color="auto" w:sz="0" w:space="0"/>
                 <w:lang w:val="en-US" w:eastAsia="zh-CN" w:bidi="ar"/>
               </w:rPr>
               <w:t>职责</w:t>
@@ -47052,7 +46994,6 @@
                 <w:kern w:val="0"/>
                 <w:sz w:val="22"/>
                 <w:szCs w:val="22"/>
-                <w:bdr w:val="none" w:color="auto" w:sz="0" w:space="0"/>
                 <w:lang w:val="en-US" w:eastAsia="zh-CN" w:bidi="ar"/>
               </w:rPr>
               <w:t>核心组件</w:t>
@@ -47070,6 +47011,7 @@
             <w:insideH w:val="none" w:color="auto" w:sz="0" w:space="0"/>
             <w:insideV w:val="none" w:color="auto" w:sz="0" w:space="0"/>
           </w:tblBorders>
+          <w:shd w:val="clear" w:color="auto" w:fill="FFFFFF"/>
           <w:tblCellMar>
             <w:top w:w="15" w:type="dxa"/>
             <w:left w:w="15" w:type="dxa"/>
@@ -47122,7 +47064,6 @@
                 <w:kern w:val="0"/>
                 <w:sz w:val="22"/>
                 <w:szCs w:val="22"/>
-                <w:bdr w:val="none" w:color="auto" w:sz="0" w:space="0"/>
                 <w:lang w:val="en-US" w:eastAsia="zh-CN" w:bidi="ar"/>
               </w:rPr>
               <w:t>表现层</w:t>
@@ -47171,7 +47112,6 @@
                 <w:kern w:val="0"/>
                 <w:sz w:val="22"/>
                 <w:szCs w:val="22"/>
-                <w:bdr w:val="none" w:color="auto" w:sz="0" w:space="0"/>
                 <w:lang w:val="en-US" w:eastAsia="zh-CN" w:bidi="ar"/>
               </w:rPr>
               <w:t>用户界面展示</w:t>
@@ -47220,7 +47160,6 @@
                 <w:kern w:val="0"/>
                 <w:sz w:val="22"/>
                 <w:szCs w:val="22"/>
-                <w:bdr w:val="none" w:color="auto" w:sz="0" w:space="0"/>
                 <w:lang w:val="en-US" w:eastAsia="zh-CN" w:bidi="ar"/>
               </w:rPr>
               <w:t>Login.q</w:t>
@@ -47236,7 +47175,6 @@
                 <w:kern w:val="0"/>
                 <w:sz w:val="22"/>
                 <w:szCs w:val="22"/>
-                <w:bdr w:val="none" w:color="auto" w:sz="0" w:space="0"/>
                 <w:lang w:val="en-US" w:eastAsia="zh-CN" w:bidi="ar"/>
               </w:rPr>
               <w:t>ml</w:t>
@@ -47252,7 +47190,6 @@
                 <w:kern w:val="0"/>
                 <w:sz w:val="22"/>
                 <w:szCs w:val="22"/>
-                <w:bdr w:val="none" w:color="auto" w:sz="0" w:space="0"/>
                 <w:lang w:val="en-US" w:eastAsia="zh-CN" w:bidi="ar"/>
               </w:rPr>
               <w:t>, Register.qml, TCPClient.qml</w:t>
@@ -47270,6 +47207,7 @@
             <w:insideH w:val="none" w:color="auto" w:sz="0" w:space="0"/>
             <w:insideV w:val="none" w:color="auto" w:sz="0" w:space="0"/>
           </w:tblBorders>
+          <w:shd w:val="clear" w:color="auto" w:fill="FFFFFF"/>
           <w:tblCellMar>
             <w:top w:w="15" w:type="dxa"/>
             <w:left w:w="15" w:type="dxa"/>
@@ -47322,7 +47260,6 @@
                 <w:kern w:val="0"/>
                 <w:sz w:val="22"/>
                 <w:szCs w:val="22"/>
-                <w:bdr w:val="none" w:color="auto" w:sz="0" w:space="0"/>
                 <w:lang w:val="en-US" w:eastAsia="zh-CN" w:bidi="ar"/>
               </w:rPr>
               <w:t>应用层</w:t>
@@ -47371,7 +47308,6 @@
                 <w:kern w:val="0"/>
                 <w:sz w:val="22"/>
                 <w:szCs w:val="22"/>
-                <w:bdr w:val="none" w:color="auto" w:sz="0" w:space="0"/>
                 <w:lang w:val="en-US" w:eastAsia="zh-CN" w:bidi="ar"/>
               </w:rPr>
               <w:t>信号中转与流程控制</w:t>
@@ -47420,7 +47356,6 @@
                 <w:kern w:val="0"/>
                 <w:sz w:val="22"/>
                 <w:szCs w:val="22"/>
-                <w:bdr w:val="none" w:color="auto" w:sz="0" w:space="0"/>
                 <w:lang w:val="en-US" w:eastAsia="zh-CN" w:bidi="ar"/>
               </w:rPr>
               <w:t>UserControl, UserServerControl</w:t>
@@ -47438,6 +47373,7 @@
             <w:insideH w:val="none" w:color="auto" w:sz="0" w:space="0"/>
             <w:insideV w:val="none" w:color="auto" w:sz="0" w:space="0"/>
           </w:tblBorders>
+          <w:shd w:val="clear" w:color="auto" w:fill="FFFFFF"/>
           <w:tblCellMar>
             <w:top w:w="15" w:type="dxa"/>
             <w:left w:w="15" w:type="dxa"/>
@@ -47490,7 +47426,6 @@
                 <w:kern w:val="0"/>
                 <w:sz w:val="22"/>
                 <w:szCs w:val="22"/>
-                <w:bdr w:val="none" w:color="auto" w:sz="0" w:space="0"/>
                 <w:lang w:val="en-US" w:eastAsia="zh-CN" w:bidi="ar"/>
               </w:rPr>
               <w:t>域层</w:t>
@@ -47539,7 +47474,6 @@
                 <w:kern w:val="0"/>
                 <w:sz w:val="22"/>
                 <w:szCs w:val="22"/>
-                <w:bdr w:val="none" w:color="auto" w:sz="0" w:space="0"/>
                 <w:lang w:val="en-US" w:eastAsia="zh-CN" w:bidi="ar"/>
               </w:rPr>
               <w:t>核心业务逻辑</w:t>
@@ -47588,7 +47522,6 @@
                 <w:kern w:val="0"/>
                 <w:sz w:val="22"/>
                 <w:szCs w:val="22"/>
-                <w:bdr w:val="none" w:color="auto" w:sz="0" w:space="0"/>
                 <w:lang w:val="en-US" w:eastAsia="zh-CN" w:bidi="ar"/>
               </w:rPr>
               <w:t>CServer, User, HttpConnection, TcpChatSession</w:t>
@@ -47606,6 +47539,7 @@
             <w:insideH w:val="none" w:color="auto" w:sz="0" w:space="0"/>
             <w:insideV w:val="none" w:color="auto" w:sz="0" w:space="0"/>
           </w:tblBorders>
+          <w:shd w:val="clear" w:color="auto" w:fill="FFFFFF"/>
           <w:tblCellMar>
             <w:top w:w="15" w:type="dxa"/>
             <w:left w:w="15" w:type="dxa"/>
@@ -47658,7 +47592,6 @@
                 <w:kern w:val="0"/>
                 <w:sz w:val="22"/>
                 <w:szCs w:val="22"/>
-                <w:bdr w:val="none" w:color="auto" w:sz="0" w:space="0"/>
                 <w:lang w:val="en-US" w:eastAsia="zh-CN" w:bidi="ar"/>
               </w:rPr>
               <w:t>基础设施层</w:t>
@@ -47707,7 +47640,6 @@
                 <w:kern w:val="0"/>
                 <w:sz w:val="22"/>
                 <w:szCs w:val="22"/>
-                <w:bdr w:val="none" w:color="auto" w:sz="0" w:space="0"/>
                 <w:lang w:val="en-US" w:eastAsia="zh-CN" w:bidi="ar"/>
               </w:rPr>
               <w:t>技术支持</w:t>
@@ -47756,7 +47688,6 @@
                 <w:kern w:val="0"/>
                 <w:sz w:val="22"/>
                 <w:szCs w:val="22"/>
-                <w:bdr w:val="none" w:color="auto" w:sz="0" w:space="0"/>
                 <w:lang w:val="en-US" w:eastAsia="zh-CN" w:bidi="ar"/>
               </w:rPr>
               <w:t>Repository</w:t>
@@ -48929,8 +48860,6 @@
         </w:rPr>
         <w:t>处理用户密码校正等业务处理</w:t>
       </w:r>
-      <w:bookmarkStart w:id="41" w:name="_GoBack"/>
-      <w:bookmarkEnd w:id="41"/>
     </w:p>
     <w:p>
       <w:pPr>
@@ -49161,7 +49090,7 @@
           <w:lang w:val="en-US" w:eastAsia="zh-CN"/>
         </w:rPr>
       </w:pPr>
-      <w:bookmarkStart w:id="35" w:name="_Toc5903"/>
+      <w:bookmarkStart w:id="35" w:name="_Toc16094"/>
       <w:r>
         <w:rPr>
           <w:rFonts w:hint="eastAsia"/>
@@ -49651,7 +49580,7 @@
           <w:lang w:val="en-US" w:eastAsia="zh-CN"/>
         </w:rPr>
       </w:pPr>
-      <w:bookmarkStart w:id="36" w:name="_Toc11979"/>
+      <w:bookmarkStart w:id="36" w:name="_Toc23416"/>
       <w:r>
         <w:rPr>
           <w:rFonts w:hint="eastAsia"/>
@@ -50217,7 +50146,7 @@
           <w:lang w:val="en-US" w:eastAsia="zh-CN"/>
         </w:rPr>
       </w:pPr>
-      <w:bookmarkStart w:id="37" w:name="_Toc9097"/>
+      <w:bookmarkStart w:id="37" w:name="_Toc19813"/>
       <w:r>
         <w:rPr>
           <w:rFonts w:hint="eastAsia"/>
@@ -50244,94 +50173,29 @@
         <w:textAlignment w:val="auto"/>
         <w:rPr>
           <w:rFonts w:hint="eastAsia"/>
-          <w:lang w:val="en-US" w:eastAsia="zh-CN"/>
-        </w:rPr>
-      </w:pPr>
-      <w:bookmarkStart w:id="38" w:name="_Toc2158"/>
+          <w:sz w:val="30"/>
+          <w:szCs w:val="30"/>
+          <w:lang w:val="en-US" w:eastAsia="zh-CN"/>
+        </w:rPr>
+      </w:pPr>
+      <w:bookmarkStart w:id="38" w:name="_Toc26267"/>
       <w:r>
         <w:rPr>
           <w:rFonts w:hint="eastAsia"/>
           <w:lang w:val="en-US" w:eastAsia="zh-CN"/>
         </w:rPr>
-        <w:t>A1. 等等</w:t>
-      </w:r>
-      <w:bookmarkEnd w:id="38"/>
-    </w:p>
-    <w:p>
-      <w:pPr>
-        <w:pageBreakBefore w:val="0"/>
-        <w:numPr>
-          <w:ilvl w:val="0"/>
-          <w:numId w:val="0"/>
-        </w:numPr>
-        <w:kinsoku/>
-        <w:wordWrap/>
-        <w:overflowPunct/>
-        <w:topLinePunct w:val="0"/>
-        <w:autoSpaceDE/>
-        <w:autoSpaceDN/>
-        <w:bidi w:val="0"/>
-        <w:adjustRightInd/>
-        <w:snapToGrid/>
-        <w:spacing w:line="240" w:lineRule="auto"/>
-        <w:textAlignment w:val="auto"/>
-        <w:rPr>
-          <w:rFonts w:hint="default"/>
-          <w:sz w:val="24"/>
-          <w:szCs w:val="24"/>
-          <w:lang w:val="en-US" w:eastAsia="zh-CN"/>
-        </w:rPr>
-      </w:pPr>
-      <w:r>
-        <w:rPr>
-          <w:rFonts w:hint="eastAsia"/>
-          <w:sz w:val="24"/>
-          <w:szCs w:val="24"/>
-          <w:lang w:val="en-US" w:eastAsia="zh-CN"/>
-        </w:rPr>
-        <w:t>等等</w:t>
-      </w:r>
-    </w:p>
-    <w:p>
-      <w:pPr>
-        <w:pStyle w:val="3"/>
-        <w:pageBreakBefore w:val="0"/>
-        <w:kinsoku/>
-        <w:wordWrap/>
-        <w:overflowPunct/>
-        <w:topLinePunct w:val="0"/>
-        <w:autoSpaceDE/>
-        <w:autoSpaceDN/>
-        <w:bidi w:val="0"/>
-        <w:adjustRightInd/>
-        <w:snapToGrid/>
-        <w:spacing w:line="240" w:lineRule="auto"/>
-        <w:textAlignment w:val="auto"/>
+        <w:t>A1. 编写</w:t>
+      </w:r>
+      <w:r>
         <w:rPr>
           <w:rFonts w:hint="eastAsia"/>
           <w:sz w:val="30"/>
           <w:szCs w:val="30"/>
           <w:lang w:val="en-US" w:eastAsia="zh-CN"/>
         </w:rPr>
-      </w:pPr>
-      <w:bookmarkStart w:id="39" w:name="_Toc27542"/>
-      <w:r>
-        <w:rPr>
-          <w:rFonts w:hint="eastAsia"/>
-          <w:lang w:val="en-US" w:eastAsia="zh-CN"/>
-        </w:rPr>
-        <w:t>A2. 编写</w:t>
-      </w:r>
-      <w:r>
-        <w:rPr>
-          <w:rFonts w:hint="eastAsia"/>
-          <w:sz w:val="30"/>
-          <w:szCs w:val="30"/>
-          <w:lang w:val="en-US" w:eastAsia="zh-CN"/>
-        </w:rPr>
         <w:t>日志</w:t>
       </w:r>
-      <w:bookmarkEnd w:id="39"/>
+      <w:bookmarkEnd w:id="38"/>
     </w:p>
     <w:tbl>
       <w:tblPr>
@@ -51965,6 +51829,180 @@
             <w:tcBorders>
               <w:top w:val="nil"/>
               <w:left w:val="nil"/>
+              <w:bottom w:val="nil"/>
+              <w:right w:val="nil"/>
+            </w:tcBorders>
+            <w:shd w:val="clear" w:color="auto" w:fill="FFFFFF"/>
+            <w:vAlign w:val="center"/>
+          </w:tcPr>
+          <w:p>
+            <w:pPr>
+              <w:pageBreakBefore w:val="0"/>
+              <w:kinsoku/>
+              <w:wordWrap/>
+              <w:overflowPunct/>
+              <w:topLinePunct w:val="0"/>
+              <w:autoSpaceDE/>
+              <w:autoSpaceDN/>
+              <w:bidi w:val="0"/>
+              <w:adjustRightInd/>
+              <w:snapToGrid/>
+              <w:spacing w:line="240" w:lineRule="auto"/>
+              <w:jc w:val="center"/>
+              <w:textAlignment w:val="auto"/>
+              <w:rPr>
+                <w:rFonts w:hint="default" w:asciiTheme="minorEastAsia" w:hAnsiTheme="minorEastAsia" w:eastAsiaTheme="minorEastAsia" w:cstheme="minorEastAsia"/>
+                <w:b w:val="0"/>
+                <w:color w:val="000000"/>
+                <w:sz w:val="24"/>
+                <w:szCs w:val="24"/>
+                <w:vertAlign w:val="baseline"/>
+                <w:lang w:val="en-US" w:eastAsia="zh-CN"/>
+              </w:rPr>
+            </w:pPr>
+            <w:r>
+              <w:rPr>
+                <w:rFonts w:hint="eastAsia" w:asciiTheme="minorEastAsia" w:hAnsiTheme="minorEastAsia" w:cstheme="minorEastAsia"/>
+                <w:b w:val="0"/>
+                <w:color w:val="000000"/>
+                <w:sz w:val="24"/>
+                <w:szCs w:val="24"/>
+                <w:vertAlign w:val="baseline"/>
+                <w:lang w:val="en-US" w:eastAsia="zh-CN"/>
+              </w:rPr>
+              <w:t>1月16日</w:t>
+            </w:r>
+          </w:p>
+        </w:tc>
+        <w:tc>
+          <w:tcPr>
+            <w:tcW w:w="5292" w:type="dxa"/>
+            <w:tcBorders>
+              <w:top w:val="nil"/>
+              <w:left w:val="nil"/>
+              <w:bottom w:val="nil"/>
+              <w:right w:val="nil"/>
+            </w:tcBorders>
+            <w:shd w:val="clear" w:color="auto" w:fill="FFFFFF"/>
+            <w:vAlign w:val="center"/>
+          </w:tcPr>
+          <w:p>
+            <w:pPr>
+              <w:pageBreakBefore w:val="0"/>
+              <w:kinsoku/>
+              <w:wordWrap/>
+              <w:overflowPunct/>
+              <w:topLinePunct w:val="0"/>
+              <w:autoSpaceDE/>
+              <w:autoSpaceDN/>
+              <w:bidi w:val="0"/>
+              <w:adjustRightInd/>
+              <w:snapToGrid/>
+              <w:spacing w:line="240" w:lineRule="auto"/>
+              <w:jc w:val="left"/>
+              <w:textAlignment w:val="auto"/>
+              <w:rPr>
+                <w:rFonts w:hint="default" w:asciiTheme="minorEastAsia" w:hAnsiTheme="minorEastAsia" w:eastAsiaTheme="minorEastAsia" w:cstheme="minorEastAsia"/>
+                <w:b w:val="0"/>
+                <w:color w:val="000000"/>
+                <w:sz w:val="24"/>
+                <w:szCs w:val="24"/>
+                <w:vertAlign w:val="baseline"/>
+                <w:lang w:val="en-US" w:eastAsia="zh-CN"/>
+              </w:rPr>
+            </w:pPr>
+            <w:r>
+              <w:rPr>
+                <w:rFonts w:hint="eastAsia" w:asciiTheme="minorEastAsia" w:hAnsiTheme="minorEastAsia" w:cstheme="minorEastAsia"/>
+                <w:b w:val="0"/>
+                <w:color w:val="000000"/>
+                <w:sz w:val="24"/>
+                <w:szCs w:val="24"/>
+                <w:vertAlign w:val="baseline"/>
+                <w:lang w:val="en-US" w:eastAsia="zh-CN"/>
+              </w:rPr>
+              <w:t>完善文档，最终提交</w:t>
+            </w:r>
+          </w:p>
+        </w:tc>
+        <w:tc>
+          <w:tcPr>
+            <w:tcW w:w="1855" w:type="dxa"/>
+            <w:tcBorders>
+              <w:top w:val="nil"/>
+              <w:left w:val="nil"/>
+              <w:bottom w:val="nil"/>
+              <w:right w:val="nil"/>
+            </w:tcBorders>
+            <w:shd w:val="clear" w:color="auto" w:fill="FFFFFF"/>
+            <w:vAlign w:val="center"/>
+          </w:tcPr>
+          <w:p>
+            <w:pPr>
+              <w:pageBreakBefore w:val="0"/>
+              <w:kinsoku/>
+              <w:wordWrap/>
+              <w:overflowPunct/>
+              <w:topLinePunct w:val="0"/>
+              <w:autoSpaceDE/>
+              <w:autoSpaceDN/>
+              <w:bidi w:val="0"/>
+              <w:adjustRightInd/>
+              <w:snapToGrid/>
+              <w:spacing w:line="240" w:lineRule="auto"/>
+              <w:jc w:val="left"/>
+              <w:textAlignment w:val="auto"/>
+              <w:rPr>
+                <w:rFonts w:hint="default" w:asciiTheme="minorEastAsia" w:hAnsiTheme="minorEastAsia" w:eastAsiaTheme="minorEastAsia" w:cstheme="minorEastAsia"/>
+                <w:b w:val="0"/>
+                <w:color w:val="000000"/>
+                <w:sz w:val="24"/>
+                <w:szCs w:val="24"/>
+                <w:vertAlign w:val="baseline"/>
+                <w:lang w:val="en-US" w:eastAsia="zh-CN"/>
+              </w:rPr>
+            </w:pPr>
+            <w:r>
+              <w:rPr>
+                <w:rFonts w:hint="eastAsia" w:asciiTheme="minorEastAsia" w:hAnsiTheme="minorEastAsia" w:cstheme="minorEastAsia"/>
+                <w:b w:val="0"/>
+                <w:color w:val="000000"/>
+                <w:sz w:val="24"/>
+                <w:szCs w:val="24"/>
+                <w:vertAlign w:val="baseline"/>
+                <w:lang w:val="en-US" w:eastAsia="zh-CN"/>
+              </w:rPr>
+              <w:t>ALL</w:t>
+            </w:r>
+          </w:p>
+        </w:tc>
+      </w:tr>
+      <w:tr>
+        <w:tblPrEx>
+          <w:tblBorders>
+            <w:top w:val="single" w:color="auto" w:sz="4" w:space="0"/>
+            <w:left w:val="single" w:color="auto" w:sz="4" w:space="0"/>
+            <w:bottom w:val="single" w:color="auto" w:sz="4" w:space="0"/>
+            <w:right w:val="single" w:color="auto" w:sz="4" w:space="0"/>
+            <w:insideH w:val="single" w:color="auto" w:sz="4" w:space="0"/>
+            <w:insideV w:val="single" w:color="auto" w:sz="4" w:space="0"/>
+          </w:tblBorders>
+          <w:tblCellMar>
+            <w:top w:w="0" w:type="dxa"/>
+            <w:left w:w="108" w:type="dxa"/>
+            <w:bottom w:w="0" w:type="dxa"/>
+            <w:right w:w="108" w:type="dxa"/>
+          </w:tblCellMar>
+        </w:tblPrEx>
+        <w:trPr>
+          <w:trHeight w:val="397" w:hRule="atLeast"/>
+        </w:trPr>
+        <w:tc>
+          <w:tcPr>
+            <w:tcW w:w="1375" w:type="dxa"/>
+            <w:tcBorders>
+              <w:top w:val="nil"/>
+              <w:left w:val="nil"/>
               <w:bottom w:val="single" w:color="000000" w:sz="12" w:space="0"/>
               <w:right w:val="nil"/>
             </w:tcBorders>
@@ -51987,7 +52025,7 @@
               <w:jc w:val="center"/>
               <w:textAlignment w:val="auto"/>
               <w:rPr>
-                <w:rFonts w:hint="default" w:asciiTheme="minorEastAsia" w:hAnsiTheme="minorEastAsia" w:eastAsiaTheme="minorEastAsia" w:cstheme="minorEastAsia"/>
+                <w:rFonts w:hint="default" w:asciiTheme="minorEastAsia" w:hAnsiTheme="minorEastAsia" w:cstheme="minorEastAsia"/>
                 <w:b w:val="0"/>
                 <w:color w:val="000000"/>
                 <w:sz w:val="24"/>
@@ -52006,7 +52044,7 @@
                 <w:vertAlign w:val="baseline"/>
                 <w:lang w:val="en-US" w:eastAsia="zh-CN"/>
               </w:rPr>
-              <w:t>1月16日</w:t>
+              <w:t>3月13日</w:t>
             </w:r>
           </w:p>
         </w:tc>
@@ -52038,7 +52076,7 @@
               <w:jc w:val="left"/>
               <w:textAlignment w:val="auto"/>
               <w:rPr>
-                <w:rFonts w:hint="default" w:asciiTheme="minorEastAsia" w:hAnsiTheme="minorEastAsia" w:eastAsiaTheme="minorEastAsia" w:cstheme="minorEastAsia"/>
+                <w:rFonts w:hint="default" w:asciiTheme="minorEastAsia" w:hAnsiTheme="minorEastAsia" w:cstheme="minorEastAsia"/>
                 <w:b w:val="0"/>
                 <w:color w:val="000000"/>
                 <w:sz w:val="24"/>
@@ -52057,7 +52095,7 @@
                 <w:vertAlign w:val="baseline"/>
                 <w:lang w:val="en-US" w:eastAsia="zh-CN"/>
               </w:rPr>
-              <w:t>完善文档，最终提交</w:t>
+              <w:t>修改文档</w:t>
             </w:r>
           </w:p>
         </w:tc>
@@ -52089,7 +52127,7 @@
               <w:jc w:val="left"/>
               <w:textAlignment w:val="auto"/>
               <w:rPr>
-                <w:rFonts w:hint="default" w:asciiTheme="minorEastAsia" w:hAnsiTheme="minorEastAsia" w:eastAsiaTheme="minorEastAsia" w:cstheme="minorEastAsia"/>
+                <w:rFonts w:hint="default" w:asciiTheme="minorEastAsia" w:hAnsiTheme="minorEastAsia" w:cstheme="minorEastAsia"/>
                 <w:b w:val="0"/>
                 <w:color w:val="000000"/>
                 <w:sz w:val="24"/>
@@ -52108,7 +52146,7 @@
                 <w:vertAlign w:val="baseline"/>
                 <w:lang w:val="en-US" w:eastAsia="zh-CN"/>
               </w:rPr>
-              <w:t>ALL</w:t>
+              <w:t>PT、GC</w:t>
             </w:r>
           </w:p>
         </w:tc>
@@ -52156,15 +52194,15 @@
           <w:lang w:val="en-US" w:eastAsia="zh-CN"/>
         </w:rPr>
       </w:pPr>
-      <w:bookmarkStart w:id="40" w:name="_Toc15107"/>
+      <w:bookmarkStart w:id="39" w:name="_Toc15220"/>
       <w:r>
         <w:rPr>
           <w:rFonts w:hint="eastAsia"/>
           <w:lang w:val="en-US" w:eastAsia="zh-CN"/>
         </w:rPr>
-        <w:t>A3. 开发日志</w:t>
-      </w:r>
-      <w:bookmarkEnd w:id="40"/>
+        <w:t>A2. 开发日志</w:t>
+      </w:r>
+      <w:bookmarkEnd w:id="39"/>
     </w:p>
     <w:tbl>
       <w:tblPr>
@@ -52968,6 +53006,8 @@
                 <w:lang w:val="en-US" w:eastAsia="zh-CN"/>
               </w:rPr>
             </w:pPr>
+            <w:bookmarkStart w:id="40" w:name="_GoBack"/>
+            <w:bookmarkEnd w:id="40"/>
           </w:p>
         </w:tc>
       </w:tr>
